--- a/6-过程管理/流程制度规范类文件/SFKJ-ITSS-0608-运维服务配置管理制度.docx
+++ b/6-过程管理/流程制度规范类文件/SFKJ-ITSS-0608-运维服务配置管理制度.docx
@@ -1,11 +1,10 @@
 
 <file path=word/document.xml><?xml version="1.0" encoding="utf-8"?>
-<w:document xmlns:wpc="http://schemas.microsoft.com/office/word/2010/wordprocessingCanvas" xmlns:mc="http://schemas.openxmlformats.org/markup-compatibility/2006" xmlns:o="urn:schemas-microsoft-com:office:office" xmlns:r="http://schemas.openxmlformats.org/officeDocument/2006/relationships" xmlns:m="http://schemas.openxmlformats.org/officeDocument/2006/math" xmlns:v="urn:schemas-microsoft-com:vml" xmlns:wp14="http://schemas.microsoft.com/office/word/2010/wordprocessingDrawing" xmlns:wp="http://schemas.openxmlformats.org/drawingml/2006/wordprocessingDrawing" xmlns:w10="urn:schemas-microsoft-com:office:word" xmlns:w="http://schemas.openxmlformats.org/wordprocessingml/2006/main" xmlns:w14="http://schemas.microsoft.com/office/word/2010/wordml" xmlns:w15="http://schemas.microsoft.com/office/word/2012/wordml" xmlns:wne="http://schemas.microsoft.com/office/word/2006/wordml" xmlns:wpg="http://schemas.microsoft.com/office/word/2010/wordprocessingGroup" xmlns:wpi="http://schemas.microsoft.com/office/word/2010/wordprocessingInk" xmlns:wps="http://schemas.microsoft.com/office/word/2010/wordprocessingShape" mc:Ignorable="w14 w15 wp14">
-  <!-- Generated by Aspose.Words for .NET 13.3.0.1 -->
+<w:document xmlns:wpc="http://schemas.microsoft.com/office/word/2010/wordprocessingCanvas" xmlns:cx="http://schemas.microsoft.com/office/drawing/2014/chartex" xmlns:cx1="http://schemas.microsoft.com/office/drawing/2015/9/8/chartex" xmlns:cx2="http://schemas.microsoft.com/office/drawing/2015/10/21/chartex" xmlns:cx3="http://schemas.microsoft.com/office/drawing/2016/5/9/chartex" xmlns:cx4="http://schemas.microsoft.com/office/drawing/2016/5/10/chartex" xmlns:cx5="http://schemas.microsoft.com/office/drawing/2016/5/11/chartex" xmlns:cx6="http://schemas.microsoft.com/office/drawing/2016/5/12/chartex" xmlns:cx7="http://schemas.microsoft.com/office/drawing/2016/5/13/chartex" xmlns:cx8="http://schemas.microsoft.com/office/drawing/2016/5/14/chartex" xmlns:mc="http://schemas.openxmlformats.org/markup-compatibility/2006" xmlns:o="urn:schemas-microsoft-com:office:office" xmlns:r="http://schemas.openxmlformats.org/officeDocument/2006/relationships" xmlns:m="http://schemas.openxmlformats.org/officeDocument/2006/math" xmlns:v="urn:schemas-microsoft-com:vml" xmlns:wp14="http://schemas.microsoft.com/office/word/2010/wordprocessingDrawing" xmlns:wp="http://schemas.openxmlformats.org/drawingml/2006/wordprocessingDrawing" xmlns:w="http://schemas.openxmlformats.org/wordprocessingml/2006/main" xmlns:w14="http://schemas.microsoft.com/office/word/2010/wordml" xmlns:w10="urn:schemas-microsoft-com:office:word" xmlns:w15="http://schemas.microsoft.com/office/word/2012/wordml" xmlns:wpg="http://schemas.microsoft.com/office/word/2010/wordprocessingGroup" xmlns:wpi="http://schemas.microsoft.com/office/word/2010/wordprocessingInk" xmlns:wne="http://schemas.microsoft.com/office/word/2006/wordml" xmlns:wps="http://schemas.microsoft.com/office/word/2010/wordprocessingShape" xmlns:wpsCustomData="http://www.wps.cn/officeDocument/2013/wpsCustomData" mc:Ignorable="w14 w15 wp14">
   <w:body>
     <w:p>
       <w:pPr>
-        <w:pStyle w:val="a"/>
+        <w:pStyle w:val="26"/>
         <w:keepNext w:val="0"/>
         <w:keepLines w:val="0"/>
         <w:pageBreakBefore w:val="0"/>
@@ -26,21 +25,19 @@
           <w:lang w:val="en-US" w:eastAsia="zh-CN"/>
         </w:rPr>
       </w:pPr>
-      <w:bookmarkStart w:id="0" w:name="_GoBack"/>
+      <w:bookmarkStart w:id="0" w:name="_Toc3156"/>
+      <w:r>
+        <w:rPr>
+          <w:rFonts w:hint="eastAsia"/>
+          <w:lang w:val="en-US" w:eastAsia="zh-CN"/>
+        </w:rPr>
+        <w:t>‌数飞科技(宁波)有限公司</w:t>
+      </w:r>
       <w:bookmarkEnd w:id="0"/>
-      <w:bookmarkStart w:id="1" w:name="_Toc3156"/>
-      <w:r>
-        <w:rPr>
-          <w:rFonts w:hint="eastAsia"/>
-          <w:lang w:val="en-US" w:eastAsia="zh-CN"/>
-        </w:rPr>
-        <w:t>‌数飞科技(宁波)有限公司</w:t>
-      </w:r>
-      <w:bookmarkEnd w:id="1"/>
-    </w:p>
-    <w:p>
-      <w:pPr>
-        <w:pStyle w:val="a0"/>
+    </w:p>
+    <w:p>
+      <w:pPr>
+        <w:pStyle w:val="27"/>
         <w:keepNext w:val="0"/>
         <w:keepLines w:val="0"/>
         <w:pageBreakBefore w:val="0"/>
@@ -71,17 +68,18 @@
     </w:p>
     <w:tbl>
       <w:tblPr>
-        <w:tblStyle w:val="TableGrid"/>
+        <w:tblStyle w:val="23"/>
         <w:tblW w:w="8522" w:type="dxa"/>
         <w:jc w:val="center"/>
         <w:tblBorders>
-          <w:top w:val="nil"/>
-          <w:left w:val="nil"/>
-          <w:bottom w:val="nil"/>
-          <w:right w:val="nil"/>
-          <w:insideH w:val="nil"/>
-          <w:insideV w:val="nil"/>
+          <w:top w:val="none" w:color="auto" w:sz="0" w:space="0"/>
+          <w:left w:val="none" w:color="auto" w:sz="0" w:space="0"/>
+          <w:bottom w:val="none" w:color="auto" w:sz="0" w:space="0"/>
+          <w:right w:val="none" w:color="auto" w:sz="0" w:space="0"/>
+          <w:insideH w:val="none" w:color="auto" w:sz="0" w:space="0"/>
+          <w:insideV w:val="none" w:color="auto" w:sz="0" w:space="0"/>
         </w:tblBorders>
+        <w:tblLayout w:type="autofit"/>
         <w:tblCellMar>
           <w:top w:w="0" w:type="dxa"/>
           <w:left w:w="108" w:type="dxa"/>
@@ -97,15 +95,13 @@
       </w:tblGrid>
       <w:tr>
         <w:tblPrEx>
-          <w:tblW w:w="8522" w:type="dxa"/>
-          <w:jc w:val="center"/>
           <w:tblBorders>
-            <w:top w:val="nil"/>
-            <w:left w:val="nil"/>
-            <w:bottom w:val="nil"/>
-            <w:right w:val="nil"/>
-            <w:insideH w:val="nil"/>
-            <w:insideV w:val="nil"/>
+            <w:top w:val="none" w:color="auto" w:sz="0" w:space="0"/>
+            <w:left w:val="none" w:color="auto" w:sz="0" w:space="0"/>
+            <w:bottom w:val="none" w:color="auto" w:sz="0" w:space="0"/>
+            <w:right w:val="none" w:color="auto" w:sz="0" w:space="0"/>
+            <w:insideH w:val="none" w:color="auto" w:sz="0" w:space="0"/>
+            <w:insideV w:val="none" w:color="auto" w:sz="0" w:space="0"/>
           </w:tblBorders>
           <w:tblCellMar>
             <w:top w:w="0" w:type="dxa"/>
@@ -115,7 +111,7 @@
           </w:tblCellMar>
         </w:tblPrEx>
         <w:trPr>
-          <w:trHeight w:val="0"/>
+          <w:trHeight w:val="0" w:hRule="atLeast"/>
           <w:tblHeader/>
           <w:jc w:val="center"/>
         </w:trPr>
@@ -123,8 +119,8 @@
           <w:tcPr>
             <w:tcW w:w="1824" w:type="dxa"/>
             <w:tcBorders>
-              <w:top w:val="single" w:sz="4" w:space="0" w:color="auto"/>
-              <w:left w:val="single" w:sz="4" w:space="0" w:color="auto"/>
+              <w:top w:val="single" w:color="auto" w:sz="4" w:space="0"/>
+              <w:left w:val="single" w:color="auto" w:sz="4" w:space="0"/>
               <w:bottom w:val="nil"/>
               <w:right w:val="nil"/>
             </w:tcBorders>
@@ -170,8 +166,8 @@
           <w:tcPr>
             <w:tcW w:w="3090" w:type="dxa"/>
             <w:tcBorders>
-              <w:top w:val="single" w:sz="4" w:space="0" w:color="auto"/>
-              <w:left w:val="single" w:sz="4" w:space="0" w:color="auto"/>
+              <w:top w:val="single" w:color="auto" w:sz="4" w:space="0"/>
+              <w:left w:val="single" w:color="auto" w:sz="4" w:space="0"/>
               <w:bottom w:val="nil"/>
               <w:right w:val="nil"/>
             </w:tcBorders>
@@ -216,8 +212,8 @@
           <w:tcPr>
             <w:tcW w:w="1824" w:type="dxa"/>
             <w:tcBorders>
-              <w:top w:val="single" w:sz="4" w:space="0" w:color="auto"/>
-              <w:left w:val="single" w:sz="4" w:space="0" w:color="auto"/>
+              <w:top w:val="single" w:color="auto" w:sz="4" w:space="0"/>
+              <w:left w:val="single" w:color="auto" w:sz="4" w:space="0"/>
               <w:bottom w:val="nil"/>
               <w:right w:val="nil"/>
             </w:tcBorders>
@@ -263,10 +259,10 @@
           <w:tcPr>
             <w:tcW w:w="1784" w:type="dxa"/>
             <w:tcBorders>
-              <w:top w:val="single" w:sz="4" w:space="0" w:color="auto"/>
-              <w:left w:val="single" w:sz="4" w:space="0" w:color="auto"/>
+              <w:top w:val="single" w:color="auto" w:sz="4" w:space="0"/>
+              <w:left w:val="single" w:color="auto" w:sz="4" w:space="0"/>
               <w:bottom w:val="nil"/>
-              <w:right w:val="single" w:sz="4" w:space="0" w:color="auto"/>
+              <w:right w:val="single" w:color="auto" w:sz="4" w:space="0"/>
             </w:tcBorders>
             <w:tcMar>
               <w:top w:w="-1" w:type="dxa"/>
@@ -308,8 +304,14 @@
       </w:tr>
       <w:tr>
         <w:tblPrEx>
-          <w:tblW w:w="8522" w:type="dxa"/>
-          <w:jc w:val="center"/>
+          <w:tblBorders>
+            <w:top w:val="none" w:color="auto" w:sz="0" w:space="0"/>
+            <w:left w:val="none" w:color="auto" w:sz="0" w:space="0"/>
+            <w:bottom w:val="none" w:color="auto" w:sz="0" w:space="0"/>
+            <w:right w:val="none" w:color="auto" w:sz="0" w:space="0"/>
+            <w:insideH w:val="none" w:color="auto" w:sz="0" w:space="0"/>
+            <w:insideV w:val="none" w:color="auto" w:sz="0" w:space="0"/>
+          </w:tblBorders>
           <w:tblCellMar>
             <w:top w:w="0" w:type="dxa"/>
             <w:left w:w="108" w:type="dxa"/>
@@ -318,7 +320,7 @@
           </w:tblCellMar>
         </w:tblPrEx>
         <w:trPr>
-          <w:trHeight w:val="0"/>
+          <w:trHeight w:val="0" w:hRule="atLeast"/>
           <w:tblHeader/>
           <w:jc w:val="center"/>
         </w:trPr>
@@ -326,8 +328,8 @@
           <w:tcPr>
             <w:tcW w:w="1824" w:type="dxa"/>
             <w:tcBorders>
-              <w:top w:val="single" w:sz="4" w:space="0" w:color="auto"/>
-              <w:left w:val="single" w:sz="4" w:space="0" w:color="auto"/>
+              <w:top w:val="single" w:color="auto" w:sz="4" w:space="0"/>
+              <w:left w:val="single" w:color="auto" w:sz="4" w:space="0"/>
               <w:bottom w:val="nil"/>
               <w:right w:val="nil"/>
             </w:tcBorders>
@@ -373,8 +375,8 @@
           <w:tcPr>
             <w:tcW w:w="3090" w:type="dxa"/>
             <w:tcBorders>
-              <w:top w:val="single" w:sz="4" w:space="0" w:color="auto"/>
-              <w:left w:val="single" w:sz="4" w:space="0" w:color="auto"/>
+              <w:top w:val="single" w:color="auto" w:sz="4" w:space="0"/>
+              <w:left w:val="single" w:color="auto" w:sz="4" w:space="0"/>
               <w:bottom w:val="nil"/>
               <w:right w:val="nil"/>
             </w:tcBorders>
@@ -419,8 +421,8 @@
           <w:tcPr>
             <w:tcW w:w="1824" w:type="dxa"/>
             <w:tcBorders>
-              <w:top w:val="single" w:sz="4" w:space="0" w:color="auto"/>
-              <w:left w:val="single" w:sz="4" w:space="0" w:color="auto"/>
+              <w:top w:val="single" w:color="auto" w:sz="4" w:space="0"/>
+              <w:left w:val="single" w:color="auto" w:sz="4" w:space="0"/>
               <w:bottom w:val="nil"/>
               <w:right w:val="nil"/>
             </w:tcBorders>
@@ -466,10 +468,10 @@
           <w:tcPr>
             <w:tcW w:w="1784" w:type="dxa"/>
             <w:tcBorders>
-              <w:top w:val="single" w:sz="4" w:space="0" w:color="auto"/>
-              <w:left w:val="single" w:sz="4" w:space="0" w:color="auto"/>
+              <w:top w:val="single" w:color="auto" w:sz="4" w:space="0"/>
+              <w:left w:val="single" w:color="auto" w:sz="4" w:space="0"/>
               <w:bottom w:val="nil"/>
-              <w:right w:val="single" w:sz="4" w:space="0" w:color="auto"/>
+              <w:right w:val="single" w:color="auto" w:sz="4" w:space="0"/>
             </w:tcBorders>
             <w:tcMar>
               <w:top w:w="-1" w:type="dxa"/>
@@ -511,8 +513,14 @@
       </w:tr>
       <w:tr>
         <w:tblPrEx>
-          <w:tblW w:w="8522" w:type="dxa"/>
-          <w:jc w:val="center"/>
+          <w:tblBorders>
+            <w:top w:val="none" w:color="auto" w:sz="0" w:space="0"/>
+            <w:left w:val="none" w:color="auto" w:sz="0" w:space="0"/>
+            <w:bottom w:val="none" w:color="auto" w:sz="0" w:space="0"/>
+            <w:right w:val="none" w:color="auto" w:sz="0" w:space="0"/>
+            <w:insideH w:val="none" w:color="auto" w:sz="0" w:space="0"/>
+            <w:insideV w:val="none" w:color="auto" w:sz="0" w:space="0"/>
+          </w:tblBorders>
           <w:tblCellMar>
             <w:top w:w="0" w:type="dxa"/>
             <w:left w:w="108" w:type="dxa"/>
@@ -521,7 +529,7 @@
           </w:tblCellMar>
         </w:tblPrEx>
         <w:trPr>
-          <w:trHeight w:val="0"/>
+          <w:trHeight w:val="0" w:hRule="atLeast"/>
           <w:tblHeader/>
           <w:jc w:val="center"/>
         </w:trPr>
@@ -529,8 +537,8 @@
           <w:tcPr>
             <w:tcW w:w="1824" w:type="dxa"/>
             <w:tcBorders>
-              <w:top w:val="single" w:sz="4" w:space="0" w:color="auto"/>
-              <w:left w:val="single" w:sz="4" w:space="0" w:color="auto"/>
+              <w:top w:val="single" w:color="auto" w:sz="4" w:space="0"/>
+              <w:left w:val="single" w:color="auto" w:sz="4" w:space="0"/>
               <w:bottom w:val="nil"/>
               <w:right w:val="nil"/>
             </w:tcBorders>
@@ -576,8 +584,8 @@
           <w:tcPr>
             <w:tcW w:w="3090" w:type="dxa"/>
             <w:tcBorders>
-              <w:top w:val="single" w:sz="4" w:space="0" w:color="auto"/>
-              <w:left w:val="single" w:sz="4" w:space="0" w:color="auto"/>
+              <w:top w:val="single" w:color="auto" w:sz="4" w:space="0"/>
+              <w:left w:val="single" w:color="auto" w:sz="4" w:space="0"/>
               <w:bottom w:val="nil"/>
               <w:right w:val="nil"/>
             </w:tcBorders>
@@ -622,8 +630,8 @@
           <w:tcPr>
             <w:tcW w:w="1824" w:type="dxa"/>
             <w:tcBorders>
-              <w:top w:val="single" w:sz="4" w:space="0" w:color="auto"/>
-              <w:left w:val="single" w:sz="4" w:space="0" w:color="auto"/>
+              <w:top w:val="single" w:color="auto" w:sz="4" w:space="0"/>
+              <w:left w:val="single" w:color="auto" w:sz="4" w:space="0"/>
               <w:bottom w:val="nil"/>
               <w:right w:val="nil"/>
             </w:tcBorders>
@@ -669,10 +677,10 @@
           <w:tcPr>
             <w:tcW w:w="1784" w:type="dxa"/>
             <w:tcBorders>
-              <w:top w:val="single" w:sz="4" w:space="0" w:color="auto"/>
-              <w:left w:val="single" w:sz="4" w:space="0" w:color="auto"/>
+              <w:top w:val="single" w:color="auto" w:sz="4" w:space="0"/>
+              <w:left w:val="single" w:color="auto" w:sz="4" w:space="0"/>
               <w:bottom w:val="nil"/>
-              <w:right w:val="single" w:sz="4" w:space="0" w:color="auto"/>
+              <w:right w:val="single" w:color="auto" w:sz="4" w:space="0"/>
             </w:tcBorders>
             <w:tcMar>
               <w:top w:w="-1" w:type="dxa"/>
@@ -714,8 +722,14 @@
       </w:tr>
       <w:tr>
         <w:tblPrEx>
-          <w:tblW w:w="8522" w:type="dxa"/>
-          <w:jc w:val="center"/>
+          <w:tblBorders>
+            <w:top w:val="none" w:color="auto" w:sz="0" w:space="0"/>
+            <w:left w:val="none" w:color="auto" w:sz="0" w:space="0"/>
+            <w:bottom w:val="none" w:color="auto" w:sz="0" w:space="0"/>
+            <w:right w:val="none" w:color="auto" w:sz="0" w:space="0"/>
+            <w:insideH w:val="none" w:color="auto" w:sz="0" w:space="0"/>
+            <w:insideV w:val="none" w:color="auto" w:sz="0" w:space="0"/>
+          </w:tblBorders>
           <w:tblCellMar>
             <w:top w:w="0" w:type="dxa"/>
             <w:left w:w="108" w:type="dxa"/>
@@ -724,7 +738,7 @@
           </w:tblCellMar>
         </w:tblPrEx>
         <w:trPr>
-          <w:trHeight w:val="0"/>
+          <w:trHeight w:val="0" w:hRule="atLeast"/>
           <w:tblHeader/>
           <w:jc w:val="center"/>
         </w:trPr>
@@ -732,8 +746,8 @@
           <w:tcPr>
             <w:tcW w:w="1824" w:type="dxa"/>
             <w:tcBorders>
-              <w:top w:val="single" w:sz="4" w:space="0" w:color="auto"/>
-              <w:left w:val="single" w:sz="4" w:space="0" w:color="auto"/>
+              <w:top w:val="single" w:color="auto" w:sz="4" w:space="0"/>
+              <w:left w:val="single" w:color="auto" w:sz="4" w:space="0"/>
               <w:bottom w:val="nil"/>
               <w:right w:val="nil"/>
             </w:tcBorders>
@@ -779,8 +793,8 @@
           <w:tcPr>
             <w:tcW w:w="3090" w:type="dxa"/>
             <w:tcBorders>
-              <w:top w:val="single" w:sz="4" w:space="0" w:color="auto"/>
-              <w:left w:val="single" w:sz="4" w:space="0" w:color="auto"/>
+              <w:top w:val="single" w:color="auto" w:sz="4" w:space="0"/>
+              <w:left w:val="single" w:color="auto" w:sz="4" w:space="0"/>
               <w:bottom w:val="nil"/>
               <w:right w:val="nil"/>
             </w:tcBorders>
@@ -825,8 +839,8 @@
           <w:tcPr>
             <w:tcW w:w="1824" w:type="dxa"/>
             <w:tcBorders>
-              <w:top w:val="single" w:sz="4" w:space="0" w:color="auto"/>
-              <w:left w:val="single" w:sz="4" w:space="0" w:color="auto"/>
+              <w:top w:val="single" w:color="auto" w:sz="4" w:space="0"/>
+              <w:left w:val="single" w:color="auto" w:sz="4" w:space="0"/>
               <w:bottom w:val="nil"/>
               <w:right w:val="nil"/>
             </w:tcBorders>
@@ -872,10 +886,10 @@
           <w:tcPr>
             <w:tcW w:w="1784" w:type="dxa"/>
             <w:tcBorders>
-              <w:top w:val="single" w:sz="4" w:space="0" w:color="auto"/>
-              <w:left w:val="single" w:sz="4" w:space="0" w:color="auto"/>
+              <w:top w:val="single" w:color="auto" w:sz="4" w:space="0"/>
+              <w:left w:val="single" w:color="auto" w:sz="4" w:space="0"/>
               <w:bottom w:val="nil"/>
-              <w:right w:val="single" w:sz="4" w:space="0" w:color="auto"/>
+              <w:right w:val="single" w:color="auto" w:sz="4" w:space="0"/>
             </w:tcBorders>
             <w:tcMar>
               <w:top w:w="-1" w:type="dxa"/>
@@ -917,8 +931,14 @@
       </w:tr>
       <w:tr>
         <w:tblPrEx>
-          <w:tblW w:w="8522" w:type="dxa"/>
-          <w:jc w:val="center"/>
+          <w:tblBorders>
+            <w:top w:val="none" w:color="auto" w:sz="0" w:space="0"/>
+            <w:left w:val="none" w:color="auto" w:sz="0" w:space="0"/>
+            <w:bottom w:val="none" w:color="auto" w:sz="0" w:space="0"/>
+            <w:right w:val="none" w:color="auto" w:sz="0" w:space="0"/>
+            <w:insideH w:val="none" w:color="auto" w:sz="0" w:space="0"/>
+            <w:insideV w:val="none" w:color="auto" w:sz="0" w:space="0"/>
+          </w:tblBorders>
           <w:tblCellMar>
             <w:top w:w="0" w:type="dxa"/>
             <w:left w:w="108" w:type="dxa"/>
@@ -927,7 +947,7 @@
           </w:tblCellMar>
         </w:tblPrEx>
         <w:trPr>
-          <w:trHeight w:val="0"/>
+          <w:trHeight w:val="0" w:hRule="atLeast"/>
           <w:tblHeader/>
           <w:jc w:val="center"/>
         </w:trPr>
@@ -935,9 +955,9 @@
           <w:tcPr>
             <w:tcW w:w="1824" w:type="dxa"/>
             <w:tcBorders>
-              <w:top w:val="single" w:sz="4" w:space="0" w:color="auto"/>
-              <w:left w:val="single" w:sz="4" w:space="0" w:color="auto"/>
-              <w:bottom w:val="single" w:sz="4" w:space="0" w:color="auto"/>
+              <w:top w:val="single" w:color="auto" w:sz="4" w:space="0"/>
+              <w:left w:val="single" w:color="auto" w:sz="4" w:space="0"/>
+              <w:bottom w:val="single" w:color="auto" w:sz="4" w:space="0"/>
               <w:right w:val="nil"/>
             </w:tcBorders>
             <w:shd w:val="clear" w:color="auto" w:fill="AEAAAA" w:themeFill="background2" w:themeFillShade="BF"/>
@@ -982,9 +1002,9 @@
           <w:tcPr>
             <w:tcW w:w="3090" w:type="dxa"/>
             <w:tcBorders>
-              <w:top w:val="single" w:sz="4" w:space="0" w:color="auto"/>
-              <w:left w:val="single" w:sz="4" w:space="0" w:color="auto"/>
-              <w:bottom w:val="single" w:sz="4" w:space="0" w:color="auto"/>
+              <w:top w:val="single" w:color="auto" w:sz="4" w:space="0"/>
+              <w:left w:val="single" w:color="auto" w:sz="4" w:space="0"/>
+              <w:bottom w:val="single" w:color="auto" w:sz="4" w:space="0"/>
               <w:right w:val="nil"/>
             </w:tcBorders>
             <w:tcMar>
@@ -1028,9 +1048,9 @@
           <w:tcPr>
             <w:tcW w:w="1824" w:type="dxa"/>
             <w:tcBorders>
-              <w:top w:val="single" w:sz="4" w:space="0" w:color="auto"/>
-              <w:left w:val="single" w:sz="4" w:space="0" w:color="auto"/>
-              <w:bottom w:val="single" w:sz="4" w:space="0" w:color="auto"/>
+              <w:top w:val="single" w:color="auto" w:sz="4" w:space="0"/>
+              <w:left w:val="single" w:color="auto" w:sz="4" w:space="0"/>
+              <w:bottom w:val="single" w:color="auto" w:sz="4" w:space="0"/>
               <w:right w:val="nil"/>
             </w:tcBorders>
             <w:shd w:val="clear" w:color="auto" w:fill="AEAAAA" w:themeFill="background2" w:themeFillShade="BF"/>
@@ -1075,10 +1095,10 @@
           <w:tcPr>
             <w:tcW w:w="1784" w:type="dxa"/>
             <w:tcBorders>
-              <w:top w:val="single" w:sz="4" w:space="0" w:color="auto"/>
-              <w:left w:val="single" w:sz="4" w:space="0" w:color="auto"/>
-              <w:bottom w:val="single" w:sz="4" w:space="0" w:color="auto"/>
-              <w:right w:val="single" w:sz="4" w:space="0" w:color="auto"/>
+              <w:top w:val="single" w:color="auto" w:sz="4" w:space="0"/>
+              <w:left w:val="single" w:color="auto" w:sz="4" w:space="0"/>
+              <w:bottom w:val="single" w:color="auto" w:sz="4" w:space="0"/>
+              <w:right w:val="single" w:color="auto" w:sz="4" w:space="0"/>
             </w:tcBorders>
             <w:tcMar>
               <w:top w:w="-1" w:type="dxa"/>
@@ -1150,7 +1170,7 @@
     </w:p>
     <w:p>
       <w:pPr>
-        <w:pStyle w:val="a1"/>
+        <w:pStyle w:val="31"/>
         <w:keepNext w:val="0"/>
         <w:keepLines w:val="0"/>
         <w:pageBreakBefore w:val="0"/>
@@ -1185,17 +1205,18 @@
     </w:p>
     <w:tbl>
       <w:tblPr>
-        <w:tblStyle w:val="TableGrid"/>
+        <w:tblStyle w:val="23"/>
         <w:tblW w:w="8519" w:type="dxa"/>
         <w:jc w:val="center"/>
         <w:tblBorders>
-          <w:top w:val="nil"/>
-          <w:left w:val="nil"/>
-          <w:bottom w:val="nil"/>
-          <w:right w:val="nil"/>
-          <w:insideH w:val="nil"/>
-          <w:insideV w:val="nil"/>
+          <w:top w:val="none" w:color="auto" w:sz="0" w:space="0"/>
+          <w:left w:val="none" w:color="auto" w:sz="0" w:space="0"/>
+          <w:bottom w:val="none" w:color="auto" w:sz="0" w:space="0"/>
+          <w:right w:val="none" w:color="auto" w:sz="0" w:space="0"/>
+          <w:insideH w:val="none" w:color="auto" w:sz="0" w:space="0"/>
+          <w:insideV w:val="none" w:color="auto" w:sz="0" w:space="0"/>
         </w:tblBorders>
+        <w:tblLayout w:type="autofit"/>
         <w:tblCellMar>
           <w:top w:w="0" w:type="dxa"/>
           <w:left w:w="108" w:type="dxa"/>
@@ -1212,15 +1233,13 @@
       </w:tblGrid>
       <w:tr>
         <w:tblPrEx>
-          <w:tblW w:w="8519" w:type="dxa"/>
-          <w:jc w:val="center"/>
           <w:tblBorders>
-            <w:top w:val="nil"/>
-            <w:left w:val="nil"/>
-            <w:bottom w:val="nil"/>
-            <w:right w:val="nil"/>
-            <w:insideH w:val="nil"/>
-            <w:insideV w:val="nil"/>
+            <w:top w:val="none" w:color="auto" w:sz="0" w:space="0"/>
+            <w:left w:val="none" w:color="auto" w:sz="0" w:space="0"/>
+            <w:bottom w:val="none" w:color="auto" w:sz="0" w:space="0"/>
+            <w:right w:val="none" w:color="auto" w:sz="0" w:space="0"/>
+            <w:insideH w:val="none" w:color="auto" w:sz="0" w:space="0"/>
+            <w:insideV w:val="none" w:color="auto" w:sz="0" w:space="0"/>
           </w:tblBorders>
           <w:tblCellMar>
             <w:top w:w="0" w:type="dxa"/>
@@ -1230,7 +1249,7 @@
           </w:tblCellMar>
         </w:tblPrEx>
         <w:trPr>
-          <w:trHeight w:val="0"/>
+          <w:trHeight w:val="0" w:hRule="atLeast"/>
           <w:tblHeader/>
           <w:jc w:val="center"/>
         </w:trPr>
@@ -1238,8 +1257,8 @@
           <w:tcPr>
             <w:tcW w:w="0" w:type="auto"/>
             <w:tcBorders>
-              <w:top w:val="single" w:sz="12" w:space="0" w:color="auto"/>
-              <w:left w:val="single" w:sz="12" w:space="0" w:color="auto"/>
+              <w:top w:val="single" w:color="auto" w:sz="12" w:space="0"/>
+              <w:left w:val="single" w:color="auto" w:sz="12" w:space="0"/>
               <w:bottom w:val="nil"/>
               <w:right w:val="nil"/>
             </w:tcBorders>
@@ -1267,12 +1286,12 @@
               <w:adjustRightInd w:val="0"/>
               <w:snapToGrid w:val="0"/>
               <w:spacing w:line="240" w:lineRule="auto"/>
-              <w:ind w:left="0" w:right="0" w:firstLine="0" w:leftChars="0" w:rightChars="0" w:firstLineChars="0"/>
+              <w:ind w:left="0" w:leftChars="0" w:right="0" w:rightChars="0" w:firstLine="0" w:firstLineChars="0"/>
               <w:jc w:val="center"/>
               <w:textAlignment w:val="baseline"/>
               <w:rPr>
-                <w:rStyle w:val="Strong"/>
-                <w:rFonts w:ascii="微软雅黑" w:eastAsia="微软雅黑" w:hAnsi="微软雅黑" w:cs="微软雅黑" w:hint="default"/>
+                <w:rStyle w:val="25"/>
+                <w:rFonts w:hint="default" w:ascii="微软雅黑" w:hAnsi="微软雅黑" w:eastAsia="微软雅黑" w:cs="微软雅黑"/>
                 <w:b/>
                 <w:bCs/>
                 <w:i w:val="0"/>
@@ -1290,8 +1309,8 @@
             </w:pPr>
             <w:r>
               <w:rPr>
-                <w:rStyle w:val="Strong"/>
-                <w:rFonts w:ascii="微软雅黑" w:eastAsia="微软雅黑" w:hAnsi="微软雅黑" w:cs="微软雅黑" w:hint="eastAsia"/>
+                <w:rStyle w:val="25"/>
+                <w:rFonts w:hint="eastAsia" w:ascii="微软雅黑" w:hAnsi="微软雅黑" w:eastAsia="微软雅黑" w:cs="微软雅黑"/>
                 <w:b/>
                 <w:bCs/>
                 <w:i w:val="0"/>
@@ -1314,8 +1333,8 @@
           <w:tcPr>
             <w:tcW w:w="0" w:type="auto"/>
             <w:tcBorders>
-              <w:top w:val="single" w:sz="12" w:space="0" w:color="auto"/>
-              <w:left w:val="single" w:sz="4" w:space="0" w:color="auto"/>
+              <w:top w:val="single" w:color="auto" w:sz="12" w:space="0"/>
+              <w:left w:val="single" w:color="auto" w:sz="4" w:space="0"/>
               <w:bottom w:val="nil"/>
               <w:right w:val="nil"/>
             </w:tcBorders>
@@ -1343,12 +1362,12 @@
               <w:adjustRightInd w:val="0"/>
               <w:snapToGrid w:val="0"/>
               <w:spacing w:line="240" w:lineRule="auto"/>
-              <w:ind w:left="0" w:right="0" w:firstLine="0" w:leftChars="0" w:rightChars="0" w:firstLineChars="0"/>
+              <w:ind w:left="0" w:leftChars="0" w:right="0" w:rightChars="0" w:firstLine="0" w:firstLineChars="0"/>
               <w:jc w:val="center"/>
               <w:textAlignment w:val="baseline"/>
               <w:rPr>
-                <w:rStyle w:val="Strong"/>
-                <w:rFonts w:ascii="微软雅黑" w:eastAsia="微软雅黑" w:hAnsi="微软雅黑" w:cs="微软雅黑" w:hint="default"/>
+                <w:rStyle w:val="25"/>
+                <w:rFonts w:hint="default" w:ascii="微软雅黑" w:hAnsi="微软雅黑" w:eastAsia="微软雅黑" w:cs="微软雅黑"/>
                 <w:b/>
                 <w:bCs/>
                 <w:i w:val="0"/>
@@ -1366,8 +1385,8 @@
             </w:pPr>
             <w:r>
               <w:rPr>
-                <w:rStyle w:val="Strong"/>
-                <w:rFonts w:ascii="微软雅黑" w:eastAsia="微软雅黑" w:hAnsi="微软雅黑" w:cs="微软雅黑" w:hint="eastAsia"/>
+                <w:rStyle w:val="25"/>
+                <w:rFonts w:hint="eastAsia" w:ascii="微软雅黑" w:hAnsi="微软雅黑" w:eastAsia="微软雅黑" w:cs="微软雅黑"/>
                 <w:b/>
                 <w:bCs/>
                 <w:i w:val="0"/>
@@ -1390,8 +1409,8 @@
           <w:tcPr>
             <w:tcW w:w="0" w:type="auto"/>
             <w:tcBorders>
-              <w:top w:val="single" w:sz="12" w:space="0" w:color="auto"/>
-              <w:left w:val="single" w:sz="4" w:space="0" w:color="auto"/>
+              <w:top w:val="single" w:color="auto" w:sz="12" w:space="0"/>
+              <w:left w:val="single" w:color="auto" w:sz="4" w:space="0"/>
               <w:bottom w:val="nil"/>
               <w:right w:val="nil"/>
             </w:tcBorders>
@@ -1419,12 +1438,12 @@
               <w:adjustRightInd w:val="0"/>
               <w:snapToGrid w:val="0"/>
               <w:spacing w:line="240" w:lineRule="auto"/>
-              <w:ind w:left="0" w:right="0" w:firstLine="0" w:leftChars="0" w:rightChars="0" w:firstLineChars="0"/>
+              <w:ind w:left="0" w:leftChars="0" w:right="0" w:rightChars="0" w:firstLine="0" w:firstLineChars="0"/>
               <w:jc w:val="center"/>
               <w:textAlignment w:val="baseline"/>
               <w:rPr>
-                <w:rStyle w:val="Strong"/>
-                <w:rFonts w:ascii="微软雅黑" w:eastAsia="微软雅黑" w:hAnsi="微软雅黑" w:cs="微软雅黑" w:hint="default"/>
+                <w:rStyle w:val="25"/>
+                <w:rFonts w:hint="default" w:ascii="微软雅黑" w:hAnsi="微软雅黑" w:eastAsia="微软雅黑" w:cs="微软雅黑"/>
                 <w:b/>
                 <w:bCs/>
                 <w:i w:val="0"/>
@@ -1442,8 +1461,8 @@
             </w:pPr>
             <w:r>
               <w:rPr>
-                <w:rStyle w:val="Strong"/>
-                <w:rFonts w:ascii="微软雅黑" w:eastAsia="微软雅黑" w:hAnsi="微软雅黑" w:cs="微软雅黑" w:hint="eastAsia"/>
+                <w:rStyle w:val="25"/>
+                <w:rFonts w:hint="eastAsia" w:ascii="微软雅黑" w:hAnsi="微软雅黑" w:eastAsia="微软雅黑" w:cs="微软雅黑"/>
                 <w:b/>
                 <w:bCs/>
                 <w:i w:val="0"/>
@@ -1466,8 +1485,8 @@
           <w:tcPr>
             <w:tcW w:w="0" w:type="auto"/>
             <w:tcBorders>
-              <w:top w:val="single" w:sz="12" w:space="0" w:color="auto"/>
-              <w:left w:val="single" w:sz="4" w:space="0" w:color="auto"/>
+              <w:top w:val="single" w:color="auto" w:sz="12" w:space="0"/>
+              <w:left w:val="single" w:color="auto" w:sz="4" w:space="0"/>
               <w:bottom w:val="nil"/>
               <w:right w:val="nil"/>
             </w:tcBorders>
@@ -1495,12 +1514,12 @@
               <w:adjustRightInd w:val="0"/>
               <w:snapToGrid w:val="0"/>
               <w:spacing w:line="240" w:lineRule="auto"/>
-              <w:ind w:left="0" w:right="0" w:firstLine="0" w:leftChars="0" w:rightChars="0" w:firstLineChars="0"/>
+              <w:ind w:left="0" w:leftChars="0" w:right="0" w:rightChars="0" w:firstLine="0" w:firstLineChars="0"/>
               <w:jc w:val="center"/>
               <w:textAlignment w:val="baseline"/>
               <w:rPr>
-                <w:rStyle w:val="Strong"/>
-                <w:rFonts w:ascii="微软雅黑" w:eastAsia="微软雅黑" w:hAnsi="微软雅黑" w:cs="微软雅黑" w:hint="default"/>
+                <w:rStyle w:val="25"/>
+                <w:rFonts w:hint="default" w:ascii="微软雅黑" w:hAnsi="微软雅黑" w:eastAsia="微软雅黑" w:cs="微软雅黑"/>
                 <w:b/>
                 <w:bCs/>
                 <w:i w:val="0"/>
@@ -1518,8 +1537,8 @@
             </w:pPr>
             <w:r>
               <w:rPr>
-                <w:rStyle w:val="Strong"/>
-                <w:rFonts w:ascii="微软雅黑" w:eastAsia="微软雅黑" w:hAnsi="微软雅黑" w:cs="微软雅黑" w:hint="eastAsia"/>
+                <w:rStyle w:val="25"/>
+                <w:rFonts w:hint="eastAsia" w:ascii="微软雅黑" w:hAnsi="微软雅黑" w:eastAsia="微软雅黑" w:cs="微软雅黑"/>
                 <w:b/>
                 <w:bCs/>
                 <w:i w:val="0"/>
@@ -1542,10 +1561,10 @@
           <w:tcPr>
             <w:tcW w:w="1205" w:type="dxa"/>
             <w:tcBorders>
-              <w:top w:val="single" w:sz="12" w:space="0" w:color="auto"/>
-              <w:left w:val="single" w:sz="4" w:space="0" w:color="auto"/>
+              <w:top w:val="single" w:color="auto" w:sz="12" w:space="0"/>
+              <w:left w:val="single" w:color="auto" w:sz="4" w:space="0"/>
               <w:bottom w:val="nil"/>
-              <w:right w:val="single" w:sz="12" w:space="0" w:color="auto"/>
+              <w:right w:val="single" w:color="auto" w:sz="12" w:space="0"/>
             </w:tcBorders>
             <w:tcMar>
               <w:top w:w="-1" w:type="dxa"/>
@@ -1571,12 +1590,12 @@
               <w:adjustRightInd w:val="0"/>
               <w:snapToGrid w:val="0"/>
               <w:spacing w:line="240" w:lineRule="auto"/>
-              <w:ind w:left="0" w:right="0" w:firstLine="0" w:leftChars="0" w:rightChars="0" w:firstLineChars="0"/>
+              <w:ind w:left="0" w:leftChars="0" w:right="0" w:rightChars="0" w:firstLine="0" w:firstLineChars="0"/>
               <w:jc w:val="center"/>
               <w:textAlignment w:val="baseline"/>
               <w:rPr>
-                <w:rStyle w:val="Strong"/>
-                <w:rFonts w:ascii="微软雅黑" w:eastAsia="微软雅黑" w:hAnsi="微软雅黑" w:cs="微软雅黑" w:hint="default"/>
+                <w:rStyle w:val="25"/>
+                <w:rFonts w:hint="default" w:ascii="微软雅黑" w:hAnsi="微软雅黑" w:eastAsia="微软雅黑" w:cs="微软雅黑"/>
                 <w:b/>
                 <w:bCs/>
                 <w:i w:val="0"/>
@@ -1594,8 +1613,8 @@
             </w:pPr>
             <w:r>
               <w:rPr>
-                <w:rStyle w:val="Strong"/>
-                <w:rFonts w:ascii="微软雅黑" w:eastAsia="微软雅黑" w:hAnsi="微软雅黑" w:cs="微软雅黑" w:hint="eastAsia"/>
+                <w:rStyle w:val="25"/>
+                <w:rFonts w:hint="eastAsia" w:ascii="微软雅黑" w:hAnsi="微软雅黑" w:eastAsia="微软雅黑" w:cs="微软雅黑"/>
                 <w:b/>
                 <w:bCs/>
                 <w:i w:val="0"/>
@@ -1617,8 +1636,14 @@
       </w:tr>
       <w:tr>
         <w:tblPrEx>
-          <w:tblW w:w="8519" w:type="dxa"/>
-          <w:jc w:val="center"/>
+          <w:tblBorders>
+            <w:top w:val="none" w:color="auto" w:sz="0" w:space="0"/>
+            <w:left w:val="none" w:color="auto" w:sz="0" w:space="0"/>
+            <w:bottom w:val="none" w:color="auto" w:sz="0" w:space="0"/>
+            <w:right w:val="none" w:color="auto" w:sz="0" w:space="0"/>
+            <w:insideH w:val="none" w:color="auto" w:sz="0" w:space="0"/>
+            <w:insideV w:val="none" w:color="auto" w:sz="0" w:space="0"/>
+          </w:tblBorders>
           <w:tblCellMar>
             <w:top w:w="0" w:type="dxa"/>
             <w:left w:w="108" w:type="dxa"/>
@@ -1627,15 +1652,15 @@
           </w:tblCellMar>
         </w:tblPrEx>
         <w:trPr>
-          <w:trHeight w:val="0"/>
+          <w:trHeight w:val="0" w:hRule="atLeast"/>
           <w:jc w:val="center"/>
         </w:trPr>
         <w:tc>
           <w:tcPr>
             <w:tcW w:w="0" w:type="auto"/>
             <w:tcBorders>
-              <w:top w:val="single" w:sz="4" w:space="0" w:color="auto"/>
-              <w:left w:val="single" w:sz="12" w:space="0" w:color="auto"/>
+              <w:top w:val="single" w:color="auto" w:sz="4" w:space="0"/>
+              <w:left w:val="single" w:color="auto" w:sz="12" w:space="0"/>
               <w:bottom w:val="nil"/>
               <w:right w:val="nil"/>
             </w:tcBorders>
@@ -1663,12 +1688,12 @@
               <w:adjustRightInd w:val="0"/>
               <w:snapToGrid w:val="0"/>
               <w:spacing w:line="240" w:lineRule="auto"/>
-              <w:ind w:left="0" w:right="0" w:firstLine="0" w:leftChars="0" w:rightChars="0" w:firstLineChars="0"/>
+              <w:ind w:left="0" w:leftChars="0" w:right="0" w:rightChars="0" w:firstLine="0" w:firstLineChars="0"/>
               <w:jc w:val="center"/>
               <w:textAlignment w:val="baseline"/>
               <w:rPr>
-                <w:rStyle w:val="Strong"/>
-                <w:rFonts w:ascii="微软雅黑" w:eastAsia="微软雅黑" w:hAnsi="微软雅黑" w:cs="微软雅黑" w:hint="default"/>
+                <w:rStyle w:val="25"/>
+                <w:rFonts w:hint="default" w:ascii="微软雅黑" w:hAnsi="微软雅黑" w:eastAsia="微软雅黑" w:cs="微软雅黑"/>
                 <w:b w:val="0"/>
                 <w:bCs/>
                 <w:i w:val="0"/>
@@ -1686,8 +1711,8 @@
             </w:pPr>
             <w:r>
               <w:rPr>
-                <w:rStyle w:val="Strong"/>
-                <w:rFonts w:ascii="微软雅黑" w:eastAsia="微软雅黑" w:hAnsi="微软雅黑" w:cs="微软雅黑" w:hint="eastAsia"/>
+                <w:rStyle w:val="25"/>
+                <w:rFonts w:hint="eastAsia" w:ascii="微软雅黑" w:hAnsi="微软雅黑" w:eastAsia="微软雅黑" w:cs="微软雅黑"/>
                 <w:b w:val="0"/>
                 <w:bCs/>
                 <w:i w:val="0"/>
@@ -1705,8 +1730,8 @@
             </w:r>
             <w:r>
               <w:rPr>
-                <w:rStyle w:val="Strong"/>
-                <w:rFonts w:ascii="微软雅黑" w:eastAsia="微软雅黑" w:hAnsi="微软雅黑" w:cs="微软雅黑" w:hint="eastAsia"/>
+                <w:rStyle w:val="25"/>
+                <w:rFonts w:hint="eastAsia" w:ascii="微软雅黑" w:hAnsi="微软雅黑" w:eastAsia="微软雅黑" w:cs="微软雅黑"/>
                 <w:b w:val="0"/>
                 <w:bCs/>
                 <w:i w:val="0"/>
@@ -1729,8 +1754,8 @@
           <w:tcPr>
             <w:tcW w:w="0" w:type="auto"/>
             <w:tcBorders>
-              <w:top w:val="single" w:sz="4" w:space="0" w:color="auto"/>
-              <w:left w:val="single" w:sz="4" w:space="0" w:color="auto"/>
+              <w:top w:val="single" w:color="auto" w:sz="4" w:space="0"/>
+              <w:left w:val="single" w:color="auto" w:sz="4" w:space="0"/>
               <w:bottom w:val="nil"/>
               <w:right w:val="nil"/>
             </w:tcBorders>
@@ -1758,12 +1783,12 @@
               <w:adjustRightInd w:val="0"/>
               <w:snapToGrid w:val="0"/>
               <w:spacing w:line="240" w:lineRule="auto"/>
-              <w:ind w:left="0" w:right="0" w:firstLine="0" w:leftChars="0" w:rightChars="0" w:firstLineChars="0"/>
+              <w:ind w:left="0" w:leftChars="0" w:right="0" w:rightChars="0" w:firstLine="0" w:firstLineChars="0"/>
               <w:jc w:val="center"/>
               <w:textAlignment w:val="baseline"/>
               <w:rPr>
-                <w:rStyle w:val="Strong"/>
-                <w:rFonts w:ascii="微软雅黑" w:eastAsia="微软雅黑" w:hAnsi="微软雅黑" w:cs="微软雅黑" w:hint="default"/>
+                <w:rStyle w:val="25"/>
+                <w:rFonts w:hint="default" w:ascii="微软雅黑" w:hAnsi="微软雅黑" w:eastAsia="微软雅黑" w:cs="微软雅黑"/>
                 <w:b w:val="0"/>
                 <w:bCs/>
                 <w:i w:val="0"/>
@@ -1781,8 +1806,8 @@
             </w:pPr>
             <w:r>
               <w:rPr>
-                <w:rStyle w:val="Strong"/>
-                <w:rFonts w:ascii="微软雅黑" w:eastAsia="微软雅黑" w:hAnsi="微软雅黑" w:cs="微软雅黑" w:hint="eastAsia"/>
+                <w:rStyle w:val="25"/>
+                <w:rFonts w:hint="eastAsia" w:ascii="微软雅黑" w:hAnsi="微软雅黑" w:eastAsia="微软雅黑" w:cs="微软雅黑"/>
                 <w:b w:val="0"/>
                 <w:bCs/>
                 <w:i w:val="0"/>
@@ -1805,8 +1830,8 @@
           <w:tcPr>
             <w:tcW w:w="0" w:type="auto"/>
             <w:tcBorders>
-              <w:top w:val="single" w:sz="4" w:space="0" w:color="auto"/>
-              <w:left w:val="single" w:sz="4" w:space="0" w:color="auto"/>
+              <w:top w:val="single" w:color="auto" w:sz="4" w:space="0"/>
+              <w:left w:val="single" w:color="auto" w:sz="4" w:space="0"/>
               <w:bottom w:val="nil"/>
               <w:right w:val="nil"/>
             </w:tcBorders>
@@ -1834,12 +1859,12 @@
               <w:adjustRightInd w:val="0"/>
               <w:snapToGrid w:val="0"/>
               <w:spacing w:line="240" w:lineRule="auto"/>
-              <w:ind w:left="0" w:right="0" w:firstLine="0" w:leftChars="0" w:rightChars="0" w:firstLineChars="0"/>
+              <w:ind w:left="0" w:leftChars="0" w:right="0" w:rightChars="0" w:firstLine="0" w:firstLineChars="0"/>
               <w:jc w:val="center"/>
               <w:textAlignment w:val="baseline"/>
               <w:rPr>
-                <w:rStyle w:val="Strong"/>
-                <w:rFonts w:ascii="微软雅黑" w:eastAsia="微软雅黑" w:hAnsi="微软雅黑" w:cs="微软雅黑" w:hint="default"/>
+                <w:rStyle w:val="25"/>
+                <w:rFonts w:hint="default" w:ascii="微软雅黑" w:hAnsi="微软雅黑" w:eastAsia="微软雅黑" w:cs="微软雅黑"/>
                 <w:b w:val="0"/>
                 <w:bCs/>
                 <w:i w:val="0"/>
@@ -1857,8 +1882,8 @@
             </w:pPr>
             <w:r>
               <w:rPr>
-                <w:rStyle w:val="Strong"/>
-                <w:rFonts w:ascii="微软雅黑" w:eastAsia="微软雅黑" w:hAnsi="微软雅黑" w:cs="微软雅黑" w:hint="eastAsia"/>
+                <w:rStyle w:val="25"/>
+                <w:rFonts w:hint="eastAsia" w:ascii="微软雅黑" w:hAnsi="微软雅黑" w:eastAsia="微软雅黑" w:cs="微软雅黑"/>
                 <w:b w:val="0"/>
                 <w:bCs/>
                 <w:i w:val="0"/>
@@ -1881,8 +1906,8 @@
           <w:tcPr>
             <w:tcW w:w="0" w:type="auto"/>
             <w:tcBorders>
-              <w:top w:val="single" w:sz="4" w:space="0" w:color="auto"/>
-              <w:left w:val="single" w:sz="4" w:space="0" w:color="auto"/>
+              <w:top w:val="single" w:color="auto" w:sz="4" w:space="0"/>
+              <w:left w:val="single" w:color="auto" w:sz="4" w:space="0"/>
               <w:bottom w:val="nil"/>
               <w:right w:val="nil"/>
             </w:tcBorders>
@@ -1910,12 +1935,12 @@
               <w:adjustRightInd w:val="0"/>
               <w:snapToGrid w:val="0"/>
               <w:spacing w:line="240" w:lineRule="auto"/>
-              <w:ind w:left="0" w:right="0" w:firstLine="0" w:leftChars="0" w:rightChars="0" w:firstLineChars="0"/>
+              <w:ind w:left="0" w:leftChars="0" w:right="0" w:rightChars="0" w:firstLine="0" w:firstLineChars="0"/>
               <w:jc w:val="center"/>
               <w:textAlignment w:val="baseline"/>
               <w:rPr>
-                <w:rStyle w:val="Strong"/>
-                <w:rFonts w:ascii="微软雅黑" w:eastAsia="微软雅黑" w:hAnsi="微软雅黑" w:cs="微软雅黑" w:hint="default"/>
+                <w:rStyle w:val="25"/>
+                <w:rFonts w:hint="default" w:ascii="微软雅黑" w:hAnsi="微软雅黑" w:eastAsia="微软雅黑" w:cs="微软雅黑"/>
                 <w:b w:val="0"/>
                 <w:bCs/>
                 <w:i w:val="0"/>
@@ -1933,8 +1958,8 @@
             </w:pPr>
             <w:r>
               <w:rPr>
-                <w:rStyle w:val="Strong"/>
-                <w:rFonts w:ascii="微软雅黑" w:eastAsia="微软雅黑" w:hAnsi="微软雅黑" w:cs="微软雅黑" w:hint="eastAsia"/>
+                <w:rStyle w:val="25"/>
+                <w:rFonts w:hint="eastAsia" w:ascii="微软雅黑" w:hAnsi="微软雅黑" w:eastAsia="微软雅黑" w:cs="微软雅黑"/>
                 <w:b w:val="0"/>
                 <w:bCs/>
                 <w:i w:val="0"/>
@@ -1957,10 +1982,10 @@
           <w:tcPr>
             <w:tcW w:w="1205" w:type="dxa"/>
             <w:tcBorders>
-              <w:top w:val="single" w:sz="4" w:space="0" w:color="auto"/>
-              <w:left w:val="single" w:sz="4" w:space="0" w:color="auto"/>
+              <w:top w:val="single" w:color="auto" w:sz="4" w:space="0"/>
+              <w:left w:val="single" w:color="auto" w:sz="4" w:space="0"/>
               <w:bottom w:val="nil"/>
-              <w:right w:val="single" w:sz="12" w:space="0" w:color="auto"/>
+              <w:right w:val="single" w:color="auto" w:sz="12" w:space="0"/>
             </w:tcBorders>
             <w:tcMar>
               <w:top w:w="-1" w:type="dxa"/>
@@ -1986,12 +2011,12 @@
               <w:adjustRightInd w:val="0"/>
               <w:snapToGrid w:val="0"/>
               <w:spacing w:line="240" w:lineRule="auto"/>
-              <w:ind w:left="0" w:right="0" w:firstLine="0" w:leftChars="0" w:rightChars="0" w:firstLineChars="0"/>
+              <w:ind w:left="0" w:leftChars="0" w:right="0" w:rightChars="0" w:firstLine="0" w:firstLineChars="0"/>
               <w:jc w:val="center"/>
               <w:textAlignment w:val="baseline"/>
               <w:rPr>
-                <w:rStyle w:val="Strong"/>
-                <w:rFonts w:ascii="微软雅黑" w:eastAsia="微软雅黑" w:hAnsi="微软雅黑" w:cs="微软雅黑" w:hint="default"/>
+                <w:rStyle w:val="25"/>
+                <w:rFonts w:hint="default" w:ascii="微软雅黑" w:hAnsi="微软雅黑" w:eastAsia="微软雅黑" w:cs="微软雅黑"/>
                 <w:b w:val="0"/>
                 <w:bCs/>
                 <w:i w:val="0"/>
@@ -2012,8 +2037,14 @@
       </w:tr>
       <w:tr>
         <w:tblPrEx>
-          <w:tblW w:w="8519" w:type="dxa"/>
-          <w:jc w:val="center"/>
+          <w:tblBorders>
+            <w:top w:val="none" w:color="auto" w:sz="0" w:space="0"/>
+            <w:left w:val="none" w:color="auto" w:sz="0" w:space="0"/>
+            <w:bottom w:val="none" w:color="auto" w:sz="0" w:space="0"/>
+            <w:right w:val="none" w:color="auto" w:sz="0" w:space="0"/>
+            <w:insideH w:val="none" w:color="auto" w:sz="0" w:space="0"/>
+            <w:insideV w:val="none" w:color="auto" w:sz="0" w:space="0"/>
+          </w:tblBorders>
           <w:tblCellMar>
             <w:top w:w="0" w:type="dxa"/>
             <w:left w:w="108" w:type="dxa"/>
@@ -2022,15 +2053,15 @@
           </w:tblCellMar>
         </w:tblPrEx>
         <w:trPr>
-          <w:trHeight w:val="0"/>
+          <w:trHeight w:val="0" w:hRule="atLeast"/>
           <w:jc w:val="center"/>
         </w:trPr>
         <w:tc>
           <w:tcPr>
             <w:tcW w:w="0" w:type="auto"/>
             <w:tcBorders>
-              <w:top w:val="single" w:sz="4" w:space="0" w:color="auto"/>
-              <w:left w:val="single" w:sz="12" w:space="0" w:color="auto"/>
+              <w:top w:val="single" w:color="auto" w:sz="4" w:space="0"/>
+              <w:left w:val="single" w:color="auto" w:sz="12" w:space="0"/>
               <w:bottom w:val="nil"/>
               <w:right w:val="nil"/>
             </w:tcBorders>
@@ -2058,12 +2089,12 @@
               <w:adjustRightInd w:val="0"/>
               <w:snapToGrid w:val="0"/>
               <w:spacing w:line="240" w:lineRule="auto"/>
-              <w:ind w:left="0" w:right="0" w:firstLine="0" w:leftChars="0" w:rightChars="0" w:firstLineChars="0"/>
+              <w:ind w:left="0" w:leftChars="0" w:right="0" w:rightChars="0" w:firstLine="0" w:firstLineChars="0"/>
               <w:jc w:val="center"/>
               <w:textAlignment w:val="baseline"/>
               <w:rPr>
-                <w:rStyle w:val="Strong"/>
-                <w:rFonts w:ascii="微软雅黑" w:eastAsia="微软雅黑" w:hAnsi="微软雅黑" w:cs="微软雅黑" w:hint="default"/>
+                <w:rStyle w:val="25"/>
+                <w:rFonts w:hint="default" w:ascii="微软雅黑" w:hAnsi="微软雅黑" w:eastAsia="微软雅黑" w:cs="微软雅黑"/>
                 <w:b w:val="0"/>
                 <w:bCs/>
                 <w:i w:val="0"/>
@@ -2085,8 +2116,8 @@
           <w:tcPr>
             <w:tcW w:w="0" w:type="auto"/>
             <w:tcBorders>
-              <w:top w:val="single" w:sz="4" w:space="0" w:color="auto"/>
-              <w:left w:val="single" w:sz="4" w:space="0" w:color="auto"/>
+              <w:top w:val="single" w:color="auto" w:sz="4" w:space="0"/>
+              <w:left w:val="single" w:color="auto" w:sz="4" w:space="0"/>
               <w:bottom w:val="nil"/>
               <w:right w:val="nil"/>
             </w:tcBorders>
@@ -2114,12 +2145,12 @@
               <w:adjustRightInd w:val="0"/>
               <w:snapToGrid w:val="0"/>
               <w:spacing w:line="240" w:lineRule="auto"/>
-              <w:ind w:left="0" w:right="0" w:firstLine="0" w:leftChars="0" w:rightChars="0" w:firstLineChars="0"/>
+              <w:ind w:left="0" w:leftChars="0" w:right="0" w:rightChars="0" w:firstLine="0" w:firstLineChars="0"/>
               <w:jc w:val="center"/>
               <w:textAlignment w:val="baseline"/>
               <w:rPr>
-                <w:rStyle w:val="Strong"/>
-                <w:rFonts w:ascii="微软雅黑" w:eastAsia="微软雅黑" w:hAnsi="微软雅黑" w:cs="微软雅黑" w:hint="default"/>
+                <w:rStyle w:val="25"/>
+                <w:rFonts w:hint="default" w:ascii="微软雅黑" w:hAnsi="微软雅黑" w:eastAsia="微软雅黑" w:cs="微软雅黑"/>
                 <w:b w:val="0"/>
                 <w:bCs/>
                 <w:i w:val="0"/>
@@ -2141,8 +2172,8 @@
           <w:tcPr>
             <w:tcW w:w="0" w:type="auto"/>
             <w:tcBorders>
-              <w:top w:val="single" w:sz="4" w:space="0" w:color="auto"/>
-              <w:left w:val="single" w:sz="4" w:space="0" w:color="auto"/>
+              <w:top w:val="single" w:color="auto" w:sz="4" w:space="0"/>
+              <w:left w:val="single" w:color="auto" w:sz="4" w:space="0"/>
               <w:bottom w:val="nil"/>
               <w:right w:val="nil"/>
             </w:tcBorders>
@@ -2170,12 +2201,12 @@
               <w:adjustRightInd w:val="0"/>
               <w:snapToGrid w:val="0"/>
               <w:spacing w:line="240" w:lineRule="auto"/>
-              <w:ind w:left="0" w:right="0" w:firstLine="0" w:leftChars="0" w:rightChars="0" w:firstLineChars="0"/>
+              <w:ind w:left="0" w:leftChars="0" w:right="0" w:rightChars="0" w:firstLine="0" w:firstLineChars="0"/>
               <w:jc w:val="center"/>
               <w:textAlignment w:val="baseline"/>
               <w:rPr>
-                <w:rStyle w:val="Strong"/>
-                <w:rFonts w:ascii="微软雅黑" w:eastAsia="微软雅黑" w:hAnsi="微软雅黑" w:cs="微软雅黑" w:hint="default"/>
+                <w:rStyle w:val="25"/>
+                <w:rFonts w:hint="default" w:ascii="微软雅黑" w:hAnsi="微软雅黑" w:eastAsia="微软雅黑" w:cs="微软雅黑"/>
                 <w:b w:val="0"/>
                 <w:bCs/>
                 <w:i w:val="0"/>
@@ -2197,8 +2228,8 @@
           <w:tcPr>
             <w:tcW w:w="0" w:type="auto"/>
             <w:tcBorders>
-              <w:top w:val="single" w:sz="4" w:space="0" w:color="auto"/>
-              <w:left w:val="single" w:sz="4" w:space="0" w:color="auto"/>
+              <w:top w:val="single" w:color="auto" w:sz="4" w:space="0"/>
+              <w:left w:val="single" w:color="auto" w:sz="4" w:space="0"/>
               <w:bottom w:val="nil"/>
               <w:right w:val="nil"/>
             </w:tcBorders>
@@ -2226,12 +2257,12 @@
               <w:adjustRightInd w:val="0"/>
               <w:snapToGrid w:val="0"/>
               <w:spacing w:line="240" w:lineRule="auto"/>
-              <w:ind w:left="0" w:right="0" w:firstLine="0" w:leftChars="0" w:rightChars="0" w:firstLineChars="0"/>
+              <w:ind w:left="0" w:leftChars="0" w:right="0" w:rightChars="0" w:firstLine="0" w:firstLineChars="0"/>
               <w:jc w:val="center"/>
               <w:textAlignment w:val="baseline"/>
               <w:rPr>
-                <w:rStyle w:val="Strong"/>
-                <w:rFonts w:ascii="微软雅黑" w:eastAsia="微软雅黑" w:hAnsi="微软雅黑" w:cs="微软雅黑" w:hint="default"/>
+                <w:rStyle w:val="25"/>
+                <w:rFonts w:hint="default" w:ascii="微软雅黑" w:hAnsi="微软雅黑" w:eastAsia="微软雅黑" w:cs="微软雅黑"/>
                 <w:b w:val="0"/>
                 <w:bCs/>
                 <w:i w:val="0"/>
@@ -2253,10 +2284,10 @@
           <w:tcPr>
             <w:tcW w:w="1205" w:type="dxa"/>
             <w:tcBorders>
-              <w:top w:val="single" w:sz="4" w:space="0" w:color="auto"/>
-              <w:left w:val="single" w:sz="4" w:space="0" w:color="auto"/>
+              <w:top w:val="single" w:color="auto" w:sz="4" w:space="0"/>
+              <w:left w:val="single" w:color="auto" w:sz="4" w:space="0"/>
               <w:bottom w:val="nil"/>
-              <w:right w:val="single" w:sz="12" w:space="0" w:color="auto"/>
+              <w:right w:val="single" w:color="auto" w:sz="12" w:space="0"/>
             </w:tcBorders>
             <w:tcMar>
               <w:top w:w="-1" w:type="dxa"/>
@@ -2282,12 +2313,12 @@
               <w:adjustRightInd w:val="0"/>
               <w:snapToGrid w:val="0"/>
               <w:spacing w:line="240" w:lineRule="auto"/>
-              <w:ind w:left="0" w:right="0" w:firstLine="0" w:leftChars="0" w:rightChars="0" w:firstLineChars="0"/>
+              <w:ind w:left="0" w:leftChars="0" w:right="0" w:rightChars="0" w:firstLine="0" w:firstLineChars="0"/>
               <w:jc w:val="center"/>
               <w:textAlignment w:val="baseline"/>
               <w:rPr>
-                <w:rStyle w:val="Strong"/>
-                <w:rFonts w:ascii="微软雅黑" w:eastAsia="微软雅黑" w:hAnsi="微软雅黑" w:cs="微软雅黑" w:hint="default"/>
+                <w:rStyle w:val="25"/>
+                <w:rFonts w:hint="default" w:ascii="微软雅黑" w:hAnsi="微软雅黑" w:eastAsia="微软雅黑" w:cs="微软雅黑"/>
                 <w:b w:val="0"/>
                 <w:bCs/>
                 <w:i w:val="0"/>
@@ -2308,8 +2339,14 @@
       </w:tr>
       <w:tr>
         <w:tblPrEx>
-          <w:tblW w:w="8519" w:type="dxa"/>
-          <w:jc w:val="center"/>
+          <w:tblBorders>
+            <w:top w:val="none" w:color="auto" w:sz="0" w:space="0"/>
+            <w:left w:val="none" w:color="auto" w:sz="0" w:space="0"/>
+            <w:bottom w:val="none" w:color="auto" w:sz="0" w:space="0"/>
+            <w:right w:val="none" w:color="auto" w:sz="0" w:space="0"/>
+            <w:insideH w:val="none" w:color="auto" w:sz="0" w:space="0"/>
+            <w:insideV w:val="none" w:color="auto" w:sz="0" w:space="0"/>
+          </w:tblBorders>
           <w:tblCellMar>
             <w:top w:w="0" w:type="dxa"/>
             <w:left w:w="108" w:type="dxa"/>
@@ -2318,15 +2355,15 @@
           </w:tblCellMar>
         </w:tblPrEx>
         <w:trPr>
-          <w:trHeight w:val="0"/>
+          <w:trHeight w:val="0" w:hRule="atLeast"/>
           <w:jc w:val="center"/>
         </w:trPr>
         <w:tc>
           <w:tcPr>
             <w:tcW w:w="0" w:type="auto"/>
             <w:tcBorders>
-              <w:top w:val="single" w:sz="4" w:space="0" w:color="auto"/>
-              <w:left w:val="single" w:sz="12" w:space="0" w:color="auto"/>
+              <w:top w:val="single" w:color="auto" w:sz="4" w:space="0"/>
+              <w:left w:val="single" w:color="auto" w:sz="12" w:space="0"/>
               <w:bottom w:val="nil"/>
               <w:right w:val="nil"/>
             </w:tcBorders>
@@ -2354,12 +2391,12 @@
               <w:adjustRightInd w:val="0"/>
               <w:snapToGrid w:val="0"/>
               <w:spacing w:line="240" w:lineRule="auto"/>
-              <w:ind w:left="0" w:right="0" w:firstLine="0" w:leftChars="0" w:rightChars="0" w:firstLineChars="0"/>
+              <w:ind w:left="0" w:leftChars="0" w:right="0" w:rightChars="0" w:firstLine="0" w:firstLineChars="0"/>
               <w:jc w:val="center"/>
               <w:textAlignment w:val="baseline"/>
               <w:rPr>
-                <w:rStyle w:val="Strong"/>
-                <w:rFonts w:ascii="微软雅黑" w:eastAsia="微软雅黑" w:hAnsi="微软雅黑" w:cs="微软雅黑" w:hint="default"/>
+                <w:rStyle w:val="25"/>
+                <w:rFonts w:hint="default" w:ascii="微软雅黑" w:hAnsi="微软雅黑" w:eastAsia="微软雅黑" w:cs="微软雅黑"/>
                 <w:b w:val="0"/>
                 <w:bCs/>
                 <w:i w:val="0"/>
@@ -2381,8 +2418,8 @@
           <w:tcPr>
             <w:tcW w:w="0" w:type="auto"/>
             <w:tcBorders>
-              <w:top w:val="single" w:sz="4" w:space="0" w:color="auto"/>
-              <w:left w:val="single" w:sz="4" w:space="0" w:color="auto"/>
+              <w:top w:val="single" w:color="auto" w:sz="4" w:space="0"/>
+              <w:left w:val="single" w:color="auto" w:sz="4" w:space="0"/>
               <w:bottom w:val="nil"/>
               <w:right w:val="nil"/>
             </w:tcBorders>
@@ -2410,12 +2447,12 @@
               <w:adjustRightInd w:val="0"/>
               <w:snapToGrid w:val="0"/>
               <w:spacing w:line="240" w:lineRule="auto"/>
-              <w:ind w:left="0" w:right="0" w:firstLine="0" w:leftChars="0" w:rightChars="0" w:firstLineChars="0"/>
+              <w:ind w:left="0" w:leftChars="0" w:right="0" w:rightChars="0" w:firstLine="0" w:firstLineChars="0"/>
               <w:jc w:val="center"/>
               <w:textAlignment w:val="baseline"/>
               <w:rPr>
-                <w:rStyle w:val="Strong"/>
-                <w:rFonts w:ascii="微软雅黑" w:eastAsia="微软雅黑" w:hAnsi="微软雅黑" w:cs="微软雅黑" w:hint="default"/>
+                <w:rStyle w:val="25"/>
+                <w:rFonts w:hint="default" w:ascii="微软雅黑" w:hAnsi="微软雅黑" w:eastAsia="微软雅黑" w:cs="微软雅黑"/>
                 <w:b w:val="0"/>
                 <w:bCs/>
                 <w:i w:val="0"/>
@@ -2437,8 +2474,8 @@
           <w:tcPr>
             <w:tcW w:w="0" w:type="auto"/>
             <w:tcBorders>
-              <w:top w:val="single" w:sz="4" w:space="0" w:color="auto"/>
-              <w:left w:val="single" w:sz="4" w:space="0" w:color="auto"/>
+              <w:top w:val="single" w:color="auto" w:sz="4" w:space="0"/>
+              <w:left w:val="single" w:color="auto" w:sz="4" w:space="0"/>
               <w:bottom w:val="nil"/>
               <w:right w:val="nil"/>
             </w:tcBorders>
@@ -2466,12 +2503,12 @@
               <w:adjustRightInd w:val="0"/>
               <w:snapToGrid w:val="0"/>
               <w:spacing w:line="240" w:lineRule="auto"/>
-              <w:ind w:left="0" w:right="0" w:firstLine="0" w:leftChars="0" w:rightChars="0" w:firstLineChars="0"/>
+              <w:ind w:left="0" w:leftChars="0" w:right="0" w:rightChars="0" w:firstLine="0" w:firstLineChars="0"/>
               <w:jc w:val="center"/>
               <w:textAlignment w:val="baseline"/>
               <w:rPr>
-                <w:rStyle w:val="Strong"/>
-                <w:rFonts w:ascii="微软雅黑" w:eastAsia="微软雅黑" w:hAnsi="微软雅黑" w:cs="微软雅黑" w:hint="default"/>
+                <w:rStyle w:val="25"/>
+                <w:rFonts w:hint="default" w:ascii="微软雅黑" w:hAnsi="微软雅黑" w:eastAsia="微软雅黑" w:cs="微软雅黑"/>
                 <w:b w:val="0"/>
                 <w:bCs/>
                 <w:i w:val="0"/>
@@ -2493,8 +2530,8 @@
           <w:tcPr>
             <w:tcW w:w="0" w:type="auto"/>
             <w:tcBorders>
-              <w:top w:val="single" w:sz="4" w:space="0" w:color="auto"/>
-              <w:left w:val="single" w:sz="4" w:space="0" w:color="auto"/>
+              <w:top w:val="single" w:color="auto" w:sz="4" w:space="0"/>
+              <w:left w:val="single" w:color="auto" w:sz="4" w:space="0"/>
               <w:bottom w:val="nil"/>
               <w:right w:val="nil"/>
             </w:tcBorders>
@@ -2522,12 +2559,12 @@
               <w:adjustRightInd w:val="0"/>
               <w:snapToGrid w:val="0"/>
               <w:spacing w:line="240" w:lineRule="auto"/>
-              <w:ind w:left="0" w:right="0" w:firstLine="0" w:leftChars="0" w:rightChars="0" w:firstLineChars="0"/>
+              <w:ind w:left="0" w:leftChars="0" w:right="0" w:rightChars="0" w:firstLine="0" w:firstLineChars="0"/>
               <w:jc w:val="center"/>
               <w:textAlignment w:val="baseline"/>
               <w:rPr>
-                <w:rStyle w:val="Strong"/>
-                <w:rFonts w:ascii="微软雅黑" w:eastAsia="微软雅黑" w:hAnsi="微软雅黑" w:cs="微软雅黑" w:hint="default"/>
+                <w:rStyle w:val="25"/>
+                <w:rFonts w:hint="default" w:ascii="微软雅黑" w:hAnsi="微软雅黑" w:eastAsia="微软雅黑" w:cs="微软雅黑"/>
                 <w:b w:val="0"/>
                 <w:bCs/>
                 <w:i w:val="0"/>
@@ -2549,10 +2586,10 @@
           <w:tcPr>
             <w:tcW w:w="1205" w:type="dxa"/>
             <w:tcBorders>
-              <w:top w:val="single" w:sz="4" w:space="0" w:color="auto"/>
-              <w:left w:val="single" w:sz="4" w:space="0" w:color="auto"/>
+              <w:top w:val="single" w:color="auto" w:sz="4" w:space="0"/>
+              <w:left w:val="single" w:color="auto" w:sz="4" w:space="0"/>
               <w:bottom w:val="nil"/>
-              <w:right w:val="single" w:sz="12" w:space="0" w:color="auto"/>
+              <w:right w:val="single" w:color="auto" w:sz="12" w:space="0"/>
             </w:tcBorders>
             <w:tcMar>
               <w:top w:w="-1" w:type="dxa"/>
@@ -2578,12 +2615,12 @@
               <w:adjustRightInd w:val="0"/>
               <w:snapToGrid w:val="0"/>
               <w:spacing w:line="240" w:lineRule="auto"/>
-              <w:ind w:left="0" w:right="0" w:firstLine="0" w:leftChars="0" w:rightChars="0" w:firstLineChars="0"/>
+              <w:ind w:left="0" w:leftChars="0" w:right="0" w:rightChars="0" w:firstLine="0" w:firstLineChars="0"/>
               <w:jc w:val="center"/>
               <w:textAlignment w:val="baseline"/>
               <w:rPr>
-                <w:rStyle w:val="Strong"/>
-                <w:rFonts w:ascii="微软雅黑" w:eastAsia="微软雅黑" w:hAnsi="微软雅黑" w:cs="微软雅黑" w:hint="default"/>
+                <w:rStyle w:val="25"/>
+                <w:rFonts w:hint="default" w:ascii="微软雅黑" w:hAnsi="微软雅黑" w:eastAsia="微软雅黑" w:cs="微软雅黑"/>
                 <w:b w:val="0"/>
                 <w:bCs/>
                 <w:i w:val="0"/>
@@ -2604,8 +2641,14 @@
       </w:tr>
       <w:tr>
         <w:tblPrEx>
-          <w:tblW w:w="8519" w:type="dxa"/>
-          <w:jc w:val="center"/>
+          <w:tblBorders>
+            <w:top w:val="none" w:color="auto" w:sz="0" w:space="0"/>
+            <w:left w:val="none" w:color="auto" w:sz="0" w:space="0"/>
+            <w:bottom w:val="none" w:color="auto" w:sz="0" w:space="0"/>
+            <w:right w:val="none" w:color="auto" w:sz="0" w:space="0"/>
+            <w:insideH w:val="none" w:color="auto" w:sz="0" w:space="0"/>
+            <w:insideV w:val="none" w:color="auto" w:sz="0" w:space="0"/>
+          </w:tblBorders>
           <w:tblCellMar>
             <w:top w:w="0" w:type="dxa"/>
             <w:left w:w="108" w:type="dxa"/>
@@ -2614,16 +2657,16 @@
           </w:tblCellMar>
         </w:tblPrEx>
         <w:trPr>
-          <w:trHeight w:val="0"/>
+          <w:trHeight w:val="0" w:hRule="atLeast"/>
           <w:jc w:val="center"/>
         </w:trPr>
         <w:tc>
           <w:tcPr>
             <w:tcW w:w="1621" w:type="dxa"/>
             <w:tcBorders>
-              <w:top w:val="single" w:sz="4" w:space="0" w:color="auto"/>
-              <w:left w:val="single" w:sz="12" w:space="0" w:color="auto"/>
-              <w:bottom w:val="single" w:sz="12" w:space="0" w:color="auto"/>
+              <w:top w:val="single" w:color="auto" w:sz="4" w:space="0"/>
+              <w:left w:val="single" w:color="auto" w:sz="12" w:space="0"/>
+              <w:bottom w:val="single" w:color="auto" w:sz="12" w:space="0"/>
               <w:right w:val="nil"/>
             </w:tcBorders>
             <w:tcMar>
@@ -2650,12 +2693,12 @@
               <w:adjustRightInd w:val="0"/>
               <w:snapToGrid w:val="0"/>
               <w:spacing w:line="240" w:lineRule="auto"/>
-              <w:ind w:left="0" w:right="0" w:firstLine="0" w:leftChars="0" w:rightChars="0" w:firstLineChars="0"/>
+              <w:ind w:left="0" w:leftChars="0" w:right="0" w:rightChars="0" w:firstLine="0" w:firstLineChars="0"/>
               <w:jc w:val="center"/>
               <w:textAlignment w:val="baseline"/>
               <w:rPr>
-                <w:rStyle w:val="Strong"/>
-                <w:rFonts w:ascii="微软雅黑" w:eastAsia="微软雅黑" w:hAnsi="微软雅黑" w:cs="微软雅黑" w:hint="default"/>
+                <w:rStyle w:val="25"/>
+                <w:rFonts w:hint="default" w:ascii="微软雅黑" w:hAnsi="微软雅黑" w:eastAsia="微软雅黑" w:cs="微软雅黑"/>
                 <w:b w:val="0"/>
                 <w:bCs/>
                 <w:i w:val="0"/>
@@ -2677,9 +2720,9 @@
           <w:tcPr>
             <w:tcW w:w="2036" w:type="dxa"/>
             <w:tcBorders>
-              <w:top w:val="single" w:sz="4" w:space="0" w:color="auto"/>
-              <w:left w:val="single" w:sz="4" w:space="0" w:color="auto"/>
-              <w:bottom w:val="single" w:sz="12" w:space="0" w:color="auto"/>
+              <w:top w:val="single" w:color="auto" w:sz="4" w:space="0"/>
+              <w:left w:val="single" w:color="auto" w:sz="4" w:space="0"/>
+              <w:bottom w:val="single" w:color="auto" w:sz="12" w:space="0"/>
               <w:right w:val="nil"/>
             </w:tcBorders>
             <w:tcMar>
@@ -2706,12 +2749,12 @@
               <w:adjustRightInd w:val="0"/>
               <w:snapToGrid w:val="0"/>
               <w:spacing w:line="240" w:lineRule="auto"/>
-              <w:ind w:left="0" w:right="0" w:firstLine="0" w:leftChars="0" w:rightChars="0" w:firstLineChars="0"/>
+              <w:ind w:left="0" w:leftChars="0" w:right="0" w:rightChars="0" w:firstLine="0" w:firstLineChars="0"/>
               <w:jc w:val="center"/>
               <w:textAlignment w:val="baseline"/>
               <w:rPr>
-                <w:rStyle w:val="Strong"/>
-                <w:rFonts w:ascii="微软雅黑" w:eastAsia="微软雅黑" w:hAnsi="微软雅黑" w:cs="微软雅黑" w:hint="default"/>
+                <w:rStyle w:val="25"/>
+                <w:rFonts w:hint="default" w:ascii="微软雅黑" w:hAnsi="微软雅黑" w:eastAsia="微软雅黑" w:cs="微软雅黑"/>
                 <w:b w:val="0"/>
                 <w:bCs/>
                 <w:i w:val="0"/>
@@ -2733,9 +2776,9 @@
           <w:tcPr>
             <w:tcW w:w="1621" w:type="dxa"/>
             <w:tcBorders>
-              <w:top w:val="single" w:sz="4" w:space="0" w:color="auto"/>
-              <w:left w:val="single" w:sz="4" w:space="0" w:color="auto"/>
-              <w:bottom w:val="single" w:sz="12" w:space="0" w:color="auto"/>
+              <w:top w:val="single" w:color="auto" w:sz="4" w:space="0"/>
+              <w:left w:val="single" w:color="auto" w:sz="4" w:space="0"/>
+              <w:bottom w:val="single" w:color="auto" w:sz="12" w:space="0"/>
               <w:right w:val="nil"/>
             </w:tcBorders>
             <w:tcMar>
@@ -2762,12 +2805,12 @@
               <w:adjustRightInd w:val="0"/>
               <w:snapToGrid w:val="0"/>
               <w:spacing w:line="240" w:lineRule="auto"/>
-              <w:ind w:left="0" w:right="0" w:firstLine="0" w:leftChars="0" w:rightChars="0" w:firstLineChars="0"/>
+              <w:ind w:left="0" w:leftChars="0" w:right="0" w:rightChars="0" w:firstLine="0" w:firstLineChars="0"/>
               <w:jc w:val="center"/>
               <w:textAlignment w:val="baseline"/>
               <w:rPr>
-                <w:rStyle w:val="Strong"/>
-                <w:rFonts w:ascii="微软雅黑" w:eastAsia="微软雅黑" w:hAnsi="微软雅黑" w:cs="微软雅黑" w:hint="default"/>
+                <w:rStyle w:val="25"/>
+                <w:rFonts w:hint="default" w:ascii="微软雅黑" w:hAnsi="微软雅黑" w:eastAsia="微软雅黑" w:cs="微软雅黑"/>
                 <w:b w:val="0"/>
                 <w:bCs/>
                 <w:i w:val="0"/>
@@ -2789,9 +2832,9 @@
           <w:tcPr>
             <w:tcW w:w="2036" w:type="dxa"/>
             <w:tcBorders>
-              <w:top w:val="single" w:sz="4" w:space="0" w:color="auto"/>
-              <w:left w:val="single" w:sz="4" w:space="0" w:color="auto"/>
-              <w:bottom w:val="single" w:sz="12" w:space="0" w:color="auto"/>
+              <w:top w:val="single" w:color="auto" w:sz="4" w:space="0"/>
+              <w:left w:val="single" w:color="auto" w:sz="4" w:space="0"/>
+              <w:bottom w:val="single" w:color="auto" w:sz="12" w:space="0"/>
               <w:right w:val="nil"/>
             </w:tcBorders>
             <w:tcMar>
@@ -2818,12 +2861,12 @@
               <w:adjustRightInd w:val="0"/>
               <w:snapToGrid w:val="0"/>
               <w:spacing w:line="240" w:lineRule="auto"/>
-              <w:ind w:left="0" w:right="0" w:firstLine="0" w:leftChars="0" w:rightChars="0" w:firstLineChars="0"/>
+              <w:ind w:left="0" w:leftChars="0" w:right="0" w:rightChars="0" w:firstLine="0" w:firstLineChars="0"/>
               <w:jc w:val="center"/>
               <w:textAlignment w:val="baseline"/>
               <w:rPr>
-                <w:rStyle w:val="Strong"/>
-                <w:rFonts w:ascii="微软雅黑" w:eastAsia="微软雅黑" w:hAnsi="微软雅黑" w:cs="微软雅黑" w:hint="default"/>
+                <w:rStyle w:val="25"/>
+                <w:rFonts w:hint="default" w:ascii="微软雅黑" w:hAnsi="微软雅黑" w:eastAsia="微软雅黑" w:cs="微软雅黑"/>
                 <w:b w:val="0"/>
                 <w:bCs/>
                 <w:i w:val="0"/>
@@ -2845,10 +2888,10 @@
           <w:tcPr>
             <w:tcW w:w="1205" w:type="dxa"/>
             <w:tcBorders>
-              <w:top w:val="single" w:sz="4" w:space="0" w:color="auto"/>
-              <w:left w:val="single" w:sz="4" w:space="0" w:color="auto"/>
-              <w:bottom w:val="single" w:sz="12" w:space="0" w:color="auto"/>
-              <w:right w:val="single" w:sz="12" w:space="0" w:color="auto"/>
+              <w:top w:val="single" w:color="auto" w:sz="4" w:space="0"/>
+              <w:left w:val="single" w:color="auto" w:sz="4" w:space="0"/>
+              <w:bottom w:val="single" w:color="auto" w:sz="12" w:space="0"/>
+              <w:right w:val="single" w:color="auto" w:sz="12" w:space="0"/>
             </w:tcBorders>
             <w:tcMar>
               <w:top w:w="-1" w:type="dxa"/>
@@ -2874,12 +2917,12 @@
               <w:adjustRightInd w:val="0"/>
               <w:snapToGrid w:val="0"/>
               <w:spacing w:line="240" w:lineRule="auto"/>
-              <w:ind w:left="0" w:right="0" w:firstLine="0" w:leftChars="0" w:rightChars="0" w:firstLineChars="0"/>
+              <w:ind w:left="0" w:leftChars="0" w:right="0" w:rightChars="0" w:firstLine="0" w:firstLineChars="0"/>
               <w:jc w:val="center"/>
               <w:textAlignment w:val="baseline"/>
               <w:rPr>
-                <w:rStyle w:val="Strong"/>
-                <w:rFonts w:ascii="微软雅黑" w:eastAsia="微软雅黑" w:hAnsi="微软雅黑" w:cs="微软雅黑" w:hint="default"/>
+                <w:rStyle w:val="25"/>
+                <w:rFonts w:hint="default" w:ascii="微软雅黑" w:hAnsi="微软雅黑" w:eastAsia="微软雅黑" w:cs="微软雅黑"/>
                 <w:b w:val="0"/>
                 <w:bCs/>
                 <w:i w:val="0"/>
@@ -2918,8 +2961,8 @@
       </w:pPr>
       <w:r>
         <w:rPr>
-          <w:rStyle w:val="Strong"/>
-          <w:rFonts w:ascii="微软雅黑" w:eastAsia="微软雅黑" w:hAnsi="微软雅黑" w:cs="微软雅黑" w:hint="default"/>
+          <w:rStyle w:val="25"/>
+          <w:rFonts w:hint="default" w:ascii="微软雅黑" w:hAnsi="微软雅黑" w:eastAsia="微软雅黑" w:cs="微软雅黑"/>
           <w:b w:val="0"/>
           <w:bCs/>
           <w:i w:val="0"/>
@@ -2939,7 +2982,7 @@
     <w:sdt>
       <w:sdtPr>
         <w:rPr>
-          <w:rFonts w:ascii="宋体" w:eastAsia="宋体" w:hAnsi="宋体" w:cs="Arial"/>
+          <w:rFonts w:ascii="宋体" w:hAnsi="宋体" w:eastAsia="宋体" w:cs="Arial"/>
           <w:snapToGrid w:val="0"/>
           <w:color w:val="000000"/>
           <w:kern w:val="0"/>
@@ -2955,7 +2998,7 @@
       </w:sdtPr>
       <w:sdtEndPr>
         <w:rPr>
-          <w:rFonts w:ascii="宋体" w:eastAsia="宋体" w:hAnsi="宋体" w:cs="Arial"/>
+          <w:rFonts w:ascii="宋体" w:hAnsi="宋体" w:eastAsia="宋体" w:cs="Arial"/>
           <w:snapToGrid w:val="0"/>
           <w:color w:val="000000"/>
           <w:kern w:val="0"/>
@@ -2981,13 +3024,13 @@
             <w:adjustRightInd w:val="0"/>
             <w:snapToGrid w:val="0"/>
             <w:spacing w:before="0" w:beforeLines="0" w:after="0" w:afterLines="0" w:line="240" w:lineRule="auto"/>
-            <w:ind w:left="0" w:right="0" w:firstLine="0" w:leftChars="0" w:rightChars="0" w:firstLineChars="0"/>
+            <w:ind w:left="0" w:leftChars="0" w:right="0" w:rightChars="0" w:firstLine="0" w:firstLineChars="0"/>
             <w:jc w:val="center"/>
             <w:textAlignment w:val="baseline"/>
           </w:pPr>
           <w:r>
             <w:rPr>
-              <w:rFonts w:ascii="宋体" w:eastAsia="宋体" w:hAnsi="宋体"/>
+              <w:rFonts w:ascii="宋体" w:hAnsi="宋体" w:eastAsia="宋体"/>
               <w:sz w:val="21"/>
             </w:rPr>
             <w:t>目录</w:t>
@@ -2995,7 +3038,7 @@
         </w:p>
         <w:p>
           <w:pPr>
-            <w:pStyle w:val="TOC1"/>
+            <w:pStyle w:val="16"/>
             <w:tabs>
               <w:tab w:val="right" w:leader="dot" w:pos="8306"/>
             </w:tabs>
@@ -3051,7 +3094,7 @@
         </w:p>
         <w:p>
           <w:pPr>
-            <w:pStyle w:val="TOC1"/>
+            <w:pStyle w:val="16"/>
             <w:tabs>
               <w:tab w:val="right" w:leader="dot" w:pos="8306"/>
             </w:tabs>
@@ -3098,7 +3141,7 @@
         </w:p>
         <w:p>
           <w:pPr>
-            <w:pStyle w:val="TOC2"/>
+            <w:pStyle w:val="18"/>
             <w:tabs>
               <w:tab w:val="right" w:leader="dot" w:pos="8306"/>
             </w:tabs>
@@ -3145,7 +3188,7 @@
         </w:p>
         <w:p>
           <w:pPr>
-            <w:pStyle w:val="TOC2"/>
+            <w:pStyle w:val="18"/>
             <w:tabs>
               <w:tab w:val="right" w:leader="dot" w:pos="8306"/>
             </w:tabs>
@@ -3192,7 +3235,7 @@
         </w:p>
         <w:p>
           <w:pPr>
-            <w:pStyle w:val="TOC2"/>
+            <w:pStyle w:val="18"/>
             <w:tabs>
               <w:tab w:val="right" w:leader="dot" w:pos="8306"/>
             </w:tabs>
@@ -3239,7 +3282,7 @@
         </w:p>
         <w:p>
           <w:pPr>
-            <w:pStyle w:val="TOC2"/>
+            <w:pStyle w:val="18"/>
             <w:tabs>
               <w:tab w:val="right" w:leader="dot" w:pos="8306"/>
             </w:tabs>
@@ -3286,7 +3329,7 @@
         </w:p>
         <w:p>
           <w:pPr>
-            <w:pStyle w:val="TOC2"/>
+            <w:pStyle w:val="18"/>
             <w:tabs>
               <w:tab w:val="right" w:leader="dot" w:pos="8306"/>
             </w:tabs>
@@ -3333,7 +3376,7 @@
         </w:p>
         <w:p>
           <w:pPr>
-            <w:pStyle w:val="TOC3"/>
+            <w:pStyle w:val="13"/>
             <w:tabs>
               <w:tab w:val="right" w:leader="dot" w:pos="8306"/>
             </w:tabs>
@@ -3380,7 +3423,7 @@
         </w:p>
         <w:p>
           <w:pPr>
-            <w:pStyle w:val="TOC3"/>
+            <w:pStyle w:val="13"/>
             <w:tabs>
               <w:tab w:val="right" w:leader="dot" w:pos="8306"/>
             </w:tabs>
@@ -3427,7 +3470,7 @@
         </w:p>
         <w:p>
           <w:pPr>
-            <w:pStyle w:val="TOC3"/>
+            <w:pStyle w:val="13"/>
             <w:tabs>
               <w:tab w:val="right" w:leader="dot" w:pos="8306"/>
             </w:tabs>
@@ -3474,7 +3517,7 @@
         </w:p>
         <w:p>
           <w:pPr>
-            <w:pStyle w:val="TOC3"/>
+            <w:pStyle w:val="13"/>
             <w:tabs>
               <w:tab w:val="right" w:leader="dot" w:pos="8306"/>
             </w:tabs>
@@ -3521,7 +3564,7 @@
         </w:p>
         <w:p>
           <w:pPr>
-            <w:pStyle w:val="TOC2"/>
+            <w:pStyle w:val="18"/>
             <w:tabs>
               <w:tab w:val="right" w:leader="dot" w:pos="8306"/>
             </w:tabs>
@@ -3568,7 +3611,7 @@
         </w:p>
         <w:p>
           <w:pPr>
-            <w:pStyle w:val="TOC1"/>
+            <w:pStyle w:val="16"/>
             <w:tabs>
               <w:tab w:val="right" w:leader="dot" w:pos="8306"/>
             </w:tabs>
@@ -3615,7 +3658,7 @@
         </w:p>
         <w:p>
           <w:pPr>
-            <w:pStyle w:val="TOC1"/>
+            <w:pStyle w:val="16"/>
             <w:tabs>
               <w:tab w:val="right" w:leader="dot" w:pos="8306"/>
             </w:tabs>
@@ -3662,7 +3705,7 @@
         </w:p>
         <w:p>
           <w:pPr>
-            <w:pStyle w:val="TOC1"/>
+            <w:pStyle w:val="16"/>
             <w:tabs>
               <w:tab w:val="right" w:leader="dot" w:pos="8306"/>
             </w:tabs>
@@ -3709,7 +3752,7 @@
         </w:p>
         <w:p>
           <w:pPr>
-            <w:pStyle w:val="TOC2"/>
+            <w:pStyle w:val="18"/>
             <w:tabs>
               <w:tab w:val="right" w:leader="dot" w:pos="8306"/>
             </w:tabs>
@@ -3756,7 +3799,7 @@
         </w:p>
         <w:p>
           <w:pPr>
-            <w:pStyle w:val="TOC2"/>
+            <w:pStyle w:val="18"/>
             <w:tabs>
               <w:tab w:val="right" w:leader="dot" w:pos="8306"/>
             </w:tabs>
@@ -3803,7 +3846,7 @@
         </w:p>
         <w:p>
           <w:pPr>
-            <w:pStyle w:val="TOC2"/>
+            <w:pStyle w:val="18"/>
             <w:tabs>
               <w:tab w:val="right" w:leader="dot" w:pos="8306"/>
             </w:tabs>
@@ -3850,7 +3893,7 @@
         </w:p>
         <w:p>
           <w:pPr>
-            <w:pStyle w:val="TOC2"/>
+            <w:pStyle w:val="18"/>
             <w:tabs>
               <w:tab w:val="right" w:leader="dot" w:pos="8306"/>
             </w:tabs>
@@ -3897,7 +3940,7 @@
         </w:p>
         <w:p>
           <w:pPr>
-            <w:pStyle w:val="TOC2"/>
+            <w:pStyle w:val="18"/>
             <w:tabs>
               <w:tab w:val="right" w:leader="dot" w:pos="8306"/>
             </w:tabs>
@@ -3944,7 +3987,7 @@
         </w:p>
         <w:p>
           <w:pPr>
-            <w:pStyle w:val="TOC2"/>
+            <w:pStyle w:val="18"/>
             <w:tabs>
               <w:tab w:val="right" w:leader="dot" w:pos="8306"/>
             </w:tabs>
@@ -3991,7 +4034,7 @@
         </w:p>
         <w:p>
           <w:pPr>
-            <w:pStyle w:val="TOC1"/>
+            <w:pStyle w:val="16"/>
             <w:tabs>
               <w:tab w:val="right" w:leader="dot" w:pos="8306"/>
             </w:tabs>
@@ -4036,7 +4079,7 @@
         </w:p>
         <w:p>
           <w:pPr>
-            <w:pStyle w:val="TOC1"/>
+            <w:pStyle w:val="16"/>
             <w:tabs>
               <w:tab w:val="right" w:leader="dot" w:pos="8306"/>
             </w:tabs>
@@ -4127,7 +4170,7 @@
         <w:jc w:val="center"/>
         <w:textAlignment w:val="baseline"/>
         <w:rPr>
-          <w:rFonts w:eastAsia="宋体" w:hint="eastAsia"/>
+          <w:rFonts w:hint="eastAsia" w:eastAsia="宋体"/>
           <w:lang w:val="en-US" w:eastAsia="zh-CN"/>
         </w:rPr>
       </w:pPr>
@@ -4141,7 +4184,7 @@
     </w:p>
     <w:p>
       <w:pPr>
-        <w:pStyle w:val="TableofFigures"/>
+        <w:pStyle w:val="17"/>
         <w:tabs>
           <w:tab w:val="right" w:leader="dot" w:pos="8306"/>
         </w:tabs>
@@ -4150,7 +4193,7 @@
         <w:fldChar w:fldCharType="begin"/>
       </w:r>
       <w:r>
-        <w:instrText>TOC \h \c "表"</w:instrText>
+        <w:instrText xml:space="preserve">TOC \h \c "表"</w:instrText>
       </w:r>
       <w:r>
         <w:fldChar w:fldCharType="separate"/>
@@ -4222,7 +4265,7 @@
     </w:p>
     <w:p>
       <w:pPr>
-        <w:pStyle w:val="TableofFigures"/>
+        <w:pStyle w:val="17"/>
         <w:tabs>
           <w:tab w:val="right" w:leader="dot" w:pos="8306"/>
         </w:tabs>
@@ -4294,7 +4337,7 @@
     </w:p>
     <w:p>
       <w:pPr>
-        <w:pStyle w:val="TableofFigures"/>
+        <w:pStyle w:val="17"/>
         <w:tabs>
           <w:tab w:val="right" w:leader="dot" w:pos="8306"/>
         </w:tabs>
@@ -4370,7 +4413,7 @@
     </w:p>
     <w:p>
       <w:pPr>
-        <w:pStyle w:val="TableofFigures"/>
+        <w:pStyle w:val="17"/>
         <w:tabs>
           <w:tab w:val="right" w:leader="dot" w:pos="8306"/>
         </w:tabs>
@@ -4439,7 +4482,7 @@
     </w:p>
     <w:p>
       <w:pPr>
-        <w:pStyle w:val="TableofFigures"/>
+        <w:pStyle w:val="17"/>
         <w:tabs>
           <w:tab w:val="right" w:leader="dot" w:pos="8306"/>
         </w:tabs>
@@ -4552,7 +4595,7 @@
         <w:jc w:val="center"/>
         <w:textAlignment w:val="baseline"/>
         <w:rPr>
-          <w:rFonts w:eastAsia="宋体" w:hint="eastAsia"/>
+          <w:rFonts w:hint="eastAsia" w:eastAsia="宋体"/>
           <w:lang w:val="en-US" w:eastAsia="zh-CN"/>
         </w:rPr>
       </w:pPr>
@@ -4566,7 +4609,7 @@
     </w:p>
     <w:p>
       <w:pPr>
-        <w:pStyle w:val="TableofFigures"/>
+        <w:pStyle w:val="17"/>
         <w:tabs>
           <w:tab w:val="right" w:leader="dot" w:pos="8306"/>
         </w:tabs>
@@ -4575,7 +4618,7 @@
         <w:fldChar w:fldCharType="begin"/>
       </w:r>
       <w:r>
-        <w:instrText>TOC \h \c "图"</w:instrText>
+        <w:instrText xml:space="preserve">TOC \h \c "图"</w:instrText>
       </w:r>
       <w:r>
         <w:fldChar w:fldCharType="separate"/>
@@ -4701,20 +4744,20 @@
     </w:p>
     <w:p>
       <w:pPr>
-        <w:pStyle w:val="1"/>
-        <w:bidi w:val="0"/>
-      </w:pPr>
-      <w:bookmarkStart w:id="2" w:name="heading_2"/>
-      <w:bookmarkStart w:id="3" w:name="_Toc32153"/>
+        <w:pStyle w:val="30"/>
+        <w:bidi w:val="0"/>
+      </w:pPr>
+      <w:bookmarkStart w:id="1" w:name="heading_2"/>
+      <w:bookmarkStart w:id="2" w:name="_Toc32153"/>
       <w:r>
         <w:t>目的</w:t>
       </w:r>
+      <w:bookmarkEnd w:id="1"/>
       <w:bookmarkEnd w:id="2"/>
-      <w:bookmarkEnd w:id="3"/>
-    </w:p>
-    <w:p>
-      <w:pPr>
-        <w:pStyle w:val="a1"/>
+    </w:p>
+    <w:p>
+      <w:pPr>
+        <w:pStyle w:val="31"/>
         <w:bidi w:val="0"/>
       </w:pPr>
       <w:r>
@@ -4723,7 +4766,7 @@
     </w:p>
     <w:p>
       <w:pPr>
-        <w:pStyle w:val="a1"/>
+        <w:pStyle w:val="31"/>
         <w:bidi w:val="0"/>
       </w:pPr>
       <w:r>
@@ -4732,13 +4775,13 @@
     </w:p>
     <w:p>
       <w:pPr>
-        <w:pStyle w:val="a3"/>
+        <w:pStyle w:val="41"/>
         <w:numPr>
           <w:ilvl w:val="0"/>
           <w:numId w:val="2"/>
         </w:numPr>
         <w:bidi w:val="0"/>
-        <w:ind w:left="425" w:hanging="425" w:leftChars="0" w:firstLineChars="0"/>
+        <w:ind w:left="425" w:leftChars="0" w:hanging="425" w:firstLineChars="0"/>
       </w:pPr>
       <w:r>
         <w:t>所有配置项（CI）被识别和记录下来；</w:t>
@@ -4746,13 +4789,13 @@
     </w:p>
     <w:p>
       <w:pPr>
-        <w:pStyle w:val="a3"/>
+        <w:pStyle w:val="41"/>
         <w:numPr>
           <w:ilvl w:val="0"/>
           <w:numId w:val="2"/>
         </w:numPr>
         <w:bidi w:val="0"/>
-        <w:ind w:left="425" w:hanging="425" w:leftChars="0" w:firstLineChars="0"/>
+        <w:ind w:left="425" w:leftChars="0" w:hanging="425" w:firstLineChars="0"/>
       </w:pPr>
       <w:r>
         <w:t>配置项当前和历史状态得到汇报；</w:t>
@@ -4760,13 +4803,13 @@
     </w:p>
     <w:p>
       <w:pPr>
-        <w:pStyle w:val="a3"/>
+        <w:pStyle w:val="41"/>
         <w:numPr>
           <w:ilvl w:val="0"/>
           <w:numId w:val="2"/>
         </w:numPr>
         <w:bidi w:val="0"/>
-        <w:ind w:left="425" w:hanging="425" w:leftChars="0" w:firstLineChars="0"/>
+        <w:ind w:left="425" w:leftChars="0" w:hanging="425" w:firstLineChars="0"/>
       </w:pPr>
       <w:r>
         <w:t>配置项记录的完整性得到维护和确认；</w:t>
@@ -4774,13 +4817,13 @@
     </w:p>
     <w:p>
       <w:pPr>
-        <w:pStyle w:val="a3"/>
+        <w:pStyle w:val="41"/>
         <w:numPr>
           <w:ilvl w:val="0"/>
           <w:numId w:val="2"/>
         </w:numPr>
         <w:bidi w:val="0"/>
-        <w:ind w:left="425" w:hanging="425" w:leftChars="0" w:firstLineChars="0"/>
+        <w:ind w:left="425" w:leftChars="0" w:hanging="425" w:firstLineChars="0"/>
       </w:pPr>
       <w:r>
         <w:t>客户服务环境的稳定性；</w:t>
@@ -4788,13 +4831,13 @@
     </w:p>
     <w:p>
       <w:pPr>
-        <w:pStyle w:val="a3"/>
+        <w:pStyle w:val="41"/>
         <w:numPr>
           <w:ilvl w:val="0"/>
           <w:numId w:val="2"/>
         </w:numPr>
         <w:bidi w:val="0"/>
-        <w:ind w:left="425" w:hanging="425" w:leftChars="0" w:firstLineChars="0"/>
+        <w:ind w:left="425" w:leftChars="0" w:hanging="425" w:firstLineChars="0"/>
       </w:pPr>
       <w:r>
         <w:t>实现资产管理的目的。</w:t>
@@ -4802,33 +4845,33 @@
     </w:p>
     <w:p>
       <w:pPr>
-        <w:pStyle w:val="1"/>
-        <w:bidi w:val="0"/>
-      </w:pPr>
+        <w:pStyle w:val="30"/>
+        <w:bidi w:val="0"/>
+      </w:pPr>
+      <w:bookmarkStart w:id="3" w:name="_Toc30338"/>
       <w:bookmarkStart w:id="4" w:name="heading_3"/>
-      <w:bookmarkStart w:id="5" w:name="_Toc30338"/>
       <w:r>
         <w:t>过程定义</w:t>
       </w:r>
+      <w:bookmarkEnd w:id="3"/>
       <w:bookmarkEnd w:id="4"/>
+    </w:p>
+    <w:p>
+      <w:pPr>
+        <w:pStyle w:val="32"/>
+        <w:bidi w:val="0"/>
+      </w:pPr>
+      <w:bookmarkStart w:id="5" w:name="heading_4"/>
+      <w:bookmarkStart w:id="6" w:name="_Toc19558"/>
+      <w:r>
+        <w:t>范围</w:t>
+      </w:r>
       <w:bookmarkEnd w:id="5"/>
-    </w:p>
-    <w:p>
-      <w:pPr>
-        <w:pStyle w:val="2"/>
-        <w:bidi w:val="0"/>
-      </w:pPr>
-      <w:bookmarkStart w:id="6" w:name="_Toc19558"/>
-      <w:bookmarkStart w:id="7" w:name="heading_4"/>
-      <w:r>
-        <w:t>范围</w:t>
-      </w:r>
       <w:bookmarkEnd w:id="6"/>
-      <w:bookmarkEnd w:id="7"/>
-    </w:p>
-    <w:p>
-      <w:pPr>
-        <w:pStyle w:val="a1"/>
+    </w:p>
+    <w:p>
+      <w:pPr>
+        <w:pStyle w:val="31"/>
         <w:bidi w:val="0"/>
       </w:pPr>
       <w:r>
@@ -4837,7 +4880,7 @@
     </w:p>
     <w:p>
       <w:pPr>
-        <w:pStyle w:val="a1"/>
+        <w:pStyle w:val="31"/>
         <w:bidi w:val="0"/>
       </w:pPr>
       <w:r>
@@ -4846,13 +4889,13 @@
     </w:p>
     <w:p>
       <w:pPr>
-        <w:pStyle w:val="a3"/>
+        <w:pStyle w:val="41"/>
         <w:numPr>
           <w:ilvl w:val="0"/>
           <w:numId w:val="3"/>
         </w:numPr>
         <w:bidi w:val="0"/>
-        <w:ind w:left="425" w:hanging="425" w:leftChars="0" w:firstLineChars="0"/>
+        <w:ind w:left="425" w:leftChars="0" w:hanging="425" w:firstLineChars="0"/>
       </w:pPr>
       <w:r>
         <w:t>文档信息：企业客户信息、服务合同、服务目录、运维服务报告等；</w:t>
@@ -4860,27 +4903,49 @@
     </w:p>
     <w:p>
       <w:pPr>
-        <w:pStyle w:val="a3"/>
+        <w:pStyle w:val="41"/>
         <w:numPr>
           <w:ilvl w:val="0"/>
           <w:numId w:val="3"/>
         </w:numPr>
         <w:bidi w:val="0"/>
-        <w:ind w:left="425" w:hanging="425" w:leftChars="0" w:firstLineChars="0"/>
-      </w:pPr>
-      <w:r>
-        <w:t>软件信息：服务应用软件（金蝶云星空、哈哈哈哈哈哈系统等）、服务管理软件、工具软件等；</w:t>
-      </w:r>
-    </w:p>
-    <w:p>
-      <w:pPr>
-        <w:pStyle w:val="a3"/>
+        <w:ind w:left="425" w:leftChars="0" w:hanging="425" w:firstLineChars="0"/>
+      </w:pPr>
+      <w:r>
+        <w:t>软件信息：服务应用软件（</w:t>
+      </w:r>
+      <w:r>
+        <w:rPr>
+          <w:rFonts w:hint="eastAsia"/>
+          <w:lang w:eastAsia="zh-CN"/>
+        </w:rPr>
+        <w:t>大OA系统</w:t>
+      </w:r>
+      <w:r>
+        <w:t>、</w:t>
+      </w:r>
+      <w:bookmarkStart w:id="53" w:name="_GoBack"/>
+      <w:bookmarkEnd w:id="53"/>
+      <w:r>
+        <w:rPr>
+          <w:rFonts w:hint="eastAsia"/>
+          <w:lang w:eastAsia="zh-CN"/>
+        </w:rPr>
+        <w:t>监控运维</w:t>
+      </w:r>
+      <w:r>
+        <w:t>系统等）、服务管理软件、工具软件等；</w:t>
+      </w:r>
+    </w:p>
+    <w:p>
+      <w:pPr>
+        <w:pStyle w:val="41"/>
         <w:numPr>
           <w:ilvl w:val="0"/>
           <w:numId w:val="3"/>
         </w:numPr>
         <w:bidi w:val="0"/>
-        <w:ind w:left="425" w:hanging="425" w:leftChars="0" w:firstLineChars="0"/>
+        <w:ind w:left="425" w:leftChars="0" w:hanging="425" w:firstLineChars="0"/>
       </w:pPr>
       <w:r>
         <w:t>硬件信息：系统服务器、网络设备、前端设备（收银机、扫码枪、打印机等）、存储设备等；</w:t>
@@ -4888,13 +4953,13 @@
     </w:p>
     <w:p>
       <w:pPr>
-        <w:pStyle w:val="a3"/>
+        <w:pStyle w:val="41"/>
         <w:numPr>
           <w:ilvl w:val="0"/>
           <w:numId w:val="3"/>
         </w:numPr>
         <w:bidi w:val="0"/>
-        <w:ind w:left="425" w:hanging="425" w:leftChars="0" w:firstLineChars="0"/>
+        <w:ind w:left="425" w:leftChars="0" w:hanging="425" w:firstLineChars="0"/>
       </w:pPr>
       <w:r>
         <w:t>其他信息：供应商信息、备件信息、第三方提供的设备及相关资料。</w:t>
@@ -4902,7 +4967,7 @@
     </w:p>
     <w:p>
       <w:pPr>
-        <w:pStyle w:val="a1"/>
+        <w:pStyle w:val="31"/>
         <w:bidi w:val="0"/>
       </w:pPr>
       <w:r>
@@ -4911,182 +4976,183 @@
     </w:p>
     <w:p>
       <w:pPr>
-        <w:pStyle w:val="2"/>
-        <w:bidi w:val="0"/>
-      </w:pPr>
-      <w:bookmarkStart w:id="8" w:name="heading_5"/>
-      <w:bookmarkStart w:id="9" w:name="_Toc14287"/>
+        <w:pStyle w:val="32"/>
+        <w:bidi w:val="0"/>
+      </w:pPr>
+      <w:bookmarkStart w:id="7" w:name="heading_5"/>
+      <w:bookmarkStart w:id="8" w:name="_Toc14287"/>
       <w:r>
         <w:t>过程负责人</w:t>
       </w:r>
+      <w:bookmarkEnd w:id="7"/>
       <w:bookmarkEnd w:id="8"/>
+    </w:p>
+    <w:p>
+      <w:pPr>
+        <w:pStyle w:val="31"/>
+        <w:bidi w:val="0"/>
+      </w:pPr>
+      <w:r>
+        <w:t>配置管理负责人：运维部经理</w:t>
+      </w:r>
+    </w:p>
+    <w:p>
+      <w:pPr>
+        <w:pStyle w:val="32"/>
+        <w:bidi w:val="0"/>
+      </w:pPr>
+      <w:bookmarkStart w:id="9" w:name="_Toc24970"/>
+      <w:bookmarkStart w:id="10" w:name="heading_6"/>
+      <w:r>
+        <w:t>主要输入</w:t>
+      </w:r>
       <w:bookmarkEnd w:id="9"/>
-    </w:p>
-    <w:p>
-      <w:pPr>
-        <w:pStyle w:val="a1"/>
-        <w:bidi w:val="0"/>
-      </w:pPr>
-      <w:r>
-        <w:t>配置管理负责人：运维部经理</w:t>
-      </w:r>
-    </w:p>
-    <w:p>
-      <w:pPr>
-        <w:pStyle w:val="2"/>
-        <w:bidi w:val="0"/>
-      </w:pPr>
-      <w:bookmarkStart w:id="10" w:name="_Toc24970"/>
-      <w:bookmarkStart w:id="11" w:name="heading_6"/>
-      <w:r>
-        <w:t>主要输入</w:t>
-      </w:r>
       <w:bookmarkEnd w:id="10"/>
+    </w:p>
+    <w:p>
+      <w:pPr>
+        <w:pStyle w:val="41"/>
+        <w:bidi w:val="0"/>
+        <w:jc w:val="center"/>
+      </w:pPr>
+      <w:r>
+        <w:rPr>
+          <w:rFonts w:hint="eastAsia"/>
+          <w:lang w:val="en-US" w:eastAsia="zh-CN"/>
+        </w:rPr>
+        <w:t xml:space="preserve">表 </w:t>
+      </w:r>
+      <w:r>
+        <w:rPr>
+          <w:rFonts w:hint="default"/>
+          <w:lang w:val="en-US" w:eastAsia="zh-CN"/>
+        </w:rPr>
+        <w:fldChar w:fldCharType="begin"/>
+      </w:r>
+      <w:r>
+        <w:rPr>
+          <w:rFonts w:hint="default"/>
+          <w:lang w:val="en-US" w:eastAsia="zh-CN"/>
+        </w:rPr>
+        <w:instrText xml:space="preserve"> </w:instrText>
+      </w:r>
+      <w:r>
+        <w:instrText xml:space="preserve">STYLEREF </w:instrText>
+      </w:r>
+      <w:r>
+        <w:rPr>
+          <w:rFonts w:hint="eastAsia"/>
+          <w:lang w:val="en-US" w:eastAsia="zh-CN"/>
+        </w:rPr>
+        <w:instrText xml:space="preserve">"柴_标题1"\n</w:instrText>
+      </w:r>
+      <w:r>
+        <w:instrText xml:space="preserve"> \s</w:instrText>
+      </w:r>
+      <w:r>
+        <w:rPr>
+          <w:rFonts w:hint="default"/>
+          <w:lang w:val="en-US" w:eastAsia="zh-CN"/>
+        </w:rPr>
+        <w:instrText xml:space="preserve"> </w:instrText>
+      </w:r>
+      <w:r>
+        <w:rPr>
+          <w:rFonts w:hint="eastAsia"/>
+          <w:lang w:val="en-US" w:eastAsia="zh-CN"/>
+        </w:rPr>
+        <w:instrText xml:space="preserve">* Charformat</w:instrText>
+      </w:r>
+      <w:r>
+        <w:rPr>
+          <w:rFonts w:hint="default"/>
+          <w:lang w:val="en-US" w:eastAsia="zh-CN"/>
+        </w:rPr>
+        <w:fldChar w:fldCharType="separate"/>
+      </w:r>
+      <w:r>
+        <w:rPr>
+          <w:rFonts w:hint="default"/>
+          <w:lang w:val="en-US" w:eastAsia="zh-CN"/>
+        </w:rPr>
+        <w:t>2</w:t>
+      </w:r>
+      <w:r>
+        <w:rPr>
+          <w:rFonts w:hint="default"/>
+          <w:lang w:val="en-US" w:eastAsia="zh-CN"/>
+        </w:rPr>
+        <w:fldChar w:fldCharType="end"/>
+      </w:r>
+      <w:r>
+        <w:rPr>
+          <w:rFonts w:hint="eastAsia"/>
+          <w:lang w:val="en-US" w:eastAsia="zh-CN"/>
+        </w:rPr>
+        <w:t>-</w:t>
+      </w:r>
+      <w:r>
+        <w:rPr>
+          <w:rFonts w:hint="eastAsia"/>
+          <w:lang w:val="en-US" w:eastAsia="zh-CN"/>
+        </w:rPr>
+        <w:fldChar w:fldCharType="begin"/>
+      </w:r>
+      <w:r>
+        <w:rPr>
+          <w:rFonts w:hint="eastAsia"/>
+          <w:lang w:val="en-US" w:eastAsia="zh-CN"/>
+        </w:rPr>
+        <w:instrText xml:space="preserve"> SEQ 表 \* ARABIC  \s 1 </w:instrText>
+      </w:r>
+      <w:r>
+        <w:rPr>
+          <w:rFonts w:hint="eastAsia"/>
+          <w:lang w:val="en-US" w:eastAsia="zh-CN"/>
+        </w:rPr>
+        <w:fldChar w:fldCharType="separate"/>
+      </w:r>
+      <w:r>
+        <w:rPr>
+          <w:rFonts w:hint="eastAsia"/>
+          <w:lang w:val="en-US" w:eastAsia="zh-CN"/>
+        </w:rPr>
+        <w:t>1</w:t>
+      </w:r>
+      <w:r>
+        <w:rPr>
+          <w:rFonts w:hint="eastAsia"/>
+          <w:lang w:val="en-US" w:eastAsia="zh-CN"/>
+        </w:rPr>
+        <w:fldChar w:fldCharType="end"/>
+      </w:r>
+      <w:bookmarkStart w:id="11" w:name="_Toc20153"/>
+      <w:r>
+        <w:rPr>
+          <w:rFonts w:hint="eastAsia"/>
+          <w:lang w:val="en-US" w:eastAsia="zh-CN"/>
+        </w:rPr>
+        <w:t xml:space="preserve"> </w:t>
+      </w:r>
+      <w:r>
+        <w:t>配置输入清单</w:t>
+      </w:r>
       <w:bookmarkEnd w:id="11"/>
-    </w:p>
-    <w:p>
-      <w:pPr>
-        <w:pStyle w:val="a3"/>
-        <w:bidi w:val="0"/>
-        <w:jc w:val="center"/>
-      </w:pPr>
-      <w:r>
-        <w:rPr>
-          <w:rFonts w:hint="eastAsia"/>
-          <w:lang w:val="en-US" w:eastAsia="zh-CN"/>
-        </w:rPr>
-        <w:t xml:space="preserve">表 </w:t>
-      </w:r>
-      <w:r>
-        <w:rPr>
-          <w:rFonts w:hint="default"/>
-          <w:lang w:val="en-US" w:eastAsia="zh-CN"/>
-        </w:rPr>
-        <w:fldChar w:fldCharType="begin"/>
-      </w:r>
-      <w:r>
-        <w:rPr>
-          <w:rFonts w:hint="default"/>
-          <w:lang w:val="en-US" w:eastAsia="zh-CN"/>
-        </w:rPr>
-        <w:instrText xml:space="preserve"> </w:instrText>
-      </w:r>
-      <w:r>
-        <w:instrText xml:space="preserve">STYLEREF </w:instrText>
-      </w:r>
-      <w:r>
-        <w:rPr>
-          <w:rFonts w:hint="eastAsia"/>
-          <w:lang w:val="en-US" w:eastAsia="zh-CN"/>
-        </w:rPr>
-        <w:instrText>"柴_标题1"\n</w:instrText>
-      </w:r>
-      <w:r>
-        <w:instrText xml:space="preserve"> \s</w:instrText>
-      </w:r>
-      <w:r>
-        <w:rPr>
-          <w:rFonts w:hint="default"/>
-          <w:lang w:val="en-US" w:eastAsia="zh-CN"/>
-        </w:rPr>
-        <w:instrText xml:space="preserve"> </w:instrText>
-      </w:r>
-      <w:r>
-        <w:rPr>
-          <w:rFonts w:hint="eastAsia"/>
-          <w:lang w:val="en-US" w:eastAsia="zh-CN"/>
-        </w:rPr>
-        <w:instrText>* Charformat</w:instrText>
-      </w:r>
-      <w:r>
-        <w:rPr>
-          <w:rFonts w:hint="default"/>
-          <w:lang w:val="en-US" w:eastAsia="zh-CN"/>
-        </w:rPr>
-        <w:fldChar w:fldCharType="separate"/>
-      </w:r>
-      <w:r>
-        <w:rPr>
-          <w:rFonts w:hint="default"/>
-          <w:lang w:val="en-US" w:eastAsia="zh-CN"/>
-        </w:rPr>
-        <w:t>2</w:t>
-      </w:r>
-      <w:r>
-        <w:rPr>
-          <w:rFonts w:hint="default"/>
-          <w:lang w:val="en-US" w:eastAsia="zh-CN"/>
-        </w:rPr>
-        <w:fldChar w:fldCharType="end"/>
-      </w:r>
-      <w:r>
-        <w:rPr>
-          <w:rFonts w:hint="eastAsia"/>
-          <w:lang w:val="en-US" w:eastAsia="zh-CN"/>
-        </w:rPr>
-        <w:t>-</w:t>
-      </w:r>
-      <w:r>
-        <w:rPr>
-          <w:rFonts w:hint="eastAsia"/>
-          <w:lang w:val="en-US" w:eastAsia="zh-CN"/>
-        </w:rPr>
-        <w:fldChar w:fldCharType="begin"/>
-      </w:r>
-      <w:r>
-        <w:rPr>
-          <w:rFonts w:hint="eastAsia"/>
-          <w:lang w:val="en-US" w:eastAsia="zh-CN"/>
-        </w:rPr>
-        <w:instrText xml:space="preserve"> SEQ 表 \* ARABIC  \s 1 </w:instrText>
-      </w:r>
-      <w:r>
-        <w:rPr>
-          <w:rFonts w:hint="eastAsia"/>
-          <w:lang w:val="en-US" w:eastAsia="zh-CN"/>
-        </w:rPr>
-        <w:fldChar w:fldCharType="separate"/>
-      </w:r>
-      <w:r>
-        <w:rPr>
-          <w:rFonts w:hint="eastAsia"/>
-          <w:lang w:val="en-US" w:eastAsia="zh-CN"/>
-        </w:rPr>
-        <w:t>1</w:t>
-      </w:r>
-      <w:r>
-        <w:rPr>
-          <w:rFonts w:hint="eastAsia"/>
-          <w:lang w:val="en-US" w:eastAsia="zh-CN"/>
-        </w:rPr>
-        <w:fldChar w:fldCharType="end"/>
-      </w:r>
-      <w:bookmarkStart w:id="12" w:name="_Toc20153"/>
-      <w:r>
-        <w:rPr>
-          <w:rFonts w:hint="eastAsia"/>
-          <w:lang w:val="en-US" w:eastAsia="zh-CN"/>
-        </w:rPr>
-        <w:t xml:space="preserve"> </w:t>
-      </w:r>
-      <w:r>
-        <w:t>配置输入清单</w:t>
-      </w:r>
-      <w:bookmarkEnd w:id="12"/>
     </w:p>
     <w:tbl>
       <w:tblPr>
-        <w:tblStyle w:val="TableNormal"/>
+        <w:tblStyle w:val="22"/>
         <w:tblW w:w="8522" w:type="dxa"/>
         <w:jc w:val="center"/>
         <w:tblBorders>
-          <w:top w:val="nil"/>
-          <w:left w:val="nil"/>
-          <w:bottom w:val="nil"/>
-          <w:right w:val="nil"/>
-          <w:insideH w:val="nil"/>
-          <w:insideV w:val="nil"/>
+          <w:top w:val="none" w:color="auto" w:sz="0" w:space="0"/>
+          <w:left w:val="none" w:color="auto" w:sz="0" w:space="0"/>
+          <w:bottom w:val="none" w:color="auto" w:sz="0" w:space="0"/>
+          <w:right w:val="none" w:color="auto" w:sz="0" w:space="0"/>
+          <w:insideH w:val="none" w:color="auto" w:sz="0" w:space="0"/>
+          <w:insideV w:val="none" w:color="auto" w:sz="0" w:space="0"/>
         </w:tblBorders>
+        <w:tblLayout w:type="autofit"/>
         <w:tblCellMar>
           <w:top w:w="0" w:type="dxa"/>
           <w:left w:w="10" w:type="dxa"/>
@@ -5100,15 +5166,13 @@
       </w:tblGrid>
       <w:tr>
         <w:tblPrEx>
-          <w:tblW w:w="8522" w:type="dxa"/>
-          <w:jc w:val="center"/>
           <w:tblBorders>
-            <w:top w:val="nil"/>
-            <w:left w:val="nil"/>
-            <w:bottom w:val="nil"/>
-            <w:right w:val="nil"/>
-            <w:insideH w:val="nil"/>
-            <w:insideV w:val="nil"/>
+            <w:top w:val="none" w:color="auto" w:sz="0" w:space="0"/>
+            <w:left w:val="none" w:color="auto" w:sz="0" w:space="0"/>
+            <w:bottom w:val="none" w:color="auto" w:sz="0" w:space="0"/>
+            <w:right w:val="none" w:color="auto" w:sz="0" w:space="0"/>
+            <w:insideH w:val="none" w:color="auto" w:sz="0" w:space="0"/>
+            <w:insideV w:val="none" w:color="auto" w:sz="0" w:space="0"/>
           </w:tblBorders>
           <w:tblCellMar>
             <w:top w:w="0" w:type="dxa"/>
@@ -5118,7 +5182,7 @@
           </w:tblCellMar>
         </w:tblPrEx>
         <w:trPr>
-          <w:trHeight w:val="0"/>
+          <w:trHeight w:val="0" w:hRule="atLeast"/>
           <w:tblHeader/>
           <w:jc w:val="center"/>
         </w:trPr>
@@ -5126,8 +5190,8 @@
           <w:tcPr>
             <w:tcW w:w="4971" w:type="dxa"/>
             <w:tcBorders>
-              <w:top w:val="single" w:sz="12" w:space="0" w:color="auto"/>
-              <w:left w:val="single" w:sz="12" w:space="0" w:color="auto"/>
+              <w:top w:val="single" w:color="auto" w:sz="12" w:space="0"/>
+              <w:left w:val="single" w:color="auto" w:sz="12" w:space="0"/>
               <w:bottom w:val="nil"/>
               <w:right w:val="nil"/>
             </w:tcBorders>
@@ -5141,11 +5205,11 @@
           </w:tcPr>
           <w:p>
             <w:pPr>
-              <w:pStyle w:val="a1"/>
+              <w:pStyle w:val="31"/>
               <w:bidi w:val="0"/>
               <w:snapToGrid w:val="0"/>
               <w:spacing w:line="240" w:lineRule="auto"/>
-              <w:ind w:left="0" w:right="0" w:firstLine="0" w:leftChars="0" w:rightChars="0" w:firstLineChars="0"/>
+              <w:ind w:left="0" w:leftChars="0" w:right="0" w:rightChars="0" w:firstLine="0" w:firstLineChars="0"/>
               <w:jc w:val="center"/>
               <w:rPr>
                 <w:b/>
@@ -5163,10 +5227,10 @@
           <w:tcPr>
             <w:tcW w:w="3551" w:type="dxa"/>
             <w:tcBorders>
-              <w:top w:val="single" w:sz="12" w:space="0" w:color="auto"/>
-              <w:left w:val="single" w:sz="4" w:space="0" w:color="auto"/>
+              <w:top w:val="single" w:color="auto" w:sz="12" w:space="0"/>
+              <w:left w:val="single" w:color="auto" w:sz="4" w:space="0"/>
               <w:bottom w:val="nil"/>
-              <w:right w:val="single" w:sz="12" w:space="0" w:color="auto"/>
+              <w:right w:val="single" w:color="auto" w:sz="12" w:space="0"/>
             </w:tcBorders>
             <w:tcMar>
               <w:top w:w="60" w:type="dxa"/>
@@ -5178,11 +5242,11 @@
           </w:tcPr>
           <w:p>
             <w:pPr>
-              <w:pStyle w:val="a1"/>
+              <w:pStyle w:val="31"/>
               <w:bidi w:val="0"/>
               <w:snapToGrid w:val="0"/>
               <w:spacing w:line="240" w:lineRule="auto"/>
-              <w:ind w:left="0" w:right="0" w:firstLine="0" w:leftChars="0" w:rightChars="0" w:firstLineChars="0"/>
+              <w:ind w:left="0" w:leftChars="0" w:right="0" w:rightChars="0" w:firstLine="0" w:firstLineChars="0"/>
               <w:jc w:val="center"/>
               <w:rPr>
                 <w:b/>
@@ -5199,8 +5263,14 @@
       </w:tr>
       <w:tr>
         <w:tblPrEx>
-          <w:tblW w:w="8522" w:type="dxa"/>
-          <w:jc w:val="center"/>
+          <w:tblBorders>
+            <w:top w:val="none" w:color="auto" w:sz="0" w:space="0"/>
+            <w:left w:val="none" w:color="auto" w:sz="0" w:space="0"/>
+            <w:bottom w:val="none" w:color="auto" w:sz="0" w:space="0"/>
+            <w:right w:val="none" w:color="auto" w:sz="0" w:space="0"/>
+            <w:insideH w:val="none" w:color="auto" w:sz="0" w:space="0"/>
+            <w:insideV w:val="none" w:color="auto" w:sz="0" w:space="0"/>
+          </w:tblBorders>
           <w:tblCellMar>
             <w:top w:w="0" w:type="dxa"/>
             <w:left w:w="10" w:type="dxa"/>
@@ -5209,15 +5279,15 @@
           </w:tblCellMar>
         </w:tblPrEx>
         <w:trPr>
-          <w:trHeight w:val="0"/>
+          <w:trHeight w:val="0" w:hRule="atLeast"/>
           <w:jc w:val="center"/>
         </w:trPr>
         <w:tc>
           <w:tcPr>
             <w:tcW w:w="4971" w:type="dxa"/>
             <w:tcBorders>
-              <w:top w:val="single" w:sz="4" w:space="0" w:color="auto"/>
-              <w:left w:val="single" w:sz="12" w:space="0" w:color="auto"/>
+              <w:top w:val="single" w:color="auto" w:sz="4" w:space="0"/>
+              <w:left w:val="single" w:color="auto" w:sz="12" w:space="0"/>
               <w:bottom w:val="nil"/>
               <w:right w:val="nil"/>
             </w:tcBorders>
@@ -5231,11 +5301,11 @@
           </w:tcPr>
           <w:p>
             <w:pPr>
-              <w:pStyle w:val="a1"/>
+              <w:pStyle w:val="31"/>
               <w:bidi w:val="0"/>
               <w:snapToGrid w:val="0"/>
               <w:spacing w:line="240" w:lineRule="auto"/>
-              <w:ind w:left="0" w:right="0" w:firstLine="0" w:leftChars="0" w:rightChars="0" w:firstLineChars="0"/>
+              <w:ind w:left="0" w:leftChars="0" w:right="0" w:rightChars="0" w:firstLine="0" w:firstLineChars="0"/>
               <w:jc w:val="center"/>
             </w:pPr>
             <w:r>
@@ -5247,10 +5317,10 @@
           <w:tcPr>
             <w:tcW w:w="3551" w:type="dxa"/>
             <w:tcBorders>
-              <w:top w:val="single" w:sz="4" w:space="0" w:color="auto"/>
-              <w:left w:val="single" w:sz="4" w:space="0" w:color="auto"/>
+              <w:top w:val="single" w:color="auto" w:sz="4" w:space="0"/>
+              <w:left w:val="single" w:color="auto" w:sz="4" w:space="0"/>
               <w:bottom w:val="nil"/>
-              <w:right w:val="single" w:sz="12" w:space="0" w:color="auto"/>
+              <w:right w:val="single" w:color="auto" w:sz="12" w:space="0"/>
             </w:tcBorders>
             <w:tcMar>
               <w:top w:w="60" w:type="dxa"/>
@@ -5262,11 +5332,11 @@
           </w:tcPr>
           <w:p>
             <w:pPr>
-              <w:pStyle w:val="a1"/>
+              <w:pStyle w:val="31"/>
               <w:bidi w:val="0"/>
               <w:snapToGrid w:val="0"/>
               <w:spacing w:line="240" w:lineRule="auto"/>
-              <w:ind w:left="0" w:right="0" w:firstLine="0" w:leftChars="0" w:rightChars="0" w:firstLineChars="0"/>
+              <w:ind w:left="0" w:leftChars="0" w:right="0" w:rightChars="0" w:firstLine="0" w:firstLineChars="0"/>
               <w:jc w:val="left"/>
             </w:pPr>
             <w:r>
@@ -5277,8 +5347,14 @@
       </w:tr>
       <w:tr>
         <w:tblPrEx>
-          <w:tblW w:w="8522" w:type="dxa"/>
-          <w:jc w:val="center"/>
+          <w:tblBorders>
+            <w:top w:val="none" w:color="auto" w:sz="0" w:space="0"/>
+            <w:left w:val="none" w:color="auto" w:sz="0" w:space="0"/>
+            <w:bottom w:val="none" w:color="auto" w:sz="0" w:space="0"/>
+            <w:right w:val="none" w:color="auto" w:sz="0" w:space="0"/>
+            <w:insideH w:val="none" w:color="auto" w:sz="0" w:space="0"/>
+            <w:insideV w:val="none" w:color="auto" w:sz="0" w:space="0"/>
+          </w:tblBorders>
           <w:tblCellMar>
             <w:top w:w="0" w:type="dxa"/>
             <w:left w:w="10" w:type="dxa"/>
@@ -5287,15 +5363,15 @@
           </w:tblCellMar>
         </w:tblPrEx>
         <w:trPr>
-          <w:trHeight w:val="0"/>
+          <w:trHeight w:val="0" w:hRule="atLeast"/>
           <w:jc w:val="center"/>
         </w:trPr>
         <w:tc>
           <w:tcPr>
             <w:tcW w:w="4971" w:type="dxa"/>
             <w:tcBorders>
-              <w:top w:val="single" w:sz="4" w:space="0" w:color="auto"/>
-              <w:left w:val="single" w:sz="12" w:space="0" w:color="auto"/>
+              <w:top w:val="single" w:color="auto" w:sz="4" w:space="0"/>
+              <w:left w:val="single" w:color="auto" w:sz="12" w:space="0"/>
               <w:bottom w:val="nil"/>
               <w:right w:val="nil"/>
             </w:tcBorders>
@@ -5309,11 +5385,11 @@
           </w:tcPr>
           <w:p>
             <w:pPr>
-              <w:pStyle w:val="a1"/>
+              <w:pStyle w:val="31"/>
               <w:bidi w:val="0"/>
               <w:snapToGrid w:val="0"/>
               <w:spacing w:line="240" w:lineRule="auto"/>
-              <w:ind w:left="0" w:right="0" w:firstLine="0" w:leftChars="0" w:rightChars="0" w:firstLineChars="0"/>
+              <w:ind w:left="0" w:leftChars="0" w:right="0" w:rightChars="0" w:firstLine="0" w:firstLineChars="0"/>
               <w:jc w:val="center"/>
             </w:pPr>
             <w:r>
@@ -5325,10 +5401,10 @@
           <w:tcPr>
             <w:tcW w:w="3551" w:type="dxa"/>
             <w:tcBorders>
-              <w:top w:val="single" w:sz="4" w:space="0" w:color="auto"/>
-              <w:left w:val="single" w:sz="4" w:space="0" w:color="auto"/>
+              <w:top w:val="single" w:color="auto" w:sz="4" w:space="0"/>
+              <w:left w:val="single" w:color="auto" w:sz="4" w:space="0"/>
               <w:bottom w:val="nil"/>
-              <w:right w:val="single" w:sz="12" w:space="0" w:color="auto"/>
+              <w:right w:val="single" w:color="auto" w:sz="12" w:space="0"/>
             </w:tcBorders>
             <w:tcMar>
               <w:top w:w="60" w:type="dxa"/>
@@ -5340,11 +5416,11 @@
           </w:tcPr>
           <w:p>
             <w:pPr>
-              <w:pStyle w:val="a1"/>
+              <w:pStyle w:val="31"/>
               <w:bidi w:val="0"/>
               <w:snapToGrid w:val="0"/>
               <w:spacing w:line="240" w:lineRule="auto"/>
-              <w:ind w:left="0" w:right="0" w:firstLine="0" w:leftChars="0" w:rightChars="0" w:firstLineChars="0"/>
+              <w:ind w:left="0" w:leftChars="0" w:right="0" w:rightChars="0" w:firstLine="0" w:firstLineChars="0"/>
               <w:jc w:val="left"/>
             </w:pPr>
             <w:r>
@@ -5355,8 +5431,14 @@
       </w:tr>
       <w:tr>
         <w:tblPrEx>
-          <w:tblW w:w="8522" w:type="dxa"/>
-          <w:jc w:val="center"/>
+          <w:tblBorders>
+            <w:top w:val="none" w:color="auto" w:sz="0" w:space="0"/>
+            <w:left w:val="none" w:color="auto" w:sz="0" w:space="0"/>
+            <w:bottom w:val="none" w:color="auto" w:sz="0" w:space="0"/>
+            <w:right w:val="none" w:color="auto" w:sz="0" w:space="0"/>
+            <w:insideH w:val="none" w:color="auto" w:sz="0" w:space="0"/>
+            <w:insideV w:val="none" w:color="auto" w:sz="0" w:space="0"/>
+          </w:tblBorders>
           <w:tblCellMar>
             <w:top w:w="0" w:type="dxa"/>
             <w:left w:w="10" w:type="dxa"/>
@@ -5365,15 +5447,15 @@
           </w:tblCellMar>
         </w:tblPrEx>
         <w:trPr>
-          <w:trHeight w:val="0"/>
+          <w:trHeight w:val="0" w:hRule="atLeast"/>
           <w:jc w:val="center"/>
         </w:trPr>
         <w:tc>
           <w:tcPr>
             <w:tcW w:w="4971" w:type="dxa"/>
             <w:tcBorders>
-              <w:top w:val="single" w:sz="4" w:space="0" w:color="auto"/>
-              <w:left w:val="single" w:sz="12" w:space="0" w:color="auto"/>
+              <w:top w:val="single" w:color="auto" w:sz="4" w:space="0"/>
+              <w:left w:val="single" w:color="auto" w:sz="12" w:space="0"/>
               <w:bottom w:val="nil"/>
               <w:right w:val="nil"/>
             </w:tcBorders>
@@ -5387,11 +5469,11 @@
           </w:tcPr>
           <w:p>
             <w:pPr>
-              <w:pStyle w:val="a1"/>
+              <w:pStyle w:val="31"/>
               <w:bidi w:val="0"/>
               <w:snapToGrid w:val="0"/>
               <w:spacing w:line="240" w:lineRule="auto"/>
-              <w:ind w:left="0" w:right="0" w:firstLine="0" w:leftChars="0" w:rightChars="0" w:firstLineChars="0"/>
+              <w:ind w:left="0" w:leftChars="0" w:right="0" w:rightChars="0" w:firstLine="0" w:firstLineChars="0"/>
               <w:jc w:val="center"/>
             </w:pPr>
             <w:r>
@@ -5403,10 +5485,10 @@
           <w:tcPr>
             <w:tcW w:w="3551" w:type="dxa"/>
             <w:tcBorders>
-              <w:top w:val="single" w:sz="4" w:space="0" w:color="auto"/>
-              <w:left w:val="single" w:sz="4" w:space="0" w:color="auto"/>
+              <w:top w:val="single" w:color="auto" w:sz="4" w:space="0"/>
+              <w:left w:val="single" w:color="auto" w:sz="4" w:space="0"/>
               <w:bottom w:val="nil"/>
-              <w:right w:val="single" w:sz="12" w:space="0" w:color="auto"/>
+              <w:right w:val="single" w:color="auto" w:sz="12" w:space="0"/>
             </w:tcBorders>
             <w:tcMar>
               <w:top w:w="60" w:type="dxa"/>
@@ -5418,11 +5500,11 @@
           </w:tcPr>
           <w:p>
             <w:pPr>
-              <w:pStyle w:val="a1"/>
+              <w:pStyle w:val="31"/>
               <w:bidi w:val="0"/>
               <w:snapToGrid w:val="0"/>
               <w:spacing w:line="240" w:lineRule="auto"/>
-              <w:ind w:left="0" w:right="0" w:firstLine="0" w:leftChars="0" w:rightChars="0" w:firstLineChars="0"/>
+              <w:ind w:left="0" w:leftChars="0" w:right="0" w:rightChars="0" w:firstLine="0" w:firstLineChars="0"/>
               <w:jc w:val="left"/>
             </w:pPr>
             <w:r>
@@ -5433,8 +5515,14 @@
       </w:tr>
       <w:tr>
         <w:tblPrEx>
-          <w:tblW w:w="8522" w:type="dxa"/>
-          <w:jc w:val="center"/>
+          <w:tblBorders>
+            <w:top w:val="none" w:color="auto" w:sz="0" w:space="0"/>
+            <w:left w:val="none" w:color="auto" w:sz="0" w:space="0"/>
+            <w:bottom w:val="none" w:color="auto" w:sz="0" w:space="0"/>
+            <w:right w:val="none" w:color="auto" w:sz="0" w:space="0"/>
+            <w:insideH w:val="none" w:color="auto" w:sz="0" w:space="0"/>
+            <w:insideV w:val="none" w:color="auto" w:sz="0" w:space="0"/>
+          </w:tblBorders>
           <w:tblCellMar>
             <w:top w:w="0" w:type="dxa"/>
             <w:left w:w="10" w:type="dxa"/>
@@ -5443,15 +5531,15 @@
           </w:tblCellMar>
         </w:tblPrEx>
         <w:trPr>
-          <w:trHeight w:val="0"/>
+          <w:trHeight w:val="0" w:hRule="atLeast"/>
           <w:jc w:val="center"/>
         </w:trPr>
         <w:tc>
           <w:tcPr>
             <w:tcW w:w="4971" w:type="dxa"/>
             <w:tcBorders>
-              <w:top w:val="single" w:sz="4" w:space="0" w:color="auto"/>
-              <w:left w:val="single" w:sz="12" w:space="0" w:color="auto"/>
+              <w:top w:val="single" w:color="auto" w:sz="4" w:space="0"/>
+              <w:left w:val="single" w:color="auto" w:sz="12" w:space="0"/>
               <w:bottom w:val="nil"/>
               <w:right w:val="nil"/>
             </w:tcBorders>
@@ -5465,11 +5553,11 @@
           </w:tcPr>
           <w:p>
             <w:pPr>
-              <w:pStyle w:val="a1"/>
+              <w:pStyle w:val="31"/>
               <w:bidi w:val="0"/>
               <w:snapToGrid w:val="0"/>
               <w:spacing w:line="240" w:lineRule="auto"/>
-              <w:ind w:left="0" w:right="0" w:firstLine="0" w:leftChars="0" w:rightChars="0" w:firstLineChars="0"/>
+              <w:ind w:left="0" w:leftChars="0" w:right="0" w:rightChars="0" w:firstLine="0" w:firstLineChars="0"/>
               <w:jc w:val="center"/>
             </w:pPr>
             <w:r>
@@ -5481,10 +5569,10 @@
           <w:tcPr>
             <w:tcW w:w="3551" w:type="dxa"/>
             <w:tcBorders>
-              <w:top w:val="single" w:sz="4" w:space="0" w:color="auto"/>
-              <w:left w:val="single" w:sz="4" w:space="0" w:color="auto"/>
+              <w:top w:val="single" w:color="auto" w:sz="4" w:space="0"/>
+              <w:left w:val="single" w:color="auto" w:sz="4" w:space="0"/>
               <w:bottom w:val="nil"/>
-              <w:right w:val="single" w:sz="12" w:space="0" w:color="auto"/>
+              <w:right w:val="single" w:color="auto" w:sz="12" w:space="0"/>
             </w:tcBorders>
             <w:tcMar>
               <w:top w:w="60" w:type="dxa"/>
@@ -5496,11 +5584,11 @@
           </w:tcPr>
           <w:p>
             <w:pPr>
-              <w:pStyle w:val="a1"/>
+              <w:pStyle w:val="31"/>
               <w:bidi w:val="0"/>
               <w:snapToGrid w:val="0"/>
               <w:spacing w:line="240" w:lineRule="auto"/>
-              <w:ind w:left="0" w:right="0" w:firstLine="0" w:leftChars="0" w:rightChars="0" w:firstLineChars="0"/>
+              <w:ind w:left="0" w:leftChars="0" w:right="0" w:rightChars="0" w:firstLine="0" w:firstLineChars="0"/>
               <w:jc w:val="left"/>
             </w:pPr>
             <w:r>
@@ -5511,8 +5599,14 @@
       </w:tr>
       <w:tr>
         <w:tblPrEx>
-          <w:tblW w:w="8522" w:type="dxa"/>
-          <w:jc w:val="center"/>
+          <w:tblBorders>
+            <w:top w:val="none" w:color="auto" w:sz="0" w:space="0"/>
+            <w:left w:val="none" w:color="auto" w:sz="0" w:space="0"/>
+            <w:bottom w:val="none" w:color="auto" w:sz="0" w:space="0"/>
+            <w:right w:val="none" w:color="auto" w:sz="0" w:space="0"/>
+            <w:insideH w:val="none" w:color="auto" w:sz="0" w:space="0"/>
+            <w:insideV w:val="none" w:color="auto" w:sz="0" w:space="0"/>
+          </w:tblBorders>
           <w:tblCellMar>
             <w:top w:w="0" w:type="dxa"/>
             <w:left w:w="10" w:type="dxa"/>
@@ -5521,16 +5615,16 @@
           </w:tblCellMar>
         </w:tblPrEx>
         <w:trPr>
-          <w:trHeight w:val="0"/>
+          <w:trHeight w:val="0" w:hRule="atLeast"/>
           <w:jc w:val="center"/>
         </w:trPr>
         <w:tc>
           <w:tcPr>
             <w:tcW w:w="4971" w:type="dxa"/>
             <w:tcBorders>
-              <w:top w:val="single" w:sz="4" w:space="0" w:color="auto"/>
-              <w:left w:val="single" w:sz="12" w:space="0" w:color="auto"/>
-              <w:bottom w:val="single" w:sz="12" w:space="0" w:color="auto"/>
+              <w:top w:val="single" w:color="auto" w:sz="4" w:space="0"/>
+              <w:left w:val="single" w:color="auto" w:sz="12" w:space="0"/>
+              <w:bottom w:val="single" w:color="auto" w:sz="12" w:space="0"/>
               <w:right w:val="nil"/>
             </w:tcBorders>
             <w:tcMar>
@@ -5543,11 +5637,11 @@
           </w:tcPr>
           <w:p>
             <w:pPr>
-              <w:pStyle w:val="a1"/>
+              <w:pStyle w:val="31"/>
               <w:bidi w:val="0"/>
               <w:snapToGrid w:val="0"/>
               <w:spacing w:line="240" w:lineRule="auto"/>
-              <w:ind w:left="0" w:right="0" w:firstLine="0" w:leftChars="0" w:rightChars="0" w:firstLineChars="0"/>
+              <w:ind w:left="0" w:leftChars="0" w:right="0" w:rightChars="0" w:firstLine="0" w:firstLineChars="0"/>
               <w:jc w:val="center"/>
             </w:pPr>
             <w:r>
@@ -5559,10 +5653,10 @@
           <w:tcPr>
             <w:tcW w:w="3551" w:type="dxa"/>
             <w:tcBorders>
-              <w:top w:val="single" w:sz="4" w:space="0" w:color="auto"/>
-              <w:left w:val="single" w:sz="4" w:space="0" w:color="auto"/>
-              <w:bottom w:val="single" w:sz="12" w:space="0" w:color="auto"/>
-              <w:right w:val="single" w:sz="12" w:space="0" w:color="auto"/>
+              <w:top w:val="single" w:color="auto" w:sz="4" w:space="0"/>
+              <w:left w:val="single" w:color="auto" w:sz="4" w:space="0"/>
+              <w:bottom w:val="single" w:color="auto" w:sz="12" w:space="0"/>
+              <w:right w:val="single" w:color="auto" w:sz="12" w:space="0"/>
             </w:tcBorders>
             <w:tcMar>
               <w:top w:w="60" w:type="dxa"/>
@@ -5574,11 +5668,11 @@
           </w:tcPr>
           <w:p>
             <w:pPr>
-              <w:pStyle w:val="a1"/>
+              <w:pStyle w:val="31"/>
               <w:bidi w:val="0"/>
               <w:snapToGrid w:val="0"/>
               <w:spacing w:line="240" w:lineRule="auto"/>
-              <w:ind w:left="0" w:right="0" w:firstLine="0" w:leftChars="0" w:rightChars="0" w:firstLineChars="0"/>
+              <w:ind w:left="0" w:leftChars="0" w:right="0" w:rightChars="0" w:firstLine="0" w:firstLineChars="0"/>
               <w:jc w:val="left"/>
             </w:pPr>
             <w:r>
@@ -5590,160 +5684,161 @@
     </w:tbl>
     <w:p>
       <w:pPr>
-        <w:pStyle w:val="2"/>
-        <w:bidi w:val="0"/>
-      </w:pPr>
-      <w:bookmarkStart w:id="13" w:name="heading_7"/>
-      <w:bookmarkStart w:id="14" w:name="_Toc18150"/>
+        <w:pStyle w:val="32"/>
+        <w:bidi w:val="0"/>
+      </w:pPr>
+      <w:bookmarkStart w:id="12" w:name="heading_7"/>
+      <w:bookmarkStart w:id="13" w:name="_Toc18150"/>
       <w:r>
         <w:t>主要输出</w:t>
       </w:r>
+      <w:bookmarkEnd w:id="12"/>
       <w:bookmarkEnd w:id="13"/>
+    </w:p>
+    <w:p>
+      <w:pPr>
+        <w:pStyle w:val="41"/>
+        <w:bidi w:val="0"/>
+        <w:jc w:val="center"/>
+      </w:pPr>
+      <w:r>
+        <w:rPr>
+          <w:rFonts w:hint="eastAsia"/>
+          <w:lang w:val="en-US" w:eastAsia="zh-CN"/>
+        </w:rPr>
+        <w:t xml:space="preserve">表 </w:t>
+      </w:r>
+      <w:r>
+        <w:rPr>
+          <w:rFonts w:hint="default"/>
+          <w:lang w:val="en-US" w:eastAsia="zh-CN"/>
+        </w:rPr>
+        <w:fldChar w:fldCharType="begin"/>
+      </w:r>
+      <w:r>
+        <w:rPr>
+          <w:rFonts w:hint="default"/>
+          <w:lang w:val="en-US" w:eastAsia="zh-CN"/>
+        </w:rPr>
+        <w:instrText xml:space="preserve"> </w:instrText>
+      </w:r>
+      <w:r>
+        <w:instrText xml:space="preserve">STYLEREF </w:instrText>
+      </w:r>
+      <w:r>
+        <w:rPr>
+          <w:rFonts w:hint="eastAsia"/>
+          <w:lang w:val="en-US" w:eastAsia="zh-CN"/>
+        </w:rPr>
+        <w:instrText xml:space="preserve">"柴_标题1"\n</w:instrText>
+      </w:r>
+      <w:r>
+        <w:instrText xml:space="preserve"> \s</w:instrText>
+      </w:r>
+      <w:r>
+        <w:rPr>
+          <w:rFonts w:hint="default"/>
+          <w:lang w:val="en-US" w:eastAsia="zh-CN"/>
+        </w:rPr>
+        <w:instrText xml:space="preserve"> </w:instrText>
+      </w:r>
+      <w:r>
+        <w:rPr>
+          <w:rFonts w:hint="eastAsia"/>
+          <w:lang w:val="en-US" w:eastAsia="zh-CN"/>
+        </w:rPr>
+        <w:instrText xml:space="preserve">* Charformat</w:instrText>
+      </w:r>
+      <w:r>
+        <w:rPr>
+          <w:rFonts w:hint="default"/>
+          <w:lang w:val="en-US" w:eastAsia="zh-CN"/>
+        </w:rPr>
+        <w:fldChar w:fldCharType="separate"/>
+      </w:r>
+      <w:r>
+        <w:rPr>
+          <w:rFonts w:hint="default"/>
+          <w:lang w:val="en-US" w:eastAsia="zh-CN"/>
+        </w:rPr>
+        <w:t>2</w:t>
+      </w:r>
+      <w:r>
+        <w:rPr>
+          <w:rFonts w:hint="default"/>
+          <w:lang w:val="en-US" w:eastAsia="zh-CN"/>
+        </w:rPr>
+        <w:fldChar w:fldCharType="end"/>
+      </w:r>
+      <w:r>
+        <w:rPr>
+          <w:rFonts w:hint="eastAsia"/>
+          <w:lang w:val="en-US" w:eastAsia="zh-CN"/>
+        </w:rPr>
+        <w:t>-</w:t>
+      </w:r>
+      <w:r>
+        <w:rPr>
+          <w:rFonts w:hint="eastAsia"/>
+          <w:lang w:val="en-US" w:eastAsia="zh-CN"/>
+        </w:rPr>
+        <w:fldChar w:fldCharType="begin"/>
+      </w:r>
+      <w:r>
+        <w:rPr>
+          <w:rFonts w:hint="eastAsia"/>
+          <w:lang w:val="en-US" w:eastAsia="zh-CN"/>
+        </w:rPr>
+        <w:instrText xml:space="preserve"> SEQ 表 \* ARABIC  \s 1 </w:instrText>
+      </w:r>
+      <w:r>
+        <w:rPr>
+          <w:rFonts w:hint="eastAsia"/>
+          <w:lang w:val="en-US" w:eastAsia="zh-CN"/>
+        </w:rPr>
+        <w:fldChar w:fldCharType="separate"/>
+      </w:r>
+      <w:r>
+        <w:rPr>
+          <w:rFonts w:hint="eastAsia"/>
+          <w:lang w:val="en-US" w:eastAsia="zh-CN"/>
+        </w:rPr>
+        <w:t>2</w:t>
+      </w:r>
+      <w:r>
+        <w:rPr>
+          <w:rFonts w:hint="eastAsia"/>
+          <w:lang w:val="en-US" w:eastAsia="zh-CN"/>
+        </w:rPr>
+        <w:fldChar w:fldCharType="end"/>
+      </w:r>
+      <w:bookmarkStart w:id="14" w:name="_Toc24030"/>
+      <w:r>
+        <w:rPr>
+          <w:rFonts w:hint="eastAsia"/>
+          <w:lang w:val="en-US" w:eastAsia="zh-CN"/>
+        </w:rPr>
+        <w:t xml:space="preserve"> </w:t>
+      </w:r>
+      <w:r>
+        <w:t>配置输出清单</w:t>
+      </w:r>
       <w:bookmarkEnd w:id="14"/>
-    </w:p>
-    <w:p>
-      <w:pPr>
-        <w:pStyle w:val="a3"/>
-        <w:bidi w:val="0"/>
-        <w:jc w:val="center"/>
-      </w:pPr>
-      <w:r>
-        <w:rPr>
-          <w:rFonts w:hint="eastAsia"/>
-          <w:lang w:val="en-US" w:eastAsia="zh-CN"/>
-        </w:rPr>
-        <w:t xml:space="preserve">表 </w:t>
-      </w:r>
-      <w:r>
-        <w:rPr>
-          <w:rFonts w:hint="default"/>
-          <w:lang w:val="en-US" w:eastAsia="zh-CN"/>
-        </w:rPr>
-        <w:fldChar w:fldCharType="begin"/>
-      </w:r>
-      <w:r>
-        <w:rPr>
-          <w:rFonts w:hint="default"/>
-          <w:lang w:val="en-US" w:eastAsia="zh-CN"/>
-        </w:rPr>
-        <w:instrText xml:space="preserve"> </w:instrText>
-      </w:r>
-      <w:r>
-        <w:instrText xml:space="preserve">STYLEREF </w:instrText>
-      </w:r>
-      <w:r>
-        <w:rPr>
-          <w:rFonts w:hint="eastAsia"/>
-          <w:lang w:val="en-US" w:eastAsia="zh-CN"/>
-        </w:rPr>
-        <w:instrText>"柴_标题1"\n</w:instrText>
-      </w:r>
-      <w:r>
-        <w:instrText xml:space="preserve"> \s</w:instrText>
-      </w:r>
-      <w:r>
-        <w:rPr>
-          <w:rFonts w:hint="default"/>
-          <w:lang w:val="en-US" w:eastAsia="zh-CN"/>
-        </w:rPr>
-        <w:instrText xml:space="preserve"> </w:instrText>
-      </w:r>
-      <w:r>
-        <w:rPr>
-          <w:rFonts w:hint="eastAsia"/>
-          <w:lang w:val="en-US" w:eastAsia="zh-CN"/>
-        </w:rPr>
-        <w:instrText>* Charformat</w:instrText>
-      </w:r>
-      <w:r>
-        <w:rPr>
-          <w:rFonts w:hint="default"/>
-          <w:lang w:val="en-US" w:eastAsia="zh-CN"/>
-        </w:rPr>
-        <w:fldChar w:fldCharType="separate"/>
-      </w:r>
-      <w:r>
-        <w:rPr>
-          <w:rFonts w:hint="default"/>
-          <w:lang w:val="en-US" w:eastAsia="zh-CN"/>
-        </w:rPr>
-        <w:t>2</w:t>
-      </w:r>
-      <w:r>
-        <w:rPr>
-          <w:rFonts w:hint="default"/>
-          <w:lang w:val="en-US" w:eastAsia="zh-CN"/>
-        </w:rPr>
-        <w:fldChar w:fldCharType="end"/>
-      </w:r>
-      <w:r>
-        <w:rPr>
-          <w:rFonts w:hint="eastAsia"/>
-          <w:lang w:val="en-US" w:eastAsia="zh-CN"/>
-        </w:rPr>
-        <w:t>-</w:t>
-      </w:r>
-      <w:r>
-        <w:rPr>
-          <w:rFonts w:hint="eastAsia"/>
-          <w:lang w:val="en-US" w:eastAsia="zh-CN"/>
-        </w:rPr>
-        <w:fldChar w:fldCharType="begin"/>
-      </w:r>
-      <w:r>
-        <w:rPr>
-          <w:rFonts w:hint="eastAsia"/>
-          <w:lang w:val="en-US" w:eastAsia="zh-CN"/>
-        </w:rPr>
-        <w:instrText xml:space="preserve"> SEQ 表 \* ARABIC  \s 1 </w:instrText>
-      </w:r>
-      <w:r>
-        <w:rPr>
-          <w:rFonts w:hint="eastAsia"/>
-          <w:lang w:val="en-US" w:eastAsia="zh-CN"/>
-        </w:rPr>
-        <w:fldChar w:fldCharType="separate"/>
-      </w:r>
-      <w:r>
-        <w:rPr>
-          <w:rFonts w:hint="eastAsia"/>
-          <w:lang w:val="en-US" w:eastAsia="zh-CN"/>
-        </w:rPr>
-        <w:t>2</w:t>
-      </w:r>
-      <w:r>
-        <w:rPr>
-          <w:rFonts w:hint="eastAsia"/>
-          <w:lang w:val="en-US" w:eastAsia="zh-CN"/>
-        </w:rPr>
-        <w:fldChar w:fldCharType="end"/>
-      </w:r>
-      <w:bookmarkStart w:id="15" w:name="_Toc24030"/>
-      <w:r>
-        <w:rPr>
-          <w:rFonts w:hint="eastAsia"/>
-          <w:lang w:val="en-US" w:eastAsia="zh-CN"/>
-        </w:rPr>
-        <w:t xml:space="preserve"> </w:t>
-      </w:r>
-      <w:r>
-        <w:t>配置输出清单</w:t>
-      </w:r>
-      <w:bookmarkEnd w:id="15"/>
     </w:p>
     <w:tbl>
       <w:tblPr>
-        <w:tblStyle w:val="TableNormal"/>
+        <w:tblStyle w:val="22"/>
         <w:tblW w:w="8522" w:type="dxa"/>
         <w:jc w:val="center"/>
         <w:tblBorders>
-          <w:top w:val="nil"/>
-          <w:left w:val="nil"/>
-          <w:bottom w:val="nil"/>
-          <w:right w:val="nil"/>
-          <w:insideH w:val="nil"/>
-          <w:insideV w:val="nil"/>
+          <w:top w:val="none" w:color="auto" w:sz="0" w:space="0"/>
+          <w:left w:val="none" w:color="auto" w:sz="0" w:space="0"/>
+          <w:bottom w:val="none" w:color="auto" w:sz="0" w:space="0"/>
+          <w:right w:val="none" w:color="auto" w:sz="0" w:space="0"/>
+          <w:insideH w:val="none" w:color="auto" w:sz="0" w:space="0"/>
+          <w:insideV w:val="none" w:color="auto" w:sz="0" w:space="0"/>
         </w:tblBorders>
+        <w:tblLayout w:type="autofit"/>
         <w:tblCellMar>
           <w:top w:w="0" w:type="dxa"/>
           <w:left w:w="10" w:type="dxa"/>
@@ -5757,15 +5852,13 @@
       </w:tblGrid>
       <w:tr>
         <w:tblPrEx>
-          <w:tblW w:w="8522" w:type="dxa"/>
-          <w:jc w:val="center"/>
           <w:tblBorders>
-            <w:top w:val="nil"/>
-            <w:left w:val="nil"/>
-            <w:bottom w:val="nil"/>
-            <w:right w:val="nil"/>
-            <w:insideH w:val="nil"/>
-            <w:insideV w:val="nil"/>
+            <w:top w:val="none" w:color="auto" w:sz="0" w:space="0"/>
+            <w:left w:val="none" w:color="auto" w:sz="0" w:space="0"/>
+            <w:bottom w:val="none" w:color="auto" w:sz="0" w:space="0"/>
+            <w:right w:val="none" w:color="auto" w:sz="0" w:space="0"/>
+            <w:insideH w:val="none" w:color="auto" w:sz="0" w:space="0"/>
+            <w:insideV w:val="none" w:color="auto" w:sz="0" w:space="0"/>
           </w:tblBorders>
           <w:tblCellMar>
             <w:top w:w="0" w:type="dxa"/>
@@ -5775,7 +5868,7 @@
           </w:tblCellMar>
         </w:tblPrEx>
         <w:trPr>
-          <w:trHeight w:val="0"/>
+          <w:trHeight w:val="0" w:hRule="atLeast"/>
           <w:tblHeader/>
           <w:jc w:val="center"/>
         </w:trPr>
@@ -5783,8 +5876,8 @@
           <w:tcPr>
             <w:tcW w:w="3314" w:type="dxa"/>
             <w:tcBorders>
-              <w:top w:val="single" w:sz="12" w:space="0" w:color="auto"/>
-              <w:left w:val="single" w:sz="12" w:space="0" w:color="auto"/>
+              <w:top w:val="single" w:color="auto" w:sz="12" w:space="0"/>
+              <w:left w:val="single" w:color="auto" w:sz="12" w:space="0"/>
               <w:bottom w:val="nil"/>
               <w:right w:val="nil"/>
             </w:tcBorders>
@@ -5798,11 +5891,11 @@
           </w:tcPr>
           <w:p>
             <w:pPr>
-              <w:pStyle w:val="a1"/>
+              <w:pStyle w:val="31"/>
               <w:bidi w:val="0"/>
               <w:snapToGrid w:val="0"/>
               <w:spacing w:line="240" w:lineRule="auto"/>
-              <w:ind w:left="0" w:right="0" w:firstLine="0" w:leftChars="0" w:rightChars="0" w:firstLineChars="0"/>
+              <w:ind w:left="0" w:leftChars="0" w:right="0" w:rightChars="0" w:firstLine="0" w:firstLineChars="0"/>
               <w:jc w:val="center"/>
               <w:rPr>
                 <w:b/>
@@ -5820,10 +5913,10 @@
           <w:tcPr>
             <w:tcW w:w="5208" w:type="dxa"/>
             <w:tcBorders>
-              <w:top w:val="single" w:sz="12" w:space="0" w:color="auto"/>
-              <w:left w:val="single" w:sz="4" w:space="0" w:color="auto"/>
+              <w:top w:val="single" w:color="auto" w:sz="12" w:space="0"/>
+              <w:left w:val="single" w:color="auto" w:sz="4" w:space="0"/>
               <w:bottom w:val="nil"/>
-              <w:right w:val="single" w:sz="12" w:space="0" w:color="auto"/>
+              <w:right w:val="single" w:color="auto" w:sz="12" w:space="0"/>
             </w:tcBorders>
             <w:tcMar>
               <w:top w:w="60" w:type="dxa"/>
@@ -5835,11 +5928,11 @@
           </w:tcPr>
           <w:p>
             <w:pPr>
-              <w:pStyle w:val="a1"/>
+              <w:pStyle w:val="31"/>
               <w:bidi w:val="0"/>
               <w:snapToGrid w:val="0"/>
               <w:spacing w:line="240" w:lineRule="auto"/>
-              <w:ind w:left="0" w:right="0" w:firstLine="0" w:leftChars="0" w:rightChars="0" w:firstLineChars="0"/>
+              <w:ind w:left="0" w:leftChars="0" w:right="0" w:rightChars="0" w:firstLine="0" w:firstLineChars="0"/>
               <w:jc w:val="center"/>
               <w:rPr>
                 <w:b/>
@@ -5856,8 +5949,14 @@
       </w:tr>
       <w:tr>
         <w:tblPrEx>
-          <w:tblW w:w="8522" w:type="dxa"/>
-          <w:jc w:val="center"/>
+          <w:tblBorders>
+            <w:top w:val="none" w:color="auto" w:sz="0" w:space="0"/>
+            <w:left w:val="none" w:color="auto" w:sz="0" w:space="0"/>
+            <w:bottom w:val="none" w:color="auto" w:sz="0" w:space="0"/>
+            <w:right w:val="none" w:color="auto" w:sz="0" w:space="0"/>
+            <w:insideH w:val="none" w:color="auto" w:sz="0" w:space="0"/>
+            <w:insideV w:val="none" w:color="auto" w:sz="0" w:space="0"/>
+          </w:tblBorders>
           <w:tblCellMar>
             <w:top w:w="0" w:type="dxa"/>
             <w:left w:w="10" w:type="dxa"/>
@@ -5866,15 +5965,15 @@
           </w:tblCellMar>
         </w:tblPrEx>
         <w:trPr>
-          <w:trHeight w:val="0"/>
+          <w:trHeight w:val="0" w:hRule="atLeast"/>
           <w:jc w:val="center"/>
         </w:trPr>
         <w:tc>
           <w:tcPr>
             <w:tcW w:w="3314" w:type="dxa"/>
             <w:tcBorders>
-              <w:top w:val="single" w:sz="4" w:space="0" w:color="auto"/>
-              <w:left w:val="single" w:sz="12" w:space="0" w:color="auto"/>
+              <w:top w:val="single" w:color="auto" w:sz="4" w:space="0"/>
+              <w:left w:val="single" w:color="auto" w:sz="12" w:space="0"/>
               <w:bottom w:val="nil"/>
               <w:right w:val="nil"/>
             </w:tcBorders>
@@ -5888,11 +5987,11 @@
           </w:tcPr>
           <w:p>
             <w:pPr>
-              <w:pStyle w:val="a1"/>
+              <w:pStyle w:val="31"/>
               <w:bidi w:val="0"/>
               <w:snapToGrid w:val="0"/>
               <w:spacing w:line="240" w:lineRule="auto"/>
-              <w:ind w:left="0" w:right="0" w:firstLine="0" w:leftChars="0" w:rightChars="0" w:firstLineChars="0"/>
+              <w:ind w:left="0" w:leftChars="0" w:right="0" w:rightChars="0" w:firstLine="0" w:firstLineChars="0"/>
               <w:jc w:val="center"/>
             </w:pPr>
             <w:r>
@@ -5904,10 +6003,10 @@
           <w:tcPr>
             <w:tcW w:w="5208" w:type="dxa"/>
             <w:tcBorders>
-              <w:top w:val="single" w:sz="4" w:space="0" w:color="auto"/>
-              <w:left w:val="single" w:sz="4" w:space="0" w:color="auto"/>
+              <w:top w:val="single" w:color="auto" w:sz="4" w:space="0"/>
+              <w:left w:val="single" w:color="auto" w:sz="4" w:space="0"/>
               <w:bottom w:val="nil"/>
-              <w:right w:val="single" w:sz="12" w:space="0" w:color="auto"/>
+              <w:right w:val="single" w:color="auto" w:sz="12" w:space="0"/>
             </w:tcBorders>
             <w:tcMar>
               <w:top w:w="60" w:type="dxa"/>
@@ -5919,11 +6018,11 @@
           </w:tcPr>
           <w:p>
             <w:pPr>
-              <w:pStyle w:val="a1"/>
+              <w:pStyle w:val="31"/>
               <w:bidi w:val="0"/>
               <w:snapToGrid w:val="0"/>
               <w:spacing w:line="240" w:lineRule="auto"/>
-              <w:ind w:left="0" w:right="0" w:firstLine="0" w:leftChars="0" w:rightChars="0" w:firstLineChars="0"/>
+              <w:ind w:left="0" w:leftChars="0" w:right="0" w:rightChars="0" w:firstLine="0" w:firstLineChars="0"/>
               <w:jc w:val="center"/>
             </w:pPr>
             <w:r>
@@ -5934,8 +6033,14 @@
       </w:tr>
       <w:tr>
         <w:tblPrEx>
-          <w:tblW w:w="8522" w:type="dxa"/>
-          <w:jc w:val="center"/>
+          <w:tblBorders>
+            <w:top w:val="none" w:color="auto" w:sz="0" w:space="0"/>
+            <w:left w:val="none" w:color="auto" w:sz="0" w:space="0"/>
+            <w:bottom w:val="none" w:color="auto" w:sz="0" w:space="0"/>
+            <w:right w:val="none" w:color="auto" w:sz="0" w:space="0"/>
+            <w:insideH w:val="none" w:color="auto" w:sz="0" w:space="0"/>
+            <w:insideV w:val="none" w:color="auto" w:sz="0" w:space="0"/>
+          </w:tblBorders>
           <w:tblCellMar>
             <w:top w:w="0" w:type="dxa"/>
             <w:left w:w="10" w:type="dxa"/>
@@ -5944,15 +6049,15 @@
           </w:tblCellMar>
         </w:tblPrEx>
         <w:trPr>
-          <w:trHeight w:val="0"/>
+          <w:trHeight w:val="0" w:hRule="atLeast"/>
           <w:jc w:val="center"/>
         </w:trPr>
         <w:tc>
           <w:tcPr>
             <w:tcW w:w="3314" w:type="dxa"/>
             <w:tcBorders>
-              <w:top w:val="single" w:sz="4" w:space="0" w:color="auto"/>
-              <w:left w:val="single" w:sz="12" w:space="0" w:color="auto"/>
+              <w:top w:val="single" w:color="auto" w:sz="4" w:space="0"/>
+              <w:left w:val="single" w:color="auto" w:sz="12" w:space="0"/>
               <w:bottom w:val="nil"/>
               <w:right w:val="nil"/>
             </w:tcBorders>
@@ -5966,11 +6071,11 @@
           </w:tcPr>
           <w:p>
             <w:pPr>
-              <w:pStyle w:val="a1"/>
+              <w:pStyle w:val="31"/>
               <w:bidi w:val="0"/>
               <w:snapToGrid w:val="0"/>
               <w:spacing w:line="240" w:lineRule="auto"/>
-              <w:ind w:left="0" w:right="0" w:firstLine="0" w:leftChars="0" w:rightChars="0" w:firstLineChars="0"/>
+              <w:ind w:left="0" w:leftChars="0" w:right="0" w:rightChars="0" w:firstLine="0" w:firstLineChars="0"/>
               <w:jc w:val="center"/>
             </w:pPr>
             <w:r>
@@ -5982,10 +6087,10 @@
           <w:tcPr>
             <w:tcW w:w="5208" w:type="dxa"/>
             <w:tcBorders>
-              <w:top w:val="single" w:sz="4" w:space="0" w:color="auto"/>
-              <w:left w:val="single" w:sz="4" w:space="0" w:color="auto"/>
+              <w:top w:val="single" w:color="auto" w:sz="4" w:space="0"/>
+              <w:left w:val="single" w:color="auto" w:sz="4" w:space="0"/>
               <w:bottom w:val="nil"/>
-              <w:right w:val="single" w:sz="12" w:space="0" w:color="auto"/>
+              <w:right w:val="single" w:color="auto" w:sz="12" w:space="0"/>
             </w:tcBorders>
             <w:tcMar>
               <w:top w:w="60" w:type="dxa"/>
@@ -5997,11 +6102,11 @@
           </w:tcPr>
           <w:p>
             <w:pPr>
-              <w:pStyle w:val="a1"/>
+              <w:pStyle w:val="31"/>
               <w:bidi w:val="0"/>
               <w:snapToGrid w:val="0"/>
               <w:spacing w:line="240" w:lineRule="auto"/>
-              <w:ind w:left="0" w:right="0" w:firstLine="0" w:leftChars="0" w:rightChars="0" w:firstLineChars="0"/>
+              <w:ind w:left="0" w:leftChars="0" w:right="0" w:rightChars="0" w:firstLine="0" w:firstLineChars="0"/>
               <w:jc w:val="center"/>
             </w:pPr>
             <w:r>
@@ -6012,8 +6117,14 @@
       </w:tr>
       <w:tr>
         <w:tblPrEx>
-          <w:tblW w:w="8522" w:type="dxa"/>
-          <w:jc w:val="center"/>
+          <w:tblBorders>
+            <w:top w:val="none" w:color="auto" w:sz="0" w:space="0"/>
+            <w:left w:val="none" w:color="auto" w:sz="0" w:space="0"/>
+            <w:bottom w:val="none" w:color="auto" w:sz="0" w:space="0"/>
+            <w:right w:val="none" w:color="auto" w:sz="0" w:space="0"/>
+            <w:insideH w:val="none" w:color="auto" w:sz="0" w:space="0"/>
+            <w:insideV w:val="none" w:color="auto" w:sz="0" w:space="0"/>
+          </w:tblBorders>
           <w:tblCellMar>
             <w:top w:w="0" w:type="dxa"/>
             <w:left w:w="10" w:type="dxa"/>
@@ -6022,15 +6133,15 @@
           </w:tblCellMar>
         </w:tblPrEx>
         <w:trPr>
-          <w:trHeight w:val="0"/>
+          <w:trHeight w:val="0" w:hRule="atLeast"/>
           <w:jc w:val="center"/>
         </w:trPr>
         <w:tc>
           <w:tcPr>
             <w:tcW w:w="3314" w:type="dxa"/>
             <w:tcBorders>
-              <w:top w:val="single" w:sz="4" w:space="0" w:color="auto"/>
-              <w:left w:val="single" w:sz="12" w:space="0" w:color="auto"/>
+              <w:top w:val="single" w:color="auto" w:sz="4" w:space="0"/>
+              <w:left w:val="single" w:color="auto" w:sz="12" w:space="0"/>
               <w:bottom w:val="nil"/>
               <w:right w:val="nil"/>
             </w:tcBorders>
@@ -6044,11 +6155,11 @@
           </w:tcPr>
           <w:p>
             <w:pPr>
-              <w:pStyle w:val="a1"/>
+              <w:pStyle w:val="31"/>
               <w:bidi w:val="0"/>
               <w:snapToGrid w:val="0"/>
               <w:spacing w:line="240" w:lineRule="auto"/>
-              <w:ind w:left="0" w:right="0" w:firstLine="0" w:leftChars="0" w:rightChars="0" w:firstLineChars="0"/>
+              <w:ind w:left="0" w:leftChars="0" w:right="0" w:rightChars="0" w:firstLine="0" w:firstLineChars="0"/>
               <w:jc w:val="center"/>
             </w:pPr>
             <w:r>
@@ -6060,10 +6171,10 @@
           <w:tcPr>
             <w:tcW w:w="5208" w:type="dxa"/>
             <w:tcBorders>
-              <w:top w:val="single" w:sz="4" w:space="0" w:color="auto"/>
-              <w:left w:val="single" w:sz="4" w:space="0" w:color="auto"/>
+              <w:top w:val="single" w:color="auto" w:sz="4" w:space="0"/>
+              <w:left w:val="single" w:color="auto" w:sz="4" w:space="0"/>
               <w:bottom w:val="nil"/>
-              <w:right w:val="single" w:sz="12" w:space="0" w:color="auto"/>
+              <w:right w:val="single" w:color="auto" w:sz="12" w:space="0"/>
             </w:tcBorders>
             <w:tcMar>
               <w:top w:w="60" w:type="dxa"/>
@@ -6075,11 +6186,11 @@
           </w:tcPr>
           <w:p>
             <w:pPr>
-              <w:pStyle w:val="a1"/>
+              <w:pStyle w:val="31"/>
               <w:bidi w:val="0"/>
               <w:snapToGrid w:val="0"/>
               <w:spacing w:line="240" w:lineRule="auto"/>
-              <w:ind w:left="0" w:right="0" w:firstLine="0" w:leftChars="0" w:rightChars="0" w:firstLineChars="0"/>
+              <w:ind w:left="0" w:leftChars="0" w:right="0" w:rightChars="0" w:firstLine="0" w:firstLineChars="0"/>
               <w:jc w:val="center"/>
             </w:pPr>
             <w:r>
@@ -6090,8 +6201,14 @@
       </w:tr>
       <w:tr>
         <w:tblPrEx>
-          <w:tblW w:w="8522" w:type="dxa"/>
-          <w:jc w:val="center"/>
+          <w:tblBorders>
+            <w:top w:val="none" w:color="auto" w:sz="0" w:space="0"/>
+            <w:left w:val="none" w:color="auto" w:sz="0" w:space="0"/>
+            <w:bottom w:val="none" w:color="auto" w:sz="0" w:space="0"/>
+            <w:right w:val="none" w:color="auto" w:sz="0" w:space="0"/>
+            <w:insideH w:val="none" w:color="auto" w:sz="0" w:space="0"/>
+            <w:insideV w:val="none" w:color="auto" w:sz="0" w:space="0"/>
+          </w:tblBorders>
           <w:tblCellMar>
             <w:top w:w="0" w:type="dxa"/>
             <w:left w:w="10" w:type="dxa"/>
@@ -6100,15 +6217,15 @@
           </w:tblCellMar>
         </w:tblPrEx>
         <w:trPr>
-          <w:trHeight w:val="0"/>
+          <w:trHeight w:val="0" w:hRule="atLeast"/>
           <w:jc w:val="center"/>
         </w:trPr>
         <w:tc>
           <w:tcPr>
             <w:tcW w:w="3314" w:type="dxa"/>
             <w:tcBorders>
-              <w:top w:val="single" w:sz="4" w:space="0" w:color="auto"/>
-              <w:left w:val="single" w:sz="12" w:space="0" w:color="auto"/>
+              <w:top w:val="single" w:color="auto" w:sz="4" w:space="0"/>
+              <w:left w:val="single" w:color="auto" w:sz="12" w:space="0"/>
               <w:bottom w:val="nil"/>
               <w:right w:val="nil"/>
             </w:tcBorders>
@@ -6122,11 +6239,11 @@
           </w:tcPr>
           <w:p>
             <w:pPr>
-              <w:pStyle w:val="a1"/>
+              <w:pStyle w:val="31"/>
               <w:bidi w:val="0"/>
               <w:snapToGrid w:val="0"/>
               <w:spacing w:line="240" w:lineRule="auto"/>
-              <w:ind w:left="0" w:right="0" w:firstLine="0" w:leftChars="0" w:rightChars="0" w:firstLineChars="0"/>
+              <w:ind w:left="0" w:leftChars="0" w:right="0" w:rightChars="0" w:firstLine="0" w:firstLineChars="0"/>
               <w:jc w:val="center"/>
             </w:pPr>
             <w:r>
@@ -6138,10 +6255,10 @@
           <w:tcPr>
             <w:tcW w:w="5208" w:type="dxa"/>
             <w:tcBorders>
-              <w:top w:val="single" w:sz="4" w:space="0" w:color="auto"/>
-              <w:left w:val="single" w:sz="4" w:space="0" w:color="auto"/>
+              <w:top w:val="single" w:color="auto" w:sz="4" w:space="0"/>
+              <w:left w:val="single" w:color="auto" w:sz="4" w:space="0"/>
               <w:bottom w:val="nil"/>
-              <w:right w:val="single" w:sz="12" w:space="0" w:color="auto"/>
+              <w:right w:val="single" w:color="auto" w:sz="12" w:space="0"/>
             </w:tcBorders>
             <w:tcMar>
               <w:top w:w="60" w:type="dxa"/>
@@ -6153,11 +6270,11 @@
           </w:tcPr>
           <w:p>
             <w:pPr>
-              <w:pStyle w:val="a1"/>
+              <w:pStyle w:val="31"/>
               <w:bidi w:val="0"/>
               <w:snapToGrid w:val="0"/>
               <w:spacing w:line="240" w:lineRule="auto"/>
-              <w:ind w:left="0" w:right="0" w:firstLine="0" w:leftChars="0" w:rightChars="0" w:firstLineChars="0"/>
+              <w:ind w:left="0" w:leftChars="0" w:right="0" w:rightChars="0" w:firstLine="0" w:firstLineChars="0"/>
               <w:jc w:val="center"/>
             </w:pPr>
             <w:r>
@@ -6168,8 +6285,14 @@
       </w:tr>
       <w:tr>
         <w:tblPrEx>
-          <w:tblW w:w="8522" w:type="dxa"/>
-          <w:jc w:val="center"/>
+          <w:tblBorders>
+            <w:top w:val="none" w:color="auto" w:sz="0" w:space="0"/>
+            <w:left w:val="none" w:color="auto" w:sz="0" w:space="0"/>
+            <w:bottom w:val="none" w:color="auto" w:sz="0" w:space="0"/>
+            <w:right w:val="none" w:color="auto" w:sz="0" w:space="0"/>
+            <w:insideH w:val="none" w:color="auto" w:sz="0" w:space="0"/>
+            <w:insideV w:val="none" w:color="auto" w:sz="0" w:space="0"/>
+          </w:tblBorders>
           <w:tblCellMar>
             <w:top w:w="0" w:type="dxa"/>
             <w:left w:w="10" w:type="dxa"/>
@@ -6178,16 +6301,16 @@
           </w:tblCellMar>
         </w:tblPrEx>
         <w:trPr>
-          <w:trHeight w:val="0"/>
+          <w:trHeight w:val="0" w:hRule="atLeast"/>
           <w:jc w:val="center"/>
         </w:trPr>
         <w:tc>
           <w:tcPr>
             <w:tcW w:w="3314" w:type="dxa"/>
             <w:tcBorders>
-              <w:top w:val="single" w:sz="4" w:space="0" w:color="auto"/>
-              <w:left w:val="single" w:sz="12" w:space="0" w:color="auto"/>
-              <w:bottom w:val="single" w:sz="12" w:space="0" w:color="auto"/>
+              <w:top w:val="single" w:color="auto" w:sz="4" w:space="0"/>
+              <w:left w:val="single" w:color="auto" w:sz="12" w:space="0"/>
+              <w:bottom w:val="single" w:color="auto" w:sz="12" w:space="0"/>
               <w:right w:val="nil"/>
             </w:tcBorders>
             <w:tcMar>
@@ -6200,11 +6323,11 @@
           </w:tcPr>
           <w:p>
             <w:pPr>
-              <w:pStyle w:val="a1"/>
+              <w:pStyle w:val="31"/>
               <w:bidi w:val="0"/>
               <w:snapToGrid w:val="0"/>
               <w:spacing w:line="240" w:lineRule="auto"/>
-              <w:ind w:left="0" w:right="0" w:firstLine="0" w:leftChars="0" w:rightChars="0" w:firstLineChars="0"/>
+              <w:ind w:left="0" w:leftChars="0" w:right="0" w:rightChars="0" w:firstLine="0" w:firstLineChars="0"/>
               <w:jc w:val="center"/>
             </w:pPr>
             <w:r>
@@ -6216,10 +6339,10 @@
           <w:tcPr>
             <w:tcW w:w="5208" w:type="dxa"/>
             <w:tcBorders>
-              <w:top w:val="single" w:sz="4" w:space="0" w:color="auto"/>
-              <w:left w:val="single" w:sz="4" w:space="0" w:color="auto"/>
-              <w:bottom w:val="single" w:sz="12" w:space="0" w:color="auto"/>
-              <w:right w:val="single" w:sz="12" w:space="0" w:color="auto"/>
+              <w:top w:val="single" w:color="auto" w:sz="4" w:space="0"/>
+              <w:left w:val="single" w:color="auto" w:sz="4" w:space="0"/>
+              <w:bottom w:val="single" w:color="auto" w:sz="12" w:space="0"/>
+              <w:right w:val="single" w:color="auto" w:sz="12" w:space="0"/>
             </w:tcBorders>
             <w:tcMar>
               <w:top w:w="60" w:type="dxa"/>
@@ -6231,11 +6354,11 @@
           </w:tcPr>
           <w:p>
             <w:pPr>
-              <w:pStyle w:val="a1"/>
+              <w:pStyle w:val="31"/>
               <w:bidi w:val="0"/>
               <w:snapToGrid w:val="0"/>
               <w:spacing w:line="240" w:lineRule="auto"/>
-              <w:ind w:left="0" w:right="0" w:firstLine="0" w:leftChars="0" w:rightChars="0" w:firstLineChars="0"/>
+              <w:ind w:left="0" w:leftChars="0" w:right="0" w:rightChars="0" w:firstLine="0" w:firstLineChars="0"/>
               <w:jc w:val="center"/>
             </w:pPr>
             <w:r>
@@ -6247,39 +6370,39 @@
     </w:tbl>
     <w:p>
       <w:pPr>
-        <w:pStyle w:val="2"/>
-        <w:bidi w:val="0"/>
-      </w:pPr>
+        <w:pStyle w:val="32"/>
+        <w:bidi w:val="0"/>
+      </w:pPr>
+      <w:bookmarkStart w:id="15" w:name="_Toc15327"/>
       <w:bookmarkStart w:id="16" w:name="heading_8"/>
-      <w:bookmarkStart w:id="17" w:name="_Toc15327"/>
       <w:r>
         <w:t>角色和职责权限</w:t>
       </w:r>
+      <w:bookmarkEnd w:id="15"/>
       <w:bookmarkEnd w:id="16"/>
+    </w:p>
+    <w:p>
+      <w:pPr>
+        <w:pStyle w:val="33"/>
+        <w:bidi w:val="0"/>
+      </w:pPr>
+      <w:bookmarkStart w:id="17" w:name="heading_9"/>
+      <w:bookmarkStart w:id="18" w:name="_Toc18361"/>
+      <w:r>
+        <w:t>运维部经理（配置管理负责人）</w:t>
+      </w:r>
       <w:bookmarkEnd w:id="17"/>
-    </w:p>
-    <w:p>
-      <w:pPr>
-        <w:pStyle w:val="3"/>
-        <w:bidi w:val="0"/>
-      </w:pPr>
-      <w:bookmarkStart w:id="18" w:name="_Toc18361"/>
-      <w:bookmarkStart w:id="19" w:name="heading_9"/>
-      <w:r>
-        <w:t>运维部经理（配置管理负责人）</w:t>
-      </w:r>
       <w:bookmarkEnd w:id="18"/>
-      <w:bookmarkEnd w:id="19"/>
-    </w:p>
-    <w:p>
-      <w:pPr>
-        <w:pStyle w:val="a3"/>
+    </w:p>
+    <w:p>
+      <w:pPr>
+        <w:pStyle w:val="41"/>
         <w:numPr>
           <w:ilvl w:val="0"/>
           <w:numId w:val="4"/>
         </w:numPr>
         <w:bidi w:val="0"/>
-        <w:ind w:left="425" w:hanging="425" w:leftChars="0" w:firstLineChars="0"/>
+        <w:ind w:left="425" w:leftChars="0" w:hanging="425" w:firstLineChars="0"/>
       </w:pPr>
       <w:r>
         <w:t>确定配置管理过程的衡量指标；</w:t>
@@ -6287,13 +6410,13 @@
     </w:p>
     <w:p>
       <w:pPr>
-        <w:pStyle w:val="a3"/>
+        <w:pStyle w:val="41"/>
         <w:numPr>
           <w:ilvl w:val="0"/>
           <w:numId w:val="4"/>
         </w:numPr>
         <w:bidi w:val="0"/>
-        <w:ind w:left="425" w:hanging="425" w:leftChars="0" w:firstLineChars="0"/>
+        <w:ind w:left="425" w:leftChars="0" w:hanging="425" w:firstLineChars="0"/>
       </w:pPr>
       <w:r>
         <w:t>总体上管理和监控过程，建立配置管理过程实施、评估和持续优化机制；</w:t>
@@ -6301,13 +6424,13 @@
     </w:p>
     <w:p>
       <w:pPr>
-        <w:pStyle w:val="a3"/>
+        <w:pStyle w:val="41"/>
         <w:numPr>
           <w:ilvl w:val="0"/>
           <w:numId w:val="4"/>
         </w:numPr>
         <w:bidi w:val="0"/>
-        <w:ind w:left="425" w:hanging="425" w:leftChars="0" w:firstLineChars="0"/>
+        <w:ind w:left="425" w:leftChars="0" w:hanging="425" w:firstLineChars="0"/>
       </w:pPr>
       <w:r>
         <w:t>定义并维护配置管理流程文件及所需要的记录模板；</w:t>
@@ -6315,13 +6438,13 @@
     </w:p>
     <w:p>
       <w:pPr>
-        <w:pStyle w:val="a3"/>
+        <w:pStyle w:val="41"/>
         <w:numPr>
           <w:ilvl w:val="0"/>
           <w:numId w:val="4"/>
         </w:numPr>
         <w:bidi w:val="0"/>
-        <w:ind w:left="425" w:hanging="425" w:leftChars="0" w:firstLineChars="0"/>
+        <w:ind w:left="425" w:leftChars="0" w:hanging="425" w:firstLineChars="0"/>
       </w:pPr>
       <w:r>
         <w:t>管理配置管理流程的实施；</w:t>
@@ -6329,13 +6452,13 @@
     </w:p>
     <w:p>
       <w:pPr>
-        <w:pStyle w:val="a3"/>
+        <w:pStyle w:val="41"/>
         <w:numPr>
           <w:ilvl w:val="0"/>
           <w:numId w:val="4"/>
         </w:numPr>
         <w:bidi w:val="0"/>
-        <w:ind w:left="425" w:hanging="425" w:leftChars="0" w:firstLineChars="0"/>
+        <w:ind w:left="425" w:leftChars="0" w:hanging="425" w:firstLineChars="0"/>
       </w:pPr>
       <w:r>
         <w:t>确保配置管理流程目标的实现；</w:t>
@@ -6343,13 +6466,13 @@
     </w:p>
     <w:p>
       <w:pPr>
-        <w:pStyle w:val="a3"/>
+        <w:pStyle w:val="41"/>
         <w:numPr>
           <w:ilvl w:val="0"/>
           <w:numId w:val="4"/>
         </w:numPr>
         <w:bidi w:val="0"/>
-        <w:ind w:left="425" w:hanging="425" w:leftChars="0" w:firstLineChars="0"/>
+        <w:ind w:left="425" w:leftChars="0" w:hanging="425" w:firstLineChars="0"/>
       </w:pPr>
       <w:r>
         <w:t>识别配置管理过程中存在的问题并提出改进措施；</w:t>
@@ -6357,13 +6480,13 @@
     </w:p>
     <w:p>
       <w:pPr>
-        <w:pStyle w:val="a3"/>
+        <w:pStyle w:val="41"/>
         <w:numPr>
           <w:ilvl w:val="0"/>
           <w:numId w:val="4"/>
         </w:numPr>
         <w:bidi w:val="0"/>
-        <w:ind w:left="425" w:hanging="425" w:leftChars="0" w:firstLineChars="0"/>
+        <w:ind w:left="425" w:leftChars="0" w:hanging="425" w:firstLineChars="0"/>
       </w:pPr>
       <w:r>
         <w:t>定期向公司管理层汇报实施过程中存在的问题；</w:t>
@@ -6371,13 +6494,13 @@
     </w:p>
     <w:p>
       <w:pPr>
-        <w:pStyle w:val="a3"/>
+        <w:pStyle w:val="41"/>
         <w:numPr>
           <w:ilvl w:val="0"/>
           <w:numId w:val="4"/>
         </w:numPr>
         <w:bidi w:val="0"/>
-        <w:ind w:left="425" w:hanging="425" w:leftChars="0" w:firstLineChars="0"/>
+        <w:ind w:left="425" w:leftChars="0" w:hanging="425" w:firstLineChars="0"/>
       </w:pPr>
       <w:r>
         <w:t>批准建立配置库基线；</w:t>
@@ -6385,13 +6508,13 @@
     </w:p>
     <w:p>
       <w:pPr>
-        <w:pStyle w:val="a3"/>
+        <w:pStyle w:val="41"/>
         <w:numPr>
           <w:ilvl w:val="0"/>
           <w:numId w:val="4"/>
         </w:numPr>
         <w:bidi w:val="0"/>
-        <w:ind w:left="425" w:hanging="425" w:leftChars="0" w:firstLineChars="0"/>
+        <w:ind w:left="425" w:leftChars="0" w:hanging="425" w:firstLineChars="0"/>
       </w:pPr>
       <w:r>
         <w:t>对配置报告进行核对和审核。</w:t>
@@ -6399,23 +6522,23 @@
     </w:p>
     <w:p>
       <w:pPr>
-        <w:pStyle w:val="3"/>
-        <w:bidi w:val="0"/>
-      </w:pPr>
-      <w:bookmarkStart w:id="20" w:name="heading_10"/>
-      <w:bookmarkStart w:id="21" w:name="_Toc5638"/>
+        <w:pStyle w:val="33"/>
+        <w:bidi w:val="0"/>
+      </w:pPr>
+      <w:bookmarkStart w:id="19" w:name="heading_10"/>
+      <w:bookmarkStart w:id="20" w:name="_Toc5638"/>
       <w:r>
         <w:t>配置管理员</w:t>
       </w:r>
+      <w:bookmarkEnd w:id="19"/>
       <w:bookmarkEnd w:id="20"/>
-      <w:bookmarkEnd w:id="21"/>
-    </w:p>
-    <w:p>
-      <w:pPr>
-        <w:pStyle w:val="a1"/>
-        <w:bidi w:val="0"/>
-        <w:rPr>
-          <w:rFonts w:eastAsia="宋体" w:hint="default"/>
+    </w:p>
+    <w:p>
+      <w:pPr>
+        <w:pStyle w:val="31"/>
+        <w:bidi w:val="0"/>
+        <w:rPr>
+          <w:rFonts w:hint="default" w:eastAsia="宋体"/>
           <w:lang w:val="en-US" w:eastAsia="zh-CN"/>
         </w:rPr>
       </w:pPr>
@@ -6429,7 +6552,7 @@
     </w:p>
     <w:p>
       <w:pPr>
-        <w:pStyle w:val="a1"/>
+        <w:pStyle w:val="31"/>
         <w:keepNext w:val="0"/>
         <w:keepLines w:val="0"/>
         <w:pageBreakBefore w:val="0"/>
@@ -6479,7 +6602,7 @@
           <w:rFonts w:hint="eastAsia"/>
           <w:lang w:val="en-US" w:eastAsia="zh-CN"/>
         </w:rPr>
-        <w:instrText>"柴_标题1"\n</w:instrText>
+        <w:instrText xml:space="preserve">"柴_标题1"\n</w:instrText>
       </w:r>
       <w:r>
         <w:instrText xml:space="preserve"> \s</w:instrText>
@@ -6496,7 +6619,7 @@
           <w:rFonts w:hint="eastAsia"/>
           <w:lang w:val="en-US" w:eastAsia="zh-CN"/>
         </w:rPr>
-        <w:instrText>* Charformat</w:instrText>
+        <w:instrText xml:space="preserve">* Charformat</w:instrText>
       </w:r>
       <w:r>
         <w:rPr>
@@ -6561,7 +6684,7 @@
         </w:rPr>
         <w:fldChar w:fldCharType="end"/>
       </w:r>
-      <w:bookmarkStart w:id="22" w:name="_Toc20212"/>
+      <w:bookmarkStart w:id="21" w:name="_Toc20212"/>
       <w:r>
         <w:rPr>
           <w:rFonts w:hint="default"/>
@@ -6576,21 +6699,22 @@
         </w:rPr>
         <w:t>配置管理员岗位表</w:t>
       </w:r>
-      <w:bookmarkEnd w:id="22"/>
+      <w:bookmarkEnd w:id="21"/>
     </w:p>
     <w:tbl>
       <w:tblPr>
-        <w:tblStyle w:val="TableNormal"/>
+        <w:tblStyle w:val="22"/>
         <w:tblW w:w="8522" w:type="dxa"/>
         <w:jc w:val="center"/>
         <w:tblBorders>
-          <w:top w:val="nil"/>
-          <w:left w:val="nil"/>
-          <w:bottom w:val="nil"/>
-          <w:right w:val="nil"/>
-          <w:insideH w:val="nil"/>
-          <w:insideV w:val="nil"/>
+          <w:top w:val="none" w:color="auto" w:sz="0" w:space="0"/>
+          <w:left w:val="none" w:color="auto" w:sz="0" w:space="0"/>
+          <w:bottom w:val="none" w:color="auto" w:sz="0" w:space="0"/>
+          <w:right w:val="none" w:color="auto" w:sz="0" w:space="0"/>
+          <w:insideH w:val="none" w:color="auto" w:sz="0" w:space="0"/>
+          <w:insideV w:val="none" w:color="auto" w:sz="0" w:space="0"/>
         </w:tblBorders>
+        <w:tblLayout w:type="autofit"/>
         <w:tblCellMar>
           <w:top w:w="0" w:type="dxa"/>
           <w:left w:w="10" w:type="dxa"/>
@@ -6605,15 +6729,13 @@
       </w:tblGrid>
       <w:tr>
         <w:tblPrEx>
-          <w:tblW w:w="8522" w:type="dxa"/>
-          <w:jc w:val="center"/>
           <w:tblBorders>
-            <w:top w:val="nil"/>
-            <w:left w:val="nil"/>
-            <w:bottom w:val="nil"/>
-            <w:right w:val="nil"/>
-            <w:insideH w:val="nil"/>
-            <w:insideV w:val="nil"/>
+            <w:top w:val="none" w:color="auto" w:sz="0" w:space="0"/>
+            <w:left w:val="none" w:color="auto" w:sz="0" w:space="0"/>
+            <w:bottom w:val="none" w:color="auto" w:sz="0" w:space="0"/>
+            <w:right w:val="none" w:color="auto" w:sz="0" w:space="0"/>
+            <w:insideH w:val="none" w:color="auto" w:sz="0" w:space="0"/>
+            <w:insideV w:val="none" w:color="auto" w:sz="0" w:space="0"/>
           </w:tblBorders>
           <w:tblCellMar>
             <w:top w:w="0" w:type="dxa"/>
@@ -6623,7 +6745,7 @@
           </w:tblCellMar>
         </w:tblPrEx>
         <w:trPr>
-          <w:trHeight w:val="0"/>
+          <w:trHeight w:val="0" w:hRule="atLeast"/>
           <w:tblHeader/>
           <w:jc w:val="center"/>
         </w:trPr>
@@ -6631,8 +6753,8 @@
           <w:tcPr>
             <w:tcW w:w="2273" w:type="dxa"/>
             <w:tcBorders>
-              <w:top w:val="single" w:sz="12" w:space="0" w:color="auto"/>
-              <w:left w:val="single" w:sz="12" w:space="0" w:color="auto"/>
+              <w:top w:val="single" w:color="auto" w:sz="12" w:space="0"/>
+              <w:left w:val="single" w:color="auto" w:sz="12" w:space="0"/>
               <w:bottom w:val="nil"/>
               <w:right w:val="nil"/>
             </w:tcBorders>
@@ -6646,11 +6768,11 @@
           </w:tcPr>
           <w:p>
             <w:pPr>
-              <w:pStyle w:val="a1"/>
+              <w:pStyle w:val="31"/>
               <w:bidi w:val="0"/>
               <w:snapToGrid w:val="0"/>
               <w:spacing w:line="240" w:lineRule="auto"/>
-              <w:ind w:left="0" w:right="0" w:firstLine="0" w:leftChars="0" w:rightChars="0" w:firstLineChars="0"/>
+              <w:ind w:left="0" w:leftChars="0" w:right="0" w:rightChars="0" w:firstLine="0" w:firstLineChars="0"/>
               <w:jc w:val="center"/>
               <w:rPr>
                 <w:b/>
@@ -6668,8 +6790,8 @@
           <w:tcPr>
             <w:tcW w:w="1421" w:type="dxa"/>
             <w:tcBorders>
-              <w:top w:val="single" w:sz="12" w:space="0" w:color="auto"/>
-              <w:left w:val="single" w:sz="4" w:space="0" w:color="auto"/>
+              <w:top w:val="single" w:color="auto" w:sz="12" w:space="0"/>
+              <w:left w:val="single" w:color="auto" w:sz="4" w:space="0"/>
               <w:bottom w:val="nil"/>
               <w:right w:val="nil"/>
             </w:tcBorders>
@@ -6683,11 +6805,11 @@
           </w:tcPr>
           <w:p>
             <w:pPr>
-              <w:pStyle w:val="a1"/>
+              <w:pStyle w:val="31"/>
               <w:bidi w:val="0"/>
               <w:snapToGrid w:val="0"/>
               <w:spacing w:line="240" w:lineRule="auto"/>
-              <w:ind w:left="0" w:right="0" w:firstLine="0" w:leftChars="0" w:rightChars="0" w:firstLineChars="0"/>
+              <w:ind w:left="0" w:leftChars="0" w:right="0" w:rightChars="0" w:firstLine="0" w:firstLineChars="0"/>
               <w:jc w:val="center"/>
               <w:rPr>
                 <w:b/>
@@ -6705,10 +6827,10 @@
           <w:tcPr>
             <w:tcW w:w="4827" w:type="dxa"/>
             <w:tcBorders>
-              <w:top w:val="single" w:sz="12" w:space="0" w:color="auto"/>
-              <w:left w:val="single" w:sz="4" w:space="0" w:color="auto"/>
+              <w:top w:val="single" w:color="auto" w:sz="12" w:space="0"/>
+              <w:left w:val="single" w:color="auto" w:sz="4" w:space="0"/>
               <w:bottom w:val="nil"/>
-              <w:right w:val="single" w:sz="12" w:space="0" w:color="auto"/>
+              <w:right w:val="single" w:color="auto" w:sz="12" w:space="0"/>
             </w:tcBorders>
             <w:tcMar>
               <w:top w:w="60" w:type="dxa"/>
@@ -6720,11 +6842,11 @@
           </w:tcPr>
           <w:p>
             <w:pPr>
-              <w:pStyle w:val="a1"/>
+              <w:pStyle w:val="31"/>
               <w:bidi w:val="0"/>
               <w:snapToGrid w:val="0"/>
               <w:spacing w:line="240" w:lineRule="auto"/>
-              <w:ind w:left="0" w:right="0" w:firstLine="0" w:leftChars="0" w:rightChars="0" w:firstLineChars="0"/>
+              <w:ind w:left="0" w:leftChars="0" w:right="0" w:rightChars="0" w:firstLine="0" w:firstLineChars="0"/>
               <w:jc w:val="center"/>
               <w:rPr>
                 <w:b/>
@@ -6741,8 +6863,14 @@
       </w:tr>
       <w:tr>
         <w:tblPrEx>
-          <w:tblW w:w="8522" w:type="dxa"/>
-          <w:jc w:val="center"/>
+          <w:tblBorders>
+            <w:top w:val="none" w:color="auto" w:sz="0" w:space="0"/>
+            <w:left w:val="none" w:color="auto" w:sz="0" w:space="0"/>
+            <w:bottom w:val="none" w:color="auto" w:sz="0" w:space="0"/>
+            <w:right w:val="none" w:color="auto" w:sz="0" w:space="0"/>
+            <w:insideH w:val="none" w:color="auto" w:sz="0" w:space="0"/>
+            <w:insideV w:val="none" w:color="auto" w:sz="0" w:space="0"/>
+          </w:tblBorders>
           <w:tblCellMar>
             <w:top w:w="0" w:type="dxa"/>
             <w:left w:w="10" w:type="dxa"/>
@@ -6751,15 +6879,15 @@
           </w:tblCellMar>
         </w:tblPrEx>
         <w:trPr>
-          <w:trHeight w:val="0"/>
+          <w:trHeight w:val="0" w:hRule="atLeast"/>
           <w:jc w:val="center"/>
         </w:trPr>
         <w:tc>
           <w:tcPr>
             <w:tcW w:w="2273" w:type="dxa"/>
             <w:tcBorders>
-              <w:top w:val="single" w:sz="4" w:space="0" w:color="auto"/>
-              <w:left w:val="single" w:sz="12" w:space="0" w:color="auto"/>
+              <w:top w:val="single" w:color="auto" w:sz="4" w:space="0"/>
+              <w:left w:val="single" w:color="auto" w:sz="12" w:space="0"/>
               <w:bottom w:val="nil"/>
               <w:right w:val="nil"/>
             </w:tcBorders>
@@ -6773,11 +6901,11 @@
           </w:tcPr>
           <w:p>
             <w:pPr>
-              <w:pStyle w:val="a1"/>
+              <w:pStyle w:val="31"/>
               <w:bidi w:val="0"/>
               <w:snapToGrid w:val="0"/>
               <w:spacing w:line="240" w:lineRule="auto"/>
-              <w:ind w:left="0" w:right="0" w:firstLine="0" w:leftChars="0" w:rightChars="0" w:firstLineChars="0"/>
+              <w:ind w:left="0" w:leftChars="0" w:right="0" w:rightChars="0" w:firstLine="0" w:firstLineChars="0"/>
               <w:jc w:val="center"/>
             </w:pPr>
             <w:r>
@@ -6789,8 +6917,8 @@
           <w:tcPr>
             <w:tcW w:w="1421" w:type="dxa"/>
             <w:tcBorders>
-              <w:top w:val="single" w:sz="4" w:space="0" w:color="auto"/>
-              <w:left w:val="single" w:sz="4" w:space="0" w:color="auto"/>
+              <w:top w:val="single" w:color="auto" w:sz="4" w:space="0"/>
+              <w:left w:val="single" w:color="auto" w:sz="4" w:space="0"/>
               <w:bottom w:val="nil"/>
               <w:right w:val="nil"/>
             </w:tcBorders>
@@ -6804,11 +6932,11 @@
           </w:tcPr>
           <w:p>
             <w:pPr>
-              <w:pStyle w:val="a1"/>
+              <w:pStyle w:val="31"/>
               <w:bidi w:val="0"/>
               <w:snapToGrid w:val="0"/>
               <w:spacing w:line="240" w:lineRule="auto"/>
-              <w:ind w:left="0" w:right="0" w:firstLine="0" w:leftChars="0" w:rightChars="0" w:firstLineChars="0"/>
+              <w:ind w:left="0" w:leftChars="0" w:right="0" w:rightChars="0" w:firstLine="0" w:firstLineChars="0"/>
               <w:jc w:val="center"/>
             </w:pPr>
             <w:r>
@@ -6820,10 +6948,10 @@
           <w:tcPr>
             <w:tcW w:w="4827" w:type="dxa"/>
             <w:tcBorders>
-              <w:top w:val="single" w:sz="4" w:space="0" w:color="auto"/>
-              <w:left w:val="single" w:sz="4" w:space="0" w:color="auto"/>
+              <w:top w:val="single" w:color="auto" w:sz="4" w:space="0"/>
+              <w:left w:val="single" w:color="auto" w:sz="4" w:space="0"/>
               <w:bottom w:val="nil"/>
-              <w:right w:val="single" w:sz="12" w:space="0" w:color="auto"/>
+              <w:right w:val="single" w:color="auto" w:sz="12" w:space="0"/>
             </w:tcBorders>
             <w:tcMar>
               <w:top w:w="60" w:type="dxa"/>
@@ -6835,11 +6963,11 @@
           </w:tcPr>
           <w:p>
             <w:pPr>
-              <w:pStyle w:val="a1"/>
+              <w:pStyle w:val="31"/>
               <w:bidi w:val="0"/>
               <w:snapToGrid w:val="0"/>
               <w:spacing w:line="240" w:lineRule="auto"/>
-              <w:ind w:left="0" w:right="0" w:firstLine="0" w:leftChars="0" w:rightChars="0" w:firstLineChars="0"/>
+              <w:ind w:left="0" w:leftChars="0" w:right="0" w:rightChars="0" w:firstLine="0" w:firstLineChars="0"/>
               <w:jc w:val="center"/>
             </w:pPr>
             <w:r>
@@ -6850,8 +6978,14 @@
       </w:tr>
       <w:tr>
         <w:tblPrEx>
-          <w:tblW w:w="8522" w:type="dxa"/>
-          <w:jc w:val="center"/>
+          <w:tblBorders>
+            <w:top w:val="none" w:color="auto" w:sz="0" w:space="0"/>
+            <w:left w:val="none" w:color="auto" w:sz="0" w:space="0"/>
+            <w:bottom w:val="none" w:color="auto" w:sz="0" w:space="0"/>
+            <w:right w:val="none" w:color="auto" w:sz="0" w:space="0"/>
+            <w:insideH w:val="none" w:color="auto" w:sz="0" w:space="0"/>
+            <w:insideV w:val="none" w:color="auto" w:sz="0" w:space="0"/>
+          </w:tblBorders>
           <w:tblCellMar>
             <w:top w:w="0" w:type="dxa"/>
             <w:left w:w="10" w:type="dxa"/>
@@ -6860,15 +6994,15 @@
           </w:tblCellMar>
         </w:tblPrEx>
         <w:trPr>
-          <w:trHeight w:val="0"/>
+          <w:trHeight w:val="0" w:hRule="atLeast"/>
           <w:jc w:val="center"/>
         </w:trPr>
         <w:tc>
           <w:tcPr>
             <w:tcW w:w="2273" w:type="dxa"/>
             <w:tcBorders>
-              <w:top w:val="single" w:sz="4" w:space="0" w:color="auto"/>
-              <w:left w:val="single" w:sz="12" w:space="0" w:color="auto"/>
+              <w:top w:val="single" w:color="auto" w:sz="4" w:space="0"/>
+              <w:left w:val="single" w:color="auto" w:sz="12" w:space="0"/>
               <w:bottom w:val="nil"/>
               <w:right w:val="nil"/>
             </w:tcBorders>
@@ -6882,11 +7016,11 @@
           </w:tcPr>
           <w:p>
             <w:pPr>
-              <w:pStyle w:val="a1"/>
+              <w:pStyle w:val="31"/>
               <w:bidi w:val="0"/>
               <w:snapToGrid w:val="0"/>
               <w:spacing w:line="240" w:lineRule="auto"/>
-              <w:ind w:left="0" w:right="0" w:firstLine="0" w:leftChars="0" w:rightChars="0" w:firstLineChars="0"/>
+              <w:ind w:left="0" w:leftChars="0" w:right="0" w:rightChars="0" w:firstLine="0" w:firstLineChars="0"/>
               <w:jc w:val="center"/>
             </w:pPr>
             <w:r>
@@ -6898,8 +7032,8 @@
           <w:tcPr>
             <w:tcW w:w="1421" w:type="dxa"/>
             <w:tcBorders>
-              <w:top w:val="single" w:sz="4" w:space="0" w:color="auto"/>
-              <w:left w:val="single" w:sz="4" w:space="0" w:color="auto"/>
+              <w:top w:val="single" w:color="auto" w:sz="4" w:space="0"/>
+              <w:left w:val="single" w:color="auto" w:sz="4" w:space="0"/>
               <w:bottom w:val="nil"/>
               <w:right w:val="nil"/>
             </w:tcBorders>
@@ -6913,11 +7047,11 @@
           </w:tcPr>
           <w:p>
             <w:pPr>
-              <w:pStyle w:val="a1"/>
+              <w:pStyle w:val="31"/>
               <w:bidi w:val="0"/>
               <w:snapToGrid w:val="0"/>
               <w:spacing w:line="240" w:lineRule="auto"/>
-              <w:ind w:left="0" w:right="0" w:firstLine="0" w:leftChars="0" w:rightChars="0" w:firstLineChars="0"/>
+              <w:ind w:left="0" w:leftChars="0" w:right="0" w:rightChars="0" w:firstLine="0" w:firstLineChars="0"/>
               <w:jc w:val="center"/>
             </w:pPr>
             <w:r>
@@ -6929,10 +7063,10 @@
           <w:tcPr>
             <w:tcW w:w="4827" w:type="dxa"/>
             <w:tcBorders>
-              <w:top w:val="single" w:sz="4" w:space="0" w:color="auto"/>
-              <w:left w:val="single" w:sz="4" w:space="0" w:color="auto"/>
+              <w:top w:val="single" w:color="auto" w:sz="4" w:space="0"/>
+              <w:left w:val="single" w:color="auto" w:sz="4" w:space="0"/>
               <w:bottom w:val="nil"/>
-              <w:right w:val="single" w:sz="12" w:space="0" w:color="auto"/>
+              <w:right w:val="single" w:color="auto" w:sz="12" w:space="0"/>
             </w:tcBorders>
             <w:tcMar>
               <w:top w:w="60" w:type="dxa"/>
@@ -6944,11 +7078,11 @@
           </w:tcPr>
           <w:p>
             <w:pPr>
-              <w:pStyle w:val="a1"/>
+              <w:pStyle w:val="31"/>
               <w:bidi w:val="0"/>
               <w:snapToGrid w:val="0"/>
               <w:spacing w:line="240" w:lineRule="auto"/>
-              <w:ind w:left="0" w:right="0" w:firstLine="0" w:leftChars="0" w:rightChars="0" w:firstLineChars="0"/>
+              <w:ind w:left="0" w:leftChars="0" w:right="0" w:rightChars="0" w:firstLine="0" w:firstLineChars="0"/>
               <w:jc w:val="center"/>
             </w:pPr>
             <w:r>
@@ -6959,8 +7093,14 @@
       </w:tr>
       <w:tr>
         <w:tblPrEx>
-          <w:tblW w:w="8522" w:type="dxa"/>
-          <w:jc w:val="center"/>
+          <w:tblBorders>
+            <w:top w:val="none" w:color="auto" w:sz="0" w:space="0"/>
+            <w:left w:val="none" w:color="auto" w:sz="0" w:space="0"/>
+            <w:bottom w:val="none" w:color="auto" w:sz="0" w:space="0"/>
+            <w:right w:val="none" w:color="auto" w:sz="0" w:space="0"/>
+            <w:insideH w:val="none" w:color="auto" w:sz="0" w:space="0"/>
+            <w:insideV w:val="none" w:color="auto" w:sz="0" w:space="0"/>
+          </w:tblBorders>
           <w:tblCellMar>
             <w:top w:w="0" w:type="dxa"/>
             <w:left w:w="10" w:type="dxa"/>
@@ -6969,16 +7109,16 @@
           </w:tblCellMar>
         </w:tblPrEx>
         <w:trPr>
-          <w:trHeight w:val="0"/>
+          <w:trHeight w:val="0" w:hRule="atLeast"/>
           <w:jc w:val="center"/>
         </w:trPr>
         <w:tc>
           <w:tcPr>
             <w:tcW w:w="2273" w:type="dxa"/>
             <w:tcBorders>
-              <w:top w:val="single" w:sz="4" w:space="0" w:color="auto"/>
-              <w:left w:val="single" w:sz="12" w:space="0" w:color="auto"/>
-              <w:bottom w:val="single" w:sz="12" w:space="0" w:color="auto"/>
+              <w:top w:val="single" w:color="auto" w:sz="4" w:space="0"/>
+              <w:left w:val="single" w:color="auto" w:sz="12" w:space="0"/>
+              <w:bottom w:val="single" w:color="auto" w:sz="12" w:space="0"/>
               <w:right w:val="nil"/>
             </w:tcBorders>
             <w:tcMar>
@@ -6991,11 +7131,11 @@
           </w:tcPr>
           <w:p>
             <w:pPr>
-              <w:pStyle w:val="a1"/>
+              <w:pStyle w:val="31"/>
               <w:bidi w:val="0"/>
               <w:snapToGrid w:val="0"/>
               <w:spacing w:line="240" w:lineRule="auto"/>
-              <w:ind w:left="0" w:right="0" w:firstLine="0" w:leftChars="0" w:rightChars="0" w:firstLineChars="0"/>
+              <w:ind w:left="0" w:leftChars="0" w:right="0" w:rightChars="0" w:firstLine="0" w:firstLineChars="0"/>
               <w:jc w:val="center"/>
             </w:pPr>
             <w:r>
@@ -7007,9 +7147,9 @@
           <w:tcPr>
             <w:tcW w:w="1421" w:type="dxa"/>
             <w:tcBorders>
-              <w:top w:val="single" w:sz="4" w:space="0" w:color="auto"/>
-              <w:left w:val="single" w:sz="4" w:space="0" w:color="auto"/>
-              <w:bottom w:val="single" w:sz="12" w:space="0" w:color="auto"/>
+              <w:top w:val="single" w:color="auto" w:sz="4" w:space="0"/>
+              <w:left w:val="single" w:color="auto" w:sz="4" w:space="0"/>
+              <w:bottom w:val="single" w:color="auto" w:sz="12" w:space="0"/>
               <w:right w:val="nil"/>
             </w:tcBorders>
             <w:tcMar>
@@ -7022,11 +7162,11 @@
           </w:tcPr>
           <w:p>
             <w:pPr>
-              <w:pStyle w:val="a1"/>
+              <w:pStyle w:val="31"/>
               <w:bidi w:val="0"/>
               <w:snapToGrid w:val="0"/>
               <w:spacing w:line="240" w:lineRule="auto"/>
-              <w:ind w:left="0" w:right="0" w:firstLine="0" w:leftChars="0" w:rightChars="0" w:firstLineChars="0"/>
+              <w:ind w:left="0" w:leftChars="0" w:right="0" w:rightChars="0" w:firstLine="0" w:firstLineChars="0"/>
               <w:jc w:val="center"/>
             </w:pPr>
             <w:r>
@@ -7038,10 +7178,10 @@
           <w:tcPr>
             <w:tcW w:w="4827" w:type="dxa"/>
             <w:tcBorders>
-              <w:top w:val="single" w:sz="4" w:space="0" w:color="auto"/>
-              <w:left w:val="single" w:sz="4" w:space="0" w:color="auto"/>
-              <w:bottom w:val="single" w:sz="12" w:space="0" w:color="auto"/>
-              <w:right w:val="single" w:sz="12" w:space="0" w:color="auto"/>
+              <w:top w:val="single" w:color="auto" w:sz="4" w:space="0"/>
+              <w:left w:val="single" w:color="auto" w:sz="4" w:space="0"/>
+              <w:bottom w:val="single" w:color="auto" w:sz="12" w:space="0"/>
+              <w:right w:val="single" w:color="auto" w:sz="12" w:space="0"/>
             </w:tcBorders>
             <w:tcMar>
               <w:top w:w="60" w:type="dxa"/>
@@ -7053,11 +7193,11 @@
           </w:tcPr>
           <w:p>
             <w:pPr>
-              <w:pStyle w:val="a1"/>
+              <w:pStyle w:val="31"/>
               <w:bidi w:val="0"/>
               <w:snapToGrid w:val="0"/>
               <w:spacing w:line="240" w:lineRule="auto"/>
-              <w:ind w:left="0" w:right="0" w:firstLine="0" w:leftChars="0" w:rightChars="0" w:firstLineChars="0"/>
+              <w:ind w:left="0" w:leftChars="0" w:right="0" w:rightChars="0" w:firstLine="0" w:firstLineChars="0"/>
               <w:jc w:val="center"/>
             </w:pPr>
             <w:r>
@@ -7069,7 +7209,7 @@
     </w:tbl>
     <w:p>
       <w:pPr>
-        <w:pStyle w:val="a1"/>
+        <w:pStyle w:val="31"/>
         <w:bidi w:val="0"/>
       </w:pPr>
       <w:r>
@@ -7078,13 +7218,13 @@
     </w:p>
     <w:p>
       <w:pPr>
-        <w:pStyle w:val="a3"/>
+        <w:pStyle w:val="41"/>
         <w:numPr>
           <w:ilvl w:val="0"/>
           <w:numId w:val="5"/>
         </w:numPr>
         <w:bidi w:val="0"/>
-        <w:ind w:left="425" w:hanging="425" w:leftChars="0" w:firstLineChars="0"/>
+        <w:ind w:left="425" w:leftChars="0" w:hanging="425" w:firstLineChars="0"/>
       </w:pPr>
       <w:r>
         <w:t>负责本制度的制订、修正与管理；</w:t>
@@ -7092,13 +7232,13 @@
     </w:p>
     <w:p>
       <w:pPr>
-        <w:pStyle w:val="a3"/>
+        <w:pStyle w:val="41"/>
         <w:numPr>
           <w:ilvl w:val="0"/>
           <w:numId w:val="5"/>
         </w:numPr>
         <w:bidi w:val="0"/>
-        <w:ind w:left="425" w:hanging="425" w:leftChars="0" w:firstLineChars="0"/>
+        <w:ind w:left="425" w:leftChars="0" w:hanging="425" w:firstLineChars="0"/>
       </w:pPr>
       <w:r>
         <w:t>建立配置管理数据库；</w:t>
@@ -7106,13 +7246,13 @@
     </w:p>
     <w:p>
       <w:pPr>
-        <w:pStyle w:val="a3"/>
+        <w:pStyle w:val="41"/>
         <w:numPr>
           <w:ilvl w:val="0"/>
           <w:numId w:val="5"/>
         </w:numPr>
         <w:bidi w:val="0"/>
-        <w:ind w:left="425" w:hanging="425" w:leftChars="0" w:firstLineChars="0"/>
+        <w:ind w:left="425" w:leftChars="0" w:hanging="425" w:firstLineChars="0"/>
       </w:pPr>
       <w:r>
         <w:t>及时录入客户、供应商、产品等的配置项信息；</w:t>
@@ -7120,13 +7260,13 @@
     </w:p>
     <w:p>
       <w:pPr>
-        <w:pStyle w:val="a3"/>
+        <w:pStyle w:val="41"/>
         <w:numPr>
           <w:ilvl w:val="0"/>
           <w:numId w:val="5"/>
         </w:numPr>
         <w:bidi w:val="0"/>
-        <w:ind w:left="425" w:hanging="425" w:leftChars="0" w:firstLineChars="0"/>
+        <w:ind w:left="425" w:leftChars="0" w:hanging="425" w:firstLineChars="0"/>
       </w:pPr>
       <w:r>
         <w:t>根据服务需求说明来协调用户之间的联系；</w:t>
@@ -7134,13 +7274,13 @@
     </w:p>
     <w:p>
       <w:pPr>
-        <w:pStyle w:val="a3"/>
+        <w:pStyle w:val="41"/>
         <w:numPr>
           <w:ilvl w:val="0"/>
           <w:numId w:val="5"/>
         </w:numPr>
         <w:bidi w:val="0"/>
-        <w:ind w:left="425" w:hanging="425" w:leftChars="0" w:firstLineChars="0"/>
+        <w:ind w:left="425" w:leftChars="0" w:hanging="425" w:firstLineChars="0"/>
       </w:pPr>
       <w:r>
         <w:t>确保配置管理数据的完整性和准确性，确保为其他操作管理提供准确的信息。</w:t>
@@ -7148,26 +7288,26 @@
     </w:p>
     <w:p>
       <w:pPr>
-        <w:pStyle w:val="3"/>
-        <w:bidi w:val="0"/>
-      </w:pPr>
-      <w:bookmarkStart w:id="23" w:name="heading_11"/>
-      <w:bookmarkStart w:id="24" w:name="_Toc32508"/>
+        <w:pStyle w:val="33"/>
+        <w:bidi w:val="0"/>
+      </w:pPr>
+      <w:bookmarkStart w:id="22" w:name="heading_11"/>
+      <w:bookmarkStart w:id="23" w:name="_Toc32508"/>
       <w:r>
         <w:t>质量部</w:t>
       </w:r>
+      <w:bookmarkEnd w:id="22"/>
       <w:bookmarkEnd w:id="23"/>
-      <w:bookmarkEnd w:id="24"/>
-    </w:p>
-    <w:p>
-      <w:pPr>
-        <w:pStyle w:val="a3"/>
+    </w:p>
+    <w:p>
+      <w:pPr>
+        <w:pStyle w:val="41"/>
         <w:numPr>
           <w:ilvl w:val="0"/>
           <w:numId w:val="6"/>
         </w:numPr>
         <w:bidi w:val="0"/>
-        <w:ind w:left="425" w:hanging="425" w:leftChars="0" w:firstLineChars="0"/>
+        <w:ind w:left="425" w:leftChars="0" w:hanging="425" w:firstLineChars="0"/>
       </w:pPr>
       <w:r>
         <w:t>确保配置管理过程有效、正确地执行；</w:t>
@@ -7175,13 +7315,13 @@
     </w:p>
     <w:p>
       <w:pPr>
-        <w:pStyle w:val="a3"/>
+        <w:pStyle w:val="41"/>
         <w:numPr>
           <w:ilvl w:val="0"/>
           <w:numId w:val="6"/>
         </w:numPr>
         <w:bidi w:val="0"/>
-        <w:ind w:left="425" w:hanging="425" w:leftChars="0" w:firstLineChars="0"/>
+        <w:ind w:left="425" w:leftChars="0" w:hanging="425" w:firstLineChars="0"/>
       </w:pPr>
       <w:r>
         <w:t>当过程不能够适应公司的情况时，及时进行分析、找出缺陷、进行改进，实现可持续提高。</w:t>
@@ -7189,20 +7329,20 @@
     </w:p>
     <w:p>
       <w:pPr>
-        <w:pStyle w:val="3"/>
-        <w:bidi w:val="0"/>
-      </w:pPr>
+        <w:pStyle w:val="33"/>
+        <w:bidi w:val="0"/>
+      </w:pPr>
+      <w:bookmarkStart w:id="24" w:name="heading_12"/>
       <w:bookmarkStart w:id="25" w:name="_Toc3123"/>
-      <w:bookmarkStart w:id="26" w:name="heading_12"/>
       <w:r>
         <w:t>一线运维人员</w:t>
       </w:r>
+      <w:bookmarkEnd w:id="24"/>
       <w:bookmarkEnd w:id="25"/>
-      <w:bookmarkEnd w:id="26"/>
-    </w:p>
-    <w:p>
-      <w:pPr>
-        <w:pStyle w:val="a1"/>
+    </w:p>
+    <w:p>
+      <w:pPr>
+        <w:pStyle w:val="31"/>
         <w:bidi w:val="0"/>
       </w:pPr>
       <w:r>
@@ -7211,7 +7351,7 @@
     </w:p>
     <w:p>
       <w:pPr>
-        <w:pStyle w:val="a1"/>
+        <w:pStyle w:val="31"/>
         <w:bidi w:val="0"/>
       </w:pPr>
       <w:r>
@@ -7220,13 +7360,13 @@
     </w:p>
     <w:p>
       <w:pPr>
-        <w:pStyle w:val="a3"/>
+        <w:pStyle w:val="41"/>
         <w:numPr>
           <w:ilvl w:val="0"/>
           <w:numId w:val="7"/>
         </w:numPr>
         <w:bidi w:val="0"/>
-        <w:ind w:left="425" w:hanging="425" w:leftChars="0" w:firstLineChars="0"/>
+        <w:ind w:left="425" w:leftChars="0" w:hanging="425" w:firstLineChars="0"/>
       </w:pPr>
       <w:r>
         <w:t>识别服务过程中的问题并提出改进措施；</w:t>
@@ -7234,13 +7374,13 @@
     </w:p>
     <w:p>
       <w:pPr>
-        <w:pStyle w:val="a3"/>
+        <w:pStyle w:val="41"/>
         <w:numPr>
           <w:ilvl w:val="0"/>
           <w:numId w:val="7"/>
         </w:numPr>
         <w:bidi w:val="0"/>
-        <w:ind w:left="425" w:hanging="425" w:leftChars="0" w:firstLineChars="0"/>
+        <w:ind w:left="425" w:leftChars="0" w:hanging="425" w:firstLineChars="0"/>
       </w:pPr>
       <w:r>
         <w:t>核对并修改客户信息、产品等的配置项信息；</w:t>
@@ -7248,13 +7388,13 @@
     </w:p>
     <w:p>
       <w:pPr>
-        <w:pStyle w:val="a3"/>
+        <w:pStyle w:val="41"/>
         <w:numPr>
           <w:ilvl w:val="0"/>
           <w:numId w:val="7"/>
         </w:numPr>
         <w:bidi w:val="0"/>
-        <w:ind w:left="425" w:hanging="425" w:leftChars="0" w:firstLineChars="0"/>
+        <w:ind w:left="425" w:leftChars="0" w:hanging="425" w:firstLineChars="0"/>
       </w:pPr>
       <w:r>
         <w:t>在使用配置项过程中发现信息不准确时，及时反馈给配置管理员。</w:t>
@@ -7262,42 +7402,42 @@
     </w:p>
     <w:p>
       <w:pPr>
-        <w:pStyle w:val="2"/>
-        <w:bidi w:val="0"/>
-      </w:pPr>
-      <w:bookmarkStart w:id="27" w:name="_Toc309"/>
-      <w:bookmarkStart w:id="28" w:name="heading_13"/>
+        <w:pStyle w:val="32"/>
+        <w:bidi w:val="0"/>
+      </w:pPr>
+      <w:bookmarkStart w:id="26" w:name="_Toc309"/>
+      <w:bookmarkStart w:id="27" w:name="heading_13"/>
       <w:r>
         <w:t>过程重要控制点</w:t>
       </w:r>
+      <w:bookmarkEnd w:id="26"/>
       <w:bookmarkEnd w:id="27"/>
+    </w:p>
+    <w:p>
+      <w:pPr>
+        <w:pStyle w:val="31"/>
+        <w:bidi w:val="0"/>
+      </w:pPr>
+      <w:r>
+        <w:t>配置管理计划、配置库、配置审计。</w:t>
+      </w:r>
+    </w:p>
+    <w:p>
+      <w:pPr>
+        <w:pStyle w:val="30"/>
+        <w:bidi w:val="0"/>
+      </w:pPr>
+      <w:bookmarkStart w:id="28" w:name="heading_14"/>
+      <w:bookmarkStart w:id="29" w:name="_Toc11629"/>
+      <w:r>
+        <w:t>术语</w:t>
+      </w:r>
       <w:bookmarkEnd w:id="28"/>
-    </w:p>
-    <w:p>
-      <w:pPr>
-        <w:pStyle w:val="a1"/>
-        <w:bidi w:val="0"/>
-      </w:pPr>
-      <w:r>
-        <w:t>配置管理计划、配置库、配置审计。</w:t>
-      </w:r>
-    </w:p>
-    <w:p>
-      <w:pPr>
-        <w:pStyle w:val="1"/>
-        <w:bidi w:val="0"/>
-      </w:pPr>
-      <w:bookmarkStart w:id="29" w:name="_Toc11629"/>
-      <w:bookmarkStart w:id="30" w:name="heading_14"/>
-      <w:r>
-        <w:t>术语</w:t>
-      </w:r>
       <w:bookmarkEnd w:id="29"/>
-      <w:bookmarkEnd w:id="30"/>
-    </w:p>
-    <w:p>
-      <w:pPr>
-        <w:pStyle w:val="a3"/>
+    </w:p>
+    <w:p>
+      <w:pPr>
+        <w:pStyle w:val="41"/>
         <w:numPr>
           <w:ilvl w:val="0"/>
           <w:numId w:val="0"/>
@@ -7311,7 +7451,7 @@
     </w:p>
     <w:p>
       <w:pPr>
-        <w:pStyle w:val="a3"/>
+        <w:pStyle w:val="41"/>
         <w:numPr>
           <w:ilvl w:val="0"/>
           <w:numId w:val="0"/>
@@ -7325,7 +7465,7 @@
     </w:p>
     <w:p>
       <w:pPr>
-        <w:pStyle w:val="a3"/>
+        <w:pStyle w:val="41"/>
         <w:numPr>
           <w:ilvl w:val="0"/>
           <w:numId w:val="0"/>
@@ -7339,7 +7479,7 @@
     </w:p>
     <w:p>
       <w:pPr>
-        <w:pStyle w:val="a3"/>
+        <w:pStyle w:val="41"/>
         <w:numPr>
           <w:ilvl w:val="0"/>
           <w:numId w:val="0"/>
@@ -7353,20 +7493,20 @@
     </w:p>
     <w:p>
       <w:pPr>
-        <w:pStyle w:val="1"/>
-        <w:bidi w:val="0"/>
-      </w:pPr>
+        <w:pStyle w:val="30"/>
+        <w:bidi w:val="0"/>
+      </w:pPr>
+      <w:bookmarkStart w:id="30" w:name="_Toc9088"/>
       <w:bookmarkStart w:id="31" w:name="heading_15"/>
-      <w:bookmarkStart w:id="32" w:name="_Toc9088"/>
       <w:r>
         <w:t>流程</w:t>
       </w:r>
+      <w:bookmarkEnd w:id="30"/>
       <w:bookmarkEnd w:id="31"/>
-      <w:bookmarkEnd w:id="32"/>
-    </w:p>
-    <w:p>
-      <w:pPr>
-        <w:pStyle w:val="a1"/>
+    </w:p>
+    <w:p>
+      <w:pPr>
+        <w:pStyle w:val="31"/>
         <w:bidi w:val="0"/>
       </w:pPr>
       <w:r>
@@ -7385,7 +7525,7 @@
     </w:p>
     <w:p>
       <w:pPr>
-        <w:pStyle w:val="a1"/>
+        <w:pStyle w:val="31"/>
         <w:keepNext w:val="0"/>
         <w:keepLines w:val="0"/>
         <w:pageBreakBefore w:val="0"/>
@@ -7435,7 +7575,7 @@
           <w:rFonts w:hint="eastAsia"/>
           <w:lang w:val="en-US" w:eastAsia="zh-CN"/>
         </w:rPr>
-        <w:instrText>"柴_标题1"\n</w:instrText>
+        <w:instrText xml:space="preserve">"柴_标题1"\n</w:instrText>
       </w:r>
       <w:r>
         <w:instrText xml:space="preserve"> \s</w:instrText>
@@ -7452,7 +7592,7 @@
           <w:rFonts w:hint="eastAsia"/>
           <w:lang w:val="en-US" w:eastAsia="zh-CN"/>
         </w:rPr>
-        <w:instrText>* Charformat</w:instrText>
+        <w:instrText xml:space="preserve">* Charformat</w:instrText>
       </w:r>
       <w:r>
         <w:rPr>
@@ -7517,7 +7657,7 @@
         </w:rPr>
         <w:fldChar w:fldCharType="end"/>
       </w:r>
-      <w:bookmarkStart w:id="33" w:name="_Toc17514"/>
+      <w:bookmarkStart w:id="32" w:name="_Toc17514"/>
       <w:r>
         <w:rPr>
           <w:rFonts w:hint="default"/>
@@ -7532,11 +7672,11 @@
         </w:rPr>
         <w:t>配置管理流程图</w:t>
       </w:r>
-      <w:bookmarkEnd w:id="33"/>
-    </w:p>
-    <w:p>
-      <w:pPr>
-        <w:pStyle w:val="a1"/>
+      <w:bookmarkEnd w:id="32"/>
+    </w:p>
+    <w:p>
+      <w:pPr>
+        <w:pStyle w:val="31"/>
         <w:keepNext w:val="0"/>
         <w:keepLines w:val="0"/>
         <w:pageBreakBefore w:val="0"/>
@@ -7563,78 +7703,65 @@
           <w:lang w:val="en-US" w:eastAsia="zh-CN"/>
         </w:rPr>
         <w:object>
-          <v:shapetype id="_x0000_t75" coordsize="21600,21600" o:spt="75" o:preferrelative="t" path="m@4@5l@4@11@9@11@9@5xe" filled="f" stroked="f">
-            <v:stroke joinstyle="miter"/>
-            <v:formulas>
-              <v:f eqn="if lineDrawn pixelLineWidth 0"/>
-              <v:f eqn="sum @0 1 0"/>
-              <v:f eqn="sum 0 0 @1"/>
-              <v:f eqn="prod @2 1 2"/>
-              <v:f eqn="prod @3 21600 pixelWidth"/>
-              <v:f eqn="prod @3 21600 pixelHeight"/>
-              <v:f eqn="sum @0 0 1"/>
-              <v:f eqn="prod @6 1 2"/>
-              <v:f eqn="prod @7 21600 pixelWidth"/>
-              <v:f eqn="sum @8 21600 0"/>
-              <v:f eqn="prod @7 21600 pixelHeight"/>
-              <v:f eqn="sum @10 21600 0"/>
-            </v:formulas>
-            <v:path o:extrusionok="f" gradientshapeok="t" o:connecttype="rect"/>
+          <v:shape id="_x0000_i1025" o:spt="75" type="#_x0000_t75" style="height:240.75pt;width:284.25pt;" o:ole="t" filled="f" o:preferrelative="t" stroked="f" coordsize="21600,21600">
+            <v:path/>
+            <v:fill on="f" focussize="0,0"/>
+            <v:stroke on="f" joinstyle="miter"/>
+            <v:imagedata r:id="rId7" o:title=""/>
             <o:lock v:ext="edit" aspectratio="t"/>
-          </v:shapetype>
-          <v:shape id="_x0000_i1025" type="#_x0000_t75" style="height:240.75pt;width:284.25pt" o:oleicon="f" o:ole="" coordsize="21600,21600" o:preferrelative="t" filled="f" stroked="f">
-            <v:imagedata r:id="rId4" o:title=""/>
-            <o:lock v:ext="edit" aspectratio="t"/>
+            <w10:wrap type="none"/>
             <w10:anchorlock/>
           </v:shape>
-          <o:OLEObject Type="Embed" ProgID="Visio.Drawing.15" ShapeID="_x0000_i1025" DrawAspect="Content" ObjectID="_1468075725" r:id="rId5"/>
+          <o:OLEObject Type="Embed" ProgID="Visio.Drawing.15" ShapeID="_x0000_i1025" DrawAspect="Content" ObjectID="_1468075725" r:id="rId6">
+            <o:LockedField>false</o:LockedField>
+          </o:OLEObject>
         </w:object>
       </w:r>
     </w:p>
     <w:p>
       <w:pPr>
-        <w:pStyle w:val="a1"/>
-        <w:bidi w:val="0"/>
-      </w:pPr>
-    </w:p>
-    <w:p>
-      <w:pPr>
-        <w:pStyle w:val="1"/>
-        <w:bidi w:val="0"/>
-      </w:pPr>
+        <w:pStyle w:val="31"/>
+        <w:bidi w:val="0"/>
+      </w:pPr>
+    </w:p>
+    <w:p>
+      <w:pPr>
+        <w:pStyle w:val="30"/>
+        <w:bidi w:val="0"/>
+      </w:pPr>
+      <w:bookmarkStart w:id="33" w:name="heading_16"/>
       <w:bookmarkStart w:id="34" w:name="_Toc15300"/>
-      <w:bookmarkStart w:id="35" w:name="heading_16"/>
       <w:r>
         <w:t>过程描述</w:t>
       </w:r>
+      <w:bookmarkEnd w:id="33"/>
       <w:bookmarkEnd w:id="34"/>
+    </w:p>
+    <w:p>
+      <w:pPr>
+        <w:pStyle w:val="31"/>
+        <w:bidi w:val="0"/>
+      </w:pPr>
+      <w:r>
+        <w:t>配置管理流程着重于管理服务系统生产环境中所有必须控制的组成元素，并为其他相关流程（如事件管理、变更管理等）提供相关信息，以使这些流程得到更有效的运行，从而保证业务支撑系统环境的完整性和稳定性。其主要流程内容如下：</w:t>
+      </w:r>
+    </w:p>
+    <w:p>
+      <w:pPr>
+        <w:pStyle w:val="32"/>
+        <w:bidi w:val="0"/>
+      </w:pPr>
+      <w:bookmarkStart w:id="35" w:name="heading_17"/>
+      <w:bookmarkStart w:id="36" w:name="_Toc875"/>
+      <w:r>
+        <w:t>配置计划</w:t>
+      </w:r>
       <w:bookmarkEnd w:id="35"/>
-    </w:p>
-    <w:p>
-      <w:pPr>
-        <w:pStyle w:val="a1"/>
-        <w:bidi w:val="0"/>
-      </w:pPr>
-      <w:r>
-        <w:t>配置管理流程着重于管理服务系统生产环境中所有必须控制的组成元素，并为其他相关流程（如事件管理、变更管理等）提供相关信息，以使这些流程得到更有效的运行，从而保证业务支撑系统环境的完整性和稳定性。其主要流程内容如下：</w:t>
-      </w:r>
-    </w:p>
-    <w:p>
-      <w:pPr>
-        <w:pStyle w:val="2"/>
-        <w:bidi w:val="0"/>
-      </w:pPr>
-      <w:bookmarkStart w:id="36" w:name="_Toc875"/>
-      <w:bookmarkStart w:id="37" w:name="heading_17"/>
-      <w:r>
-        <w:t>配置计划</w:t>
-      </w:r>
       <w:bookmarkEnd w:id="36"/>
-      <w:bookmarkEnd w:id="37"/>
-    </w:p>
-    <w:p>
-      <w:pPr>
-        <w:pStyle w:val="a1"/>
+    </w:p>
+    <w:p>
+      <w:pPr>
+        <w:pStyle w:val="31"/>
         <w:bidi w:val="0"/>
       </w:pPr>
       <w:r>
@@ -7643,13 +7770,13 @@
     </w:p>
     <w:p>
       <w:pPr>
-        <w:pStyle w:val="a3"/>
+        <w:pStyle w:val="41"/>
         <w:numPr>
           <w:ilvl w:val="0"/>
           <w:numId w:val="8"/>
         </w:numPr>
         <w:bidi w:val="0"/>
-        <w:ind w:left="425" w:hanging="425" w:leftChars="0" w:firstLineChars="0"/>
+        <w:ind w:left="425" w:leftChars="0" w:hanging="425" w:firstLineChars="0"/>
       </w:pPr>
       <w:r>
         <w:t>配置管理的目标和范围；</w:t>
@@ -7657,13 +7784,13 @@
     </w:p>
     <w:p>
       <w:pPr>
-        <w:pStyle w:val="a3"/>
+        <w:pStyle w:val="41"/>
         <w:numPr>
           <w:ilvl w:val="0"/>
           <w:numId w:val="8"/>
         </w:numPr>
         <w:bidi w:val="0"/>
-        <w:ind w:left="425" w:hanging="425" w:leftChars="0" w:firstLineChars="0"/>
+        <w:ind w:left="425" w:leftChars="0" w:hanging="425" w:firstLineChars="0"/>
       </w:pPr>
       <w:r>
         <w:t>配置项的识别规则和分类标准；</w:t>
@@ -7671,13 +7798,13 @@
     </w:p>
     <w:p>
       <w:pPr>
-        <w:pStyle w:val="a3"/>
+        <w:pStyle w:val="41"/>
         <w:numPr>
           <w:ilvl w:val="0"/>
           <w:numId w:val="8"/>
         </w:numPr>
         <w:bidi w:val="0"/>
-        <w:ind w:left="425" w:hanging="425" w:leftChars="0" w:firstLineChars="0"/>
+        <w:ind w:left="425" w:leftChars="0" w:hanging="425" w:firstLineChars="0"/>
       </w:pPr>
       <w:r>
         <w:t>配置管理数据库的结构和内容；</w:t>
@@ -7685,13 +7812,13 @@
     </w:p>
     <w:p>
       <w:pPr>
-        <w:pStyle w:val="a3"/>
+        <w:pStyle w:val="41"/>
         <w:numPr>
           <w:ilvl w:val="0"/>
           <w:numId w:val="8"/>
         </w:numPr>
         <w:bidi w:val="0"/>
-        <w:ind w:left="425" w:hanging="425" w:leftChars="0" w:firstLineChars="0"/>
+        <w:ind w:left="425" w:leftChars="0" w:hanging="425" w:firstLineChars="0"/>
       </w:pPr>
       <w:r>
         <w:t>配置管理的角色和职责；</w:t>
@@ -7699,13 +7826,13 @@
     </w:p>
     <w:p>
       <w:pPr>
-        <w:pStyle w:val="a3"/>
+        <w:pStyle w:val="41"/>
         <w:numPr>
           <w:ilvl w:val="0"/>
           <w:numId w:val="8"/>
         </w:numPr>
         <w:bidi w:val="0"/>
-        <w:ind w:left="425" w:hanging="425" w:leftChars="0" w:firstLineChars="0"/>
+        <w:ind w:left="425" w:leftChars="0" w:hanging="425" w:firstLineChars="0"/>
       </w:pPr>
       <w:r>
         <w:t>配置审计的频次和方法；</w:t>
@@ -7713,13 +7840,13 @@
     </w:p>
     <w:p>
       <w:pPr>
-        <w:pStyle w:val="a3"/>
+        <w:pStyle w:val="41"/>
         <w:numPr>
           <w:ilvl w:val="0"/>
           <w:numId w:val="8"/>
         </w:numPr>
         <w:bidi w:val="0"/>
-        <w:ind w:left="425" w:hanging="425" w:leftChars="0" w:firstLineChars="0"/>
+        <w:ind w:left="425" w:leftChars="0" w:hanging="425" w:firstLineChars="0"/>
       </w:pPr>
       <w:r>
         <w:t>配置报告的格式和周期。</w:t>
@@ -7727,20 +7854,20 @@
     </w:p>
     <w:p>
       <w:pPr>
-        <w:pStyle w:val="2"/>
-        <w:bidi w:val="0"/>
-      </w:pPr>
-      <w:bookmarkStart w:id="38" w:name="_Toc15185"/>
-      <w:bookmarkStart w:id="39" w:name="heading_18"/>
+        <w:pStyle w:val="32"/>
+        <w:bidi w:val="0"/>
+      </w:pPr>
+      <w:bookmarkStart w:id="37" w:name="_Toc15185"/>
+      <w:bookmarkStart w:id="38" w:name="heading_18"/>
       <w:r>
         <w:t>配置定义和标识</w:t>
       </w:r>
+      <w:bookmarkEnd w:id="37"/>
       <w:bookmarkEnd w:id="38"/>
-      <w:bookmarkEnd w:id="39"/>
-    </w:p>
-    <w:p>
-      <w:pPr>
-        <w:pStyle w:val="a1"/>
+    </w:p>
+    <w:p>
+      <w:pPr>
+        <w:pStyle w:val="31"/>
         <w:bidi w:val="0"/>
       </w:pPr>
       <w:r>
@@ -7749,13 +7876,13 @@
     </w:p>
     <w:p>
       <w:pPr>
-        <w:pStyle w:val="a3"/>
+        <w:pStyle w:val="41"/>
         <w:numPr>
           <w:ilvl w:val="0"/>
           <w:numId w:val="9"/>
         </w:numPr>
         <w:bidi w:val="0"/>
-        <w:ind w:left="425" w:hanging="425" w:leftChars="0" w:firstLineChars="0"/>
+        <w:ind w:left="425" w:leftChars="0" w:hanging="425" w:firstLineChars="0"/>
       </w:pPr>
       <w:r>
         <w:t>配置项的描述；</w:t>
@@ -7763,13 +7890,13 @@
     </w:p>
     <w:p>
       <w:pPr>
-        <w:pStyle w:val="a3"/>
+        <w:pStyle w:val="41"/>
         <w:numPr>
           <w:ilvl w:val="0"/>
           <w:numId w:val="9"/>
         </w:numPr>
         <w:bidi w:val="0"/>
-        <w:ind w:left="425" w:hanging="425" w:leftChars="0" w:firstLineChars="0"/>
+        <w:ind w:left="425" w:leftChars="0" w:hanging="425" w:firstLineChars="0"/>
       </w:pPr>
       <w:r>
         <w:t>配置项和其他配置项之间的关系；</w:t>
@@ -7777,13 +7904,13 @@
     </w:p>
     <w:p>
       <w:pPr>
-        <w:pStyle w:val="a3"/>
+        <w:pStyle w:val="41"/>
         <w:numPr>
           <w:ilvl w:val="0"/>
           <w:numId w:val="9"/>
         </w:numPr>
         <w:bidi w:val="0"/>
-        <w:ind w:left="425" w:hanging="425" w:leftChars="0" w:firstLineChars="0"/>
+        <w:ind w:left="425" w:leftChars="0" w:hanging="425" w:firstLineChars="0"/>
       </w:pPr>
       <w:r>
         <w:t>配置项和服务组件之间的关系；</w:t>
@@ -7791,13 +7918,13 @@
     </w:p>
     <w:p>
       <w:pPr>
-        <w:pStyle w:val="a3"/>
+        <w:pStyle w:val="41"/>
         <w:numPr>
           <w:ilvl w:val="0"/>
           <w:numId w:val="9"/>
         </w:numPr>
         <w:bidi w:val="0"/>
-        <w:ind w:left="425" w:hanging="425" w:leftChars="0" w:firstLineChars="0"/>
+        <w:ind w:left="425" w:leftChars="0" w:hanging="425" w:firstLineChars="0"/>
       </w:pPr>
       <w:r>
         <w:t>状态（如：开发中、测试中、运行中、废弃等）；</w:t>
@@ -7805,13 +7932,13 @@
     </w:p>
     <w:p>
       <w:pPr>
-        <w:pStyle w:val="a3"/>
+        <w:pStyle w:val="41"/>
         <w:numPr>
           <w:ilvl w:val="0"/>
           <w:numId w:val="9"/>
         </w:numPr>
         <w:bidi w:val="0"/>
-        <w:ind w:left="425" w:hanging="425" w:leftChars="0" w:firstLineChars="0"/>
+        <w:ind w:left="425" w:leftChars="0" w:hanging="425" w:firstLineChars="0"/>
       </w:pPr>
       <w:r>
         <w:t>版本；</w:t>
@@ -7819,13 +7946,13 @@
     </w:p>
     <w:p>
       <w:pPr>
-        <w:pStyle w:val="a3"/>
+        <w:pStyle w:val="41"/>
         <w:numPr>
           <w:ilvl w:val="0"/>
           <w:numId w:val="9"/>
         </w:numPr>
         <w:bidi w:val="0"/>
-        <w:ind w:left="425" w:hanging="425" w:leftChars="0" w:firstLineChars="0"/>
+        <w:ind w:left="425" w:leftChars="0" w:hanging="425" w:firstLineChars="0"/>
       </w:pPr>
       <w:r>
         <w:t>位置；</w:t>
@@ -7833,13 +7960,13 @@
     </w:p>
     <w:p>
       <w:pPr>
-        <w:pStyle w:val="a3"/>
+        <w:pStyle w:val="41"/>
         <w:numPr>
           <w:ilvl w:val="0"/>
           <w:numId w:val="9"/>
         </w:numPr>
         <w:bidi w:val="0"/>
-        <w:ind w:left="425" w:hanging="425" w:leftChars="0" w:firstLineChars="0"/>
+        <w:ind w:left="425" w:leftChars="0" w:hanging="425" w:firstLineChars="0"/>
       </w:pPr>
       <w:r>
         <w:t>相关的变更请求；</w:t>
@@ -7847,13 +7974,13 @@
     </w:p>
     <w:p>
       <w:pPr>
-        <w:pStyle w:val="a3"/>
+        <w:pStyle w:val="41"/>
         <w:numPr>
           <w:ilvl w:val="0"/>
           <w:numId w:val="9"/>
         </w:numPr>
         <w:bidi w:val="0"/>
-        <w:ind w:left="425" w:hanging="425" w:leftChars="0" w:firstLineChars="0"/>
+        <w:ind w:left="425" w:leftChars="0" w:hanging="425" w:firstLineChars="0"/>
       </w:pPr>
       <w:r>
         <w:t>相关的问题和已知错误。</w:t>
@@ -7861,7 +7988,7 @@
     </w:p>
     <w:p>
       <w:pPr>
-        <w:pStyle w:val="a1"/>
+        <w:pStyle w:val="31"/>
         <w:bidi w:val="0"/>
       </w:pPr>
       <w:r>
@@ -7870,20 +7997,20 @@
     </w:p>
     <w:p>
       <w:pPr>
-        <w:pStyle w:val="2"/>
-        <w:bidi w:val="0"/>
-      </w:pPr>
+        <w:pStyle w:val="32"/>
+        <w:bidi w:val="0"/>
+      </w:pPr>
+      <w:bookmarkStart w:id="39" w:name="heading_19"/>
       <w:bookmarkStart w:id="40" w:name="_Toc26243"/>
-      <w:bookmarkStart w:id="41" w:name="heading_19"/>
       <w:r>
         <w:t>建立配置管理数据库</w:t>
       </w:r>
+      <w:bookmarkEnd w:id="39"/>
       <w:bookmarkEnd w:id="40"/>
-      <w:bookmarkEnd w:id="41"/>
-    </w:p>
-    <w:p>
-      <w:pPr>
-        <w:pStyle w:val="a1"/>
+    </w:p>
+    <w:p>
+      <w:pPr>
+        <w:pStyle w:val="31"/>
         <w:bidi w:val="0"/>
       </w:pPr>
       <w:r>
@@ -7892,13 +8019,13 @@
     </w:p>
     <w:p>
       <w:pPr>
-        <w:pStyle w:val="a3"/>
+        <w:pStyle w:val="41"/>
         <w:numPr>
           <w:ilvl w:val="0"/>
           <w:numId w:val="10"/>
         </w:numPr>
         <w:bidi w:val="0"/>
-        <w:ind w:left="425" w:hanging="425" w:leftChars="0" w:firstLineChars="0"/>
+        <w:ind w:left="425" w:leftChars="0" w:hanging="425" w:firstLineChars="0"/>
       </w:pPr>
       <w:r>
         <w:t>能够记录配置项的基本属性和关系；</w:t>
@@ -7906,13 +8033,13 @@
     </w:p>
     <w:p>
       <w:pPr>
-        <w:pStyle w:val="a3"/>
+        <w:pStyle w:val="41"/>
         <w:numPr>
           <w:ilvl w:val="0"/>
           <w:numId w:val="10"/>
         </w:numPr>
         <w:bidi w:val="0"/>
-        <w:ind w:left="425" w:hanging="425" w:leftChars="0" w:firstLineChars="0"/>
+        <w:ind w:left="425" w:leftChars="0" w:hanging="425" w:firstLineChars="0"/>
       </w:pPr>
       <w:r>
         <w:t>支持配置项的版本管理；</w:t>
@@ -7920,13 +8047,13 @@
     </w:p>
     <w:p>
       <w:pPr>
-        <w:pStyle w:val="a3"/>
+        <w:pStyle w:val="41"/>
         <w:numPr>
           <w:ilvl w:val="0"/>
           <w:numId w:val="10"/>
         </w:numPr>
         <w:bidi w:val="0"/>
-        <w:ind w:left="425" w:hanging="425" w:leftChars="0" w:firstLineChars="0"/>
+        <w:ind w:left="425" w:leftChars="0" w:hanging="425" w:firstLineChars="0"/>
       </w:pPr>
       <w:r>
         <w:t>支持配置项的查询和统计；</w:t>
@@ -7934,13 +8061,13 @@
     </w:p>
     <w:p>
       <w:pPr>
-        <w:pStyle w:val="a3"/>
+        <w:pStyle w:val="41"/>
         <w:numPr>
           <w:ilvl w:val="0"/>
           <w:numId w:val="10"/>
         </w:numPr>
         <w:bidi w:val="0"/>
-        <w:ind w:left="425" w:hanging="425" w:leftChars="0" w:firstLineChars="0"/>
+        <w:ind w:left="425" w:leftChars="0" w:hanging="425" w:firstLineChars="0"/>
       </w:pPr>
       <w:r>
         <w:t>支持与其他运维管理工具的集成。</w:t>
@@ -7948,20 +8075,20 @@
     </w:p>
     <w:p>
       <w:pPr>
-        <w:pStyle w:val="2"/>
-        <w:bidi w:val="0"/>
-      </w:pPr>
-      <w:bookmarkStart w:id="42" w:name="heading_20"/>
-      <w:bookmarkStart w:id="43" w:name="_Toc11759"/>
+        <w:pStyle w:val="32"/>
+        <w:bidi w:val="0"/>
+      </w:pPr>
+      <w:bookmarkStart w:id="41" w:name="heading_20"/>
+      <w:bookmarkStart w:id="42" w:name="_Toc11759"/>
       <w:r>
         <w:t>CMDB的控制和维护</w:t>
       </w:r>
+      <w:bookmarkEnd w:id="41"/>
       <w:bookmarkEnd w:id="42"/>
-      <w:bookmarkEnd w:id="43"/>
-    </w:p>
-    <w:p>
-      <w:pPr>
-        <w:pStyle w:val="a1"/>
+    </w:p>
+    <w:p>
+      <w:pPr>
+        <w:pStyle w:val="31"/>
         <w:bidi w:val="0"/>
       </w:pPr>
       <w:r>
@@ -7970,7 +8097,7 @@
     </w:p>
     <w:p>
       <w:pPr>
-        <w:pStyle w:val="a1"/>
+        <w:pStyle w:val="31"/>
         <w:bidi w:val="0"/>
       </w:pPr>
       <w:r>
@@ -7979,13 +8106,13 @@
     </w:p>
     <w:p>
       <w:pPr>
-        <w:pStyle w:val="a3"/>
+        <w:pStyle w:val="41"/>
         <w:numPr>
           <w:ilvl w:val="0"/>
           <w:numId w:val="11"/>
         </w:numPr>
         <w:bidi w:val="0"/>
-        <w:ind w:left="425" w:hanging="425" w:leftChars="0" w:firstLineChars="0"/>
+        <w:ind w:left="425" w:leftChars="0" w:hanging="425" w:firstLineChars="0"/>
       </w:pPr>
       <w:r>
         <w:t>新增配置项：新设备、新软件、新文档等上线时，应在3个工作日内录入CMDB；</w:t>
@@ -7993,13 +8120,13 @@
     </w:p>
     <w:p>
       <w:pPr>
-        <w:pStyle w:val="a3"/>
+        <w:pStyle w:val="41"/>
         <w:numPr>
           <w:ilvl w:val="0"/>
           <w:numId w:val="11"/>
         </w:numPr>
         <w:bidi w:val="0"/>
-        <w:ind w:left="425" w:hanging="425" w:leftChars="0" w:firstLineChars="0"/>
+        <w:ind w:left="425" w:leftChars="0" w:hanging="425" w:firstLineChars="0"/>
       </w:pPr>
       <w:r>
         <w:t>修改配置项：配置项属性发生变化时，应根据变更记录及时更新；</w:t>
@@ -8007,13 +8134,13 @@
     </w:p>
     <w:p>
       <w:pPr>
-        <w:pStyle w:val="a3"/>
+        <w:pStyle w:val="41"/>
         <w:numPr>
           <w:ilvl w:val="0"/>
           <w:numId w:val="11"/>
         </w:numPr>
         <w:bidi w:val="0"/>
-        <w:ind w:left="425" w:hanging="425" w:leftChars="0" w:firstLineChars="0"/>
+        <w:ind w:left="425" w:leftChars="0" w:hanging="425" w:firstLineChars="0"/>
       </w:pPr>
       <w:r>
         <w:t>删除配置项：配置项报废或下线时，应更新状态为“废弃”，不得物理删除，以保留历史记录；</w:t>
@@ -8021,13 +8148,13 @@
     </w:p>
     <w:p>
       <w:pPr>
-        <w:pStyle w:val="a3"/>
+        <w:pStyle w:val="41"/>
         <w:numPr>
           <w:ilvl w:val="0"/>
           <w:numId w:val="11"/>
         </w:numPr>
         <w:bidi w:val="0"/>
-        <w:ind w:left="425" w:hanging="425" w:leftChars="0" w:firstLineChars="0"/>
+        <w:ind w:left="425" w:leftChars="0" w:hanging="425" w:firstLineChars="0"/>
       </w:pPr>
       <w:r>
         <w:t>关系维护：配置项之间的依赖关系发生变化时，应及时更新。</w:t>
@@ -8035,20 +8162,20 @@
     </w:p>
     <w:p>
       <w:pPr>
-        <w:pStyle w:val="2"/>
-        <w:bidi w:val="0"/>
-      </w:pPr>
-      <w:bookmarkStart w:id="44" w:name="heading_21"/>
-      <w:bookmarkStart w:id="45" w:name="_Toc30613"/>
+        <w:pStyle w:val="32"/>
+        <w:bidi w:val="0"/>
+      </w:pPr>
+      <w:bookmarkStart w:id="43" w:name="heading_21"/>
+      <w:bookmarkStart w:id="44" w:name="_Toc30613"/>
       <w:r>
         <w:t>配置审计和验证</w:t>
       </w:r>
+      <w:bookmarkEnd w:id="43"/>
       <w:bookmarkEnd w:id="44"/>
-      <w:bookmarkEnd w:id="45"/>
-    </w:p>
-    <w:p>
-      <w:pPr>
-        <w:pStyle w:val="a1"/>
+    </w:p>
+    <w:p>
+      <w:pPr>
+        <w:pStyle w:val="31"/>
         <w:bidi w:val="0"/>
       </w:pPr>
       <w:r>
@@ -8057,7 +8184,7 @@
     </w:p>
     <w:p>
       <w:pPr>
-        <w:pStyle w:val="a1"/>
+        <w:pStyle w:val="31"/>
         <w:bidi w:val="0"/>
       </w:pPr>
       <w:r>
@@ -8066,13 +8193,13 @@
     </w:p>
     <w:p>
       <w:pPr>
-        <w:pStyle w:val="a3"/>
+        <w:pStyle w:val="41"/>
         <w:numPr>
           <w:ilvl w:val="0"/>
           <w:numId w:val="12"/>
         </w:numPr>
         <w:bidi w:val="0"/>
-        <w:ind w:left="425" w:hanging="425" w:leftChars="0" w:firstLineChars="0"/>
+        <w:ind w:left="425" w:leftChars="0" w:hanging="425" w:firstLineChars="0"/>
       </w:pPr>
       <w:r>
         <w:t>配置项的物理存在与CMDB记录是否一致；</w:t>
@@ -8080,13 +8207,13 @@
     </w:p>
     <w:p>
       <w:pPr>
-        <w:pStyle w:val="a3"/>
+        <w:pStyle w:val="41"/>
         <w:numPr>
           <w:ilvl w:val="0"/>
           <w:numId w:val="12"/>
         </w:numPr>
         <w:bidi w:val="0"/>
-        <w:ind w:left="425" w:hanging="425" w:leftChars="0" w:firstLineChars="0"/>
+        <w:ind w:left="425" w:leftChars="0" w:hanging="425" w:firstLineChars="0"/>
       </w:pPr>
       <w:r>
         <w:t>配置项的属性信息是否准确；</w:t>
@@ -8094,13 +8221,13 @@
     </w:p>
     <w:p>
       <w:pPr>
-        <w:pStyle w:val="a3"/>
+        <w:pStyle w:val="41"/>
         <w:numPr>
           <w:ilvl w:val="0"/>
           <w:numId w:val="12"/>
         </w:numPr>
         <w:bidi w:val="0"/>
-        <w:ind w:left="425" w:hanging="425" w:leftChars="0" w:firstLineChars="0"/>
+        <w:ind w:left="425" w:leftChars="0" w:hanging="425" w:firstLineChars="0"/>
       </w:pPr>
       <w:r>
         <w:t>配置项之间的关系是否正确；</w:t>
@@ -8108,13 +8235,13 @@
     </w:p>
     <w:p>
       <w:pPr>
-        <w:pStyle w:val="a3"/>
+        <w:pStyle w:val="41"/>
         <w:numPr>
           <w:ilvl w:val="0"/>
           <w:numId w:val="12"/>
         </w:numPr>
         <w:bidi w:val="0"/>
-        <w:ind w:left="425" w:hanging="425" w:leftChars="0" w:firstLineChars="0"/>
+        <w:ind w:left="425" w:leftChars="0" w:hanging="425" w:firstLineChars="0"/>
       </w:pPr>
       <w:r>
         <w:t>配置项的状态是否与实际相符。</w:t>
@@ -8122,7 +8249,7 @@
     </w:p>
     <w:p>
       <w:pPr>
-        <w:pStyle w:val="a1"/>
+        <w:pStyle w:val="31"/>
         <w:bidi w:val="0"/>
       </w:pPr>
       <w:r>
@@ -8131,13 +8258,13 @@
     </w:p>
     <w:p>
       <w:pPr>
-        <w:pStyle w:val="a3"/>
+        <w:pStyle w:val="41"/>
         <w:numPr>
           <w:ilvl w:val="0"/>
           <w:numId w:val="13"/>
         </w:numPr>
         <w:bidi w:val="0"/>
-        <w:ind w:left="425" w:hanging="425" w:leftChars="0" w:firstLineChars="0"/>
+        <w:ind w:left="425" w:leftChars="0" w:hanging="425" w:firstLineChars="0"/>
       </w:pPr>
       <w:r>
         <w:t>发生重大变更之后；</w:t>
@@ -8145,13 +8272,13 @@
     </w:p>
     <w:p>
       <w:pPr>
-        <w:pStyle w:val="a3"/>
+        <w:pStyle w:val="41"/>
         <w:numPr>
           <w:ilvl w:val="0"/>
           <w:numId w:val="13"/>
         </w:numPr>
         <w:bidi w:val="0"/>
-        <w:ind w:left="425" w:hanging="425" w:leftChars="0" w:firstLineChars="0"/>
+        <w:ind w:left="425" w:leftChars="0" w:hanging="425" w:firstLineChars="0"/>
       </w:pPr>
       <w:r>
         <w:t>新的服务上线；</w:t>
@@ -8159,13 +8286,13 @@
     </w:p>
     <w:p>
       <w:pPr>
-        <w:pStyle w:val="a3"/>
+        <w:pStyle w:val="41"/>
         <w:numPr>
           <w:ilvl w:val="0"/>
           <w:numId w:val="13"/>
         </w:numPr>
         <w:bidi w:val="0"/>
-        <w:ind w:left="425" w:hanging="425" w:leftChars="0" w:firstLineChars="0"/>
+        <w:ind w:left="425" w:leftChars="0" w:hanging="425" w:firstLineChars="0"/>
       </w:pPr>
       <w:r>
         <w:t>发现配置信息与实际情况不符时。</w:t>
@@ -8173,20 +8300,20 @@
     </w:p>
     <w:p>
       <w:pPr>
-        <w:pStyle w:val="2"/>
-        <w:bidi w:val="0"/>
-      </w:pPr>
-      <w:bookmarkStart w:id="46" w:name="heading_22"/>
-      <w:bookmarkStart w:id="47" w:name="_Toc2580"/>
+        <w:pStyle w:val="32"/>
+        <w:bidi w:val="0"/>
+      </w:pPr>
+      <w:bookmarkStart w:id="45" w:name="heading_22"/>
+      <w:bookmarkStart w:id="46" w:name="_Toc2580"/>
       <w:r>
         <w:t>生成配置报告</w:t>
       </w:r>
+      <w:bookmarkEnd w:id="45"/>
       <w:bookmarkEnd w:id="46"/>
-      <w:bookmarkEnd w:id="47"/>
-    </w:p>
-    <w:p>
-      <w:pPr>
-        <w:pStyle w:val="a1"/>
+    </w:p>
+    <w:p>
+      <w:pPr>
+        <w:pStyle w:val="31"/>
         <w:bidi w:val="0"/>
       </w:pPr>
       <w:r>
@@ -8195,13 +8322,13 @@
     </w:p>
     <w:p>
       <w:pPr>
-        <w:pStyle w:val="a3"/>
+        <w:pStyle w:val="41"/>
         <w:numPr>
           <w:ilvl w:val="0"/>
           <w:numId w:val="14"/>
         </w:numPr>
         <w:bidi w:val="0"/>
-        <w:ind w:left="425" w:hanging="425" w:leftChars="0" w:firstLineChars="0"/>
+        <w:ind w:left="425" w:leftChars="0" w:hanging="425" w:firstLineChars="0"/>
       </w:pPr>
       <w:r>
         <w:t>配置项最新版本；</w:t>
@@ -8209,13 +8336,13 @@
     </w:p>
     <w:p>
       <w:pPr>
-        <w:pStyle w:val="a3"/>
+        <w:pStyle w:val="41"/>
         <w:numPr>
           <w:ilvl w:val="0"/>
           <w:numId w:val="14"/>
         </w:numPr>
         <w:bidi w:val="0"/>
-        <w:ind w:left="425" w:hanging="425" w:leftChars="0" w:firstLineChars="0"/>
+        <w:ind w:left="425" w:leftChars="0" w:hanging="425" w:firstLineChars="0"/>
       </w:pPr>
       <w:r>
         <w:t>配置项的位置和软件主要版本的位置；</w:t>
@@ -8223,13 +8350,13 @@
     </w:p>
     <w:p>
       <w:pPr>
-        <w:pStyle w:val="a3"/>
+        <w:pStyle w:val="41"/>
         <w:numPr>
           <w:ilvl w:val="0"/>
           <w:numId w:val="14"/>
         </w:numPr>
         <w:bidi w:val="0"/>
-        <w:ind w:left="425" w:hanging="425" w:leftChars="0" w:firstLineChars="0"/>
+        <w:ind w:left="425" w:leftChars="0" w:hanging="425" w:firstLineChars="0"/>
       </w:pPr>
       <w:r>
         <w:t>相互依赖关系；</w:t>
@@ -8237,13 +8364,13 @@
     </w:p>
     <w:p>
       <w:pPr>
-        <w:pStyle w:val="a3"/>
+        <w:pStyle w:val="41"/>
         <w:numPr>
           <w:ilvl w:val="0"/>
           <w:numId w:val="14"/>
         </w:numPr>
         <w:bidi w:val="0"/>
-        <w:ind w:left="425" w:hanging="425" w:leftChars="0" w:firstLineChars="0"/>
+        <w:ind w:left="425" w:leftChars="0" w:hanging="425" w:firstLineChars="0"/>
       </w:pPr>
       <w:r>
         <w:t>版本历史；</w:t>
@@ -8251,13 +8378,13 @@
     </w:p>
     <w:p>
       <w:pPr>
-        <w:pStyle w:val="a3"/>
+        <w:pStyle w:val="41"/>
         <w:numPr>
           <w:ilvl w:val="0"/>
           <w:numId w:val="14"/>
         </w:numPr>
         <w:bidi w:val="0"/>
-        <w:ind w:left="425" w:hanging="425" w:leftChars="0" w:firstLineChars="0"/>
+        <w:ind w:left="425" w:leftChars="0" w:hanging="425" w:firstLineChars="0"/>
       </w:pPr>
       <w:r>
         <w:t>配置审计结果。</w:t>
@@ -8265,7 +8392,7 @@
     </w:p>
     <w:p>
       <w:pPr>
-        <w:pStyle w:val="a1"/>
+        <w:pStyle w:val="31"/>
         <w:bidi w:val="0"/>
       </w:pPr>
       <w:r>
@@ -8274,7 +8401,7 @@
     </w:p>
     <w:p>
       <w:pPr>
-        <w:pStyle w:val="1"/>
+        <w:pStyle w:val="30"/>
         <w:keepNext w:val="0"/>
         <w:keepLines w:val="0"/>
         <w:pageBreakBefore w:val="0"/>
@@ -8294,8 +8421,8 @@
           <w:lang w:val="en-US" w:eastAsia="zh-CN"/>
         </w:rPr>
       </w:pPr>
-      <w:bookmarkStart w:id="48" w:name="_Toc22192"/>
-      <w:bookmarkStart w:id="49" w:name="_Toc24159"/>
+      <w:bookmarkStart w:id="47" w:name="_Toc22192"/>
+      <w:bookmarkStart w:id="48" w:name="_Toc24159"/>
       <w:r>
         <w:rPr>
           <w:rFonts w:hint="default"/>
@@ -8303,12 +8430,12 @@
         </w:rPr>
         <w:t>KPI指标</w:t>
       </w:r>
+      <w:bookmarkEnd w:id="47"/>
       <w:bookmarkEnd w:id="48"/>
-      <w:bookmarkEnd w:id="49"/>
-    </w:p>
-    <w:p>
-      <w:pPr>
-        <w:pStyle w:val="a1"/>
+    </w:p>
+    <w:p>
+      <w:pPr>
+        <w:pStyle w:val="31"/>
         <w:keepNext w:val="0"/>
         <w:keepLines w:val="0"/>
         <w:pageBreakBefore w:val="0"/>
@@ -8358,7 +8485,7 @@
           <w:rFonts w:hint="eastAsia"/>
           <w:lang w:val="en-US" w:eastAsia="zh-CN"/>
         </w:rPr>
-        <w:instrText>"柴_标题1"\n</w:instrText>
+        <w:instrText xml:space="preserve">"柴_标题1"\n</w:instrText>
       </w:r>
       <w:r>
         <w:instrText xml:space="preserve"> \s</w:instrText>
@@ -8375,7 +8502,7 @@
           <w:rFonts w:hint="eastAsia"/>
           <w:lang w:val="en-US" w:eastAsia="zh-CN"/>
         </w:rPr>
-        <w:instrText>* Charformat</w:instrText>
+        <w:instrText xml:space="preserve">* Charformat</w:instrText>
       </w:r>
       <w:r>
         <w:rPr>
@@ -8440,8 +8567,8 @@
         </w:rPr>
         <w:fldChar w:fldCharType="end"/>
       </w:r>
-      <w:bookmarkStart w:id="50" w:name="_Toc13395"/>
-      <w:bookmarkStart w:id="51" w:name="_Toc15905"/>
+      <w:bookmarkStart w:id="49" w:name="_Toc13395"/>
+      <w:bookmarkStart w:id="50" w:name="_Toc15905"/>
       <w:r>
         <w:rPr>
           <w:rFonts w:hint="default"/>
@@ -8449,23 +8576,24 @@
         </w:rPr>
         <w:t xml:space="preserve"> KPI指标表</w:t>
       </w:r>
+      <w:bookmarkEnd w:id="49"/>
       <w:bookmarkEnd w:id="50"/>
-      <w:bookmarkEnd w:id="51"/>
     </w:p>
     <w:tbl>
       <w:tblPr>
-        <w:tblStyle w:val="TableNormal"/>
+        <w:tblStyle w:val="22"/>
         <w:tblW w:w="8522" w:type="dxa"/>
         <w:jc w:val="center"/>
         <w:tblBorders>
-          <w:top w:val="nil"/>
-          <w:left w:val="nil"/>
-          <w:bottom w:val="nil"/>
-          <w:right w:val="nil"/>
-          <w:insideH w:val="nil"/>
-          <w:insideV w:val="nil"/>
+          <w:top w:val="none" w:color="auto" w:sz="0" w:space="0"/>
+          <w:left w:val="none" w:color="auto" w:sz="0" w:space="0"/>
+          <w:bottom w:val="none" w:color="auto" w:sz="0" w:space="0"/>
+          <w:right w:val="none" w:color="auto" w:sz="0" w:space="0"/>
+          <w:insideH w:val="none" w:color="auto" w:sz="0" w:space="0"/>
+          <w:insideV w:val="none" w:color="auto" w:sz="0" w:space="0"/>
         </w:tblBorders>
         <w:shd w:val="clear" w:color="auto" w:fill="auto"/>
+        <w:tblLayout w:type="autofit"/>
         <w:tblCellMar>
           <w:top w:w="15" w:type="dxa"/>
           <w:left w:w="15" w:type="dxa"/>
@@ -8481,17 +8609,14 @@
       </w:tblGrid>
       <w:tr>
         <w:tblPrEx>
-          <w:tblW w:w="8522" w:type="dxa"/>
-          <w:jc w:val="center"/>
           <w:tblBorders>
-            <w:top w:val="nil"/>
-            <w:left w:val="nil"/>
-            <w:bottom w:val="nil"/>
-            <w:right w:val="nil"/>
-            <w:insideH w:val="nil"/>
-            <w:insideV w:val="nil"/>
+            <w:top w:val="none" w:color="auto" w:sz="0" w:space="0"/>
+            <w:left w:val="none" w:color="auto" w:sz="0" w:space="0"/>
+            <w:bottom w:val="none" w:color="auto" w:sz="0" w:space="0"/>
+            <w:right w:val="none" w:color="auto" w:sz="0" w:space="0"/>
+            <w:insideH w:val="none" w:color="auto" w:sz="0" w:space="0"/>
+            <w:insideV w:val="none" w:color="auto" w:sz="0" w:space="0"/>
           </w:tblBorders>
-          <w:shd w:val="clear" w:color="auto" w:fill="auto"/>
           <w:tblCellMar>
             <w:top w:w="15" w:type="dxa"/>
             <w:left w:w="15" w:type="dxa"/>
@@ -8500,7 +8625,7 @@
           </w:tblCellMar>
         </w:tblPrEx>
         <w:trPr>
-          <w:trHeight w:val="0"/>
+          <w:trHeight w:val="0" w:hRule="atLeast"/>
           <w:tblHeader/>
           <w:jc w:val="center"/>
         </w:trPr>
@@ -8508,8 +8633,8 @@
           <w:tcPr>
             <w:tcW w:w="1761" w:type="dxa"/>
             <w:tcBorders>
-              <w:top w:val="single" w:sz="12" w:space="0" w:color="auto"/>
-              <w:left w:val="single" w:sz="12" w:space="0" w:color="auto"/>
+              <w:top w:val="single" w:color="auto" w:sz="12" w:space="0"/>
+              <w:left w:val="single" w:color="auto" w:sz="12" w:space="0"/>
               <w:bottom w:val="nil"/>
               <w:right w:val="nil"/>
             </w:tcBorders>
@@ -8530,10 +8655,10 @@
               <w:suppressLineNumbers w:val="0"/>
               <w:snapToGrid w:val="0"/>
               <w:spacing w:line="240" w:lineRule="auto"/>
-              <w:ind w:left="0" w:right="0" w:firstLine="0" w:leftChars="0" w:rightChars="0" w:firstLineChars="0"/>
+              <w:ind w:left="0" w:leftChars="0" w:right="0" w:rightChars="0" w:firstLine="0" w:firstLineChars="0"/>
               <w:jc w:val="center"/>
               <w:rPr>
-                <w:rFonts w:ascii="Segoe UI" w:eastAsia="Segoe UI" w:hAnsi="Segoe UI" w:cs="Segoe UI"/>
+                <w:rFonts w:ascii="Segoe UI" w:hAnsi="Segoe UI" w:eastAsia="Segoe UI" w:cs="Segoe UI"/>
                 <w:b/>
                 <w:i w:val="0"/>
                 <w:iCs w:val="0"/>
@@ -8546,7 +8671,7 @@
             </w:pPr>
             <w:r>
               <w:rPr>
-                <w:rFonts w:ascii="Segoe UI" w:eastAsia="Segoe UI" w:hAnsi="Segoe UI" w:cs="Segoe UI" w:hint="default"/>
+                <w:rFonts w:hint="default" w:ascii="Segoe UI" w:hAnsi="Segoe UI" w:eastAsia="Segoe UI" w:cs="Segoe UI"/>
                 <w:b/>
                 <w:i w:val="0"/>
                 <w:iCs w:val="0"/>
@@ -8563,7 +8688,7 @@
             </w:r>
             <w:r>
               <w:rPr>
-                <w:rFonts w:ascii="Segoe UI" w:eastAsia="Segoe UI" w:hAnsi="Segoe UI" w:cs="Segoe UI" w:hint="eastAsia"/>
+                <w:rFonts w:hint="eastAsia" w:ascii="Segoe UI" w:hAnsi="Segoe UI" w:eastAsia="Segoe UI" w:cs="Segoe UI"/>
                 <w:b/>
                 <w:i w:val="0"/>
                 <w:iCs w:val="0"/>
@@ -8584,8 +8709,8 @@
           <w:tcPr>
             <w:tcW w:w="4703" w:type="dxa"/>
             <w:tcBorders>
-              <w:top w:val="single" w:sz="12" w:space="0" w:color="auto"/>
-              <w:left w:val="single" w:sz="4" w:space="0" w:color="auto"/>
+              <w:top w:val="single" w:color="auto" w:sz="12" w:space="0"/>
+              <w:left w:val="single" w:color="auto" w:sz="4" w:space="0"/>
               <w:bottom w:val="nil"/>
               <w:right w:val="nil"/>
             </w:tcBorders>
@@ -8606,10 +8731,10 @@
               <w:suppressLineNumbers w:val="0"/>
               <w:snapToGrid w:val="0"/>
               <w:spacing w:line="240" w:lineRule="auto"/>
-              <w:ind w:left="0" w:right="0" w:firstLine="0" w:leftChars="0" w:rightChars="0" w:firstLineChars="0"/>
+              <w:ind w:left="0" w:leftChars="0" w:right="0" w:rightChars="0" w:firstLine="0" w:firstLineChars="0"/>
               <w:jc w:val="center"/>
               <w:rPr>
-                <w:rFonts w:ascii="Segoe UI" w:eastAsia="Segoe UI" w:hAnsi="Segoe UI" w:cs="Segoe UI" w:hint="default"/>
+                <w:rFonts w:hint="default" w:ascii="Segoe UI" w:hAnsi="Segoe UI" w:eastAsia="Segoe UI" w:cs="Segoe UI"/>
                 <w:b/>
                 <w:i w:val="0"/>
                 <w:iCs w:val="0"/>
@@ -8622,7 +8747,7 @@
             </w:pPr>
             <w:r>
               <w:rPr>
-                <w:rFonts w:ascii="Segoe UI" w:eastAsia="Segoe UI" w:hAnsi="Segoe UI" w:cs="Segoe UI" w:hint="eastAsia"/>
+                <w:rFonts w:hint="eastAsia" w:ascii="Segoe UI" w:hAnsi="Segoe UI" w:eastAsia="Segoe UI" w:cs="Segoe UI"/>
                 <w:b/>
                 <w:i w:val="0"/>
                 <w:iCs w:val="0"/>
@@ -8639,7 +8764,7 @@
             </w:r>
             <w:r>
               <w:rPr>
-                <w:rFonts w:ascii="Segoe UI" w:eastAsia="Segoe UI" w:hAnsi="Segoe UI" w:cs="Segoe UI" w:hint="default"/>
+                <w:rFonts w:hint="default" w:ascii="Segoe UI" w:hAnsi="Segoe UI" w:eastAsia="Segoe UI" w:cs="Segoe UI"/>
                 <w:b/>
                 <w:i w:val="0"/>
                 <w:iCs w:val="0"/>
@@ -8660,8 +8785,8 @@
           <w:tcPr>
             <w:tcW w:w="998" w:type="dxa"/>
             <w:tcBorders>
-              <w:top w:val="single" w:sz="12" w:space="0" w:color="auto"/>
-              <w:left w:val="single" w:sz="4" w:space="0" w:color="auto"/>
+              <w:top w:val="single" w:color="auto" w:sz="12" w:space="0"/>
+              <w:left w:val="single" w:color="auto" w:sz="4" w:space="0"/>
               <w:bottom w:val="nil"/>
               <w:right w:val="nil"/>
             </w:tcBorders>
@@ -8682,10 +8807,10 @@
               <w:suppressLineNumbers w:val="0"/>
               <w:snapToGrid w:val="0"/>
               <w:spacing w:line="240" w:lineRule="auto"/>
-              <w:ind w:left="0" w:right="0" w:firstLine="0" w:leftChars="0" w:rightChars="0" w:firstLineChars="0"/>
+              <w:ind w:left="0" w:leftChars="0" w:right="0" w:rightChars="0" w:firstLine="0" w:firstLineChars="0"/>
               <w:jc w:val="center"/>
               <w:rPr>
-                <w:rFonts w:ascii="Segoe UI" w:eastAsia="Segoe UI" w:hAnsi="Segoe UI" w:cs="Segoe UI" w:hint="eastAsia"/>
+                <w:rFonts w:hint="eastAsia" w:ascii="Segoe UI" w:hAnsi="Segoe UI" w:eastAsia="Segoe UI" w:cs="Segoe UI"/>
                 <w:b/>
                 <w:i w:val="0"/>
                 <w:iCs w:val="0"/>
@@ -8699,7 +8824,7 @@
             </w:pPr>
             <w:r>
               <w:rPr>
-                <w:rFonts w:ascii="Segoe UI" w:eastAsia="Segoe UI" w:hAnsi="Segoe UI" w:cs="Segoe UI" w:hint="eastAsia"/>
+                <w:rFonts w:hint="eastAsia" w:ascii="Segoe UI" w:hAnsi="Segoe UI" w:eastAsia="Segoe UI" w:cs="Segoe UI"/>
                 <w:b/>
                 <w:i w:val="0"/>
                 <w:iCs w:val="0"/>
@@ -8718,10 +8843,10 @@
           <w:tcPr>
             <w:tcW w:w="1060" w:type="dxa"/>
             <w:tcBorders>
-              <w:top w:val="single" w:sz="12" w:space="0" w:color="auto"/>
-              <w:left w:val="single" w:sz="4" w:space="0" w:color="auto"/>
+              <w:top w:val="single" w:color="auto" w:sz="12" w:space="0"/>
+              <w:left w:val="single" w:color="auto" w:sz="4" w:space="0"/>
               <w:bottom w:val="nil"/>
-              <w:right w:val="single" w:sz="12" w:space="0" w:color="auto"/>
+              <w:right w:val="single" w:color="auto" w:sz="12" w:space="0"/>
             </w:tcBorders>
             <w:shd w:val="clear" w:color="auto" w:fill="auto"/>
             <w:tcMar>
@@ -8740,10 +8865,10 @@
               <w:suppressLineNumbers w:val="0"/>
               <w:snapToGrid w:val="0"/>
               <w:spacing w:line="240" w:lineRule="auto"/>
-              <w:ind w:left="0" w:right="0" w:firstLine="0" w:leftChars="0" w:rightChars="0" w:firstLineChars="0"/>
+              <w:ind w:left="0" w:leftChars="0" w:right="0" w:rightChars="0" w:firstLine="0" w:firstLineChars="0"/>
               <w:jc w:val="center"/>
               <w:rPr>
-                <w:rFonts w:ascii="Segoe UI" w:eastAsia="Segoe UI" w:hAnsi="Segoe UI" w:cs="Segoe UI" w:hint="default"/>
+                <w:rFonts w:hint="default" w:ascii="Segoe UI" w:hAnsi="Segoe UI" w:eastAsia="Segoe UI" w:cs="Segoe UI"/>
                 <w:b/>
                 <w:i w:val="0"/>
                 <w:iCs w:val="0"/>
@@ -8757,7 +8882,7 @@
             </w:pPr>
             <w:r>
               <w:rPr>
-                <w:rFonts w:ascii="Segoe UI" w:eastAsia="Segoe UI" w:hAnsi="Segoe UI" w:cs="Segoe UI" w:hint="eastAsia"/>
+                <w:rFonts w:hint="eastAsia" w:ascii="Segoe UI" w:hAnsi="Segoe UI" w:eastAsia="Segoe UI" w:cs="Segoe UI"/>
                 <w:b/>
                 <w:i w:val="0"/>
                 <w:iCs w:val="0"/>
@@ -8777,9 +8902,14 @@
       </w:tr>
       <w:tr>
         <w:tblPrEx>
-          <w:tblW w:w="8522" w:type="dxa"/>
-          <w:jc w:val="center"/>
-          <w:shd w:val="clear" w:color="auto" w:fill="auto"/>
+          <w:tblBorders>
+            <w:top w:val="none" w:color="auto" w:sz="0" w:space="0"/>
+            <w:left w:val="none" w:color="auto" w:sz="0" w:space="0"/>
+            <w:bottom w:val="none" w:color="auto" w:sz="0" w:space="0"/>
+            <w:right w:val="none" w:color="auto" w:sz="0" w:space="0"/>
+            <w:insideH w:val="none" w:color="auto" w:sz="0" w:space="0"/>
+            <w:insideV w:val="none" w:color="auto" w:sz="0" w:space="0"/>
+          </w:tblBorders>
           <w:tblCellMar>
             <w:top w:w="15" w:type="dxa"/>
             <w:left w:w="15" w:type="dxa"/>
@@ -8788,16 +8918,16 @@
           </w:tblCellMar>
         </w:tblPrEx>
         <w:trPr>
-          <w:trHeight w:val="0"/>
+          <w:trHeight w:val="0" w:hRule="atLeast"/>
           <w:jc w:val="center"/>
         </w:trPr>
         <w:tc>
           <w:tcPr>
             <w:tcW w:w="1761" w:type="dxa"/>
             <w:tcBorders>
-              <w:top w:val="single" w:sz="4" w:space="0" w:color="auto"/>
-              <w:left w:val="single" w:sz="12" w:space="0" w:color="auto"/>
-              <w:bottom w:val="single" w:sz="4" w:space="0" w:color="auto"/>
+              <w:top w:val="single" w:color="auto" w:sz="4" w:space="0"/>
+              <w:left w:val="single" w:color="auto" w:sz="12" w:space="0"/>
+              <w:bottom w:val="single" w:color="auto" w:sz="4" w:space="0"/>
               <w:right w:val="nil"/>
             </w:tcBorders>
             <w:shd w:val="clear" w:color="auto" w:fill="auto"/>
@@ -8817,10 +8947,10 @@
               <w:suppressLineNumbers w:val="0"/>
               <w:snapToGrid w:val="0"/>
               <w:spacing w:line="240" w:lineRule="auto"/>
-              <w:ind w:left="0" w:right="0" w:firstLine="0" w:leftChars="0" w:rightChars="0" w:firstLineChars="0"/>
+              <w:ind w:left="0" w:leftChars="0" w:right="0" w:rightChars="0" w:firstLine="0" w:firstLineChars="0"/>
               <w:jc w:val="center"/>
               <w:rPr>
-                <w:rFonts w:cs="Arial" w:hint="default"/>
+                <w:rFonts w:hint="default" w:cs="Arial"/>
                 <w:snapToGrid w:val="0"/>
                 <w:color w:val="000000"/>
                 <w:kern w:val="0"/>
@@ -8832,7 +8962,7 @@
             </w:pPr>
             <w:r>
               <w:rPr>
-                <w:rFonts w:cs="Arial" w:hint="eastAsia"/>
+                <w:rFonts w:hint="eastAsia" w:cs="Arial"/>
                 <w:snapToGrid w:val="0"/>
                 <w:color w:val="000000"/>
                 <w:kern w:val="0"/>
@@ -8849,9 +8979,9 @@
           <w:tcPr>
             <w:tcW w:w="4703" w:type="dxa"/>
             <w:tcBorders>
-              <w:top w:val="single" w:sz="4" w:space="0" w:color="auto"/>
-              <w:left w:val="single" w:sz="4" w:space="0" w:color="auto"/>
-              <w:bottom w:val="single" w:sz="4" w:space="0" w:color="auto"/>
+              <w:top w:val="single" w:color="auto" w:sz="4" w:space="0"/>
+              <w:left w:val="single" w:color="auto" w:sz="4" w:space="0"/>
+              <w:bottom w:val="single" w:color="auto" w:sz="4" w:space="0"/>
               <w:right w:val="nil"/>
             </w:tcBorders>
             <w:shd w:val="clear" w:color="auto" w:fill="auto"/>
@@ -8871,10 +9001,10 @@
               <w:suppressLineNumbers w:val="0"/>
               <w:snapToGrid w:val="0"/>
               <w:spacing w:line="240" w:lineRule="auto"/>
-              <w:ind w:left="0" w:right="0" w:firstLine="0" w:leftChars="0" w:rightChars="0" w:firstLineChars="0"/>
+              <w:ind w:left="0" w:leftChars="0" w:right="0" w:rightChars="0" w:firstLine="0" w:firstLineChars="0"/>
               <w:jc w:val="center"/>
               <w:rPr>
-                <w:rFonts w:cs="Arial" w:hint="default"/>
+                <w:rFonts w:hint="default" w:cs="Arial"/>
                 <w:snapToGrid w:val="0"/>
                 <w:color w:val="000000"/>
                 <w:kern w:val="0"/>
@@ -8886,7 +9016,7 @@
             </w:pPr>
             <w:r>
               <w:rPr>
-                <w:rFonts w:cs="Arial" w:hint="default"/>
+                <w:rFonts w:hint="default" w:cs="Arial"/>
                 <w:snapToGrid w:val="0"/>
                 <w:color w:val="000000"/>
                 <w:kern w:val="0"/>
@@ -8899,7 +9029,7 @@
             </w:r>
             <w:r>
               <w:rPr>
-                <w:rFonts w:cs="Arial" w:hint="eastAsia"/>
+                <w:rFonts w:hint="eastAsia" w:cs="Arial"/>
                 <w:snapToGrid w:val="0"/>
                 <w:color w:val="000000"/>
                 <w:kern w:val="0"/>
@@ -8912,7 +9042,7 @@
             </w:r>
             <w:r>
               <w:rPr>
-                <w:rFonts w:cs="Arial" w:hint="default"/>
+                <w:rFonts w:hint="default" w:cs="Arial"/>
                 <w:snapToGrid w:val="0"/>
                 <w:color w:val="000000"/>
                 <w:kern w:val="0"/>
@@ -8925,7 +9055,7 @@
             </w:r>
             <w:r>
               <w:rPr>
-                <w:rFonts w:cs="Arial" w:hint="eastAsia"/>
+                <w:rFonts w:hint="eastAsia" w:cs="Arial"/>
                 <w:snapToGrid w:val="0"/>
                 <w:color w:val="000000"/>
                 <w:kern w:val="0"/>
@@ -8938,7 +9068,7 @@
             </w:r>
             <w:r>
               <w:rPr>
-                <w:rFonts w:cs="Arial" w:hint="default"/>
+                <w:rFonts w:hint="default" w:cs="Arial"/>
                 <w:snapToGrid w:val="0"/>
                 <w:color w:val="000000"/>
                 <w:kern w:val="0"/>
@@ -8955,9 +9085,9 @@
           <w:tcPr>
             <w:tcW w:w="998" w:type="dxa"/>
             <w:tcBorders>
-              <w:top w:val="single" w:sz="4" w:space="0" w:color="auto"/>
-              <w:left w:val="single" w:sz="4" w:space="0" w:color="auto"/>
-              <w:bottom w:val="single" w:sz="4" w:space="0" w:color="auto"/>
+              <w:top w:val="single" w:color="auto" w:sz="4" w:space="0"/>
+              <w:left w:val="single" w:color="auto" w:sz="4" w:space="0"/>
+              <w:bottom w:val="single" w:color="auto" w:sz="4" w:space="0"/>
               <w:right w:val="nil"/>
             </w:tcBorders>
             <w:shd w:val="clear" w:color="auto" w:fill="auto"/>
@@ -8977,10 +9107,10 @@
               <w:suppressLineNumbers w:val="0"/>
               <w:snapToGrid w:val="0"/>
               <w:spacing w:line="240" w:lineRule="auto"/>
-              <w:ind w:left="0" w:right="0" w:firstLine="0" w:leftChars="0" w:rightChars="0" w:firstLineChars="0"/>
+              <w:ind w:left="0" w:leftChars="0" w:right="0" w:rightChars="0" w:firstLine="0" w:firstLineChars="0"/>
               <w:jc w:val="center"/>
               <w:rPr>
-                <w:rFonts w:cs="Arial" w:hint="default"/>
+                <w:rFonts w:hint="default" w:cs="Arial"/>
                 <w:snapToGrid w:val="0"/>
                 <w:color w:val="000000"/>
                 <w:kern w:val="0"/>
@@ -8992,7 +9122,7 @@
             </w:pPr>
             <w:r>
               <w:rPr>
-                <w:rFonts w:cs="Arial" w:hint="default"/>
+                <w:rFonts w:hint="default" w:cs="Arial"/>
                 <w:snapToGrid w:val="0"/>
                 <w:color w:val="000000"/>
                 <w:kern w:val="0"/>
@@ -9005,7 +9135,7 @@
             </w:r>
             <w:r>
               <w:rPr>
-                <w:rFonts w:cs="Arial" w:hint="eastAsia"/>
+                <w:rFonts w:hint="eastAsia" w:cs="Arial"/>
                 <w:snapToGrid w:val="0"/>
                 <w:color w:val="000000"/>
                 <w:kern w:val="0"/>
@@ -9018,7 +9148,7 @@
             </w:r>
             <w:r>
               <w:rPr>
-                <w:rFonts w:cs="Arial" w:hint="default"/>
+                <w:rFonts w:hint="default" w:cs="Arial"/>
                 <w:snapToGrid w:val="0"/>
                 <w:color w:val="000000"/>
                 <w:kern w:val="0"/>
@@ -9035,10 +9165,10 @@
           <w:tcPr>
             <w:tcW w:w="1060" w:type="dxa"/>
             <w:tcBorders>
-              <w:top w:val="single" w:sz="4" w:space="0" w:color="auto"/>
-              <w:left w:val="single" w:sz="4" w:space="0" w:color="auto"/>
-              <w:bottom w:val="single" w:sz="4" w:space="0" w:color="auto"/>
-              <w:right w:val="single" w:sz="12" w:space="0" w:color="auto"/>
+              <w:top w:val="single" w:color="auto" w:sz="4" w:space="0"/>
+              <w:left w:val="single" w:color="auto" w:sz="4" w:space="0"/>
+              <w:bottom w:val="single" w:color="auto" w:sz="4" w:space="0"/>
+              <w:right w:val="single" w:color="auto" w:sz="12" w:space="0"/>
             </w:tcBorders>
             <w:shd w:val="clear" w:color="auto" w:fill="auto"/>
             <w:tcMar>
@@ -9057,10 +9187,10 @@
               <w:suppressLineNumbers w:val="0"/>
               <w:snapToGrid w:val="0"/>
               <w:spacing w:line="240" w:lineRule="auto"/>
-              <w:ind w:left="0" w:right="0" w:firstLine="0" w:leftChars="0" w:rightChars="0" w:firstLineChars="0"/>
+              <w:ind w:left="0" w:leftChars="0" w:right="0" w:rightChars="0" w:firstLine="0" w:firstLineChars="0"/>
               <w:jc w:val="center"/>
               <w:rPr>
-                <w:rFonts w:cs="Arial" w:hint="default"/>
+                <w:rFonts w:hint="default" w:cs="Arial"/>
                 <w:snapToGrid w:val="0"/>
                 <w:color w:val="000000"/>
                 <w:kern w:val="0"/>
@@ -9072,7 +9202,7 @@
             </w:pPr>
             <w:r>
               <w:rPr>
-                <w:rFonts w:cs="Arial" w:hint="eastAsia"/>
+                <w:rFonts w:hint="eastAsia" w:cs="Arial"/>
                 <w:snapToGrid w:val="0"/>
                 <w:color w:val="000000"/>
                 <w:kern w:val="0"/>
@@ -9088,9 +9218,14 @@
       </w:tr>
       <w:tr>
         <w:tblPrEx>
-          <w:tblW w:w="8522" w:type="dxa"/>
-          <w:jc w:val="center"/>
-          <w:shd w:val="clear" w:color="auto" w:fill="auto"/>
+          <w:tblBorders>
+            <w:top w:val="none" w:color="auto" w:sz="0" w:space="0"/>
+            <w:left w:val="none" w:color="auto" w:sz="0" w:space="0"/>
+            <w:bottom w:val="none" w:color="auto" w:sz="0" w:space="0"/>
+            <w:right w:val="none" w:color="auto" w:sz="0" w:space="0"/>
+            <w:insideH w:val="none" w:color="auto" w:sz="0" w:space="0"/>
+            <w:insideV w:val="none" w:color="auto" w:sz="0" w:space="0"/>
+          </w:tblBorders>
           <w:tblCellMar>
             <w:top w:w="15" w:type="dxa"/>
             <w:left w:w="15" w:type="dxa"/>
@@ -9099,16 +9234,16 @@
           </w:tblCellMar>
         </w:tblPrEx>
         <w:trPr>
-          <w:trHeight w:val="0"/>
+          <w:trHeight w:val="0" w:hRule="atLeast"/>
           <w:jc w:val="center"/>
         </w:trPr>
         <w:tc>
           <w:tcPr>
             <w:tcW w:w="1761" w:type="dxa"/>
             <w:tcBorders>
-              <w:top w:val="single" w:sz="4" w:space="0" w:color="auto"/>
-              <w:left w:val="single" w:sz="12" w:space="0" w:color="auto"/>
-              <w:bottom w:val="single" w:sz="12" w:space="0" w:color="auto"/>
+              <w:top w:val="single" w:color="auto" w:sz="4" w:space="0"/>
+              <w:left w:val="single" w:color="auto" w:sz="12" w:space="0"/>
+              <w:bottom w:val="single" w:color="auto" w:sz="12" w:space="0"/>
               <w:right w:val="nil"/>
             </w:tcBorders>
             <w:shd w:val="clear" w:color="auto" w:fill="auto"/>
@@ -9128,10 +9263,10 @@
               <w:suppressLineNumbers w:val="0"/>
               <w:snapToGrid w:val="0"/>
               <w:spacing w:line="240" w:lineRule="auto"/>
-              <w:ind w:left="0" w:right="0" w:firstLine="0" w:leftChars="0" w:rightChars="0" w:firstLineChars="0"/>
+              <w:ind w:left="0" w:leftChars="0" w:right="0" w:rightChars="0" w:firstLine="0" w:firstLineChars="0"/>
               <w:jc w:val="center"/>
               <w:rPr>
-                <w:rFonts w:cs="Arial" w:hint="default"/>
+                <w:rFonts w:hint="default" w:cs="Arial"/>
                 <w:snapToGrid w:val="0"/>
                 <w:color w:val="000000"/>
                 <w:kern w:val="0"/>
@@ -9143,7 +9278,7 @@
             </w:pPr>
             <w:r>
               <w:rPr>
-                <w:rFonts w:cs="Arial" w:hint="eastAsia"/>
+                <w:rFonts w:hint="eastAsia" w:cs="Arial"/>
                 <w:snapToGrid w:val="0"/>
                 <w:color w:val="000000"/>
                 <w:kern w:val="0"/>
@@ -9160,9 +9295,9 @@
           <w:tcPr>
             <w:tcW w:w="4703" w:type="dxa"/>
             <w:tcBorders>
-              <w:top w:val="single" w:sz="4" w:space="0" w:color="auto"/>
-              <w:left w:val="single" w:sz="4" w:space="0" w:color="auto"/>
-              <w:bottom w:val="single" w:sz="12" w:space="0" w:color="auto"/>
+              <w:top w:val="single" w:color="auto" w:sz="4" w:space="0"/>
+              <w:left w:val="single" w:color="auto" w:sz="4" w:space="0"/>
+              <w:bottom w:val="single" w:color="auto" w:sz="12" w:space="0"/>
               <w:right w:val="nil"/>
             </w:tcBorders>
             <w:shd w:val="clear" w:color="auto" w:fill="auto"/>
@@ -9182,10 +9317,10 @@
               <w:suppressLineNumbers w:val="0"/>
               <w:snapToGrid w:val="0"/>
               <w:spacing w:line="240" w:lineRule="auto"/>
-              <w:ind w:left="0" w:right="0" w:firstLine="0" w:leftChars="0" w:rightChars="0" w:firstLineChars="0"/>
+              <w:ind w:left="0" w:leftChars="0" w:right="0" w:rightChars="0" w:firstLine="0" w:firstLineChars="0"/>
               <w:jc w:val="center"/>
               <w:rPr>
-                <w:rFonts w:cs="Arial" w:hint="default"/>
+                <w:rFonts w:hint="default" w:cs="Arial"/>
                 <w:snapToGrid w:val="0"/>
                 <w:color w:val="000000"/>
                 <w:kern w:val="0"/>
@@ -9197,7 +9332,7 @@
             </w:pPr>
             <w:r>
               <w:rPr>
-                <w:rFonts w:cs="Arial" w:hint="eastAsia"/>
+                <w:rFonts w:hint="eastAsia" w:cs="Arial"/>
                 <w:snapToGrid w:val="0"/>
                 <w:color w:val="000000"/>
                 <w:kern w:val="0"/>
@@ -9210,7 +9345,7 @@
             </w:r>
             <w:r>
               <w:rPr>
-                <w:rFonts w:cs="Arial" w:hint="default"/>
+                <w:rFonts w:hint="default" w:cs="Arial"/>
                 <w:snapToGrid w:val="0"/>
                 <w:color w:val="000000"/>
                 <w:kern w:val="0"/>
@@ -9227,9 +9362,9 @@
           <w:tcPr>
             <w:tcW w:w="998" w:type="dxa"/>
             <w:tcBorders>
-              <w:top w:val="single" w:sz="4" w:space="0" w:color="auto"/>
-              <w:left w:val="single" w:sz="4" w:space="0" w:color="auto"/>
-              <w:bottom w:val="single" w:sz="12" w:space="0" w:color="auto"/>
+              <w:top w:val="single" w:color="auto" w:sz="4" w:space="0"/>
+              <w:left w:val="single" w:color="auto" w:sz="4" w:space="0"/>
+              <w:bottom w:val="single" w:color="auto" w:sz="12" w:space="0"/>
               <w:right w:val="nil"/>
             </w:tcBorders>
             <w:shd w:val="clear" w:color="auto" w:fill="auto"/>
@@ -9249,10 +9384,10 @@
               <w:suppressLineNumbers w:val="0"/>
               <w:snapToGrid w:val="0"/>
               <w:spacing w:line="240" w:lineRule="auto"/>
-              <w:ind w:left="0" w:right="0" w:firstLine="0" w:leftChars="0" w:rightChars="0" w:firstLineChars="0"/>
+              <w:ind w:left="0" w:leftChars="0" w:right="0" w:rightChars="0" w:firstLine="0" w:firstLineChars="0"/>
               <w:jc w:val="center"/>
               <w:rPr>
-                <w:rFonts w:ascii="Arial" w:eastAsia="宋体" w:hAnsi="Arial" w:cs="Arial" w:hint="default"/>
+                <w:rFonts w:hint="default" w:ascii="Arial" w:hAnsi="Arial" w:eastAsia="宋体" w:cs="Arial"/>
                 <w:snapToGrid w:val="0"/>
                 <w:color w:val="000000"/>
                 <w:kern w:val="0"/>
@@ -9264,7 +9399,7 @@
             </w:pPr>
             <w:r>
               <w:rPr>
-                <w:rFonts w:cs="Arial" w:hint="default"/>
+                <w:rFonts w:hint="default" w:cs="Arial"/>
                 <w:snapToGrid w:val="0"/>
                 <w:color w:val="000000"/>
                 <w:kern w:val="0"/>
@@ -9277,7 +9412,7 @@
             </w:r>
             <w:r>
               <w:rPr>
-                <w:rFonts w:cs="Arial" w:hint="eastAsia"/>
+                <w:rFonts w:hint="eastAsia" w:cs="Arial"/>
                 <w:snapToGrid w:val="0"/>
                 <w:color w:val="000000"/>
                 <w:kern w:val="0"/>
@@ -9290,7 +9425,7 @@
             </w:r>
             <w:r>
               <w:rPr>
-                <w:rFonts w:cs="Arial" w:hint="default"/>
+                <w:rFonts w:hint="default" w:cs="Arial"/>
                 <w:snapToGrid w:val="0"/>
                 <w:color w:val="000000"/>
                 <w:kern w:val="0"/>
@@ -9307,10 +9442,10 @@
           <w:tcPr>
             <w:tcW w:w="1060" w:type="dxa"/>
             <w:tcBorders>
-              <w:top w:val="single" w:sz="4" w:space="0" w:color="auto"/>
-              <w:left w:val="single" w:sz="4" w:space="0" w:color="auto"/>
-              <w:bottom w:val="single" w:sz="12" w:space="0" w:color="auto"/>
-              <w:right w:val="single" w:sz="12" w:space="0" w:color="auto"/>
+              <w:top w:val="single" w:color="auto" w:sz="4" w:space="0"/>
+              <w:left w:val="single" w:color="auto" w:sz="4" w:space="0"/>
+              <w:bottom w:val="single" w:color="auto" w:sz="12" w:space="0"/>
+              <w:right w:val="single" w:color="auto" w:sz="12" w:space="0"/>
             </w:tcBorders>
             <w:shd w:val="clear" w:color="auto" w:fill="auto"/>
             <w:tcMar>
@@ -9329,10 +9464,10 @@
               <w:suppressLineNumbers w:val="0"/>
               <w:snapToGrid w:val="0"/>
               <w:spacing w:line="240" w:lineRule="auto"/>
-              <w:ind w:left="0" w:right="0" w:firstLine="0" w:leftChars="0" w:rightChars="0" w:firstLineChars="0"/>
+              <w:ind w:left="0" w:leftChars="0" w:right="0" w:rightChars="0" w:firstLine="0" w:firstLineChars="0"/>
               <w:jc w:val="center"/>
               <w:rPr>
-                <w:rFonts w:ascii="Arial" w:eastAsia="宋体" w:hAnsi="Arial" w:cs="Arial" w:hint="eastAsia"/>
+                <w:rFonts w:hint="eastAsia" w:ascii="Arial" w:hAnsi="Arial" w:eastAsia="宋体" w:cs="Arial"/>
                 <w:snapToGrid w:val="0"/>
                 <w:color w:val="000000"/>
                 <w:kern w:val="0"/>
@@ -9344,7 +9479,7 @@
             </w:pPr>
             <w:r>
               <w:rPr>
-                <w:rFonts w:cs="Arial" w:hint="eastAsia"/>
+                <w:rFonts w:hint="eastAsia" w:cs="Arial"/>
                 <w:snapToGrid w:val="0"/>
                 <w:color w:val="000000"/>
                 <w:kern w:val="0"/>
@@ -9361,7 +9496,7 @@
     </w:tbl>
     <w:p>
       <w:pPr>
-        <w:pStyle w:val="1"/>
+        <w:pStyle w:val="30"/>
         <w:keepNext w:val="0"/>
         <w:keepLines w:val="0"/>
         <w:pageBreakBefore w:val="0"/>
@@ -9381,7 +9516,7 @@
           <w:lang w:val="en-US" w:eastAsia="zh-CN"/>
         </w:rPr>
       </w:pPr>
-      <w:bookmarkStart w:id="52" w:name="_Toc11582"/>
+      <w:bookmarkStart w:id="51" w:name="_Toc11582"/>
       <w:r>
         <w:rPr>
           <w:rFonts w:hint="eastAsia"/>
@@ -9389,11 +9524,11 @@
         </w:rPr>
         <w:t>输出文件及记录</w:t>
       </w:r>
-      <w:bookmarkEnd w:id="52"/>
-    </w:p>
-    <w:p>
-      <w:pPr>
-        <w:pStyle w:val="a1"/>
+      <w:bookmarkEnd w:id="51"/>
+    </w:p>
+    <w:p>
+      <w:pPr>
+        <w:pStyle w:val="31"/>
         <w:keepNext w:val="0"/>
         <w:keepLines w:val="0"/>
         <w:pageBreakBefore w:val="0"/>
@@ -9443,7 +9578,7 @@
           <w:rFonts w:hint="eastAsia"/>
           <w:lang w:val="en-US" w:eastAsia="zh-CN"/>
         </w:rPr>
-        <w:instrText>"柴_标题1"\n</w:instrText>
+        <w:instrText xml:space="preserve">"柴_标题1"\n</w:instrText>
       </w:r>
       <w:r>
         <w:instrText xml:space="preserve"> \s</w:instrText>
@@ -9460,7 +9595,7 @@
           <w:rFonts w:hint="eastAsia"/>
           <w:lang w:val="en-US" w:eastAsia="zh-CN"/>
         </w:rPr>
-        <w:instrText>* Charformat</w:instrText>
+        <w:instrText xml:space="preserve">* Charformat</w:instrText>
       </w:r>
       <w:r>
         <w:rPr>
@@ -9525,7 +9660,7 @@
         </w:rPr>
         <w:fldChar w:fldCharType="end"/>
       </w:r>
-      <w:bookmarkStart w:id="53" w:name="_Toc11651"/>
+      <w:bookmarkStart w:id="52" w:name="_Toc11651"/>
       <w:r>
         <w:rPr>
           <w:rFonts w:hint="default"/>
@@ -9540,22 +9675,23 @@
         </w:rPr>
         <w:t>输出文件和记录表</w:t>
       </w:r>
-      <w:bookmarkEnd w:id="53"/>
+      <w:bookmarkEnd w:id="52"/>
     </w:p>
     <w:tbl>
       <w:tblPr>
-        <w:tblStyle w:val="TableNormal"/>
+        <w:tblStyle w:val="22"/>
         <w:tblW w:w="8522" w:type="dxa"/>
         <w:jc w:val="center"/>
         <w:tblBorders>
-          <w:top w:val="nil"/>
-          <w:left w:val="nil"/>
-          <w:bottom w:val="nil"/>
-          <w:right w:val="nil"/>
-          <w:insideH w:val="nil"/>
-          <w:insideV w:val="nil"/>
+          <w:top w:val="none" w:color="auto" w:sz="0" w:space="0"/>
+          <w:left w:val="none" w:color="auto" w:sz="0" w:space="0"/>
+          <w:bottom w:val="none" w:color="auto" w:sz="0" w:space="0"/>
+          <w:right w:val="none" w:color="auto" w:sz="0" w:space="0"/>
+          <w:insideH w:val="none" w:color="auto" w:sz="0" w:space="0"/>
+          <w:insideV w:val="none" w:color="auto" w:sz="0" w:space="0"/>
         </w:tblBorders>
         <w:shd w:val="clear" w:color="auto" w:fill="auto"/>
+        <w:tblLayout w:type="autofit"/>
         <w:tblCellMar>
           <w:top w:w="15" w:type="dxa"/>
           <w:left w:w="15" w:type="dxa"/>
@@ -9569,17 +9705,14 @@
       </w:tblGrid>
       <w:tr>
         <w:tblPrEx>
-          <w:tblW w:w="8522" w:type="dxa"/>
-          <w:jc w:val="center"/>
           <w:tblBorders>
-            <w:top w:val="nil"/>
-            <w:left w:val="nil"/>
-            <w:bottom w:val="nil"/>
-            <w:right w:val="nil"/>
-            <w:insideH w:val="nil"/>
-            <w:insideV w:val="nil"/>
+            <w:top w:val="none" w:color="auto" w:sz="0" w:space="0"/>
+            <w:left w:val="none" w:color="auto" w:sz="0" w:space="0"/>
+            <w:bottom w:val="none" w:color="auto" w:sz="0" w:space="0"/>
+            <w:right w:val="none" w:color="auto" w:sz="0" w:space="0"/>
+            <w:insideH w:val="none" w:color="auto" w:sz="0" w:space="0"/>
+            <w:insideV w:val="none" w:color="auto" w:sz="0" w:space="0"/>
           </w:tblBorders>
-          <w:shd w:val="clear" w:color="auto" w:fill="auto"/>
           <w:tblCellMar>
             <w:top w:w="15" w:type="dxa"/>
             <w:left w:w="15" w:type="dxa"/>
@@ -9588,7 +9721,7 @@
           </w:tblCellMar>
         </w:tblPrEx>
         <w:trPr>
-          <w:trHeight w:val="0"/>
+          <w:trHeight w:val="0" w:hRule="atLeast"/>
           <w:tblHeader/>
           <w:jc w:val="center"/>
         </w:trPr>
@@ -9596,8 +9729,8 @@
           <w:tcPr>
             <w:tcW w:w="4509" w:type="dxa"/>
             <w:tcBorders>
-              <w:top w:val="single" w:sz="12" w:space="0" w:color="auto"/>
-              <w:left w:val="single" w:sz="12" w:space="0" w:color="auto"/>
+              <w:top w:val="single" w:color="auto" w:sz="12" w:space="0"/>
+              <w:left w:val="single" w:color="auto" w:sz="12" w:space="0"/>
               <w:bottom w:val="nil"/>
               <w:right w:val="nil"/>
             </w:tcBorders>
@@ -9618,10 +9751,10 @@
               <w:suppressLineNumbers w:val="0"/>
               <w:snapToGrid w:val="0"/>
               <w:spacing w:line="240" w:lineRule="auto"/>
-              <w:ind w:left="0" w:right="0" w:firstLine="0" w:leftChars="0" w:rightChars="0" w:firstLineChars="0"/>
+              <w:ind w:left="0" w:leftChars="0" w:right="0" w:rightChars="0" w:firstLine="0" w:firstLineChars="0"/>
               <w:jc w:val="center"/>
               <w:rPr>
-                <w:rFonts w:ascii="Segoe UI" w:eastAsia="Segoe UI" w:hAnsi="Segoe UI" w:cs="Segoe UI"/>
+                <w:rFonts w:ascii="Segoe UI" w:hAnsi="Segoe UI" w:eastAsia="Segoe UI" w:cs="Segoe UI"/>
                 <w:b/>
                 <w:i w:val="0"/>
                 <w:iCs w:val="0"/>
@@ -9634,7 +9767,7 @@
             </w:pPr>
             <w:r>
               <w:rPr>
-                <w:rFonts w:ascii="Segoe UI" w:eastAsia="Segoe UI" w:hAnsi="Segoe UI" w:cs="Segoe UI" w:hint="default"/>
+                <w:rFonts w:hint="default" w:ascii="Segoe UI" w:hAnsi="Segoe UI" w:eastAsia="Segoe UI" w:cs="Segoe UI"/>
                 <w:b/>
                 <w:i w:val="0"/>
                 <w:iCs w:val="0"/>
@@ -9655,10 +9788,10 @@
           <w:tcPr>
             <w:tcW w:w="4013" w:type="dxa"/>
             <w:tcBorders>
-              <w:top w:val="single" w:sz="12" w:space="0" w:color="auto"/>
-              <w:left w:val="single" w:sz="4" w:space="0" w:color="auto"/>
+              <w:top w:val="single" w:color="auto" w:sz="12" w:space="0"/>
+              <w:left w:val="single" w:color="auto" w:sz="4" w:space="0"/>
               <w:bottom w:val="nil"/>
-              <w:right w:val="single" w:sz="12" w:space="0" w:color="auto"/>
+              <w:right w:val="single" w:color="auto" w:sz="12" w:space="0"/>
             </w:tcBorders>
             <w:shd w:val="clear" w:color="auto" w:fill="auto"/>
             <w:tcMar>
@@ -9677,10 +9810,10 @@
               <w:suppressLineNumbers w:val="0"/>
               <w:snapToGrid w:val="0"/>
               <w:spacing w:line="240" w:lineRule="auto"/>
-              <w:ind w:left="0" w:right="0" w:firstLine="0" w:leftChars="0" w:rightChars="0" w:firstLineChars="0"/>
+              <w:ind w:left="0" w:leftChars="0" w:right="0" w:rightChars="0" w:firstLine="0" w:firstLineChars="0"/>
               <w:jc w:val="center"/>
               <w:rPr>
-                <w:rFonts w:ascii="Segoe UI" w:eastAsia="Segoe UI" w:hAnsi="Segoe UI" w:cs="Segoe UI" w:hint="default"/>
+                <w:rFonts w:hint="default" w:ascii="Segoe UI" w:hAnsi="Segoe UI" w:eastAsia="Segoe UI" w:cs="Segoe UI"/>
                 <w:b/>
                 <w:i w:val="0"/>
                 <w:iCs w:val="0"/>
@@ -9693,7 +9826,7 @@
             </w:pPr>
             <w:r>
               <w:rPr>
-                <w:rFonts w:ascii="Segoe UI" w:eastAsia="Segoe UI" w:hAnsi="Segoe UI" w:cs="Segoe UI" w:hint="default"/>
+                <w:rFonts w:hint="default" w:ascii="Segoe UI" w:hAnsi="Segoe UI" w:eastAsia="Segoe UI" w:cs="Segoe UI"/>
                 <w:b/>
                 <w:i w:val="0"/>
                 <w:iCs w:val="0"/>
@@ -9713,9 +9846,14 @@
       </w:tr>
       <w:tr>
         <w:tblPrEx>
-          <w:tblW w:w="8522" w:type="dxa"/>
-          <w:jc w:val="center"/>
-          <w:shd w:val="clear" w:color="auto" w:fill="auto"/>
+          <w:tblBorders>
+            <w:top w:val="none" w:color="auto" w:sz="0" w:space="0"/>
+            <w:left w:val="none" w:color="auto" w:sz="0" w:space="0"/>
+            <w:bottom w:val="none" w:color="auto" w:sz="0" w:space="0"/>
+            <w:right w:val="none" w:color="auto" w:sz="0" w:space="0"/>
+            <w:insideH w:val="none" w:color="auto" w:sz="0" w:space="0"/>
+            <w:insideV w:val="none" w:color="auto" w:sz="0" w:space="0"/>
+          </w:tblBorders>
           <w:tblCellMar>
             <w:top w:w="15" w:type="dxa"/>
             <w:left w:w="15" w:type="dxa"/>
@@ -9724,15 +9862,15 @@
           </w:tblCellMar>
         </w:tblPrEx>
         <w:trPr>
-          <w:trHeight w:val="0"/>
+          <w:trHeight w:val="0" w:hRule="atLeast"/>
           <w:jc w:val="center"/>
         </w:trPr>
         <w:tc>
           <w:tcPr>
             <w:tcW w:w="4509" w:type="dxa"/>
             <w:tcBorders>
-              <w:top w:val="single" w:sz="4" w:space="0" w:color="auto"/>
-              <w:left w:val="single" w:sz="12" w:space="0" w:color="auto"/>
+              <w:top w:val="single" w:color="auto" w:sz="4" w:space="0"/>
+              <w:left w:val="single" w:color="auto" w:sz="12" w:space="0"/>
               <w:bottom w:val="nil"/>
               <w:right w:val="nil"/>
             </w:tcBorders>
@@ -9753,10 +9891,10 @@
               <w:suppressLineNumbers w:val="0"/>
               <w:snapToGrid w:val="0"/>
               <w:spacing w:line="240" w:lineRule="auto"/>
-              <w:ind w:left="0" w:right="0" w:firstLine="0" w:leftChars="0" w:rightChars="0" w:firstLineChars="0"/>
+              <w:ind w:left="0" w:leftChars="0" w:right="0" w:rightChars="0" w:firstLine="0" w:firstLineChars="0"/>
               <w:jc w:val="center"/>
               <w:rPr>
-                <w:rFonts w:ascii="Segoe UI" w:eastAsia="Segoe UI" w:hAnsi="Segoe UI" w:cs="Segoe UI" w:hint="default"/>
+                <w:rFonts w:hint="default" w:ascii="Segoe UI" w:hAnsi="Segoe UI" w:eastAsia="Segoe UI" w:cs="Segoe UI"/>
                 <w:i w:val="0"/>
                 <w:iCs w:val="0"/>
                 <w:caps w:val="0"/>
@@ -9768,7 +9906,7 @@
             </w:pPr>
             <w:r>
               <w:rPr>
-                <w:rFonts w:ascii="Segoe UI" w:eastAsia="Segoe UI" w:hAnsi="Segoe UI" w:cs="Segoe UI" w:hint="default"/>
+                <w:rFonts w:hint="default" w:ascii="Segoe UI" w:hAnsi="Segoe UI" w:eastAsia="Segoe UI" w:cs="Segoe UI"/>
                 <w:i w:val="0"/>
                 <w:iCs w:val="0"/>
                 <w:caps w:val="0"/>
@@ -9788,10 +9926,10 @@
           <w:tcPr>
             <w:tcW w:w="4013" w:type="dxa"/>
             <w:tcBorders>
-              <w:top w:val="single" w:sz="4" w:space="0" w:color="auto"/>
-              <w:left w:val="single" w:sz="4" w:space="0" w:color="auto"/>
+              <w:top w:val="single" w:color="auto" w:sz="4" w:space="0"/>
+              <w:left w:val="single" w:color="auto" w:sz="4" w:space="0"/>
               <w:bottom w:val="nil"/>
-              <w:right w:val="single" w:sz="12" w:space="0" w:color="auto"/>
+              <w:right w:val="single" w:color="auto" w:sz="12" w:space="0"/>
             </w:tcBorders>
             <w:shd w:val="clear" w:color="auto" w:fill="auto"/>
             <w:tcMar>
@@ -9810,10 +9948,10 @@
               <w:suppressLineNumbers w:val="0"/>
               <w:snapToGrid w:val="0"/>
               <w:spacing w:line="240" w:lineRule="auto"/>
-              <w:ind w:left="0" w:right="0" w:firstLine="0" w:leftChars="0" w:rightChars="0" w:firstLineChars="0"/>
+              <w:ind w:left="0" w:leftChars="0" w:right="0" w:rightChars="0" w:firstLine="0" w:firstLineChars="0"/>
               <w:jc w:val="center"/>
               <w:rPr>
-                <w:rFonts w:ascii="Segoe UI" w:eastAsia="Segoe UI" w:hAnsi="Segoe UI" w:cs="Segoe UI" w:hint="default"/>
+                <w:rFonts w:hint="default" w:ascii="Segoe UI" w:hAnsi="Segoe UI" w:eastAsia="Segoe UI" w:cs="Segoe UI"/>
                 <w:i w:val="0"/>
                 <w:iCs w:val="0"/>
                 <w:caps w:val="0"/>
@@ -9825,7 +9963,7 @@
             </w:pPr>
             <w:r>
               <w:rPr>
-                <w:rFonts w:ascii="Segoe UI" w:eastAsia="Segoe UI" w:hAnsi="Segoe UI" w:cs="Segoe UI" w:hint="default"/>
+                <w:rFonts w:hint="default" w:ascii="Segoe UI" w:hAnsi="Segoe UI" w:eastAsia="Segoe UI" w:cs="Segoe UI"/>
                 <w:i w:val="0"/>
                 <w:iCs w:val="0"/>
                 <w:caps w:val="0"/>
@@ -9844,9 +9982,14 @@
       </w:tr>
       <w:tr>
         <w:tblPrEx>
-          <w:tblW w:w="8522" w:type="dxa"/>
-          <w:jc w:val="center"/>
-          <w:shd w:val="clear" w:color="auto" w:fill="auto"/>
+          <w:tblBorders>
+            <w:top w:val="none" w:color="auto" w:sz="0" w:space="0"/>
+            <w:left w:val="none" w:color="auto" w:sz="0" w:space="0"/>
+            <w:bottom w:val="none" w:color="auto" w:sz="0" w:space="0"/>
+            <w:right w:val="none" w:color="auto" w:sz="0" w:space="0"/>
+            <w:insideH w:val="none" w:color="auto" w:sz="0" w:space="0"/>
+            <w:insideV w:val="none" w:color="auto" w:sz="0" w:space="0"/>
+          </w:tblBorders>
           <w:tblCellMar>
             <w:top w:w="15" w:type="dxa"/>
             <w:left w:w="15" w:type="dxa"/>
@@ -9855,15 +9998,15 @@
           </w:tblCellMar>
         </w:tblPrEx>
         <w:trPr>
-          <w:trHeight w:val="0"/>
+          <w:trHeight w:val="0" w:hRule="atLeast"/>
           <w:jc w:val="center"/>
         </w:trPr>
         <w:tc>
           <w:tcPr>
             <w:tcW w:w="4509" w:type="dxa"/>
             <w:tcBorders>
-              <w:top w:val="single" w:sz="4" w:space="0" w:color="auto"/>
-              <w:left w:val="single" w:sz="12" w:space="0" w:color="auto"/>
+              <w:top w:val="single" w:color="auto" w:sz="4" w:space="0"/>
+              <w:left w:val="single" w:color="auto" w:sz="12" w:space="0"/>
               <w:bottom w:val="nil"/>
               <w:right w:val="nil"/>
             </w:tcBorders>
@@ -9884,10 +10027,10 @@
               <w:suppressLineNumbers w:val="0"/>
               <w:snapToGrid w:val="0"/>
               <w:spacing w:line="240" w:lineRule="auto"/>
-              <w:ind w:left="0" w:right="0" w:firstLine="0" w:leftChars="0" w:rightChars="0" w:firstLineChars="0"/>
+              <w:ind w:left="0" w:leftChars="0" w:right="0" w:rightChars="0" w:firstLine="0" w:firstLineChars="0"/>
               <w:jc w:val="center"/>
               <w:rPr>
-                <w:rFonts w:ascii="Segoe UI" w:eastAsia="Segoe UI" w:hAnsi="Segoe UI" w:cs="Segoe UI" w:hint="default"/>
+                <w:rFonts w:hint="default" w:ascii="Segoe UI" w:hAnsi="Segoe UI" w:eastAsia="Segoe UI" w:cs="Segoe UI"/>
                 <w:i w:val="0"/>
                 <w:iCs w:val="0"/>
                 <w:caps w:val="0"/>
@@ -9899,7 +10042,7 @@
             </w:pPr>
             <w:r>
               <w:rPr>
-                <w:rFonts w:ascii="Segoe UI" w:eastAsia="Segoe UI" w:hAnsi="Segoe UI" w:cs="Segoe UI" w:hint="default"/>
+                <w:rFonts w:hint="default" w:ascii="Segoe UI" w:hAnsi="Segoe UI" w:eastAsia="Segoe UI" w:cs="Segoe UI"/>
                 <w:i w:val="0"/>
                 <w:iCs w:val="0"/>
                 <w:caps w:val="0"/>
@@ -9919,10 +10062,10 @@
           <w:tcPr>
             <w:tcW w:w="4013" w:type="dxa"/>
             <w:tcBorders>
-              <w:top w:val="single" w:sz="4" w:space="0" w:color="auto"/>
-              <w:left w:val="single" w:sz="4" w:space="0" w:color="auto"/>
+              <w:top w:val="single" w:color="auto" w:sz="4" w:space="0"/>
+              <w:left w:val="single" w:color="auto" w:sz="4" w:space="0"/>
               <w:bottom w:val="nil"/>
-              <w:right w:val="single" w:sz="12" w:space="0" w:color="auto"/>
+              <w:right w:val="single" w:color="auto" w:sz="12" w:space="0"/>
             </w:tcBorders>
             <w:shd w:val="clear" w:color="auto" w:fill="auto"/>
             <w:tcMar>
@@ -9941,10 +10084,10 @@
               <w:suppressLineNumbers w:val="0"/>
               <w:snapToGrid w:val="0"/>
               <w:spacing w:line="240" w:lineRule="auto"/>
-              <w:ind w:left="0" w:right="0" w:firstLine="0" w:leftChars="0" w:rightChars="0" w:firstLineChars="0"/>
+              <w:ind w:left="0" w:leftChars="0" w:right="0" w:rightChars="0" w:firstLine="0" w:firstLineChars="0"/>
               <w:jc w:val="center"/>
               <w:rPr>
-                <w:rFonts w:ascii="Segoe UI" w:eastAsia="Segoe UI" w:hAnsi="Segoe UI" w:cs="Segoe UI" w:hint="default"/>
+                <w:rFonts w:hint="default" w:ascii="Segoe UI" w:hAnsi="Segoe UI" w:eastAsia="Segoe UI" w:cs="Segoe UI"/>
                 <w:i w:val="0"/>
                 <w:iCs w:val="0"/>
                 <w:caps w:val="0"/>
@@ -9956,7 +10099,7 @@
             </w:pPr>
             <w:r>
               <w:rPr>
-                <w:rFonts w:ascii="Segoe UI" w:eastAsia="Segoe UI" w:hAnsi="Segoe UI" w:cs="Segoe UI" w:hint="default"/>
+                <w:rFonts w:hint="default" w:ascii="Segoe UI" w:hAnsi="Segoe UI" w:eastAsia="Segoe UI" w:cs="Segoe UI"/>
                 <w:i w:val="0"/>
                 <w:iCs w:val="0"/>
                 <w:caps w:val="0"/>
@@ -9975,9 +10118,14 @@
       </w:tr>
       <w:tr>
         <w:tblPrEx>
-          <w:tblW w:w="8522" w:type="dxa"/>
-          <w:jc w:val="center"/>
-          <w:shd w:val="clear" w:color="auto" w:fill="auto"/>
+          <w:tblBorders>
+            <w:top w:val="none" w:color="auto" w:sz="0" w:space="0"/>
+            <w:left w:val="none" w:color="auto" w:sz="0" w:space="0"/>
+            <w:bottom w:val="none" w:color="auto" w:sz="0" w:space="0"/>
+            <w:right w:val="none" w:color="auto" w:sz="0" w:space="0"/>
+            <w:insideH w:val="none" w:color="auto" w:sz="0" w:space="0"/>
+            <w:insideV w:val="none" w:color="auto" w:sz="0" w:space="0"/>
+          </w:tblBorders>
           <w:tblCellMar>
             <w:top w:w="15" w:type="dxa"/>
             <w:left w:w="15" w:type="dxa"/>
@@ -9986,15 +10134,15 @@
           </w:tblCellMar>
         </w:tblPrEx>
         <w:trPr>
-          <w:trHeight w:val="0"/>
+          <w:trHeight w:val="0" w:hRule="atLeast"/>
           <w:jc w:val="center"/>
         </w:trPr>
         <w:tc>
           <w:tcPr>
             <w:tcW w:w="4509" w:type="dxa"/>
             <w:tcBorders>
-              <w:top w:val="single" w:sz="4" w:space="0" w:color="auto"/>
-              <w:left w:val="single" w:sz="12" w:space="0" w:color="auto"/>
+              <w:top w:val="single" w:color="auto" w:sz="4" w:space="0"/>
+              <w:left w:val="single" w:color="auto" w:sz="12" w:space="0"/>
               <w:bottom w:val="nil"/>
               <w:right w:val="nil"/>
             </w:tcBorders>
@@ -10015,10 +10163,10 @@
               <w:suppressLineNumbers w:val="0"/>
               <w:snapToGrid w:val="0"/>
               <w:spacing w:line="240" w:lineRule="auto"/>
-              <w:ind w:left="0" w:right="0" w:firstLine="0" w:leftChars="0" w:rightChars="0" w:firstLineChars="0"/>
+              <w:ind w:left="0" w:leftChars="0" w:right="0" w:rightChars="0" w:firstLine="0" w:firstLineChars="0"/>
               <w:jc w:val="center"/>
               <w:rPr>
-                <w:rFonts w:ascii="Segoe UI" w:eastAsia="Segoe UI" w:hAnsi="Segoe UI" w:cs="Segoe UI" w:hint="default"/>
+                <w:rFonts w:hint="default" w:ascii="Segoe UI" w:hAnsi="Segoe UI" w:eastAsia="Segoe UI" w:cs="Segoe UI"/>
                 <w:i w:val="0"/>
                 <w:iCs w:val="0"/>
                 <w:caps w:val="0"/>
@@ -10030,7 +10178,7 @@
             </w:pPr>
             <w:r>
               <w:rPr>
-                <w:rFonts w:ascii="Segoe UI" w:eastAsia="Segoe UI" w:hAnsi="Segoe UI" w:cs="Segoe UI" w:hint="default"/>
+                <w:rFonts w:hint="default" w:ascii="Segoe UI" w:hAnsi="Segoe UI" w:eastAsia="Segoe UI" w:cs="Segoe UI"/>
                 <w:i w:val="0"/>
                 <w:iCs w:val="0"/>
                 <w:caps w:val="0"/>
@@ -10050,10 +10198,10 @@
           <w:tcPr>
             <w:tcW w:w="4013" w:type="dxa"/>
             <w:tcBorders>
-              <w:top w:val="single" w:sz="4" w:space="0" w:color="auto"/>
-              <w:left w:val="single" w:sz="4" w:space="0" w:color="auto"/>
+              <w:top w:val="single" w:color="auto" w:sz="4" w:space="0"/>
+              <w:left w:val="single" w:color="auto" w:sz="4" w:space="0"/>
               <w:bottom w:val="nil"/>
-              <w:right w:val="single" w:sz="12" w:space="0" w:color="auto"/>
+              <w:right w:val="single" w:color="auto" w:sz="12" w:space="0"/>
             </w:tcBorders>
             <w:shd w:val="clear" w:color="auto" w:fill="auto"/>
             <w:tcMar>
@@ -10072,10 +10220,10 @@
               <w:suppressLineNumbers w:val="0"/>
               <w:snapToGrid w:val="0"/>
               <w:spacing w:line="240" w:lineRule="auto"/>
-              <w:ind w:left="0" w:right="0" w:firstLine="0" w:leftChars="0" w:rightChars="0" w:firstLineChars="0"/>
+              <w:ind w:left="0" w:leftChars="0" w:right="0" w:rightChars="0" w:firstLine="0" w:firstLineChars="0"/>
               <w:jc w:val="center"/>
               <w:rPr>
-                <w:rFonts w:ascii="Segoe UI" w:eastAsia="Segoe UI" w:hAnsi="Segoe UI" w:cs="Segoe UI" w:hint="default"/>
+                <w:rFonts w:hint="default" w:ascii="Segoe UI" w:hAnsi="Segoe UI" w:eastAsia="Segoe UI" w:cs="Segoe UI"/>
                 <w:i w:val="0"/>
                 <w:iCs w:val="0"/>
                 <w:caps w:val="0"/>
@@ -10087,7 +10235,7 @@
             </w:pPr>
             <w:r>
               <w:rPr>
-                <w:rFonts w:ascii="Segoe UI" w:eastAsia="Segoe UI" w:hAnsi="Segoe UI" w:cs="Segoe UI" w:hint="default"/>
+                <w:rFonts w:hint="default" w:ascii="Segoe UI" w:hAnsi="Segoe UI" w:eastAsia="Segoe UI" w:cs="Segoe UI"/>
                 <w:i w:val="0"/>
                 <w:iCs w:val="0"/>
                 <w:caps w:val="0"/>
@@ -10106,9 +10254,14 @@
       </w:tr>
       <w:tr>
         <w:tblPrEx>
-          <w:tblW w:w="8522" w:type="dxa"/>
-          <w:jc w:val="center"/>
-          <w:shd w:val="clear" w:color="auto" w:fill="auto"/>
+          <w:tblBorders>
+            <w:top w:val="none" w:color="auto" w:sz="0" w:space="0"/>
+            <w:left w:val="none" w:color="auto" w:sz="0" w:space="0"/>
+            <w:bottom w:val="none" w:color="auto" w:sz="0" w:space="0"/>
+            <w:right w:val="none" w:color="auto" w:sz="0" w:space="0"/>
+            <w:insideH w:val="none" w:color="auto" w:sz="0" w:space="0"/>
+            <w:insideV w:val="none" w:color="auto" w:sz="0" w:space="0"/>
+          </w:tblBorders>
           <w:tblCellMar>
             <w:top w:w="15" w:type="dxa"/>
             <w:left w:w="15" w:type="dxa"/>
@@ -10117,16 +10270,16 @@
           </w:tblCellMar>
         </w:tblPrEx>
         <w:trPr>
-          <w:trHeight w:val="0"/>
+          <w:trHeight w:val="0" w:hRule="atLeast"/>
           <w:jc w:val="center"/>
         </w:trPr>
         <w:tc>
           <w:tcPr>
             <w:tcW w:w="4509" w:type="dxa"/>
             <w:tcBorders>
-              <w:top w:val="single" w:sz="4" w:space="0" w:color="auto"/>
-              <w:left w:val="single" w:sz="12" w:space="0" w:color="auto"/>
-              <w:bottom w:val="single" w:sz="12" w:space="0" w:color="auto"/>
+              <w:top w:val="single" w:color="auto" w:sz="4" w:space="0"/>
+              <w:left w:val="single" w:color="auto" w:sz="12" w:space="0"/>
+              <w:bottom w:val="single" w:color="auto" w:sz="12" w:space="0"/>
               <w:right w:val="nil"/>
             </w:tcBorders>
             <w:shd w:val="clear" w:color="auto" w:fill="auto"/>
@@ -10146,10 +10299,10 @@
               <w:suppressLineNumbers w:val="0"/>
               <w:snapToGrid w:val="0"/>
               <w:spacing w:line="240" w:lineRule="auto"/>
-              <w:ind w:left="0" w:right="0" w:firstLine="0" w:leftChars="0" w:rightChars="0" w:firstLineChars="0"/>
+              <w:ind w:left="0" w:leftChars="0" w:right="0" w:rightChars="0" w:firstLine="0" w:firstLineChars="0"/>
               <w:jc w:val="center"/>
               <w:rPr>
-                <w:rFonts w:ascii="Segoe UI" w:eastAsia="Segoe UI" w:hAnsi="Segoe UI" w:cs="Segoe UI" w:hint="default"/>
+                <w:rFonts w:hint="default" w:ascii="Segoe UI" w:hAnsi="Segoe UI" w:eastAsia="Segoe UI" w:cs="Segoe UI"/>
                 <w:i w:val="0"/>
                 <w:iCs w:val="0"/>
                 <w:caps w:val="0"/>
@@ -10161,7 +10314,7 @@
             </w:pPr>
             <w:r>
               <w:rPr>
-                <w:rFonts w:ascii="Segoe UI" w:eastAsia="Segoe UI" w:hAnsi="Segoe UI" w:cs="Segoe UI" w:hint="default"/>
+                <w:rFonts w:hint="default" w:ascii="Segoe UI" w:hAnsi="Segoe UI" w:eastAsia="Segoe UI" w:cs="Segoe UI"/>
                 <w:i w:val="0"/>
                 <w:iCs w:val="0"/>
                 <w:caps w:val="0"/>
@@ -10181,10 +10334,10 @@
           <w:tcPr>
             <w:tcW w:w="4013" w:type="dxa"/>
             <w:tcBorders>
-              <w:top w:val="single" w:sz="4" w:space="0" w:color="auto"/>
-              <w:left w:val="single" w:sz="4" w:space="0" w:color="auto"/>
-              <w:bottom w:val="single" w:sz="12" w:space="0" w:color="auto"/>
-              <w:right w:val="single" w:sz="12" w:space="0" w:color="auto"/>
+              <w:top w:val="single" w:color="auto" w:sz="4" w:space="0"/>
+              <w:left w:val="single" w:color="auto" w:sz="4" w:space="0"/>
+              <w:bottom w:val="single" w:color="auto" w:sz="12" w:space="0"/>
+              <w:right w:val="single" w:color="auto" w:sz="12" w:space="0"/>
             </w:tcBorders>
             <w:shd w:val="clear" w:color="auto" w:fill="auto"/>
             <w:tcMar>
@@ -10203,10 +10356,10 @@
               <w:suppressLineNumbers w:val="0"/>
               <w:snapToGrid w:val="0"/>
               <w:spacing w:line="240" w:lineRule="auto"/>
-              <w:ind w:left="0" w:right="0" w:firstLine="0" w:leftChars="0" w:rightChars="0" w:firstLineChars="0"/>
+              <w:ind w:left="0" w:leftChars="0" w:right="0" w:rightChars="0" w:firstLine="0" w:firstLineChars="0"/>
               <w:jc w:val="center"/>
               <w:rPr>
-                <w:rFonts w:ascii="Segoe UI" w:eastAsia="Segoe UI" w:hAnsi="Segoe UI" w:cs="Segoe UI" w:hint="default"/>
+                <w:rFonts w:hint="default" w:ascii="Segoe UI" w:hAnsi="Segoe UI" w:eastAsia="Segoe UI" w:cs="Segoe UI"/>
                 <w:i w:val="0"/>
                 <w:iCs w:val="0"/>
                 <w:caps w:val="0"/>
@@ -10218,7 +10371,7 @@
             </w:pPr>
             <w:r>
               <w:rPr>
-                <w:rFonts w:ascii="Segoe UI" w:eastAsia="Segoe UI" w:hAnsi="Segoe UI" w:cs="Segoe UI" w:hint="default"/>
+                <w:rFonts w:hint="default" w:ascii="Segoe UI" w:hAnsi="Segoe UI" w:eastAsia="Segoe UI" w:cs="Segoe UI"/>
                 <w:i w:val="0"/>
                 <w:iCs w:val="0"/>
                 <w:caps w:val="0"/>
@@ -10238,7 +10391,7 @@
     </w:tbl>
     <w:p>
       <w:pPr>
-        <w:pStyle w:val="a1"/>
+        <w:pStyle w:val="31"/>
         <w:keepNext w:val="0"/>
         <w:keepLines w:val="0"/>
         <w:pageBreakBefore w:val="0"/>
@@ -10262,23 +10415,73 @@
     <w:sectPr>
       <w:pgSz w:w="11906" w:h="16838"/>
       <w:pgMar w:top="1440" w:right="1800" w:bottom="1440" w:left="1800" w:header="851" w:footer="992" w:gutter="0"/>
-      <w:cols w:num="1" w:space="425"/>
+      <w:cols w:space="425" w:num="1"/>
       <w:docGrid w:type="lines" w:linePitch="312" w:charSpace="0"/>
     </w:sectPr>
   </w:body>
 </w:document>
 </file>
 
+<file path=word/endnotes.xml><?xml version="1.0" encoding="utf-8"?>
+<w:endnotes xmlns:wpc="http://schemas.microsoft.com/office/word/2010/wordprocessingCanvas" xmlns:mc="http://schemas.openxmlformats.org/markup-compatibility/2006" xmlns:o="urn:schemas-microsoft-com:office:office" xmlns:r="http://schemas.openxmlformats.org/officeDocument/2006/relationships" xmlns:m="http://schemas.openxmlformats.org/officeDocument/2006/math" xmlns:v="urn:schemas-microsoft-com:vml" xmlns:wp14="http://schemas.microsoft.com/office/word/2010/wordprocessingDrawing" xmlns:wp="http://schemas.openxmlformats.org/drawingml/2006/wordprocessingDrawing" xmlns:w="http://schemas.openxmlformats.org/wordprocessingml/2006/main" xmlns:w14="http://schemas.microsoft.com/office/word/2010/wordml" xmlns:w15="http://schemas.microsoft.com/office/word/2012/wordml" xmlns:w10="urn:schemas-microsoft-com:office:word" xmlns:wpg="http://schemas.microsoft.com/office/word/2010/wordprocessingGroup" xmlns:wpi="http://schemas.microsoft.com/office/word/2010/wordprocessingInk" xmlns:wne="http://schemas.microsoft.com/office/word/2006/wordml" xmlns:wps="http://schemas.microsoft.com/office/word/2010/wordprocessingShape" xmlns:wpsCustomData="http://www.wps.cn/officeDocument/2013/wpsCustomData" mc:Ignorable="w14 w15 wp14">
+  <w:endnote w:type="separator" w:id="0">
+    <w:p>
+      <w:pPr>
+        <w:spacing w:line="240" w:lineRule="auto"/>
+      </w:pPr>
+      <w:r>
+        <w:separator/>
+      </w:r>
+    </w:p>
+  </w:endnote>
+  <w:endnote w:type="continuationSeparator" w:id="1">
+    <w:p>
+      <w:pPr>
+        <w:spacing w:line="240" w:lineRule="auto"/>
+      </w:pPr>
+      <w:r>
+        <w:continuationSeparator/>
+      </w:r>
+    </w:p>
+  </w:endnote>
+</w:endnotes>
+</file>
+
+<file path=word/footnotes.xml><?xml version="1.0" encoding="utf-8"?>
+<w:footnotes xmlns:wpc="http://schemas.microsoft.com/office/word/2010/wordprocessingCanvas" xmlns:mc="http://schemas.openxmlformats.org/markup-compatibility/2006" xmlns:o="urn:schemas-microsoft-com:office:office" xmlns:r="http://schemas.openxmlformats.org/officeDocument/2006/relationships" xmlns:m="http://schemas.openxmlformats.org/officeDocument/2006/math" xmlns:v="urn:schemas-microsoft-com:vml" xmlns:wp14="http://schemas.microsoft.com/office/word/2010/wordprocessingDrawing" xmlns:wp="http://schemas.openxmlformats.org/drawingml/2006/wordprocessingDrawing" xmlns:w="http://schemas.openxmlformats.org/wordprocessingml/2006/main" xmlns:w14="http://schemas.microsoft.com/office/word/2010/wordml" xmlns:w15="http://schemas.microsoft.com/office/word/2012/wordml" xmlns:w10="urn:schemas-microsoft-com:office:word" xmlns:wpg="http://schemas.microsoft.com/office/word/2010/wordprocessingGroup" xmlns:wpi="http://schemas.microsoft.com/office/word/2010/wordprocessingInk" xmlns:wne="http://schemas.microsoft.com/office/word/2006/wordml" xmlns:wps="http://schemas.microsoft.com/office/word/2010/wordprocessingShape" xmlns:wpsCustomData="http://www.wps.cn/officeDocument/2013/wpsCustomData" mc:Ignorable="w14 w15 wp14">
+  <w:footnote w:type="separator" w:id="0">
+    <w:p>
+      <w:pPr>
+        <w:spacing w:line="360" w:lineRule="auto"/>
+      </w:pPr>
+      <w:r>
+        <w:separator/>
+      </w:r>
+    </w:p>
+  </w:footnote>
+  <w:footnote w:type="continuationSeparator" w:id="1">
+    <w:p>
+      <w:pPr>
+        <w:spacing w:line="360" w:lineRule="auto"/>
+      </w:pPr>
+      <w:r>
+        <w:continuationSeparator/>
+      </w:r>
+    </w:p>
+  </w:footnote>
+</w:footnotes>
+</file>
+
 <file path=word/numbering.xml><?xml version="1.0" encoding="utf-8"?>
-<w:numbering xmlns:wpc="http://schemas.microsoft.com/office/word/2010/wordprocessingCanvas" xmlns:mc="http://schemas.openxmlformats.org/markup-compatibility/2006" xmlns:o="urn:schemas-microsoft-com:office:office" xmlns:r="http://schemas.openxmlformats.org/officeDocument/2006/relationships" xmlns:m="http://schemas.openxmlformats.org/officeDocument/2006/math" xmlns:v="urn:schemas-microsoft-com:vml" xmlns:wp14="http://schemas.microsoft.com/office/word/2010/wordprocessingDrawing" xmlns:wp="http://schemas.openxmlformats.org/drawingml/2006/wordprocessingDrawing" xmlns:w10="urn:schemas-microsoft-com:office:word" xmlns:w="http://schemas.openxmlformats.org/wordprocessingml/2006/main" xmlns:w14="http://schemas.microsoft.com/office/word/2010/wordml" xmlns:w15="http://schemas.microsoft.com/office/word/2012/wordml" xmlns:wne="http://schemas.microsoft.com/office/word/2006/wordml" xmlns:wpg="http://schemas.microsoft.com/office/word/2010/wordprocessingGroup" xmlns:wpi="http://schemas.microsoft.com/office/word/2010/wordprocessingInk" xmlns:wps="http://schemas.microsoft.com/office/word/2010/wordprocessingShape" mc:Ignorable="w14 w15 wp14">
+<w:numbering xmlns:wpc="http://schemas.microsoft.com/office/word/2010/wordprocessingCanvas" xmlns:mc="http://schemas.openxmlformats.org/markup-compatibility/2006" xmlns:o="urn:schemas-microsoft-com:office:office" xmlns:r="http://schemas.openxmlformats.org/officeDocument/2006/relationships" xmlns:m="http://schemas.openxmlformats.org/officeDocument/2006/math" xmlns:v="urn:schemas-microsoft-com:vml" xmlns:wp14="http://schemas.microsoft.com/office/word/2010/wordprocessingDrawing" xmlns:wp="http://schemas.openxmlformats.org/drawingml/2006/wordprocessingDrawing" xmlns:w10="urn:schemas-microsoft-com:office:word" xmlns:w="http://schemas.openxmlformats.org/wordprocessingml/2006/main" xmlns:w14="http://schemas.microsoft.com/office/word/2010/wordml" xmlns:wpg="http://schemas.microsoft.com/office/word/2010/wordprocessingGroup" xmlns:wpi="http://schemas.microsoft.com/office/word/2010/wordprocessingInk" xmlns:wne="http://schemas.microsoft.com/office/word/2006/wordml" xmlns:wps="http://schemas.microsoft.com/office/word/2010/wordprocessingShape" xmlns:wpsCustomData="http://www.wps.cn/officeDocument/2013/wpsCustomData" mc:Ignorable="w14 wp14">
   <w:abstractNum w:abstractNumId="0">
     <w:nsid w:val="8E964DCE"/>
     <w:multiLevelType w:val="multilevel"/>
     <w:tmpl w:val="8E964DCE"/>
-    <w:lvl w:ilvl="0">
+    <w:lvl w:ilvl="0" w:tentative="0">
       <w:start w:val="1"/>
       <w:numFmt w:val="decimal"/>
-      <w:pStyle w:val="Heading1"/>
+      <w:pStyle w:val="2"/>
       <w:lvlText w:val="%1."/>
       <w:lvlJc w:val="left"/>
       <w:pPr>
@@ -10288,10 +10491,10 @@
         <w:rFonts w:hint="default"/>
       </w:rPr>
     </w:lvl>
-    <w:lvl w:ilvl="1">
+    <w:lvl w:ilvl="1" w:tentative="0">
       <w:start w:val="1"/>
       <w:numFmt w:val="decimal"/>
-      <w:pStyle w:val="Heading2"/>
+      <w:pStyle w:val="3"/>
       <w:lvlText w:val="%1.%2."/>
       <w:lvlJc w:val="left"/>
       <w:pPr>
@@ -10301,10 +10504,10 @@
         <w:rFonts w:hint="default"/>
       </w:rPr>
     </w:lvl>
-    <w:lvl w:ilvl="2">
+    <w:lvl w:ilvl="2" w:tentative="0">
       <w:start w:val="1"/>
       <w:numFmt w:val="decimal"/>
-      <w:pStyle w:val="Heading3"/>
+      <w:pStyle w:val="4"/>
       <w:lvlText w:val="%1.%2.%3."/>
       <w:lvlJc w:val="left"/>
       <w:pPr>
@@ -10314,10 +10517,10 @@
         <w:rFonts w:hint="default"/>
       </w:rPr>
     </w:lvl>
-    <w:lvl w:ilvl="3">
+    <w:lvl w:ilvl="3" w:tentative="0">
       <w:start w:val="1"/>
       <w:numFmt w:val="decimal"/>
-      <w:pStyle w:val="Heading4"/>
+      <w:pStyle w:val="5"/>
       <w:lvlText w:val="%1.%2.%3.%4."/>
       <w:lvlJc w:val="left"/>
       <w:pPr>
@@ -10327,10 +10530,10 @@
         <w:rFonts w:hint="default"/>
       </w:rPr>
     </w:lvl>
-    <w:lvl w:ilvl="4">
+    <w:lvl w:ilvl="4" w:tentative="0">
       <w:start w:val="1"/>
       <w:numFmt w:val="decimal"/>
-      <w:pStyle w:val="Heading5"/>
+      <w:pStyle w:val="6"/>
       <w:lvlText w:val="%1.%2.%3.%4.%5."/>
       <w:lvlJc w:val="left"/>
       <w:pPr>
@@ -10340,10 +10543,10 @@
         <w:rFonts w:hint="default"/>
       </w:rPr>
     </w:lvl>
-    <w:lvl w:ilvl="5">
+    <w:lvl w:ilvl="5" w:tentative="0">
       <w:start w:val="1"/>
       <w:numFmt w:val="decimal"/>
-      <w:pStyle w:val="Heading6"/>
+      <w:pStyle w:val="7"/>
       <w:lvlText w:val="%1.%2.%3.%4.%5.%6."/>
       <w:lvlJc w:val="left"/>
       <w:pPr>
@@ -10353,10 +10556,10 @@
         <w:rFonts w:hint="default"/>
       </w:rPr>
     </w:lvl>
-    <w:lvl w:ilvl="6">
+    <w:lvl w:ilvl="6" w:tentative="0">
       <w:start w:val="1"/>
       <w:numFmt w:val="decimal"/>
-      <w:pStyle w:val="Heading7"/>
+      <w:pStyle w:val="8"/>
       <w:lvlText w:val="%1.%2.%3.%4.%5.%6.%7."/>
       <w:lvlJc w:val="left"/>
       <w:pPr>
@@ -10366,10 +10569,10 @@
         <w:rFonts w:hint="default"/>
       </w:rPr>
     </w:lvl>
-    <w:lvl w:ilvl="7">
+    <w:lvl w:ilvl="7" w:tentative="0">
       <w:start w:val="1"/>
       <w:numFmt w:val="decimal"/>
-      <w:pStyle w:val="Heading8"/>
+      <w:pStyle w:val="9"/>
       <w:lvlText w:val="%1.%2.%3.%4.%5.%6.%7.%8."/>
       <w:lvlJc w:val="left"/>
       <w:pPr>
@@ -10379,10 +10582,10 @@
         <w:rFonts w:hint="default"/>
       </w:rPr>
     </w:lvl>
-    <w:lvl w:ilvl="8">
+    <w:lvl w:ilvl="8" w:tentative="0">
       <w:start w:val="1"/>
       <w:numFmt w:val="decimal"/>
-      <w:pStyle w:val="Heading9"/>
+      <w:pStyle w:val="10"/>
       <w:lvlText w:val="%1.%2.%3.%4.%5.%6.%7.%8.%9."/>
       <w:lvlJc w:val="left"/>
       <w:pPr>
@@ -10397,7 +10600,7 @@
     <w:nsid w:val="B703C207"/>
     <w:multiLevelType w:val="singleLevel"/>
     <w:tmpl w:val="B703C207"/>
-    <w:lvl w:ilvl="0">
+    <w:lvl w:ilvl="0" w:tentative="0">
       <w:start w:val="1"/>
       <w:numFmt w:val="decimal"/>
       <w:lvlText w:val="%1."/>
@@ -10414,7 +10617,7 @@
     <w:nsid w:val="D71CF03F"/>
     <w:multiLevelType w:val="singleLevel"/>
     <w:tmpl w:val="D71CF03F"/>
-    <w:lvl w:ilvl="0">
+    <w:lvl w:ilvl="0" w:tentative="0">
       <w:start w:val="1"/>
       <w:numFmt w:val="decimal"/>
       <w:lvlText w:val="%1."/>
@@ -10431,7 +10634,7 @@
     <w:nsid w:val="DDB92DE0"/>
     <w:multiLevelType w:val="singleLevel"/>
     <w:tmpl w:val="DDB92DE0"/>
-    <w:lvl w:ilvl="0">
+    <w:lvl w:ilvl="0" w:tentative="0">
       <w:start w:val="1"/>
       <w:numFmt w:val="decimal"/>
       <w:lvlText w:val="%1."/>
@@ -10448,7 +10651,7 @@
     <w:nsid w:val="E4FAE81D"/>
     <w:multiLevelType w:val="singleLevel"/>
     <w:tmpl w:val="E4FAE81D"/>
-    <w:lvl w:ilvl="0">
+    <w:lvl w:ilvl="0" w:tentative="0">
       <w:start w:val="1"/>
       <w:numFmt w:val="decimal"/>
       <w:lvlText w:val="%1."/>
@@ -10465,7 +10668,7 @@
     <w:nsid w:val="FE3ECE08"/>
     <w:multiLevelType w:val="singleLevel"/>
     <w:tmpl w:val="FE3ECE08"/>
-    <w:lvl w:ilvl="0">
+    <w:lvl w:ilvl="0" w:tentative="0">
       <w:start w:val="1"/>
       <w:numFmt w:val="decimal"/>
       <w:lvlText w:val="%1."/>
@@ -10482,7 +10685,7 @@
     <w:nsid w:val="016DA02A"/>
     <w:multiLevelType w:val="singleLevel"/>
     <w:tmpl w:val="016DA02A"/>
-    <w:lvl w:ilvl="0">
+    <w:lvl w:ilvl="0" w:tentative="0">
       <w:start w:val="1"/>
       <w:numFmt w:val="decimal"/>
       <w:lvlText w:val="%1."/>
@@ -10499,7 +10702,7 @@
     <w:nsid w:val="11406615"/>
     <w:multiLevelType w:val="singleLevel"/>
     <w:tmpl w:val="11406615"/>
-    <w:lvl w:ilvl="0">
+    <w:lvl w:ilvl="0" w:tentative="0">
       <w:start w:val="1"/>
       <w:numFmt w:val="decimal"/>
       <w:lvlText w:val="%1."/>
@@ -10516,7 +10719,7 @@
     <w:nsid w:val="2EA40136"/>
     <w:multiLevelType w:val="singleLevel"/>
     <w:tmpl w:val="2EA40136"/>
-    <w:lvl w:ilvl="0">
+    <w:lvl w:ilvl="0" w:tentative="0">
       <w:start w:val="1"/>
       <w:numFmt w:val="decimal"/>
       <w:lvlText w:val="%1."/>
@@ -10533,7 +10736,7 @@
     <w:nsid w:val="39F17AB1"/>
     <w:multiLevelType w:val="singleLevel"/>
     <w:tmpl w:val="39F17AB1"/>
-    <w:lvl w:ilvl="0">
+    <w:lvl w:ilvl="0" w:tentative="0">
       <w:start w:val="1"/>
       <w:numFmt w:val="decimal"/>
       <w:lvlText w:val="%1."/>
@@ -10550,7 +10753,7 @@
     <w:nsid w:val="40A653B4"/>
     <w:multiLevelType w:val="singleLevel"/>
     <w:tmpl w:val="40A653B4"/>
-    <w:lvl w:ilvl="0">
+    <w:lvl w:ilvl="0" w:tentative="0">
       <w:start w:val="1"/>
       <w:numFmt w:val="decimal"/>
       <w:lvlText w:val="%1."/>
@@ -10567,7 +10770,7 @@
     <w:nsid w:val="42EBD576"/>
     <w:multiLevelType w:val="singleLevel"/>
     <w:tmpl w:val="42EBD576"/>
-    <w:lvl w:ilvl="0">
+    <w:lvl w:ilvl="0" w:tentative="0">
       <w:start w:val="1"/>
       <w:numFmt w:val="decimal"/>
       <w:lvlText w:val="%1."/>
@@ -10584,7 +10787,7 @@
     <w:nsid w:val="605750E5"/>
     <w:multiLevelType w:val="singleLevel"/>
     <w:tmpl w:val="605750E5"/>
-    <w:lvl w:ilvl="0">
+    <w:lvl w:ilvl="0" w:tentative="0">
       <w:start w:val="1"/>
       <w:numFmt w:val="decimal"/>
       <w:lvlText w:val="%1."/>
@@ -10601,7 +10804,7 @@
     <w:nsid w:val="6323017C"/>
     <w:multiLevelType w:val="singleLevel"/>
     <w:tmpl w:val="6323017C"/>
-    <w:lvl w:ilvl="0">
+    <w:lvl w:ilvl="0" w:tentative="0">
       <w:start w:val="1"/>
       <w:numFmt w:val="decimal"/>
       <w:lvlText w:val="%1."/>
@@ -10660,267 +10863,269 @@
 </file>
 
 <file path=word/styles.xml><?xml version="1.0" encoding="utf-8"?>
-<w:styles xmlns:mc="http://schemas.openxmlformats.org/markup-compatibility/2006" xmlns:r="http://schemas.openxmlformats.org/officeDocument/2006/relationships" xmlns:w="http://schemas.openxmlformats.org/wordprocessingml/2006/main" xmlns:w14="http://schemas.microsoft.com/office/word/2010/wordml" xmlns:w15="http://schemas.microsoft.com/office/word/2012/wordml" mc:Ignorable="w14 w15">
+<w:styles xmlns:mc="http://schemas.openxmlformats.org/markup-compatibility/2006" xmlns:o="urn:schemas-microsoft-com:office:office" xmlns:r="http://schemas.openxmlformats.org/officeDocument/2006/relationships" xmlns:m="http://schemas.openxmlformats.org/officeDocument/2006/math" xmlns:v="urn:schemas-microsoft-com:vml" xmlns:w="http://schemas.openxmlformats.org/wordprocessingml/2006/main" xmlns:w14="http://schemas.microsoft.com/office/word/2010/wordml" xmlns:w10="urn:schemas-microsoft-com:office:word" xmlns:sl="http://schemas.openxmlformats.org/schemaLibrary/2006/main" xmlns:wpsCustomData="http://www.wps.cn/officeDocument/2013/wpsCustomData" mc:Ignorable="w14">
   <w:docDefaults>
     <w:rPrDefault>
       <w:rPr>
-        <w:rFonts w:ascii="Times New Roman" w:eastAsia="宋体" w:hAnsi="Times New Roman" w:cs="Times New Roman"/>
+        <w:rFonts w:ascii="Times New Roman" w:hAnsi="Times New Roman" w:eastAsia="宋体" w:cs="Times New Roman"/>
       </w:rPr>
     </w:rPrDefault>
     <w:pPrDefault/>
   </w:docDefaults>
-  <w:latentStyles w:defLockedState="0" w:defUIPriority="99" w:defSemiHidden="1" w:defUnhideWhenUsed="1" w:defQFormat="0" w:count="260">
-    <w:lsdException w:name="Normal" w:semiHidden="0" w:uiPriority="0" w:unhideWhenUsed="0" w:qFormat="1"/>
-    <w:lsdException w:name="heading 1" w:semiHidden="0" w:uiPriority="0" w:unhideWhenUsed="0" w:qFormat="1"/>
-    <w:lsdException w:name="heading 2" w:semiHidden="0" w:uiPriority="0" w:qFormat="1"/>
-    <w:lsdException w:name="heading 3" w:uiPriority="0" w:qFormat="1"/>
-    <w:lsdException w:name="heading 4" w:semiHidden="0" w:uiPriority="0" w:qFormat="1"/>
-    <w:lsdException w:name="heading 5" w:uiPriority="0" w:qFormat="1"/>
-    <w:lsdException w:name="heading 6" w:uiPriority="0" w:qFormat="1"/>
-    <w:lsdException w:name="heading 7" w:uiPriority="0" w:qFormat="1"/>
-    <w:lsdException w:name="heading 8" w:uiPriority="0" w:qFormat="1"/>
-    <w:lsdException w:name="heading 9" w:uiPriority="0" w:qFormat="1"/>
-    <w:lsdException w:name="index 1" w:semiHidden="0" w:uiPriority="0" w:unhideWhenUsed="0"/>
-    <w:lsdException w:name="index 2" w:semiHidden="0" w:uiPriority="0" w:unhideWhenUsed="0"/>
-    <w:lsdException w:name="index 3" w:semiHidden="0" w:uiPriority="0" w:unhideWhenUsed="0"/>
-    <w:lsdException w:name="index 4" w:semiHidden="0" w:uiPriority="0" w:unhideWhenUsed="0"/>
-    <w:lsdException w:name="index 5" w:semiHidden="0" w:uiPriority="0" w:unhideWhenUsed="0"/>
-    <w:lsdException w:name="index 6" w:semiHidden="0" w:uiPriority="0" w:unhideWhenUsed="0"/>
-    <w:lsdException w:name="index 7" w:semiHidden="0" w:uiPriority="0" w:unhideWhenUsed="0"/>
-    <w:lsdException w:name="index 8" w:semiHidden="0" w:uiPriority="0" w:unhideWhenUsed="0"/>
-    <w:lsdException w:name="index 9" w:semiHidden="0" w:uiPriority="0" w:unhideWhenUsed="0"/>
-    <w:lsdException w:name="toc 1" w:semiHidden="0" w:uiPriority="0" w:unhideWhenUsed="0" w:qFormat="1"/>
-    <w:lsdException w:name="toc 2" w:semiHidden="0" w:uiPriority="0" w:unhideWhenUsed="0" w:qFormat="1"/>
-    <w:lsdException w:name="toc 3" w:semiHidden="0" w:uiPriority="0" w:unhideWhenUsed="0" w:qFormat="1"/>
-    <w:lsdException w:name="toc 4" w:semiHidden="0" w:uiPriority="0" w:unhideWhenUsed="0"/>
-    <w:lsdException w:name="toc 5" w:semiHidden="0" w:uiPriority="0" w:unhideWhenUsed="0"/>
-    <w:lsdException w:name="toc 6" w:semiHidden="0" w:uiPriority="0" w:unhideWhenUsed="0"/>
-    <w:lsdException w:name="toc 7" w:semiHidden="0" w:uiPriority="0" w:unhideWhenUsed="0"/>
-    <w:lsdException w:name="toc 8" w:semiHidden="0" w:uiPriority="0" w:unhideWhenUsed="0"/>
-    <w:lsdException w:name="toc 9" w:semiHidden="0" w:uiPriority="0" w:unhideWhenUsed="0"/>
-    <w:lsdException w:name="Normal Indent" w:semiHidden="0" w:uiPriority="0" w:unhideWhenUsed="0"/>
-    <w:lsdException w:name="footnote text" w:semiHidden="0" w:uiPriority="0" w:unhideWhenUsed="0"/>
-    <w:lsdException w:name="annotation text" w:semiHidden="0" w:uiPriority="0" w:unhideWhenUsed="0" w:qFormat="1"/>
-    <w:lsdException w:name="header" w:semiHidden="0" w:uiPriority="0" w:unhideWhenUsed="0" w:qFormat="1"/>
-    <w:lsdException w:name="footer" w:semiHidden="0" w:uiPriority="0" w:unhideWhenUsed="0" w:qFormat="1"/>
-    <w:lsdException w:name="index heading" w:semiHidden="0" w:uiPriority="0" w:unhideWhenUsed="0"/>
-    <w:lsdException w:name="caption" w:uiPriority="0" w:qFormat="1"/>
-    <w:lsdException w:name="table of figures" w:semiHidden="0" w:uiPriority="0" w:unhideWhenUsed="0" w:qFormat="1"/>
-    <w:lsdException w:name="envelope address" w:semiHidden="0" w:uiPriority="0" w:unhideWhenUsed="0"/>
-    <w:lsdException w:name="envelope return" w:semiHidden="0" w:uiPriority="0" w:unhideWhenUsed="0"/>
-    <w:lsdException w:name="footnote reference" w:semiHidden="0" w:uiPriority="0" w:unhideWhenUsed="0"/>
-    <w:lsdException w:name="annotation reference" w:semiHidden="0" w:uiPriority="0" w:unhideWhenUsed="0"/>
-    <w:lsdException w:name="line number" w:semiHidden="0" w:uiPriority="0" w:unhideWhenUsed="0"/>
-    <w:lsdException w:name="page number" w:semiHidden="0" w:uiPriority="0" w:unhideWhenUsed="0"/>
-    <w:lsdException w:name="endnote reference" w:semiHidden="0" w:uiPriority="0" w:unhideWhenUsed="0"/>
-    <w:lsdException w:name="endnote text" w:semiHidden="0" w:uiPriority="0" w:unhideWhenUsed="0"/>
-    <w:lsdException w:name="table of authorities" w:semiHidden="0" w:uiPriority="0" w:unhideWhenUsed="0"/>
-    <w:lsdException w:name="macro" w:semiHidden="0" w:uiPriority="0" w:unhideWhenUsed="0"/>
-    <w:lsdException w:name="toa heading" w:semiHidden="0" w:uiPriority="0" w:unhideWhenUsed="0"/>
-    <w:lsdException w:name="List" w:semiHidden="0" w:uiPriority="0" w:unhideWhenUsed="0"/>
-    <w:lsdException w:name="List Bullet" w:semiHidden="0" w:uiPriority="0" w:unhideWhenUsed="0"/>
-    <w:lsdException w:name="List Number" w:semiHidden="0" w:uiPriority="0" w:unhideWhenUsed="0"/>
-    <w:lsdException w:name="List 2" w:semiHidden="0" w:uiPriority="0" w:unhideWhenUsed="0"/>
-    <w:lsdException w:name="List 3" w:semiHidden="0" w:uiPriority="0" w:unhideWhenUsed="0"/>
-    <w:lsdException w:name="List 4" w:semiHidden="0" w:uiPriority="0" w:unhideWhenUsed="0"/>
-    <w:lsdException w:name="List 5" w:semiHidden="0" w:uiPriority="0" w:unhideWhenUsed="0"/>
-    <w:lsdException w:name="List Bullet 2" w:semiHidden="0" w:uiPriority="0" w:unhideWhenUsed="0"/>
-    <w:lsdException w:name="List Bullet 3" w:semiHidden="0" w:uiPriority="0" w:unhideWhenUsed="0"/>
-    <w:lsdException w:name="List Bullet 4" w:semiHidden="0" w:uiPriority="0" w:unhideWhenUsed="0"/>
-    <w:lsdException w:name="List Bullet 5" w:semiHidden="0" w:uiPriority="0" w:unhideWhenUsed="0"/>
-    <w:lsdException w:name="List Number 2" w:semiHidden="0" w:uiPriority="0" w:unhideWhenUsed="0"/>
-    <w:lsdException w:name="List Number 3" w:semiHidden="0" w:uiPriority="0" w:unhideWhenUsed="0"/>
-    <w:lsdException w:name="List Number 4" w:semiHidden="0" w:uiPriority="0" w:unhideWhenUsed="0"/>
-    <w:lsdException w:name="List Number 5" w:semiHidden="0" w:uiPriority="0" w:unhideWhenUsed="0"/>
-    <w:lsdException w:name="Title" w:semiHidden="0" w:uiPriority="0" w:unhideWhenUsed="0" w:qFormat="1"/>
-    <w:lsdException w:name="Closing" w:semiHidden="0" w:uiPriority="0" w:unhideWhenUsed="0"/>
-    <w:lsdException w:name="Signature" w:semiHidden="0" w:uiPriority="0" w:unhideWhenUsed="0"/>
-    <w:lsdException w:name="Default Paragraph Font" w:uiPriority="0" w:unhideWhenUsed="0" w:qFormat="1"/>
-    <w:lsdException w:name="Body Text" w:uiPriority="0" w:unhideWhenUsed="0" w:qFormat="1"/>
-    <w:lsdException w:name="Body Text Indent" w:semiHidden="0" w:uiPriority="0" w:unhideWhenUsed="0"/>
-    <w:lsdException w:name="List Continue" w:semiHidden="0" w:uiPriority="0" w:unhideWhenUsed="0"/>
-    <w:lsdException w:name="List Continue 2" w:semiHidden="0" w:uiPriority="0" w:unhideWhenUsed="0"/>
-    <w:lsdException w:name="List Continue 3" w:semiHidden="0" w:uiPriority="0" w:unhideWhenUsed="0"/>
-    <w:lsdException w:name="List Continue 4" w:semiHidden="0" w:uiPriority="0" w:unhideWhenUsed="0"/>
-    <w:lsdException w:name="List Continue 5" w:semiHidden="0" w:uiPriority="0" w:unhideWhenUsed="0"/>
-    <w:lsdException w:name="Message Header" w:semiHidden="0" w:uiPriority="0" w:unhideWhenUsed="0"/>
-    <w:lsdException w:name="Subtitle" w:semiHidden="0" w:uiPriority="0" w:unhideWhenUsed="0" w:qFormat="1"/>
-    <w:lsdException w:name="Salutation" w:semiHidden="0" w:uiPriority="0" w:unhideWhenUsed="0"/>
-    <w:lsdException w:name="Date" w:semiHidden="0" w:uiPriority="0" w:unhideWhenUsed="0"/>
-    <w:lsdException w:name="Body Text First Indent" w:semiHidden="0" w:uiPriority="0" w:unhideWhenUsed="0"/>
-    <w:lsdException w:name="Body Text First Indent 2" w:semiHidden="0" w:uiPriority="0" w:unhideWhenUsed="0"/>
-    <w:lsdException w:name="Body Text 2" w:semiHidden="0" w:uiPriority="0" w:unhideWhenUsed="0"/>
-    <w:lsdException w:name="Body Text 3" w:semiHidden="0" w:uiPriority="0" w:unhideWhenUsed="0"/>
-    <w:lsdException w:name="Body Text Indent 2" w:semiHidden="0" w:uiPriority="0" w:unhideWhenUsed="0"/>
-    <w:lsdException w:name="Body Text Indent 3" w:semiHidden="0" w:uiPriority="0" w:unhideWhenUsed="0"/>
-    <w:lsdException w:name="Block Text" w:semiHidden="0" w:uiPriority="0" w:unhideWhenUsed="0"/>
-    <w:lsdException w:name="Hyperlink" w:semiHidden="0" w:uiPriority="0" w:unhideWhenUsed="0"/>
-    <w:lsdException w:name="FollowedHyperlink" w:semiHidden="0" w:uiPriority="0" w:unhideWhenUsed="0"/>
-    <w:lsdException w:name="Strong" w:semiHidden="0" w:uiPriority="0" w:unhideWhenUsed="0" w:qFormat="1"/>
-    <w:lsdException w:name="Emphasis" w:semiHidden="0" w:uiPriority="0" w:unhideWhenUsed="0" w:qFormat="1"/>
-    <w:lsdException w:name="Document Map" w:semiHidden="0" w:uiPriority="0" w:unhideWhenUsed="0"/>
-    <w:lsdException w:name="Plain Text" w:semiHidden="0" w:uiPriority="0" w:unhideWhenUsed="0"/>
-    <w:lsdException w:name="E-mail Signature" w:semiHidden="0" w:uiPriority="0" w:unhideWhenUsed="0"/>
-    <w:lsdException w:name="Normal (Web)" w:semiHidden="0" w:uiPriority="0" w:unhideWhenUsed="0" w:qFormat="1"/>
-    <w:lsdException w:name="HTML Acronym" w:semiHidden="0" w:uiPriority="0" w:unhideWhenUsed="0"/>
-    <w:lsdException w:name="HTML Address" w:semiHidden="0" w:uiPriority="0" w:unhideWhenUsed="0"/>
-    <w:lsdException w:name="HTML Cite" w:semiHidden="0" w:uiPriority="0" w:unhideWhenUsed="0"/>
-    <w:lsdException w:name="HTML Code" w:semiHidden="0" w:uiPriority="0" w:unhideWhenUsed="0"/>
-    <w:lsdException w:name="HTML Definition" w:semiHidden="0" w:uiPriority="0" w:unhideWhenUsed="0"/>
-    <w:lsdException w:name="HTML Keyboard" w:semiHidden="0" w:uiPriority="0" w:unhideWhenUsed="0"/>
-    <w:lsdException w:name="HTML Preformatted" w:semiHidden="0" w:uiPriority="0" w:unhideWhenUsed="0" w:qFormat="1"/>
-    <w:lsdException w:name="HTML Sample" w:semiHidden="0" w:uiPriority="0" w:unhideWhenUsed="0"/>
-    <w:lsdException w:name="HTML Typewriter" w:semiHidden="0" w:uiPriority="0" w:unhideWhenUsed="0"/>
-    <w:lsdException w:name="HTML Variable" w:semiHidden="0" w:uiPriority="0" w:unhideWhenUsed="0"/>
-    <w:lsdException w:name="Normal Table" w:uiPriority="0" w:unhideWhenUsed="0" w:qFormat="1"/>
-    <w:lsdException w:name="annotation subject" w:semiHidden="0" w:uiPriority="0" w:unhideWhenUsed="0"/>
-    <w:lsdException w:name="Table Simple 1" w:semiHidden="0" w:uiPriority="0" w:unhideWhenUsed="0"/>
-    <w:lsdException w:name="Table Simple 2" w:semiHidden="0" w:uiPriority="0" w:unhideWhenUsed="0"/>
-    <w:lsdException w:name="Table Simple 3" w:semiHidden="0" w:uiPriority="0" w:unhideWhenUsed="0"/>
-    <w:lsdException w:name="Table Classic 1" w:semiHidden="0" w:uiPriority="0" w:unhideWhenUsed="0"/>
-    <w:lsdException w:name="Table Classic 2" w:semiHidden="0" w:uiPriority="0" w:unhideWhenUsed="0"/>
-    <w:lsdException w:name="Table Classic 3" w:semiHidden="0" w:uiPriority="0" w:unhideWhenUsed="0"/>
-    <w:lsdException w:name="Table Classic 4" w:semiHidden="0" w:uiPriority="0" w:unhideWhenUsed="0"/>
-    <w:lsdException w:name="Table Colorful 1" w:semiHidden="0" w:uiPriority="0" w:unhideWhenUsed="0"/>
-    <w:lsdException w:name="Table Colorful 2" w:semiHidden="0" w:uiPriority="0" w:unhideWhenUsed="0"/>
-    <w:lsdException w:name="Table Colorful 3" w:semiHidden="0" w:uiPriority="0" w:unhideWhenUsed="0"/>
-    <w:lsdException w:name="Table Columns 1" w:semiHidden="0" w:uiPriority="0" w:unhideWhenUsed="0"/>
-    <w:lsdException w:name="Table Columns 2" w:semiHidden="0" w:uiPriority="0" w:unhideWhenUsed="0"/>
-    <w:lsdException w:name="Table Columns 3" w:semiHidden="0" w:uiPriority="0" w:unhideWhenUsed="0"/>
-    <w:lsdException w:name="Table Columns 4" w:semiHidden="0" w:uiPriority="0" w:unhideWhenUsed="0"/>
-    <w:lsdException w:name="Table Columns 5" w:semiHidden="0" w:uiPriority="0" w:unhideWhenUsed="0"/>
-    <w:lsdException w:name="Table Grid 1" w:semiHidden="0" w:uiPriority="0" w:unhideWhenUsed="0"/>
-    <w:lsdException w:name="Table Grid 2" w:semiHidden="0" w:uiPriority="0" w:unhideWhenUsed="0"/>
-    <w:lsdException w:name="Table Grid 3" w:semiHidden="0" w:uiPriority="0" w:unhideWhenUsed="0"/>
-    <w:lsdException w:name="Table Grid 4" w:semiHidden="0" w:uiPriority="0" w:unhideWhenUsed="0"/>
-    <w:lsdException w:name="Table Grid 5" w:semiHidden="0" w:uiPriority="0" w:unhideWhenUsed="0"/>
-    <w:lsdException w:name="Table Grid 6" w:semiHidden="0" w:uiPriority="0" w:unhideWhenUsed="0"/>
-    <w:lsdException w:name="Table Grid 7" w:semiHidden="0" w:uiPriority="0" w:unhideWhenUsed="0"/>
-    <w:lsdException w:name="Table Grid 8" w:semiHidden="0" w:uiPriority="0" w:unhideWhenUsed="0"/>
-    <w:lsdException w:name="Table List 1" w:semiHidden="0" w:uiPriority="0" w:unhideWhenUsed="0"/>
-    <w:lsdException w:name="Table List 2" w:semiHidden="0" w:uiPriority="0" w:unhideWhenUsed="0"/>
-    <w:lsdException w:name="Table List 3" w:semiHidden="0" w:uiPriority="0" w:unhideWhenUsed="0"/>
-    <w:lsdException w:name="Table List 4" w:semiHidden="0" w:uiPriority="0" w:unhideWhenUsed="0"/>
-    <w:lsdException w:name="Table List 5" w:semiHidden="0" w:uiPriority="0" w:unhideWhenUsed="0"/>
-    <w:lsdException w:name="Table List 6" w:semiHidden="0" w:uiPriority="0" w:unhideWhenUsed="0"/>
-    <w:lsdException w:name="Table List 7" w:semiHidden="0" w:uiPriority="0" w:unhideWhenUsed="0"/>
-    <w:lsdException w:name="Table List 8" w:semiHidden="0" w:uiPriority="0" w:unhideWhenUsed="0"/>
-    <w:lsdException w:name="Table 3D effects 1" w:semiHidden="0" w:uiPriority="0" w:unhideWhenUsed="0"/>
-    <w:lsdException w:name="Table 3D effects 2" w:semiHidden="0" w:uiPriority="0" w:unhideWhenUsed="0"/>
-    <w:lsdException w:name="Table 3D effects 3" w:semiHidden="0" w:uiPriority="0" w:unhideWhenUsed="0"/>
-    <w:lsdException w:name="Table Contemporary" w:semiHidden="0" w:uiPriority="0" w:unhideWhenUsed="0"/>
-    <w:lsdException w:name="Table Elegant" w:semiHidden="0" w:uiPriority="0" w:unhideWhenUsed="0"/>
-    <w:lsdException w:name="Table Professional" w:semiHidden="0" w:uiPriority="0" w:unhideWhenUsed="0"/>
-    <w:lsdException w:name="Table Subtle 1" w:semiHidden="0" w:uiPriority="0" w:unhideWhenUsed="0"/>
-    <w:lsdException w:name="Table Subtle 2" w:semiHidden="0" w:uiPriority="0" w:unhideWhenUsed="0"/>
-    <w:lsdException w:name="Table Web 1" w:semiHidden="0" w:uiPriority="0" w:unhideWhenUsed="0"/>
-    <w:lsdException w:name="Table Web 2" w:semiHidden="0" w:uiPriority="0" w:unhideWhenUsed="0"/>
-    <w:lsdException w:name="Table Web 3" w:semiHidden="0" w:uiPriority="0" w:unhideWhenUsed="0"/>
-    <w:lsdException w:name="Balloon Text" w:semiHidden="0" w:uiPriority="0" w:unhideWhenUsed="0"/>
-    <w:lsdException w:name="Table Grid" w:semiHidden="0" w:uiPriority="0" w:unhideWhenUsed="0" w:qFormat="1"/>
-    <w:lsdException w:name="Table Theme" w:semiHidden="0" w:uiPriority="0" w:unhideWhenUsed="0"/>
-    <w:lsdException w:name="Light Shading" w:semiHidden="0" w:uiPriority="60" w:unhideWhenUsed="0"/>
-    <w:lsdException w:name="Light List" w:semiHidden="0" w:uiPriority="61" w:unhideWhenUsed="0"/>
-    <w:lsdException w:name="Light Grid" w:semiHidden="0" w:uiPriority="62" w:unhideWhenUsed="0"/>
-    <w:lsdException w:name="Medium Shading 1" w:semiHidden="0" w:uiPriority="63" w:unhideWhenUsed="0"/>
-    <w:lsdException w:name="Medium Shading 2" w:semiHidden="0" w:uiPriority="64" w:unhideWhenUsed="0"/>
-    <w:lsdException w:name="Medium List 1" w:semiHidden="0" w:uiPriority="65" w:unhideWhenUsed="0"/>
-    <w:lsdException w:name="Medium List 2" w:semiHidden="0" w:uiPriority="66" w:unhideWhenUsed="0"/>
-    <w:lsdException w:name="Medium Grid 1" w:semiHidden="0" w:uiPriority="67" w:unhideWhenUsed="0"/>
-    <w:lsdException w:name="Medium Grid 2" w:semiHidden="0" w:uiPriority="68" w:unhideWhenUsed="0"/>
-    <w:lsdException w:name="Medium Grid 3" w:semiHidden="0" w:uiPriority="69" w:unhideWhenUsed="0"/>
-    <w:lsdException w:name="Dark List" w:semiHidden="0" w:uiPriority="70" w:unhideWhenUsed="0"/>
-    <w:lsdException w:name="Colorful Shading" w:semiHidden="0" w:uiPriority="71" w:unhideWhenUsed="0"/>
-    <w:lsdException w:name="Colorful List" w:semiHidden="0" w:uiPriority="72" w:unhideWhenUsed="0"/>
-    <w:lsdException w:name="Colorful Grid" w:semiHidden="0" w:uiPriority="73" w:unhideWhenUsed="0"/>
-    <w:lsdException w:name="Light Shading Accent 1" w:semiHidden="0" w:uiPriority="60" w:unhideWhenUsed="0"/>
-    <w:lsdException w:name="Light List Accent 1" w:semiHidden="0" w:uiPriority="61" w:unhideWhenUsed="0"/>
-    <w:lsdException w:name="Light Grid Accent 1" w:semiHidden="0" w:uiPriority="62" w:unhideWhenUsed="0"/>
-    <w:lsdException w:name="Medium Shading 1 Accent 1" w:semiHidden="0" w:uiPriority="63" w:unhideWhenUsed="0"/>
-    <w:lsdException w:name="Medium Shading 2 Accent 1" w:semiHidden="0" w:uiPriority="64" w:unhideWhenUsed="0"/>
-    <w:lsdException w:name="Medium List 1 Accent 1" w:semiHidden="0" w:uiPriority="65" w:unhideWhenUsed="0"/>
-    <w:lsdException w:name="Medium List 2 Accent 1" w:semiHidden="0" w:uiPriority="66" w:unhideWhenUsed="0"/>
-    <w:lsdException w:name="Medium Grid 1 Accent 1" w:semiHidden="0" w:uiPriority="67" w:unhideWhenUsed="0"/>
-    <w:lsdException w:name="Medium Grid 2 Accent 1" w:semiHidden="0" w:uiPriority="68" w:unhideWhenUsed="0"/>
-    <w:lsdException w:name="Medium Grid 3 Accent 1" w:semiHidden="0" w:uiPriority="69" w:unhideWhenUsed="0"/>
-    <w:lsdException w:name="Dark List Accent 1" w:semiHidden="0" w:uiPriority="70" w:unhideWhenUsed="0"/>
-    <w:lsdException w:name="Colorful Shading Accent 1" w:semiHidden="0" w:uiPriority="71" w:unhideWhenUsed="0"/>
-    <w:lsdException w:name="Colorful List Accent 1" w:semiHidden="0" w:uiPriority="72" w:unhideWhenUsed="0"/>
-    <w:lsdException w:name="Colorful Grid Accent 1" w:semiHidden="0" w:uiPriority="73" w:unhideWhenUsed="0"/>
-    <w:lsdException w:name="Light Shading Accent 2" w:semiHidden="0" w:uiPriority="60" w:unhideWhenUsed="0"/>
-    <w:lsdException w:name="Light List Accent 2" w:semiHidden="0" w:uiPriority="61" w:unhideWhenUsed="0"/>
-    <w:lsdException w:name="Light Grid Accent 2" w:semiHidden="0" w:uiPriority="62" w:unhideWhenUsed="0"/>
-    <w:lsdException w:name="Medium Shading 1 Accent 2" w:semiHidden="0" w:uiPriority="63" w:unhideWhenUsed="0"/>
-    <w:lsdException w:name="Medium Shading 2 Accent 2" w:semiHidden="0" w:uiPriority="64" w:unhideWhenUsed="0"/>
-    <w:lsdException w:name="Medium List 1 Accent 2" w:semiHidden="0" w:uiPriority="65" w:unhideWhenUsed="0"/>
-    <w:lsdException w:name="Medium List 2 Accent 2" w:semiHidden="0" w:uiPriority="66" w:unhideWhenUsed="0"/>
-    <w:lsdException w:name="Medium Grid 1 Accent 2" w:semiHidden="0" w:uiPriority="67" w:unhideWhenUsed="0"/>
-    <w:lsdException w:name="Medium Grid 2 Accent 2" w:semiHidden="0" w:uiPriority="68" w:unhideWhenUsed="0"/>
-    <w:lsdException w:name="Medium Grid 3 Accent 2" w:semiHidden="0" w:uiPriority="69" w:unhideWhenUsed="0"/>
-    <w:lsdException w:name="Dark List Accent 2" w:semiHidden="0" w:uiPriority="70" w:unhideWhenUsed="0"/>
-    <w:lsdException w:name="Colorful Shading Accent 2" w:semiHidden="0" w:uiPriority="71" w:unhideWhenUsed="0"/>
-    <w:lsdException w:name="Colorful List Accent 2" w:semiHidden="0" w:uiPriority="72" w:unhideWhenUsed="0"/>
-    <w:lsdException w:name="Colorful Grid Accent 2" w:semiHidden="0" w:uiPriority="73" w:unhideWhenUsed="0"/>
-    <w:lsdException w:name="Light Shading Accent 3" w:semiHidden="0" w:uiPriority="60" w:unhideWhenUsed="0"/>
-    <w:lsdException w:name="Light List Accent 3" w:semiHidden="0" w:uiPriority="61" w:unhideWhenUsed="0"/>
-    <w:lsdException w:name="Light Grid Accent 3" w:semiHidden="0" w:uiPriority="62" w:unhideWhenUsed="0"/>
-    <w:lsdException w:name="Medium Shading 1 Accent 3" w:semiHidden="0" w:uiPriority="63" w:unhideWhenUsed="0"/>
-    <w:lsdException w:name="Medium Shading 2 Accent 3" w:semiHidden="0" w:uiPriority="64" w:unhideWhenUsed="0"/>
-    <w:lsdException w:name="Medium List 1 Accent 3" w:semiHidden="0" w:uiPriority="65" w:unhideWhenUsed="0"/>
-    <w:lsdException w:name="Medium List 2 Accent 3" w:semiHidden="0" w:uiPriority="66" w:unhideWhenUsed="0"/>
-    <w:lsdException w:name="Medium Grid 1 Accent 3" w:semiHidden="0" w:uiPriority="67" w:unhideWhenUsed="0"/>
-    <w:lsdException w:name="Medium Grid 2 Accent 3" w:semiHidden="0" w:uiPriority="68" w:unhideWhenUsed="0"/>
-    <w:lsdException w:name="Medium Grid 3 Accent 3" w:semiHidden="0" w:uiPriority="69" w:unhideWhenUsed="0"/>
-    <w:lsdException w:name="Dark List Accent 3" w:semiHidden="0" w:uiPriority="70" w:unhideWhenUsed="0"/>
-    <w:lsdException w:name="Colorful Shading Accent 3" w:semiHidden="0" w:uiPriority="71" w:unhideWhenUsed="0"/>
-    <w:lsdException w:name="Colorful List Accent 3" w:semiHidden="0" w:uiPriority="72" w:unhideWhenUsed="0"/>
-    <w:lsdException w:name="Colorful Grid Accent 3" w:semiHidden="0" w:uiPriority="73" w:unhideWhenUsed="0"/>
-    <w:lsdException w:name="Light Shading Accent 4" w:semiHidden="0" w:uiPriority="60" w:unhideWhenUsed="0"/>
-    <w:lsdException w:name="Light List Accent 4" w:semiHidden="0" w:uiPriority="61" w:unhideWhenUsed="0"/>
-    <w:lsdException w:name="Light Grid Accent 4" w:semiHidden="0" w:uiPriority="62" w:unhideWhenUsed="0"/>
-    <w:lsdException w:name="Medium Shading 1 Accent 4" w:semiHidden="0" w:uiPriority="63" w:unhideWhenUsed="0"/>
-    <w:lsdException w:name="Medium Shading 2 Accent 4" w:semiHidden="0" w:uiPriority="64" w:unhideWhenUsed="0"/>
-    <w:lsdException w:name="Medium List 1 Accent 4" w:semiHidden="0" w:uiPriority="65" w:unhideWhenUsed="0"/>
-    <w:lsdException w:name="Medium List 2 Accent 4" w:semiHidden="0" w:uiPriority="66" w:unhideWhenUsed="0"/>
-    <w:lsdException w:name="Medium Grid 1 Accent 4" w:semiHidden="0" w:uiPriority="67" w:unhideWhenUsed="0"/>
-    <w:lsdException w:name="Medium Grid 2 Accent 4" w:semiHidden="0" w:uiPriority="68" w:unhideWhenUsed="0"/>
-    <w:lsdException w:name="Medium Grid 3 Accent 4" w:semiHidden="0" w:uiPriority="69" w:unhideWhenUsed="0"/>
-    <w:lsdException w:name="Dark List Accent 4" w:semiHidden="0" w:uiPriority="70" w:unhideWhenUsed="0"/>
-    <w:lsdException w:name="Colorful Shading Accent 4" w:semiHidden="0" w:uiPriority="71" w:unhideWhenUsed="0"/>
-    <w:lsdException w:name="Colorful List Accent 4" w:semiHidden="0" w:uiPriority="72" w:unhideWhenUsed="0"/>
-    <w:lsdException w:name="Colorful Grid Accent 4" w:semiHidden="0" w:uiPriority="73" w:unhideWhenUsed="0"/>
-    <w:lsdException w:name="Light Shading Accent 5" w:semiHidden="0" w:uiPriority="60" w:unhideWhenUsed="0"/>
-    <w:lsdException w:name="Light List Accent 5" w:semiHidden="0" w:uiPriority="61" w:unhideWhenUsed="0"/>
-    <w:lsdException w:name="Light Grid Accent 5" w:semiHidden="0" w:uiPriority="62" w:unhideWhenUsed="0"/>
-    <w:lsdException w:name="Medium Shading 1 Accent 5" w:semiHidden="0" w:uiPriority="63" w:unhideWhenUsed="0"/>
-    <w:lsdException w:name="Medium Shading 2 Accent 5" w:semiHidden="0" w:uiPriority="64" w:unhideWhenUsed="0"/>
-    <w:lsdException w:name="Medium List 1 Accent 5" w:semiHidden="0" w:uiPriority="65" w:unhideWhenUsed="0"/>
-    <w:lsdException w:name="Medium List 2 Accent 5" w:semiHidden="0" w:uiPriority="66" w:unhideWhenUsed="0"/>
-    <w:lsdException w:name="Medium Grid 1 Accent 5" w:semiHidden="0" w:uiPriority="67" w:unhideWhenUsed="0"/>
-    <w:lsdException w:name="Medium Grid 2 Accent 5" w:semiHidden="0" w:uiPriority="68" w:unhideWhenUsed="0"/>
-    <w:lsdException w:name="Medium Grid 3 Accent 5" w:semiHidden="0" w:uiPriority="69" w:unhideWhenUsed="0"/>
-    <w:lsdException w:name="Dark List Accent 5" w:semiHidden="0" w:uiPriority="70" w:unhideWhenUsed="0"/>
-    <w:lsdException w:name="Colorful Shading Accent 5" w:semiHidden="0" w:uiPriority="71" w:unhideWhenUsed="0"/>
-    <w:lsdException w:name="Colorful List Accent 5" w:semiHidden="0" w:uiPriority="72" w:unhideWhenUsed="0"/>
-    <w:lsdException w:name="Colorful Grid Accent 5" w:semiHidden="0" w:uiPriority="73" w:unhideWhenUsed="0"/>
-    <w:lsdException w:name="Light Shading Accent 6" w:semiHidden="0" w:uiPriority="60" w:unhideWhenUsed="0"/>
-    <w:lsdException w:name="Light List Accent 6" w:semiHidden="0" w:uiPriority="61" w:unhideWhenUsed="0"/>
-    <w:lsdException w:name="Light Grid Accent 6" w:semiHidden="0" w:uiPriority="62" w:unhideWhenUsed="0"/>
-    <w:lsdException w:name="Medium Shading 1 Accent 6" w:semiHidden="0" w:uiPriority="63" w:unhideWhenUsed="0"/>
-    <w:lsdException w:name="Medium Shading 2 Accent 6" w:semiHidden="0" w:uiPriority="64" w:unhideWhenUsed="0"/>
-    <w:lsdException w:name="Medium List 1 Accent 6" w:semiHidden="0" w:uiPriority="65" w:unhideWhenUsed="0"/>
-    <w:lsdException w:name="Medium List 2 Accent 6" w:semiHidden="0" w:uiPriority="66" w:unhideWhenUsed="0"/>
-    <w:lsdException w:name="Medium Grid 1 Accent 6" w:semiHidden="0" w:uiPriority="67" w:unhideWhenUsed="0"/>
-    <w:lsdException w:name="Medium Grid 2 Accent 6" w:semiHidden="0" w:uiPriority="68" w:unhideWhenUsed="0"/>
-    <w:lsdException w:name="Medium Grid 3 Accent 6" w:semiHidden="0" w:uiPriority="69" w:unhideWhenUsed="0"/>
-    <w:lsdException w:name="Dark List Accent 6" w:semiHidden="0" w:uiPriority="70" w:unhideWhenUsed="0"/>
-    <w:lsdException w:name="Colorful Shading Accent 6" w:semiHidden="0" w:uiPriority="71" w:unhideWhenUsed="0"/>
-    <w:lsdException w:name="Colorful List Accent 6" w:semiHidden="0" w:uiPriority="72" w:unhideWhenUsed="0"/>
-    <w:lsdException w:name="Colorful Grid Accent 6" w:semiHidden="0" w:uiPriority="73" w:unhideWhenUsed="0"/>
+  <w:latentStyles w:count="260" w:defQFormat="0" w:defUnhideWhenUsed="1" w:defSemiHidden="1" w:defUIPriority="99" w:defLockedState="0">
+    <w:lsdException w:qFormat="1" w:unhideWhenUsed="0" w:uiPriority="0" w:semiHidden="0" w:name="Normal"/>
+    <w:lsdException w:qFormat="1" w:unhideWhenUsed="0" w:uiPriority="0" w:semiHidden="0" w:name="heading 1"/>
+    <w:lsdException w:qFormat="1" w:uiPriority="0" w:semiHidden="0" w:name="heading 2"/>
+    <w:lsdException w:qFormat="1" w:uiPriority="0" w:name="heading 3"/>
+    <w:lsdException w:qFormat="1" w:uiPriority="0" w:semiHidden="0" w:name="heading 4"/>
+    <w:lsdException w:qFormat="1" w:uiPriority="0" w:name="heading 5"/>
+    <w:lsdException w:qFormat="1" w:uiPriority="0" w:name="heading 6"/>
+    <w:lsdException w:qFormat="1" w:uiPriority="0" w:name="heading 7"/>
+    <w:lsdException w:qFormat="1" w:uiPriority="0" w:name="heading 8"/>
+    <w:lsdException w:qFormat="1" w:uiPriority="0" w:name="heading 9"/>
+    <w:lsdException w:unhideWhenUsed="0" w:uiPriority="0" w:semiHidden="0" w:name="index 1"/>
+    <w:lsdException w:unhideWhenUsed="0" w:uiPriority="0" w:semiHidden="0" w:name="index 2"/>
+    <w:lsdException w:unhideWhenUsed="0" w:uiPriority="0" w:semiHidden="0" w:name="index 3"/>
+    <w:lsdException w:unhideWhenUsed="0" w:uiPriority="0" w:semiHidden="0" w:name="index 4"/>
+    <w:lsdException w:unhideWhenUsed="0" w:uiPriority="0" w:semiHidden="0" w:name="index 5"/>
+    <w:lsdException w:unhideWhenUsed="0" w:uiPriority="0" w:semiHidden="0" w:name="index 6"/>
+    <w:lsdException w:unhideWhenUsed="0" w:uiPriority="0" w:semiHidden="0" w:name="index 7"/>
+    <w:lsdException w:unhideWhenUsed="0" w:uiPriority="0" w:semiHidden="0" w:name="index 8"/>
+    <w:lsdException w:unhideWhenUsed="0" w:uiPriority="0" w:semiHidden="0" w:name="index 9"/>
+    <w:lsdException w:qFormat="1" w:unhideWhenUsed="0" w:uiPriority="0" w:semiHidden="0" w:name="toc 1"/>
+    <w:lsdException w:qFormat="1" w:unhideWhenUsed="0" w:uiPriority="0" w:semiHidden="0" w:name="toc 2"/>
+    <w:lsdException w:qFormat="1" w:unhideWhenUsed="0" w:uiPriority="0" w:semiHidden="0" w:name="toc 3"/>
+    <w:lsdException w:unhideWhenUsed="0" w:uiPriority="0" w:semiHidden="0" w:name="toc 4"/>
+    <w:lsdException w:unhideWhenUsed="0" w:uiPriority="0" w:semiHidden="0" w:name="toc 5"/>
+    <w:lsdException w:unhideWhenUsed="0" w:uiPriority="0" w:semiHidden="0" w:name="toc 6"/>
+    <w:lsdException w:unhideWhenUsed="0" w:uiPriority="0" w:semiHidden="0" w:name="toc 7"/>
+    <w:lsdException w:unhideWhenUsed="0" w:uiPriority="0" w:semiHidden="0" w:name="toc 8"/>
+    <w:lsdException w:unhideWhenUsed="0" w:uiPriority="0" w:semiHidden="0" w:name="toc 9"/>
+    <w:lsdException w:unhideWhenUsed="0" w:uiPriority="0" w:semiHidden="0" w:name="Normal Indent"/>
+    <w:lsdException w:unhideWhenUsed="0" w:uiPriority="0" w:semiHidden="0" w:name="footnote text"/>
+    <w:lsdException w:qFormat="1" w:unhideWhenUsed="0" w:uiPriority="0" w:semiHidden="0" w:name="annotation text"/>
+    <w:lsdException w:qFormat="1" w:unhideWhenUsed="0" w:uiPriority="0" w:semiHidden="0" w:name="header"/>
+    <w:lsdException w:qFormat="1" w:unhideWhenUsed="0" w:uiPriority="0" w:semiHidden="0" w:name="footer"/>
+    <w:lsdException w:unhideWhenUsed="0" w:uiPriority="0" w:semiHidden="0" w:name="index heading"/>
+    <w:lsdException w:qFormat="1" w:uiPriority="0" w:name="caption"/>
+    <w:lsdException w:qFormat="1" w:unhideWhenUsed="0" w:uiPriority="0" w:semiHidden="0" w:name="table of figures"/>
+    <w:lsdException w:unhideWhenUsed="0" w:uiPriority="0" w:semiHidden="0" w:name="envelope address"/>
+    <w:lsdException w:unhideWhenUsed="0" w:uiPriority="0" w:semiHidden="0" w:name="envelope return"/>
+    <w:lsdException w:unhideWhenUsed="0" w:uiPriority="0" w:semiHidden="0" w:name="footnote reference"/>
+    <w:lsdException w:unhideWhenUsed="0" w:uiPriority="0" w:semiHidden="0" w:name="annotation reference"/>
+    <w:lsdException w:unhideWhenUsed="0" w:uiPriority="0" w:semiHidden="0" w:name="line number"/>
+    <w:lsdException w:unhideWhenUsed="0" w:uiPriority="0" w:semiHidden="0" w:name="page number"/>
+    <w:lsdException w:unhideWhenUsed="0" w:uiPriority="0" w:semiHidden="0" w:name="endnote reference"/>
+    <w:lsdException w:unhideWhenUsed="0" w:uiPriority="0" w:semiHidden="0" w:name="endnote text"/>
+    <w:lsdException w:unhideWhenUsed="0" w:uiPriority="0" w:semiHidden="0" w:name="table of authorities"/>
+    <w:lsdException w:unhideWhenUsed="0" w:uiPriority="0" w:semiHidden="0" w:name="macro"/>
+    <w:lsdException w:unhideWhenUsed="0" w:uiPriority="0" w:semiHidden="0" w:name="toa heading"/>
+    <w:lsdException w:unhideWhenUsed="0" w:uiPriority="0" w:semiHidden="0" w:name="List"/>
+    <w:lsdException w:unhideWhenUsed="0" w:uiPriority="0" w:semiHidden="0" w:name="List Bullet"/>
+    <w:lsdException w:unhideWhenUsed="0" w:uiPriority="0" w:semiHidden="0" w:name="List Number"/>
+    <w:lsdException w:unhideWhenUsed="0" w:uiPriority="0" w:semiHidden="0" w:name="List 2"/>
+    <w:lsdException w:unhideWhenUsed="0" w:uiPriority="0" w:semiHidden="0" w:name="List 3"/>
+    <w:lsdException w:unhideWhenUsed="0" w:uiPriority="0" w:semiHidden="0" w:name="List 4"/>
+    <w:lsdException w:unhideWhenUsed="0" w:uiPriority="0" w:semiHidden="0" w:name="List 5"/>
+    <w:lsdException w:unhideWhenUsed="0" w:uiPriority="0" w:semiHidden="0" w:name="List Bullet 2"/>
+    <w:lsdException w:unhideWhenUsed="0" w:uiPriority="0" w:semiHidden="0" w:name="List Bullet 3"/>
+    <w:lsdException w:unhideWhenUsed="0" w:uiPriority="0" w:semiHidden="0" w:name="List Bullet 4"/>
+    <w:lsdException w:unhideWhenUsed="0" w:uiPriority="0" w:semiHidden="0" w:name="List Bullet 5"/>
+    <w:lsdException w:unhideWhenUsed="0" w:uiPriority="0" w:semiHidden="0" w:name="List Number 2"/>
+    <w:lsdException w:unhideWhenUsed="0" w:uiPriority="0" w:semiHidden="0" w:name="List Number 3"/>
+    <w:lsdException w:unhideWhenUsed="0" w:uiPriority="0" w:semiHidden="0" w:name="List Number 4"/>
+    <w:lsdException w:unhideWhenUsed="0" w:uiPriority="0" w:semiHidden="0" w:name="List Number 5"/>
+    <w:lsdException w:qFormat="1" w:unhideWhenUsed="0" w:uiPriority="0" w:semiHidden="0" w:name="Title"/>
+    <w:lsdException w:unhideWhenUsed="0" w:uiPriority="0" w:semiHidden="0" w:name="Closing"/>
+    <w:lsdException w:unhideWhenUsed="0" w:uiPriority="0" w:semiHidden="0" w:name="Signature"/>
+    <w:lsdException w:qFormat="1" w:unhideWhenUsed="0" w:uiPriority="0" w:name="Default Paragraph Font"/>
+    <w:lsdException w:qFormat="1" w:unhideWhenUsed="0" w:uiPriority="0" w:name="Body Text"/>
+    <w:lsdException w:unhideWhenUsed="0" w:uiPriority="0" w:semiHidden="0" w:name="Body Text Indent"/>
+    <w:lsdException w:unhideWhenUsed="0" w:uiPriority="0" w:semiHidden="0" w:name="List Continue"/>
+    <w:lsdException w:unhideWhenUsed="0" w:uiPriority="0" w:semiHidden="0" w:name="List Continue 2"/>
+    <w:lsdException w:unhideWhenUsed="0" w:uiPriority="0" w:semiHidden="0" w:name="List Continue 3"/>
+    <w:lsdException w:unhideWhenUsed="0" w:uiPriority="0" w:semiHidden="0" w:name="List Continue 4"/>
+    <w:lsdException w:unhideWhenUsed="0" w:uiPriority="0" w:semiHidden="0" w:name="List Continue 5"/>
+    <w:lsdException w:unhideWhenUsed="0" w:uiPriority="0" w:semiHidden="0" w:name="Message Header"/>
+    <w:lsdException w:qFormat="1" w:unhideWhenUsed="0" w:uiPriority="0" w:semiHidden="0" w:name="Subtitle"/>
+    <w:lsdException w:unhideWhenUsed="0" w:uiPriority="0" w:semiHidden="0" w:name="Salutation"/>
+    <w:lsdException w:unhideWhenUsed="0" w:uiPriority="0" w:semiHidden="0" w:name="Date"/>
+    <w:lsdException w:unhideWhenUsed="0" w:uiPriority="0" w:semiHidden="0" w:name="Body Text First Indent"/>
+    <w:lsdException w:unhideWhenUsed="0" w:uiPriority="0" w:semiHidden="0" w:name="Body Text First Indent 2"/>
+    <w:lsdException w:uiPriority="99" w:name="Note Heading"/>
+    <w:lsdException w:unhideWhenUsed="0" w:uiPriority="0" w:semiHidden="0" w:name="Body Text 2"/>
+    <w:lsdException w:unhideWhenUsed="0" w:uiPriority="0" w:semiHidden="0" w:name="Body Text 3"/>
+    <w:lsdException w:unhideWhenUsed="0" w:uiPriority="0" w:semiHidden="0" w:name="Body Text Indent 2"/>
+    <w:lsdException w:unhideWhenUsed="0" w:uiPriority="0" w:semiHidden="0" w:name="Body Text Indent 3"/>
+    <w:lsdException w:unhideWhenUsed="0" w:uiPriority="0" w:semiHidden="0" w:name="Block Text"/>
+    <w:lsdException w:unhideWhenUsed="0" w:uiPriority="0" w:semiHidden="0" w:name="Hyperlink"/>
+    <w:lsdException w:unhideWhenUsed="0" w:uiPriority="0" w:semiHidden="0" w:name="FollowedHyperlink"/>
+    <w:lsdException w:qFormat="1" w:unhideWhenUsed="0" w:uiPriority="0" w:semiHidden="0" w:name="Strong"/>
+    <w:lsdException w:qFormat="1" w:unhideWhenUsed="0" w:uiPriority="0" w:semiHidden="0" w:name="Emphasis"/>
+    <w:lsdException w:unhideWhenUsed="0" w:uiPriority="0" w:semiHidden="0" w:name="Document Map"/>
+    <w:lsdException w:unhideWhenUsed="0" w:uiPriority="0" w:semiHidden="0" w:name="Plain Text"/>
+    <w:lsdException w:unhideWhenUsed="0" w:uiPriority="0" w:semiHidden="0" w:name="E-mail Signature"/>
+    <w:lsdException w:qFormat="1" w:unhideWhenUsed="0" w:uiPriority="0" w:semiHidden="0" w:name="Normal (Web)"/>
+    <w:lsdException w:unhideWhenUsed="0" w:uiPriority="0" w:semiHidden="0" w:name="HTML Acronym"/>
+    <w:lsdException w:unhideWhenUsed="0" w:uiPriority="0" w:semiHidden="0" w:name="HTML Address"/>
+    <w:lsdException w:unhideWhenUsed="0" w:uiPriority="0" w:semiHidden="0" w:name="HTML Cite"/>
+    <w:lsdException w:unhideWhenUsed="0" w:uiPriority="0" w:semiHidden="0" w:name="HTML Code"/>
+    <w:lsdException w:unhideWhenUsed="0" w:uiPriority="0" w:semiHidden="0" w:name="HTML Definition"/>
+    <w:lsdException w:unhideWhenUsed="0" w:uiPriority="0" w:semiHidden="0" w:name="HTML Keyboard"/>
+    <w:lsdException w:qFormat="1" w:unhideWhenUsed="0" w:uiPriority="0" w:semiHidden="0" w:name="HTML Preformatted"/>
+    <w:lsdException w:unhideWhenUsed="0" w:uiPriority="0" w:semiHidden="0" w:name="HTML Sample"/>
+    <w:lsdException w:unhideWhenUsed="0" w:uiPriority="0" w:semiHidden="0" w:name="HTML Typewriter"/>
+    <w:lsdException w:unhideWhenUsed="0" w:uiPriority="0" w:semiHidden="0" w:name="HTML Variable"/>
+    <w:lsdException w:qFormat="1" w:unhideWhenUsed="0" w:uiPriority="0" w:name="Normal Table"/>
+    <w:lsdException w:unhideWhenUsed="0" w:uiPriority="0" w:semiHidden="0" w:name="annotation subject"/>
+    <w:lsdException w:unhideWhenUsed="0" w:uiPriority="0" w:semiHidden="0" w:name="Table Simple 1"/>
+    <w:lsdException w:unhideWhenUsed="0" w:uiPriority="0" w:semiHidden="0" w:name="Table Simple 2"/>
+    <w:lsdException w:unhideWhenUsed="0" w:uiPriority="0" w:semiHidden="0" w:name="Table Simple 3"/>
+    <w:lsdException w:unhideWhenUsed="0" w:uiPriority="0" w:semiHidden="0" w:name="Table Classic 1"/>
+    <w:lsdException w:unhideWhenUsed="0" w:uiPriority="0" w:semiHidden="0" w:name="Table Classic 2"/>
+    <w:lsdException w:unhideWhenUsed="0" w:uiPriority="0" w:semiHidden="0" w:name="Table Classic 3"/>
+    <w:lsdException w:unhideWhenUsed="0" w:uiPriority="0" w:semiHidden="0" w:name="Table Classic 4"/>
+    <w:lsdException w:unhideWhenUsed="0" w:uiPriority="0" w:semiHidden="0" w:name="Table Colorful 1"/>
+    <w:lsdException w:unhideWhenUsed="0" w:uiPriority="0" w:semiHidden="0" w:name="Table Colorful 2"/>
+    <w:lsdException w:unhideWhenUsed="0" w:uiPriority="0" w:semiHidden="0" w:name="Table Colorful 3"/>
+    <w:lsdException w:unhideWhenUsed="0" w:uiPriority="0" w:semiHidden="0" w:name="Table Columns 1"/>
+    <w:lsdException w:unhideWhenUsed="0" w:uiPriority="0" w:semiHidden="0" w:name="Table Columns 2"/>
+    <w:lsdException w:unhideWhenUsed="0" w:uiPriority="0" w:semiHidden="0" w:name="Table Columns 3"/>
+    <w:lsdException w:unhideWhenUsed="0" w:uiPriority="0" w:semiHidden="0" w:name="Table Columns 4"/>
+    <w:lsdException w:unhideWhenUsed="0" w:uiPriority="0" w:semiHidden="0" w:name="Table Columns 5"/>
+    <w:lsdException w:unhideWhenUsed="0" w:uiPriority="0" w:semiHidden="0" w:name="Table Grid 1"/>
+    <w:lsdException w:unhideWhenUsed="0" w:uiPriority="0" w:semiHidden="0" w:name="Table Grid 2"/>
+    <w:lsdException w:unhideWhenUsed="0" w:uiPriority="0" w:semiHidden="0" w:name="Table Grid 3"/>
+    <w:lsdException w:unhideWhenUsed="0" w:uiPriority="0" w:semiHidden="0" w:name="Table Grid 4"/>
+    <w:lsdException w:unhideWhenUsed="0" w:uiPriority="0" w:semiHidden="0" w:name="Table Grid 5"/>
+    <w:lsdException w:unhideWhenUsed="0" w:uiPriority="0" w:semiHidden="0" w:name="Table Grid 6"/>
+    <w:lsdException w:unhideWhenUsed="0" w:uiPriority="0" w:semiHidden="0" w:name="Table Grid 7"/>
+    <w:lsdException w:unhideWhenUsed="0" w:uiPriority="0" w:semiHidden="0" w:name="Table Grid 8"/>
+    <w:lsdException w:unhideWhenUsed="0" w:uiPriority="0" w:semiHidden="0" w:name="Table List 1"/>
+    <w:lsdException w:unhideWhenUsed="0" w:uiPriority="0" w:semiHidden="0" w:name="Table List 2"/>
+    <w:lsdException w:unhideWhenUsed="0" w:uiPriority="0" w:semiHidden="0" w:name="Table List 3"/>
+    <w:lsdException w:unhideWhenUsed="0" w:uiPriority="0" w:semiHidden="0" w:name="Table List 4"/>
+    <w:lsdException w:unhideWhenUsed="0" w:uiPriority="0" w:semiHidden="0" w:name="Table List 5"/>
+    <w:lsdException w:unhideWhenUsed="0" w:uiPriority="0" w:semiHidden="0" w:name="Table List 6"/>
+    <w:lsdException w:unhideWhenUsed="0" w:uiPriority="0" w:semiHidden="0" w:name="Table List 7"/>
+    <w:lsdException w:unhideWhenUsed="0" w:uiPriority="0" w:semiHidden="0" w:name="Table List 8"/>
+    <w:lsdException w:unhideWhenUsed="0" w:uiPriority="0" w:semiHidden="0" w:name="Table 3D effects 1"/>
+    <w:lsdException w:unhideWhenUsed="0" w:uiPriority="0" w:semiHidden="0" w:name="Table 3D effects 2"/>
+    <w:lsdException w:unhideWhenUsed="0" w:uiPriority="0" w:semiHidden="0" w:name="Table 3D effects 3"/>
+    <w:lsdException w:unhideWhenUsed="0" w:uiPriority="0" w:semiHidden="0" w:name="Table Contemporary"/>
+    <w:lsdException w:unhideWhenUsed="0" w:uiPriority="0" w:semiHidden="0" w:name="Table Elegant"/>
+    <w:lsdException w:unhideWhenUsed="0" w:uiPriority="0" w:semiHidden="0" w:name="Table Professional"/>
+    <w:lsdException w:unhideWhenUsed="0" w:uiPriority="0" w:semiHidden="0" w:name="Table Subtle 1"/>
+    <w:lsdException w:unhideWhenUsed="0" w:uiPriority="0" w:semiHidden="0" w:name="Table Subtle 2"/>
+    <w:lsdException w:unhideWhenUsed="0" w:uiPriority="0" w:semiHidden="0" w:name="Table Web 1"/>
+    <w:lsdException w:unhideWhenUsed="0" w:uiPriority="0" w:semiHidden="0" w:name="Table Web 2"/>
+    <w:lsdException w:unhideWhenUsed="0" w:uiPriority="0" w:semiHidden="0" w:name="Table Web 3"/>
+    <w:lsdException w:unhideWhenUsed="0" w:uiPriority="0" w:semiHidden="0" w:name="Balloon Text"/>
+    <w:lsdException w:qFormat="1" w:unhideWhenUsed="0" w:uiPriority="0" w:semiHidden="0" w:name="Table Grid"/>
+    <w:lsdException w:unhideWhenUsed="0" w:uiPriority="0" w:semiHidden="0" w:name="Table Theme"/>
+    <w:lsdException w:unhideWhenUsed="0" w:uiPriority="60" w:semiHidden="0" w:name="Light Shading"/>
+    <w:lsdException w:unhideWhenUsed="0" w:uiPriority="61" w:semiHidden="0" w:name="Light List"/>
+    <w:lsdException w:unhideWhenUsed="0" w:uiPriority="62" w:semiHidden="0" w:name="Light Grid"/>
+    <w:lsdException w:unhideWhenUsed="0" w:uiPriority="63" w:semiHidden="0" w:name="Medium Shading 1"/>
+    <w:lsdException w:unhideWhenUsed="0" w:uiPriority="64" w:semiHidden="0" w:name="Medium Shading 2"/>
+    <w:lsdException w:unhideWhenUsed="0" w:uiPriority="65" w:semiHidden="0" w:name="Medium List 1"/>
+    <w:lsdException w:unhideWhenUsed="0" w:uiPriority="66" w:semiHidden="0" w:name="Medium List 2"/>
+    <w:lsdException w:unhideWhenUsed="0" w:uiPriority="67" w:semiHidden="0" w:name="Medium Grid 1"/>
+    <w:lsdException w:unhideWhenUsed="0" w:uiPriority="68" w:semiHidden="0" w:name="Medium Grid 2"/>
+    <w:lsdException w:unhideWhenUsed="0" w:uiPriority="69" w:semiHidden="0" w:name="Medium Grid 3"/>
+    <w:lsdException w:unhideWhenUsed="0" w:uiPriority="70" w:semiHidden="0" w:name="Dark List"/>
+    <w:lsdException w:unhideWhenUsed="0" w:uiPriority="71" w:semiHidden="0" w:name="Colorful Shading"/>
+    <w:lsdException w:unhideWhenUsed="0" w:uiPriority="72" w:semiHidden="0" w:name="Colorful List"/>
+    <w:lsdException w:unhideWhenUsed="0" w:uiPriority="73" w:semiHidden="0" w:name="Colorful Grid"/>
+    <w:lsdException w:unhideWhenUsed="0" w:uiPriority="60" w:semiHidden="0" w:name="Light Shading Accent 1"/>
+    <w:lsdException w:unhideWhenUsed="0" w:uiPriority="61" w:semiHidden="0" w:name="Light List Accent 1"/>
+    <w:lsdException w:unhideWhenUsed="0" w:uiPriority="62" w:semiHidden="0" w:name="Light Grid Accent 1"/>
+    <w:lsdException w:unhideWhenUsed="0" w:uiPriority="63" w:semiHidden="0" w:name="Medium Shading 1 Accent 1"/>
+    <w:lsdException w:unhideWhenUsed="0" w:uiPriority="64" w:semiHidden="0" w:name="Medium Shading 2 Accent 1"/>
+    <w:lsdException w:unhideWhenUsed="0" w:uiPriority="65" w:semiHidden="0" w:name="Medium List 1 Accent 1"/>
+    <w:lsdException w:unhideWhenUsed="0" w:uiPriority="66" w:semiHidden="0" w:name="Medium List 2 Accent 1"/>
+    <w:lsdException w:unhideWhenUsed="0" w:uiPriority="67" w:semiHidden="0" w:name="Medium Grid 1 Accent 1"/>
+    <w:lsdException w:unhideWhenUsed="0" w:uiPriority="68" w:semiHidden="0" w:name="Medium Grid 2 Accent 1"/>
+    <w:lsdException w:unhideWhenUsed="0" w:uiPriority="69" w:semiHidden="0" w:name="Medium Grid 3 Accent 1"/>
+    <w:lsdException w:unhideWhenUsed="0" w:uiPriority="70" w:semiHidden="0" w:name="Dark List Accent 1"/>
+    <w:lsdException w:unhideWhenUsed="0" w:uiPriority="71" w:semiHidden="0" w:name="Colorful Shading Accent 1"/>
+    <w:lsdException w:unhideWhenUsed="0" w:uiPriority="72" w:semiHidden="0" w:name="Colorful List Accent 1"/>
+    <w:lsdException w:unhideWhenUsed="0" w:uiPriority="73" w:semiHidden="0" w:name="Colorful Grid Accent 1"/>
+    <w:lsdException w:unhideWhenUsed="0" w:uiPriority="60" w:semiHidden="0" w:name="Light Shading Accent 2"/>
+    <w:lsdException w:unhideWhenUsed="0" w:uiPriority="61" w:semiHidden="0" w:name="Light List Accent 2"/>
+    <w:lsdException w:unhideWhenUsed="0" w:uiPriority="62" w:semiHidden="0" w:name="Light Grid Accent 2"/>
+    <w:lsdException w:unhideWhenUsed="0" w:uiPriority="63" w:semiHidden="0" w:name="Medium Shading 1 Accent 2"/>
+    <w:lsdException w:unhideWhenUsed="0" w:uiPriority="64" w:semiHidden="0" w:name="Medium Shading 2 Accent 2"/>
+    <w:lsdException w:unhideWhenUsed="0" w:uiPriority="65" w:semiHidden="0" w:name="Medium List 1 Accent 2"/>
+    <w:lsdException w:unhideWhenUsed="0" w:uiPriority="66" w:semiHidden="0" w:name="Medium List 2 Accent 2"/>
+    <w:lsdException w:unhideWhenUsed="0" w:uiPriority="67" w:semiHidden="0" w:name="Medium Grid 1 Accent 2"/>
+    <w:lsdException w:unhideWhenUsed="0" w:uiPriority="68" w:semiHidden="0" w:name="Medium Grid 2 Accent 2"/>
+    <w:lsdException w:unhideWhenUsed="0" w:uiPriority="69" w:semiHidden="0" w:name="Medium Grid 3 Accent 2"/>
+    <w:lsdException w:unhideWhenUsed="0" w:uiPriority="70" w:semiHidden="0" w:name="Dark List Accent 2"/>
+    <w:lsdException w:unhideWhenUsed="0" w:uiPriority="71" w:semiHidden="0" w:name="Colorful Shading Accent 2"/>
+    <w:lsdException w:unhideWhenUsed="0" w:uiPriority="72" w:semiHidden="0" w:name="Colorful List Accent 2"/>
+    <w:lsdException w:unhideWhenUsed="0" w:uiPriority="73" w:semiHidden="0" w:name="Colorful Grid Accent 2"/>
+    <w:lsdException w:unhideWhenUsed="0" w:uiPriority="60" w:semiHidden="0" w:name="Light Shading Accent 3"/>
+    <w:lsdException w:unhideWhenUsed="0" w:uiPriority="61" w:semiHidden="0" w:name="Light List Accent 3"/>
+    <w:lsdException w:unhideWhenUsed="0" w:uiPriority="62" w:semiHidden="0" w:name="Light Grid Accent 3"/>
+    <w:lsdException w:unhideWhenUsed="0" w:uiPriority="63" w:semiHidden="0" w:name="Medium Shading 1 Accent 3"/>
+    <w:lsdException w:unhideWhenUsed="0" w:uiPriority="64" w:semiHidden="0" w:name="Medium Shading 2 Accent 3"/>
+    <w:lsdException w:unhideWhenUsed="0" w:uiPriority="65" w:semiHidden="0" w:name="Medium List 1 Accent 3"/>
+    <w:lsdException w:unhideWhenUsed="0" w:uiPriority="66" w:semiHidden="0" w:name="Medium List 2 Accent 3"/>
+    <w:lsdException w:unhideWhenUsed="0" w:uiPriority="67" w:semiHidden="0" w:name="Medium Grid 1 Accent 3"/>
+    <w:lsdException w:unhideWhenUsed="0" w:uiPriority="68" w:semiHidden="0" w:name="Medium Grid 2 Accent 3"/>
+    <w:lsdException w:unhideWhenUsed="0" w:uiPriority="69" w:semiHidden="0" w:name="Medium Grid 3 Accent 3"/>
+    <w:lsdException w:unhideWhenUsed="0" w:uiPriority="70" w:semiHidden="0" w:name="Dark List Accent 3"/>
+    <w:lsdException w:unhideWhenUsed="0" w:uiPriority="71" w:semiHidden="0" w:name="Colorful Shading Accent 3"/>
+    <w:lsdException w:unhideWhenUsed="0" w:uiPriority="72" w:semiHidden="0" w:name="Colorful List Accent 3"/>
+    <w:lsdException w:unhideWhenUsed="0" w:uiPriority="73" w:semiHidden="0" w:name="Colorful Grid Accent 3"/>
+    <w:lsdException w:unhideWhenUsed="0" w:uiPriority="60" w:semiHidden="0" w:name="Light Shading Accent 4"/>
+    <w:lsdException w:unhideWhenUsed="0" w:uiPriority="61" w:semiHidden="0" w:name="Light List Accent 4"/>
+    <w:lsdException w:unhideWhenUsed="0" w:uiPriority="62" w:semiHidden="0" w:name="Light Grid Accent 4"/>
+    <w:lsdException w:unhideWhenUsed="0" w:uiPriority="63" w:semiHidden="0" w:name="Medium Shading 1 Accent 4"/>
+    <w:lsdException w:unhideWhenUsed="0" w:uiPriority="64" w:semiHidden="0" w:name="Medium Shading 2 Accent 4"/>
+    <w:lsdException w:unhideWhenUsed="0" w:uiPriority="65" w:semiHidden="0" w:name="Medium List 1 Accent 4"/>
+    <w:lsdException w:unhideWhenUsed="0" w:uiPriority="66" w:semiHidden="0" w:name="Medium List 2 Accent 4"/>
+    <w:lsdException w:unhideWhenUsed="0" w:uiPriority="67" w:semiHidden="0" w:name="Medium Grid 1 Accent 4"/>
+    <w:lsdException w:unhideWhenUsed="0" w:uiPriority="68" w:semiHidden="0" w:name="Medium Grid 2 Accent 4"/>
+    <w:lsdException w:unhideWhenUsed="0" w:uiPriority="69" w:semiHidden="0" w:name="Medium Grid 3 Accent 4"/>
+    <w:lsdException w:unhideWhenUsed="0" w:uiPriority="70" w:semiHidden="0" w:name="Dark List Accent 4"/>
+    <w:lsdException w:unhideWhenUsed="0" w:uiPriority="71" w:semiHidden="0" w:name="Colorful Shading Accent 4"/>
+    <w:lsdException w:unhideWhenUsed="0" w:uiPriority="72" w:semiHidden="0" w:name="Colorful List Accent 4"/>
+    <w:lsdException w:unhideWhenUsed="0" w:uiPriority="73" w:semiHidden="0" w:name="Colorful Grid Accent 4"/>
+    <w:lsdException w:unhideWhenUsed="0" w:uiPriority="60" w:semiHidden="0" w:name="Light Shading Accent 5"/>
+    <w:lsdException w:unhideWhenUsed="0" w:uiPriority="61" w:semiHidden="0" w:name="Light List Accent 5"/>
+    <w:lsdException w:unhideWhenUsed="0" w:uiPriority="62" w:semiHidden="0" w:name="Light Grid Accent 5"/>
+    <w:lsdException w:unhideWhenUsed="0" w:uiPriority="63" w:semiHidden="0" w:name="Medium Shading 1 Accent 5"/>
+    <w:lsdException w:unhideWhenUsed="0" w:uiPriority="64" w:semiHidden="0" w:name="Medium Shading 2 Accent 5"/>
+    <w:lsdException w:unhideWhenUsed="0" w:uiPriority="65" w:semiHidden="0" w:name="Medium List 1 Accent 5"/>
+    <w:lsdException w:unhideWhenUsed="0" w:uiPriority="66" w:semiHidden="0" w:name="Medium List 2 Accent 5"/>
+    <w:lsdException w:unhideWhenUsed="0" w:uiPriority="67" w:semiHidden="0" w:name="Medium Grid 1 Accent 5"/>
+    <w:lsdException w:unhideWhenUsed="0" w:uiPriority="68" w:semiHidden="0" w:name="Medium Grid 2 Accent 5"/>
+    <w:lsdException w:unhideWhenUsed="0" w:uiPriority="69" w:semiHidden="0" w:name="Medium Grid 3 Accent 5"/>
+    <w:lsdException w:unhideWhenUsed="0" w:uiPriority="70" w:semiHidden="0" w:name="Dark List Accent 5"/>
+    <w:lsdException w:unhideWhenUsed="0" w:uiPriority="71" w:semiHidden="0" w:name="Colorful Shading Accent 5"/>
+    <w:lsdException w:unhideWhenUsed="0" w:uiPriority="72" w:semiHidden="0" w:name="Colorful List Accent 5"/>
+    <w:lsdException w:unhideWhenUsed="0" w:uiPriority="73" w:semiHidden="0" w:name="Colorful Grid Accent 5"/>
+    <w:lsdException w:unhideWhenUsed="0" w:uiPriority="60" w:semiHidden="0" w:name="Light Shading Accent 6"/>
+    <w:lsdException w:unhideWhenUsed="0" w:uiPriority="61" w:semiHidden="0" w:name="Light List Accent 6"/>
+    <w:lsdException w:unhideWhenUsed="0" w:uiPriority="62" w:semiHidden="0" w:name="Light Grid Accent 6"/>
+    <w:lsdException w:unhideWhenUsed="0" w:uiPriority="63" w:semiHidden="0" w:name="Medium Shading 1 Accent 6"/>
+    <w:lsdException w:unhideWhenUsed="0" w:uiPriority="64" w:semiHidden="0" w:name="Medium Shading 2 Accent 6"/>
+    <w:lsdException w:unhideWhenUsed="0" w:uiPriority="65" w:semiHidden="0" w:name="Medium List 1 Accent 6"/>
+    <w:lsdException w:unhideWhenUsed="0" w:uiPriority="66" w:semiHidden="0" w:name="Medium List 2 Accent 6"/>
+    <w:lsdException w:unhideWhenUsed="0" w:uiPriority="67" w:semiHidden="0" w:name="Medium Grid 1 Accent 6"/>
+    <w:lsdException w:unhideWhenUsed="0" w:uiPriority="68" w:semiHidden="0" w:name="Medium Grid 2 Accent 6"/>
+    <w:lsdException w:unhideWhenUsed="0" w:uiPriority="69" w:semiHidden="0" w:name="Medium Grid 3 Accent 6"/>
+    <w:lsdException w:unhideWhenUsed="0" w:uiPriority="70" w:semiHidden="0" w:name="Dark List Accent 6"/>
+    <w:lsdException w:unhideWhenUsed="0" w:uiPriority="71" w:semiHidden="0" w:name="Colorful Shading Accent 6"/>
+    <w:lsdException w:unhideWhenUsed="0" w:uiPriority="72" w:semiHidden="0" w:name="Colorful List Accent 6"/>
+    <w:lsdException w:unhideWhenUsed="0" w:uiPriority="73" w:semiHidden="0" w:name="Colorful Grid Accent 6"/>
   </w:latentStyles>
-  <w:style w:type="paragraph" w:default="1" w:styleId="Normal">
+  <w:style w:type="paragraph" w:default="1" w:styleId="1">
     <w:name w:val="Normal"/>
     <w:qFormat/>
+    <w:uiPriority w:val="0"/>
     <w:pPr>
       <w:kinsoku w:val="0"/>
       <w:autoSpaceDE w:val="0"/>
@@ -10932,7 +11137,7 @@
       <w:textAlignment w:val="baseline"/>
     </w:pPr>
     <w:rPr>
-      <w:rFonts w:ascii="Arial" w:eastAsia="宋体" w:hAnsi="Arial" w:cs="Arial"/>
+      <w:rFonts w:ascii="Arial" w:hAnsi="Arial" w:eastAsia="宋体" w:cs="Arial"/>
       <w:snapToGrid w:val="0"/>
       <w:color w:val="000000"/>
       <w:kern w:val="0"/>
@@ -10941,11 +11146,12 @@
       <w:lang w:val="en-US" w:eastAsia="en-US" w:bidi="ar-SA"/>
     </w:rPr>
   </w:style>
-  <w:style w:type="paragraph" w:styleId="Heading1">
+  <w:style w:type="paragraph" w:styleId="2">
     <w:name w:val="heading 1"/>
-    <w:basedOn w:val="Normal"/>
-    <w:next w:val="Normal"/>
+    <w:basedOn w:val="1"/>
+    <w:next w:val="1"/>
     <w:qFormat/>
+    <w:uiPriority w:val="0"/>
     <w:pPr>
       <w:keepNext/>
       <w:keepLines/>
@@ -10963,12 +11169,13 @@
       <w:sz w:val="44"/>
     </w:rPr>
   </w:style>
-  <w:style w:type="paragraph" w:styleId="Heading2">
+  <w:style w:type="paragraph" w:styleId="3">
     <w:name w:val="heading 2"/>
-    <w:basedOn w:val="Normal"/>
-    <w:next w:val="Normal"/>
+    <w:basedOn w:val="1"/>
+    <w:next w:val="1"/>
     <w:unhideWhenUsed/>
     <w:qFormat/>
+    <w:uiPriority w:val="0"/>
     <w:pPr>
       <w:keepNext/>
       <w:keepLines/>
@@ -10981,18 +11188,19 @@
       <w:outlineLvl w:val="1"/>
     </w:pPr>
     <w:rPr>
-      <w:rFonts w:ascii="Arial" w:eastAsia="黑体" w:hAnsi="Arial"/>
+      <w:rFonts w:ascii="Arial" w:hAnsi="Arial" w:eastAsia="黑体"/>
       <w:b/>
       <w:sz w:val="32"/>
     </w:rPr>
   </w:style>
-  <w:style w:type="paragraph" w:styleId="Heading3">
+  <w:style w:type="paragraph" w:styleId="4">
     <w:name w:val="heading 3"/>
-    <w:basedOn w:val="Normal"/>
-    <w:next w:val="Normal"/>
+    <w:basedOn w:val="1"/>
+    <w:next w:val="1"/>
     <w:semiHidden/>
     <w:unhideWhenUsed/>
     <w:qFormat/>
+    <w:uiPriority w:val="0"/>
     <w:pPr>
       <w:keepNext/>
       <w:keepLines/>
@@ -11009,12 +11217,13 @@
       <w:sz w:val="32"/>
     </w:rPr>
   </w:style>
-  <w:style w:type="paragraph" w:styleId="Heading4">
+  <w:style w:type="paragraph" w:styleId="5">
     <w:name w:val="heading 4"/>
-    <w:basedOn w:val="Normal"/>
-    <w:next w:val="Normal"/>
+    <w:basedOn w:val="1"/>
+    <w:next w:val="1"/>
     <w:unhideWhenUsed/>
     <w:qFormat/>
+    <w:uiPriority w:val="0"/>
     <w:pPr>
       <w:keepNext/>
       <w:keepLines/>
@@ -11027,18 +11236,19 @@
       <w:outlineLvl w:val="3"/>
     </w:pPr>
     <w:rPr>
-      <w:rFonts w:ascii="Arial" w:eastAsia="黑体" w:hAnsi="Arial"/>
+      <w:rFonts w:ascii="Arial" w:hAnsi="Arial" w:eastAsia="黑体"/>
       <w:b/>
       <w:sz w:val="28"/>
     </w:rPr>
   </w:style>
-  <w:style w:type="paragraph" w:styleId="Heading5">
+  <w:style w:type="paragraph" w:styleId="6">
     <w:name w:val="heading 5"/>
-    <w:basedOn w:val="Normal"/>
-    <w:next w:val="Normal"/>
+    <w:basedOn w:val="1"/>
+    <w:next w:val="1"/>
     <w:semiHidden/>
     <w:unhideWhenUsed/>
     <w:qFormat/>
+    <w:uiPriority w:val="0"/>
     <w:pPr>
       <w:keepNext/>
       <w:keepLines/>
@@ -11055,13 +11265,14 @@
       <w:sz w:val="28"/>
     </w:rPr>
   </w:style>
-  <w:style w:type="paragraph" w:styleId="Heading6">
+  <w:style w:type="paragraph" w:styleId="7">
     <w:name w:val="heading 6"/>
-    <w:basedOn w:val="Normal"/>
-    <w:next w:val="Normal"/>
+    <w:basedOn w:val="1"/>
+    <w:next w:val="1"/>
     <w:semiHidden/>
     <w:unhideWhenUsed/>
     <w:qFormat/>
+    <w:uiPriority w:val="0"/>
     <w:pPr>
       <w:keepNext/>
       <w:keepLines/>
@@ -11074,18 +11285,19 @@
       <w:outlineLvl w:val="5"/>
     </w:pPr>
     <w:rPr>
-      <w:rFonts w:ascii="Arial" w:eastAsia="黑体" w:hAnsi="Arial"/>
+      <w:rFonts w:ascii="Arial" w:hAnsi="Arial" w:eastAsia="黑体"/>
       <w:b/>
       <w:sz w:val="24"/>
     </w:rPr>
   </w:style>
-  <w:style w:type="paragraph" w:styleId="Heading7">
+  <w:style w:type="paragraph" w:styleId="8">
     <w:name w:val="heading 7"/>
-    <w:basedOn w:val="Normal"/>
-    <w:next w:val="Normal"/>
+    <w:basedOn w:val="1"/>
+    <w:next w:val="1"/>
     <w:semiHidden/>
     <w:unhideWhenUsed/>
     <w:qFormat/>
+    <w:uiPriority w:val="0"/>
     <w:pPr>
       <w:keepNext/>
       <w:keepLines/>
@@ -11102,13 +11314,14 @@
       <w:sz w:val="24"/>
     </w:rPr>
   </w:style>
-  <w:style w:type="paragraph" w:styleId="Heading8">
+  <w:style w:type="paragraph" w:styleId="9">
     <w:name w:val="heading 8"/>
-    <w:basedOn w:val="Normal"/>
-    <w:next w:val="Normal"/>
+    <w:basedOn w:val="1"/>
+    <w:next w:val="1"/>
     <w:semiHidden/>
     <w:unhideWhenUsed/>
     <w:qFormat/>
+    <w:uiPriority w:val="0"/>
     <w:pPr>
       <w:keepNext/>
       <w:keepLines/>
@@ -11121,17 +11334,18 @@
       <w:outlineLvl w:val="7"/>
     </w:pPr>
     <w:rPr>
-      <w:rFonts w:ascii="Arial" w:eastAsia="黑体" w:hAnsi="Arial"/>
+      <w:rFonts w:ascii="Arial" w:hAnsi="Arial" w:eastAsia="黑体"/>
       <w:sz w:val="24"/>
     </w:rPr>
   </w:style>
-  <w:style w:type="paragraph" w:styleId="Heading9">
+  <w:style w:type="paragraph" w:styleId="10">
     <w:name w:val="heading 9"/>
-    <w:basedOn w:val="Normal"/>
-    <w:next w:val="Normal"/>
+    <w:basedOn w:val="1"/>
+    <w:next w:val="1"/>
     <w:semiHidden/>
     <w:unhideWhenUsed/>
     <w:qFormat/>
+    <w:uiPriority w:val="0"/>
     <w:pPr>
       <w:keepNext/>
       <w:keepLines/>
@@ -11144,19 +11358,21 @@
       <w:outlineLvl w:val="8"/>
     </w:pPr>
     <w:rPr>
-      <w:rFonts w:ascii="Arial" w:eastAsia="黑体" w:hAnsi="Arial"/>
+      <w:rFonts w:ascii="Arial" w:hAnsi="Arial" w:eastAsia="黑体"/>
       <w:sz w:val="21"/>
     </w:rPr>
   </w:style>
-  <w:style w:type="character" w:default="1" w:styleId="DefaultParagraphFont">
+  <w:style w:type="character" w:default="1" w:styleId="24">
     <w:name w:val="Default Paragraph Font"/>
     <w:semiHidden/>
     <w:qFormat/>
+    <w:uiPriority w:val="0"/>
   </w:style>
-  <w:style w:type="table" w:default="1" w:styleId="TableNormal">
+  <w:style w:type="table" w:default="1" w:styleId="22">
     <w:name w:val="Normal Table"/>
     <w:semiHidden/>
     <w:qFormat/>
+    <w:uiPriority w:val="0"/>
     <w:tblPr>
       <w:tblCellMar>
         <w:top w:w="0" w:type="dxa"/>
@@ -11166,39 +11382,43 @@
       </w:tblCellMar>
     </w:tblPr>
   </w:style>
-  <w:style w:type="paragraph" w:styleId="CommentText">
+  <w:style w:type="paragraph" w:styleId="11">
     <w:name w:val="annotation text"/>
-    <w:basedOn w:val="Normal"/>
+    <w:basedOn w:val="1"/>
     <w:qFormat/>
+    <w:uiPriority w:val="0"/>
     <w:pPr>
       <w:jc w:val="left"/>
     </w:pPr>
   </w:style>
-  <w:style w:type="paragraph" w:styleId="BodyText">
+  <w:style w:type="paragraph" w:styleId="12">
     <w:name w:val="Body Text"/>
-    <w:basedOn w:val="Normal"/>
+    <w:basedOn w:val="1"/>
     <w:semiHidden/>
     <w:qFormat/>
+    <w:uiPriority w:val="0"/>
     <w:rPr>
-      <w:rFonts w:ascii="Arial" w:eastAsia="Arial" w:hAnsi="Arial" w:cs="Arial"/>
+      <w:rFonts w:ascii="Arial" w:hAnsi="Arial" w:eastAsia="Arial" w:cs="Arial"/>
       <w:sz w:val="21"/>
       <w:szCs w:val="21"/>
       <w:lang w:val="en-US" w:eastAsia="en-US" w:bidi="ar-SA"/>
     </w:rPr>
   </w:style>
-  <w:style w:type="paragraph" w:styleId="TOC3">
+  <w:style w:type="paragraph" w:styleId="13">
     <w:name w:val="toc 3"/>
-    <w:basedOn w:val="Normal"/>
-    <w:next w:val="Normal"/>
+    <w:basedOn w:val="1"/>
+    <w:next w:val="1"/>
     <w:qFormat/>
+    <w:uiPriority w:val="0"/>
     <w:pPr>
       <w:ind w:left="840" w:leftChars="400"/>
     </w:pPr>
   </w:style>
-  <w:style w:type="paragraph" w:styleId="Footer">
+  <w:style w:type="paragraph" w:styleId="14">
     <w:name w:val="footer"/>
-    <w:basedOn w:val="Normal"/>
+    <w:basedOn w:val="1"/>
     <w:qFormat/>
+    <w:uiPriority w:val="0"/>
     <w:pPr>
       <w:tabs>
         <w:tab w:val="center" w:pos="4153"/>
@@ -11211,16 +11431,17 @@
       <w:sz w:val="18"/>
     </w:rPr>
   </w:style>
-  <w:style w:type="paragraph" w:styleId="Header">
+  <w:style w:type="paragraph" w:styleId="15">
     <w:name w:val="header"/>
-    <w:basedOn w:val="Normal"/>
+    <w:basedOn w:val="1"/>
     <w:qFormat/>
+    <w:uiPriority w:val="0"/>
     <w:pPr>
       <w:pBdr>
-        <w:top w:val="nil"/>
-        <w:left w:val="nil"/>
-        <w:bottom w:val="nil"/>
-        <w:right w:val="nil"/>
+        <w:top w:val="none" w:color="auto" w:sz="0" w:space="0"/>
+        <w:left w:val="none" w:color="auto" w:sz="0" w:space="0"/>
+        <w:bottom w:val="none" w:color="auto" w:sz="0" w:space="0"/>
+        <w:right w:val="none" w:color="auto" w:sz="0" w:space="0"/>
       </w:pBdr>
       <w:tabs>
         <w:tab w:val="center" w:pos="4153"/>
@@ -11235,37 +11456,41 @@
       <w:sz w:val="18"/>
     </w:rPr>
   </w:style>
-  <w:style w:type="paragraph" w:styleId="TOC1">
+  <w:style w:type="paragraph" w:styleId="16">
     <w:name w:val="toc 1"/>
-    <w:basedOn w:val="Normal"/>
-    <w:next w:val="Normal"/>
+    <w:basedOn w:val="1"/>
+    <w:next w:val="1"/>
     <w:qFormat/>
+    <w:uiPriority w:val="0"/>
     <w:rPr>
-      <w:rFonts w:ascii="Arial" w:eastAsia="Microsoft JhengHei" w:hAnsi="Arial"/>
+      <w:rFonts w:ascii="Arial" w:hAnsi="Arial" w:eastAsia="Microsoft JhengHei"/>
       <w:sz w:val="24"/>
     </w:rPr>
   </w:style>
-  <w:style w:type="paragraph" w:styleId="TableofFigures">
+  <w:style w:type="paragraph" w:styleId="17">
     <w:name w:val="table of figures"/>
-    <w:basedOn w:val="Normal"/>
-    <w:next w:val="Normal"/>
+    <w:basedOn w:val="1"/>
+    <w:next w:val="1"/>
     <w:qFormat/>
+    <w:uiPriority w:val="0"/>
     <w:pPr>
-      <w:ind w:hanging="200" w:leftChars="200" w:hangingChars="200"/>
+      <w:ind w:leftChars="200" w:hanging="200" w:hangingChars="200"/>
     </w:pPr>
   </w:style>
-  <w:style w:type="paragraph" w:styleId="TOC2">
+  <w:style w:type="paragraph" w:styleId="18">
     <w:name w:val="toc 2"/>
-    <w:basedOn w:val="Normal"/>
-    <w:next w:val="Normal"/>
+    <w:basedOn w:val="1"/>
+    <w:next w:val="1"/>
     <w:qFormat/>
+    <w:uiPriority w:val="0"/>
     <w:pPr>
       <w:ind w:left="420" w:leftChars="200"/>
     </w:pPr>
   </w:style>
-  <w:style w:type="paragraph" w:styleId="HTMLPreformatted">
+  <w:style w:type="paragraph" w:styleId="19">
     <w:name w:val="HTML Preformatted"/>
     <w:qFormat/>
+    <w:uiPriority w:val="0"/>
     <w:pPr>
       <w:tabs>
         <w:tab w:val="left" w:pos="916"/>
@@ -11288,25 +11513,27 @@
       <w:jc w:val="left"/>
     </w:pPr>
     <w:rPr>
-      <w:rFonts w:ascii="宋体" w:eastAsia="宋体" w:hAnsi="宋体" w:cs="宋体" w:hint="eastAsia"/>
+      <w:rFonts w:hint="eastAsia" w:ascii="宋体" w:hAnsi="宋体" w:eastAsia="宋体" w:cs="宋体"/>
       <w:kern w:val="0"/>
       <w:sz w:val="24"/>
       <w:szCs w:val="24"/>
       <w:lang w:val="en-US" w:eastAsia="zh-CN"/>
     </w:rPr>
   </w:style>
-  <w:style w:type="paragraph" w:styleId="NormalWeb">
+  <w:style w:type="paragraph" w:styleId="20">
     <w:name w:val="Normal (Web)"/>
-    <w:basedOn w:val="Normal"/>
+    <w:basedOn w:val="1"/>
     <w:qFormat/>
+    <w:uiPriority w:val="0"/>
     <w:rPr>
       <w:sz w:val="24"/>
     </w:rPr>
   </w:style>
-  <w:style w:type="paragraph" w:styleId="Title">
+  <w:style w:type="paragraph" w:styleId="21">
     <w:name w:val="Title"/>
-    <w:basedOn w:val="Normal"/>
+    <w:basedOn w:val="1"/>
     <w:qFormat/>
+    <w:uiPriority w:val="0"/>
     <w:pPr>
       <w:spacing w:before="240" w:beforeLines="0" w:beforeAutospacing="0" w:after="60" w:afterLines="0" w:afterAutospacing="0"/>
       <w:jc w:val="center"/>
@@ -11318,68 +11545,73 @@
       <w:sz w:val="32"/>
     </w:rPr>
   </w:style>
-  <w:style w:type="table" w:styleId="TableGrid">
+  <w:style w:type="table" w:styleId="23">
     <w:name w:val="Table Grid"/>
-    <w:basedOn w:val="TableNormal"/>
+    <w:basedOn w:val="22"/>
     <w:qFormat/>
+    <w:uiPriority w:val="0"/>
     <w:pPr>
       <w:widowControl w:val="0"/>
       <w:jc w:val="both"/>
     </w:pPr>
     <w:tblPr>
       <w:tblBorders>
-        <w:top w:val="single" w:sz="4" w:space="0" w:color="auto"/>
-        <w:left w:val="single" w:sz="4" w:space="0" w:color="auto"/>
-        <w:bottom w:val="single" w:sz="4" w:space="0" w:color="auto"/>
-        <w:right w:val="single" w:sz="4" w:space="0" w:color="auto"/>
-        <w:insideH w:val="single" w:sz="4" w:space="0" w:color="auto"/>
-        <w:insideV w:val="single" w:sz="4" w:space="0" w:color="auto"/>
+        <w:top w:val="single" w:color="auto" w:sz="4" w:space="0"/>
+        <w:left w:val="single" w:color="auto" w:sz="4" w:space="0"/>
+        <w:bottom w:val="single" w:color="auto" w:sz="4" w:space="0"/>
+        <w:right w:val="single" w:color="auto" w:sz="4" w:space="0"/>
+        <w:insideH w:val="single" w:color="auto" w:sz="4" w:space="0"/>
+        <w:insideV w:val="single" w:color="auto" w:sz="4" w:space="0"/>
       </w:tblBorders>
     </w:tblPr>
   </w:style>
-  <w:style w:type="character" w:styleId="Strong">
+  <w:style w:type="character" w:styleId="25">
     <w:name w:val="Strong"/>
-    <w:basedOn w:val="DefaultParagraphFont"/>
+    <w:basedOn w:val="24"/>
     <w:qFormat/>
+    <w:uiPriority w:val="0"/>
     <w:rPr>
       <w:b/>
     </w:rPr>
   </w:style>
-  <w:style w:type="paragraph" w:customStyle="1" w:styleId="a">
+  <w:style w:type="paragraph" w:customStyle="1" w:styleId="26">
     <w:name w:val="柴_公司名"/>
-    <w:basedOn w:val="Title"/>
+    <w:basedOn w:val="21"/>
     <w:qFormat/>
+    <w:uiPriority w:val="0"/>
     <w:pPr>
       <w:spacing w:after="600" w:afterLines="600"/>
     </w:pPr>
     <w:rPr>
-      <w:rFonts w:ascii="宋体" w:eastAsia="宋体" w:hAnsi="宋体" w:cs="宋体" w:hint="eastAsia"/>
+      <w:rFonts w:hint="eastAsia" w:ascii="宋体" w:hAnsi="宋体" w:eastAsia="宋体" w:cs="宋体"/>
       <w:bCs/>
       <w:spacing w:val="-6"/>
       <w:sz w:val="52"/>
       <w:szCs w:val="52"/>
     </w:rPr>
   </w:style>
-  <w:style w:type="paragraph" w:customStyle="1" w:styleId="a0">
+  <w:style w:type="paragraph" w:customStyle="1" w:styleId="27">
     <w:name w:val="柴_文档名"/>
-    <w:basedOn w:val="Title"/>
+    <w:basedOn w:val="21"/>
     <w:qFormat/>
+    <w:uiPriority w:val="0"/>
     <w:pPr>
       <w:spacing w:after="900" w:afterLines="900"/>
     </w:pPr>
     <w:rPr>
-      <w:rFonts w:ascii="黑体" w:eastAsia="黑体" w:hAnsi="黑体" w:cs="黑体"/>
+      <w:rFonts w:ascii="黑体" w:hAnsi="黑体" w:eastAsia="黑体" w:cs="黑体"/>
       <w:bCs/>
       <w:spacing w:val="-7"/>
       <w:sz w:val="52"/>
       <w:szCs w:val="52"/>
     </w:rPr>
   </w:style>
-  <w:style w:type="table" w:customStyle="1" w:styleId="TableNormal0">
+  <w:style w:type="table" w:customStyle="1" w:styleId="28">
     <w:name w:val="Table Normal_0"/>
     <w:semiHidden/>
     <w:unhideWhenUsed/>
     <w:qFormat/>
+    <w:uiPriority w:val="0"/>
     <w:tblPr>
       <w:tblCellMar>
         <w:top w:w="0" w:type="dxa"/>
@@ -11389,82 +11621,88 @@
       </w:tblCellMar>
     </w:tblPr>
   </w:style>
-  <w:style w:type="paragraph" w:customStyle="1" w:styleId="TableText">
+  <w:style w:type="paragraph" w:customStyle="1" w:styleId="29">
     <w:name w:val="Table Text"/>
-    <w:basedOn w:val="Normal"/>
+    <w:basedOn w:val="1"/>
     <w:semiHidden/>
     <w:qFormat/>
+    <w:uiPriority w:val="0"/>
     <w:rPr>
-      <w:rFonts w:ascii="宋体" w:eastAsia="宋体" w:hAnsi="宋体" w:cs="宋体"/>
+      <w:rFonts w:ascii="宋体" w:hAnsi="宋体" w:eastAsia="宋体" w:cs="宋体"/>
       <w:sz w:val="21"/>
       <w:szCs w:val="21"/>
       <w:lang w:val="en-US" w:eastAsia="en-US" w:bidi="ar-SA"/>
     </w:rPr>
   </w:style>
-  <w:style w:type="paragraph" w:customStyle="1" w:styleId="1">
+  <w:style w:type="paragraph" w:customStyle="1" w:styleId="30">
     <w:name w:val="柴_标题1"/>
-    <w:basedOn w:val="Heading1"/>
-    <w:next w:val="a1"/>
-    <w:link w:val="1Char"/>
+    <w:basedOn w:val="2"/>
+    <w:next w:val="31"/>
+    <w:link w:val="40"/>
     <w:qFormat/>
+    <w:uiPriority w:val="0"/>
     <w:pPr>
       <w:spacing w:before="100" w:after="90" w:line="360" w:lineRule="auto"/>
     </w:pPr>
     <w:rPr>
-      <w:rFonts w:ascii="Arial" w:eastAsia="宋体" w:hAnsi="Arial"/>
+      <w:rFonts w:ascii="Arial" w:hAnsi="Arial" w:eastAsia="宋体"/>
       <w:sz w:val="32"/>
     </w:rPr>
   </w:style>
-  <w:style w:type="paragraph" w:customStyle="1" w:styleId="a1">
+  <w:style w:type="paragraph" w:customStyle="1" w:styleId="31">
     <w:name w:val="柴_正文"/>
-    <w:basedOn w:val="BodyText"/>
-    <w:link w:val="Char"/>
+    <w:basedOn w:val="12"/>
+    <w:link w:val="43"/>
     <w:qFormat/>
+    <w:uiPriority w:val="0"/>
     <w:pPr>
       <w:spacing w:line="360" w:lineRule="auto"/>
       <w:ind w:firstLine="470" w:firstLineChars="200"/>
     </w:pPr>
     <w:rPr>
-      <w:rFonts w:ascii="Arial" w:eastAsia="宋体" w:hAnsi="Arial"/>
+      <w:rFonts w:ascii="Arial" w:hAnsi="Arial" w:eastAsia="宋体"/>
       <w:sz w:val="24"/>
       <w:lang w:eastAsia="zh-CN"/>
     </w:rPr>
   </w:style>
-  <w:style w:type="paragraph" w:customStyle="1" w:styleId="2">
+  <w:style w:type="paragraph" w:customStyle="1" w:styleId="32">
     <w:name w:val="柴_标题2"/>
-    <w:basedOn w:val="Heading2"/>
-    <w:next w:val="a1"/>
-    <w:link w:val="2Char"/>
+    <w:basedOn w:val="3"/>
+    <w:next w:val="31"/>
+    <w:link w:val="46"/>
     <w:qFormat/>
+    <w:uiPriority w:val="0"/>
     <w:pPr>
       <w:spacing w:line="360" w:lineRule="auto"/>
     </w:pPr>
     <w:rPr>
-      <w:rFonts w:ascii="Arial" w:eastAsia="宋体" w:hAnsi="Arial"/>
+      <w:rFonts w:ascii="Arial" w:hAnsi="Arial" w:eastAsia="宋体"/>
       <w:sz w:val="28"/>
     </w:rPr>
   </w:style>
-  <w:style w:type="paragraph" w:customStyle="1" w:styleId="3">
+  <w:style w:type="paragraph" w:customStyle="1" w:styleId="33">
     <w:name w:val="柴_标题3"/>
-    <w:basedOn w:val="Heading3"/>
-    <w:next w:val="a1"/>
+    <w:basedOn w:val="4"/>
+    <w:next w:val="31"/>
     <w:qFormat/>
+    <w:uiPriority w:val="0"/>
     <w:pPr>
       <w:spacing w:line="360" w:lineRule="auto"/>
       <w:ind w:left="0" w:firstLine="472" w:firstLineChars="200"/>
     </w:pPr>
     <w:rPr>
-      <w:rFonts w:ascii="宋体" w:eastAsia="宋体" w:hAnsi="宋体" w:cs="宋体"/>
+      <w:rFonts w:ascii="宋体" w:hAnsi="宋体" w:eastAsia="宋体" w:cs="宋体"/>
       <w:spacing w:val="-2"/>
       <w:sz w:val="24"/>
       <w:szCs w:val="24"/>
     </w:rPr>
   </w:style>
-  <w:style w:type="paragraph" w:customStyle="1" w:styleId="a2">
+  <w:style w:type="paragraph" w:customStyle="1" w:styleId="34">
     <w:name w:val="柴_目录"/>
-    <w:basedOn w:val="Normal"/>
-    <w:next w:val="BodyText"/>
+    <w:basedOn w:val="1"/>
+    <w:next w:val="12"/>
     <w:qFormat/>
+    <w:uiPriority w:val="0"/>
     <w:pPr>
       <w:tabs>
         <w:tab w:val="right" w:leader="dot" w:pos="8442"/>
@@ -11472,59 +11710,64 @@
       <w:ind w:left="0" w:leftChars="0"/>
     </w:pPr>
     <w:rPr>
-      <w:rFonts w:ascii="Arial" w:eastAsia="Microsoft JhengHei" w:hAnsi="Arial"/>
+      <w:rFonts w:ascii="Arial" w:hAnsi="Arial" w:eastAsia="Microsoft JhengHei"/>
       <w:sz w:val="24"/>
     </w:rPr>
   </w:style>
-  <w:style w:type="paragraph" w:customStyle="1" w:styleId="WPSOffice1">
+  <w:style w:type="paragraph" w:customStyle="1" w:styleId="35">
     <w:name w:val="WPSOffice手动目录 1"/>
     <w:qFormat/>
+    <w:uiPriority w:val="0"/>
     <w:pPr>
       <w:ind w:leftChars="0"/>
     </w:pPr>
     <w:rPr>
-      <w:rFonts w:ascii="Times New Roman" w:eastAsia="宋体" w:hAnsi="Times New Roman" w:cs="Times New Roman"/>
+      <w:rFonts w:ascii="Times New Roman" w:hAnsi="Times New Roman" w:eastAsia="宋体" w:cs="Times New Roman"/>
       <w:sz w:val="20"/>
       <w:szCs w:val="20"/>
     </w:rPr>
   </w:style>
-  <w:style w:type="paragraph" w:customStyle="1" w:styleId="WPSOffice2">
+  <w:style w:type="paragraph" w:customStyle="1" w:styleId="36">
     <w:name w:val="WPSOffice手动目录 2"/>
     <w:qFormat/>
+    <w:uiPriority w:val="0"/>
     <w:pPr>
       <w:ind w:leftChars="200"/>
     </w:pPr>
     <w:rPr>
-      <w:rFonts w:ascii="Times New Roman" w:eastAsia="宋体" w:hAnsi="Times New Roman" w:cs="Times New Roman"/>
+      <w:rFonts w:ascii="Times New Roman" w:hAnsi="Times New Roman" w:eastAsia="宋体" w:cs="Times New Roman"/>
       <w:sz w:val="20"/>
       <w:szCs w:val="20"/>
     </w:rPr>
   </w:style>
-  <w:style w:type="paragraph" w:customStyle="1" w:styleId="WPSOffice3">
+  <w:style w:type="paragraph" w:customStyle="1" w:styleId="37">
     <w:name w:val="WPSOffice手动目录 3"/>
     <w:qFormat/>
+    <w:uiPriority w:val="0"/>
     <w:pPr>
       <w:ind w:leftChars="400"/>
     </w:pPr>
     <w:rPr>
-      <w:rFonts w:ascii="Times New Roman" w:eastAsia="宋体" w:hAnsi="Times New Roman" w:cs="Times New Roman"/>
+      <w:rFonts w:ascii="Times New Roman" w:hAnsi="Times New Roman" w:eastAsia="宋体" w:cs="Times New Roman"/>
       <w:sz w:val="20"/>
       <w:szCs w:val="20"/>
     </w:rPr>
   </w:style>
-  <w:style w:type="paragraph" w:customStyle="1" w:styleId="Compact">
+  <w:style w:type="paragraph" w:customStyle="1" w:styleId="38">
     <w:name w:val="Compact"/>
-    <w:basedOn w:val="BodyText"/>
+    <w:basedOn w:val="12"/>
     <w:qFormat/>
+    <w:uiPriority w:val="0"/>
     <w:pPr>
       <w:spacing w:before="36" w:after="36"/>
     </w:pPr>
   </w:style>
-  <w:style w:type="table" w:customStyle="1" w:styleId="Table">
+  <w:style w:type="table" w:customStyle="1" w:styleId="39">
     <w:name w:val="Table"/>
     <w:semiHidden/>
     <w:unhideWhenUsed/>
     <w:qFormat/>
+    <w:uiPriority w:val="0"/>
     <w:tblPr>
       <w:tblCellMar>
         <w:top w:w="0" w:type="dxa"/>
@@ -11536,26 +11779,28 @@
     <w:tblStylePr w:type="firstRow">
       <w:tcPr>
         <w:tcBorders>
-          <w:bottom w:val="single" w:sz="0" w:space="0" w:color="auto"/>
+          <w:bottom w:val="single" w:color="auto" w:sz="0" w:space="0"/>
         </w:tcBorders>
         <w:vAlign w:val="bottom"/>
       </w:tcPr>
     </w:tblStylePr>
   </w:style>
-  <w:style w:type="character" w:customStyle="1" w:styleId="1Char">
+  <w:style w:type="character" w:customStyle="1" w:styleId="40">
     <w:name w:val="柴_标题1 Char"/>
-    <w:link w:val="1"/>
+    <w:link w:val="30"/>
     <w:qFormat/>
+    <w:uiPriority w:val="0"/>
     <w:rPr>
-      <w:rFonts w:ascii="Arial" w:eastAsia="宋体" w:hAnsi="Arial"/>
+      <w:rFonts w:ascii="Arial" w:hAnsi="Arial" w:eastAsia="宋体"/>
       <w:sz w:val="32"/>
     </w:rPr>
   </w:style>
-  <w:style w:type="paragraph" w:customStyle="1" w:styleId="a3">
+  <w:style w:type="paragraph" w:customStyle="1" w:styleId="41">
     <w:name w:val="柴_正文_无缩进"/>
-    <w:basedOn w:val="Normal"/>
-    <w:link w:val="Char0"/>
+    <w:basedOn w:val="1"/>
+    <w:link w:val="45"/>
     <w:qFormat/>
+    <w:uiPriority w:val="0"/>
     <w:pPr>
       <w:ind w:firstLine="0" w:firstLineChars="0"/>
     </w:pPr>
@@ -11565,38 +11810,41 @@
       <w:lang w:eastAsia="zh-CN"/>
     </w:rPr>
   </w:style>
-  <w:style w:type="paragraph" w:customStyle="1" w:styleId="4">
+  <w:style w:type="paragraph" w:customStyle="1" w:styleId="42">
     <w:name w:val="柴_标题4"/>
-    <w:basedOn w:val="Heading4"/>
-    <w:next w:val="Normal"/>
+    <w:basedOn w:val="5"/>
+    <w:next w:val="1"/>
     <w:qFormat/>
+    <w:uiPriority w:val="0"/>
     <w:pPr>
       <w:widowControl w:val="0"/>
       <w:spacing w:before="160" w:line="360" w:lineRule="auto"/>
-      <w:ind w:left="981" w:hanging="862" w:leftChars="300"/>
+      <w:ind w:left="981" w:leftChars="300" w:hanging="862"/>
     </w:pPr>
     <w:rPr>
-      <w:rFonts w:ascii="Calibri" w:eastAsia="宋体" w:hAnsi="Calibri" w:cs="宋体" w:hint="eastAsia"/>
+      <w:rFonts w:hint="eastAsia" w:ascii="Calibri" w:hAnsi="Calibri" w:eastAsia="宋体" w:cs="宋体"/>
       <w:sz w:val="24"/>
       <w:szCs w:val="24"/>
       <w:lang w:eastAsia="zh-CN" w:bidi="zh-CN"/>
     </w:rPr>
   </w:style>
-  <w:style w:type="character" w:customStyle="1" w:styleId="Char">
+  <w:style w:type="character" w:customStyle="1" w:styleId="43">
     <w:name w:val="柴_正文 Char"/>
-    <w:link w:val="a1"/>
+    <w:link w:val="31"/>
     <w:qFormat/>
+    <w:uiPriority w:val="0"/>
     <w:rPr>
-      <w:rFonts w:ascii="Arial" w:eastAsia="宋体" w:hAnsi="Arial"/>
+      <w:rFonts w:ascii="Arial" w:hAnsi="Arial" w:eastAsia="宋体"/>
       <w:sz w:val="24"/>
       <w:lang w:eastAsia="zh-CN"/>
     </w:rPr>
   </w:style>
-  <w:style w:type="table" w:customStyle="1" w:styleId="TableNormal00">
+  <w:style w:type="table" w:customStyle="1" w:styleId="44">
     <w:name w:val="Table Normal_0_0"/>
     <w:semiHidden/>
     <w:unhideWhenUsed/>
     <w:qFormat/>
+    <w:uiPriority w:val="0"/>
     <w:tblPr>
       <w:tblCellMar>
         <w:top w:w="0" w:type="dxa"/>
@@ -11606,41 +11854,45 @@
       </w:tblCellMar>
     </w:tblPr>
   </w:style>
-  <w:style w:type="character" w:customStyle="1" w:styleId="Char0">
+  <w:style w:type="character" w:customStyle="1" w:styleId="45">
     <w:name w:val="柴_正文_无缩进 Char"/>
-    <w:link w:val="a3"/>
+    <w:link w:val="41"/>
     <w:qFormat/>
+    <w:uiPriority w:val="0"/>
     <w:rPr>
       <w:rFonts w:ascii="Arial" w:hAnsi="Arial"/>
       <w:sz w:val="24"/>
       <w:lang w:eastAsia="zh-CN"/>
     </w:rPr>
   </w:style>
-  <w:style w:type="character" w:customStyle="1" w:styleId="2Char">
+  <w:style w:type="character" w:customStyle="1" w:styleId="46">
     <w:name w:val="柴_标题2 Char"/>
-    <w:link w:val="2"/>
+    <w:link w:val="32"/>
     <w:qFormat/>
+    <w:uiPriority w:val="0"/>
     <w:rPr>
-      <w:rFonts w:ascii="Arial" w:eastAsia="宋体" w:hAnsi="Arial"/>
+      <w:rFonts w:ascii="Arial" w:hAnsi="Arial" w:eastAsia="宋体"/>
       <w:sz w:val="28"/>
     </w:rPr>
   </w:style>
-  <w:style w:type="character" w:customStyle="1" w:styleId="Char1">
+  <w:style w:type="character" w:customStyle="1" w:styleId="47">
     <w:name w:val="柴_题注 Char"/>
-    <w:link w:val="a4"/>
+    <w:link w:val="48"/>
     <w:qFormat/>
+    <w:uiPriority w:val="0"/>
   </w:style>
-  <w:style w:type="paragraph" w:customStyle="1" w:styleId="a4">
+  <w:style w:type="paragraph" w:customStyle="1" w:styleId="48">
     <w:name w:val="柴_题注"/>
-    <w:basedOn w:val="HTMLPreformatted"/>
-    <w:link w:val="Char1"/>
+    <w:basedOn w:val="19"/>
+    <w:link w:val="47"/>
     <w:qFormat/>
+    <w:uiPriority w:val="0"/>
     <w:pPr>
       <w:pBdr>
-        <w:top w:val="nil"/>
-        <w:left w:val="nil"/>
-        <w:bottom w:val="nil"/>
-        <w:right w:val="nil"/>
+        <w:top w:val="none" w:color="auto" w:sz="0" w:space="0"/>
+        <w:left w:val="none" w:color="auto" w:sz="0" w:space="0"/>
+        <w:bottom w:val="none" w:color="auto" w:sz="0" w:space="0"/>
+        <w:right w:val="none" w:color="auto" w:sz="0" w:space="0"/>
       </w:pBdr>
       <w:wordWrap w:val="0"/>
       <w:spacing w:line="264" w:lineRule="atLeast"/>
